--- a/docs/docx/03_제품과기능.docx
+++ b/docs/docx/03_제품과기능.docx
@@ -1821,7 +1821,7 @@
         <w:t xml:space="preserve"> </w:t>
       </w:r>
       <w:r>
-        <w:t xml:space="preserve">- 핵심 니즈: 비용, 동행, 안전</w:t>
+        <w:t xml:space="preserve">- 핵심 니즈: 비용, 동행(F-28), 안전</w:t>
       </w:r>
     </w:p>
     <w:p>
@@ -8975,7 +8975,7 @@
               <w:pStyle w:val="Compact"/>
             </w:pPr>
             <w:r>
-              <w:t xml:space="preserve">실시간 혼잡 제보</w:t>
+              <w:t xml:space="preserve">실시간 혼잡 제보 (F-28 동행 매칭과 통합)</w:t>
             </w:r>
           </w:p>
         </w:tc>
@@ -9510,18 +9510,38 @@
               <w:pStyle w:val="Compact"/>
             </w:pPr>
             <w:r>
+              <w:rPr>
+                <w:b/>
+                <w:bCs/>
+              </w:rPr>
               <w:t xml:space="preserve">SNS 피드형 커뮤니티</w:t>
             </w:r>
-          </w:p>
-        </w:tc>
-        <w:tc>
-          <w:tcPr/>
-          <w:p>
-            <w:pPr>
-              <w:pStyle w:val="Compact"/>
-            </w:pPr>
-            <w:r>
-              <w:t xml:space="preserve">네이버 카페가 이미 장악</w:t>
+            <w:r>
+              <w:t xml:space="preserve"> </w:t>
+            </w:r>
+            <w:r>
+              <w:t xml:space="preserve">(사진·좋아요·전체공개 게시판)</w:t>
+            </w:r>
+          </w:p>
+        </w:tc>
+        <w:tc>
+          <w:tcPr/>
+          <w:p>
+            <w:pPr>
+              <w:pStyle w:val="Compact"/>
+            </w:pPr>
+            <w:r>
+              <w:t xml:space="preserve">네이버 카페가 이미 장악 —</w:t>
+            </w:r>
+            <w:r>
+              <w:t xml:space="preserve"> </w:t>
+            </w:r>
+            <w:r>
+              <w:rPr>
+                <w:b/>
+                <w:bCs/>
+              </w:rPr>
+              <w:t xml:space="preserve">F-28(동행 매칭)은 이거랑 다르다. opt-in 1:1 매칭이지 피드가 아니다</w:t>
             </w:r>
           </w:p>
         </w:tc>
@@ -9545,18 +9565,38 @@
               <w:pStyle w:val="Compact"/>
             </w:pPr>
             <w:r>
-              <w:t xml:space="preserve">실시간 위치 공유</w:t>
-            </w:r>
-          </w:p>
-        </w:tc>
-        <w:tc>
-          <w:tcPr/>
-          <w:p>
-            <w:pPr>
-              <w:pStyle w:val="Compact"/>
-            </w:pPr>
-            <w:r>
-              <w:t xml:space="preserve">배터리·프라이버시 대비 효용 낮음</w:t>
+              <w:rPr>
+                <w:b/>
+                <w:bCs/>
+              </w:rPr>
+              <w:t xml:space="preserve">상시 실시간 위치 공유</w:t>
+            </w:r>
+            <w:r>
+              <w:t xml:space="preserve"> </w:t>
+            </w:r>
+            <w:r>
+              <w:t xml:space="preserve">(지속 GPS 스트리밍)</w:t>
+            </w:r>
+          </w:p>
+        </w:tc>
+        <w:tc>
+          <w:tcPr/>
+          <w:p>
+            <w:pPr>
+              <w:pStyle w:val="Compact"/>
+            </w:pPr>
+            <w:r>
+              <w:t xml:space="preserve">배터리·프라이버시 대비 효용 낮음 —</w:t>
+            </w:r>
+            <w:r>
+              <w:t xml:space="preserve"> </w:t>
+            </w:r>
+            <w:r>
+              <w:rPr>
+                <w:b/>
+                <w:bCs/>
+              </w:rPr>
+              <w:t xml:space="preserve">F-28·F-27은 마을 도착 시 체크인 신호만 쓴다</w:t>
             </w:r>
           </w:p>
         </w:tc>
@@ -9678,54 +9718,85 @@
           </w:p>
         </w:tc>
       </w:tr>
-      <w:tr>
-        <w:tc>
-          <w:tcPr/>
-          <w:p>
-            <w:pPr>
-              <w:pStyle w:val="Compact"/>
-            </w:pPr>
-            <w:r>
-              <w:rPr>
-                <w:b/>
-                <w:bCs/>
-              </w:rPr>
-              <w:t xml:space="preserve">W7</w:t>
-            </w:r>
-          </w:p>
-        </w:tc>
-        <w:tc>
-          <w:tcPr/>
-          <w:p>
-            <w:pPr>
-              <w:pStyle w:val="Compact"/>
-            </w:pPr>
-            <w:r>
-              <w:rPr>
-                <w:b/>
-                <w:bCs/>
-              </w:rPr>
-              <w:t xml:space="preserve">자체 완주 인증서 발급</w:t>
-            </w:r>
-          </w:p>
-        </w:tc>
-        <w:tc>
-          <w:tcPr/>
-          <w:p>
-            <w:pPr>
-              <w:pStyle w:val="Compact"/>
-            </w:pPr>
-            <w:r>
-              <w:rPr>
-                <w:b/>
-                <w:bCs/>
-              </w:rPr>
-              <w:t xml:space="preserve">콤포스텔라와 이중 순례자가 공식이다. 우리가 흉내내면 가짜가 된다</w:t>
-            </w:r>
-          </w:p>
-        </w:tc>
-      </w:tr>
     </w:tbl>
+    <w:p>
+      <w:pPr>
+        <w:pStyle w:val="BodyText"/>
+      </w:pPr>
+      <w:r>
+        <w:t xml:space="preserve">⚠️</w:t>
+      </w:r>
+      <w:r>
+        <w:t xml:space="preserve"> </w:t>
+      </w:r>
+      <w:r>
+        <w:rPr>
+          <w:b/>
+          <w:bCs/>
+        </w:rPr>
+        <w:t xml:space="preserve">W2·W3은 2026-07에 완전 제외에서 범위 축소로 조정됐다</w:t>
+      </w:r>
+      <w:r>
+        <w:t xml:space="preserve"> </w:t>
+      </w:r>
+      <w:r>
+        <w:t xml:space="preserve">(02 문서 5.12절 근거). 괄호 안의 좁은 정의를 벗어나면 다시 Won’t다 — 전체공개 피드나 상시 위치추적은 여전히 만들지 않는다.</w:t>
+      </w:r>
+      <w:r>
+        <w:t xml:space="preserve"> </w:t>
+      </w:r>
+      <w:r>
+        <w:t xml:space="preserve">|</w:t>
+      </w:r>
+      <w:r>
+        <w:t xml:space="preserve"> </w:t>
+      </w:r>
+      <w:r>
+        <w:rPr>
+          <w:b/>
+          <w:bCs/>
+        </w:rPr>
+        <w:t xml:space="preserve">W7</w:t>
+      </w:r>
+      <w:r>
+        <w:t xml:space="preserve"> </w:t>
+      </w:r>
+      <w:r>
+        <w:t xml:space="preserve">|</w:t>
+      </w:r>
+      <w:r>
+        <w:t xml:space="preserve"> </w:t>
+      </w:r>
+      <w:r>
+        <w:rPr>
+          <w:b/>
+          <w:bCs/>
+        </w:rPr>
+        <w:t xml:space="preserve">자체 완주 인증서 발급</w:t>
+      </w:r>
+      <w:r>
+        <w:t xml:space="preserve"> </w:t>
+      </w:r>
+      <w:r>
+        <w:t xml:space="preserve">|</w:t>
+      </w:r>
+      <w:r>
+        <w:t xml:space="preserve"> </w:t>
+      </w:r>
+      <w:r>
+        <w:rPr>
+          <w:b/>
+          <w:bCs/>
+        </w:rPr>
+        <w:t xml:space="preserve">콤포스텔라와 이중 순례자가 공식이다. 우리가 흉내내면 가짜가 된다</w:t>
+      </w:r>
+      <w:r>
+        <w:t xml:space="preserve"> </w:t>
+      </w:r>
+      <w:r>
+        <w:t xml:space="preserve">|</w:t>
+      </w:r>
+    </w:p>
     <w:bookmarkEnd w:id="53"/>
     <w:bookmarkStart w:id="54" w:name="화면-구조"/>
     <w:p>
@@ -11623,7 +11694,7 @@
     </w:p>
     <w:bookmarkEnd w:id="59"/>
     <w:bookmarkEnd w:id="60"/>
-    <w:bookmarkStart w:id="178" w:name="부-기능-사양"/>
+    <w:bookmarkStart w:id="188" w:name="부-기능-사양"/>
     <w:p>
       <w:pPr>
         <w:pStyle w:val="Heading1"/>
@@ -18392,7 +18463,7 @@
     </w:p>
     <w:bookmarkEnd w:id="73"/>
     <w:bookmarkEnd w:id="74"/>
-    <w:bookmarkStart w:id="168" w:name="기능별-상세-사양"/>
+    <w:bookmarkStart w:id="178" w:name="기능별-상세-사양"/>
     <w:p>
       <w:pPr>
         <w:pStyle w:val="Heading3"/>
@@ -33348,6 +33419,650 @@
         <w:t xml:space="preserve">}</w:t>
       </w:r>
     </w:p>
+    <w:bookmarkEnd w:id="166"/>
+    <w:bookmarkEnd w:id="167"/>
+    <w:bookmarkStart w:id="172" w:name="f-27-가족-안심-세트-e축"/>
+    <w:p>
+      <w:pPr>
+        <w:pStyle w:val="Heading4"/>
+      </w:pPr>
+      <w:r>
+        <w:t xml:space="preserve">F-27 가족 안심 세트 (E축) 🆕</w:t>
+      </w:r>
+    </w:p>
+    <w:p>
+      <w:pPr>
+        <w:pStyle w:val="FirstParagraph"/>
+      </w:pPr>
+      <w:r>
+        <w:rPr>
+          <w:b/>
+          <w:bCs/>
+        </w:rPr>
+        <w:t xml:space="preserve">결제 주체가 순례자가 아니라 가족이다.</w:t>
+      </w:r>
+      <w:r>
+        <w:t xml:space="preserve"> </w:t>
+      </w:r>
+      <w:r>
+        <w:t xml:space="preserve">02 문서 1부 3.4절·5.11절 근거. 매일 도착 알림 + 3일 미도착 확인. 원가 0, 경쟁자 없음, 자녀가 부모에게 사주는 상품으로 포지셔닝한다.</w:t>
+      </w:r>
+    </w:p>
+    <w:bookmarkStart w:id="168" w:name="왜-규칙-8핵심-기능-무료과-충돌하지-않는가"/>
+    <w:p>
+      <w:pPr>
+        <w:pStyle w:val="Heading5"/>
+      </w:pPr>
+      <w:r>
+        <w:t xml:space="preserve">왜 규칙 8(핵심 기능 무료)과 충돌하지 않는가</w:t>
+      </w:r>
+    </w:p>
+    <w:p>
+      <w:pPr>
+        <w:pStyle w:val="FirstParagraph"/>
+      </w:pPr>
+      <w:r>
+        <w:t xml:space="preserve">순례자 본인이 쓰는 기능(일정·위험·카드 등)은 전부 그대로 무료다. 가족이 원할 때만 켜는</w:t>
+      </w:r>
+      <w:r>
+        <w:t xml:space="preserve"> </w:t>
+      </w:r>
+      <w:r>
+        <w:rPr>
+          <w:b/>
+          <w:bCs/>
+        </w:rPr>
+        <w:t xml:space="preserve">부가 알림</w:t>
+      </w:r>
+      <w:r>
+        <w:t xml:space="preserve">이고, 안 켜도 순례자 경험은 줄지 않는다.</w:t>
+      </w:r>
+    </w:p>
+    <w:bookmarkEnd w:id="168"/>
+    <w:bookmarkStart w:id="169" w:name="규칙-10오프라인-전제과의-긴장"/>
+    <w:p>
+      <w:pPr>
+        <w:pStyle w:val="Heading5"/>
+      </w:pPr>
+      <w:r>
+        <w:t xml:space="preserve">⚠️ 규칙 10(오프라인 전제)과의 긴장</w:t>
+      </w:r>
+    </w:p>
+    <w:p>
+      <w:pPr>
+        <w:pStyle w:val="FirstParagraph"/>
+      </w:pPr>
+      <w:r>
+        <w:t xml:space="preserve">가족에게 알림을 보내려면 순례자의 단말이</w:t>
+      </w:r>
+      <w:r>
+        <w:t xml:space="preserve"> </w:t>
+      </w:r>
+      <w:r>
+        <w:rPr>
+          <w:b/>
+          <w:bCs/>
+        </w:rPr>
+        <w:t xml:space="preserve">어느 시점엔 통신이 가능한 상태</w:t>
+      </w:r>
+      <w:r>
+        <w:t xml:space="preserve">여야 한다(마을 도착 후 와이파이·데이터). 오프라인 구간에서 실시간으로 보낼 수는 없다 —</w:t>
+      </w:r>
+      <w:r>
+        <w:t xml:space="preserve"> </w:t>
+      </w:r>
+      <w:r>
+        <w:t xml:space="preserve">“3일 미도착”</w:t>
+      </w:r>
+      <w:r>
+        <w:t xml:space="preserve">의</w:t>
+      </w:r>
+      <w:r>
+        <w:t xml:space="preserve"> </w:t>
+      </w:r>
+      <w:r>
+        <w:t xml:space="preserve">“3일”</w:t>
+      </w:r>
+      <w:r>
+        <w:t xml:space="preserve">은 이 지연을 감안한 여유값이지, 실시간 위치 추적이 아니다.</w:t>
+      </w:r>
+      <w:r>
+        <w:t xml:space="preserve"> </w:t>
+      </w:r>
+      <w:r>
+        <w:rPr>
+          <w:b/>
+          <w:bCs/>
+        </w:rPr>
+        <w:t xml:space="preserve">위치 좌표를 서버에 상시 전송하는 설계는 만들지 않는다</w:t>
+      </w:r>
+      <w:r>
+        <w:t xml:space="preserve"> </w:t>
+      </w:r>
+      <w:r>
+        <w:t xml:space="preserve">— 도착 여부(도착/미도착)와 다음 목적지 정도만, 순례자가 다음 마을에 도달했을 때 한 번 신호를 보내는 방식으로 최소화한다.</w:t>
+      </w:r>
+    </w:p>
+    <w:bookmarkEnd w:id="169"/>
+    <w:bookmarkStart w:id="170" w:name="동의와-개인정보"/>
+    <w:p>
+      <w:pPr>
+        <w:pStyle w:val="Heading5"/>
+      </w:pPr>
+      <w:r>
+        <w:t xml:space="preserve">동의와 개인정보</w:t>
+      </w:r>
+    </w:p>
+    <w:tbl>
+      <w:tblPr>
+        <w:tblStyle w:val="Table"/>
+        <w:tblW w:type="pct" w:w="5000"/>
+        <w:tblLayout w:type="fixed"/>
+        <w:tblLook w:firstRow="1" w:lastRow="0" w:firstColumn="0" w:lastColumn="0" w:noHBand="0" w:noVBand="0" w:val="0020"/>
+      </w:tblPr>
+      <w:tblGrid>
+        <w:gridCol w:w="3960"/>
+        <w:gridCol w:w="3960"/>
+      </w:tblGrid>
+      <w:tr>
+        <w:trPr>
+          <w:tblHeader w:val="on"/>
+        </w:trPr>
+        <w:tc>
+          <w:tcPr/>
+          <w:p>
+            <w:pPr>
+              <w:pStyle w:val="Compact"/>
+            </w:pPr>
+            <w:r>
+              <w:t xml:space="preserve">항목</w:t>
+            </w:r>
+          </w:p>
+        </w:tc>
+        <w:tc>
+          <w:tcPr/>
+          <w:p>
+            <w:pPr>
+              <w:pStyle w:val="Compact"/>
+            </w:pPr>
+            <w:r>
+              <w:t xml:space="preserve">처리</w:t>
+            </w:r>
+          </w:p>
+        </w:tc>
+      </w:tr>
+      <w:tr>
+        <w:tc>
+          <w:tcPr/>
+          <w:p>
+            <w:pPr>
+              <w:pStyle w:val="Compact"/>
+            </w:pPr>
+            <w:r>
+              <w:t xml:space="preserve">위치·도착 정보 공유</w:t>
+            </w:r>
+          </w:p>
+        </w:tc>
+        <w:tc>
+          <w:tcPr/>
+          <w:p>
+            <w:pPr>
+              <w:pStyle w:val="Compact"/>
+            </w:pPr>
+            <w:r>
+              <w:t xml:space="preserve">순례자 본인이 켜야 켜진다. 기본값 꺼짐</w:t>
+            </w:r>
+          </w:p>
+        </w:tc>
+      </w:tr>
+      <w:tr>
+        <w:tc>
+          <w:tcPr/>
+          <w:p>
+            <w:pPr>
+              <w:pStyle w:val="Compact"/>
+            </w:pPr>
+            <w:r>
+              <w:t xml:space="preserve">공유 대상</w:t>
+            </w:r>
+          </w:p>
+        </w:tc>
+        <w:tc>
+          <w:tcPr/>
+          <w:p>
+            <w:pPr>
+              <w:pStyle w:val="Compact"/>
+            </w:pPr>
+            <w:r>
+              <w:t xml:space="preserve">순례자가 지정한 연락처만 (임의 확산 금지)</w:t>
+            </w:r>
+          </w:p>
+        </w:tc>
+      </w:tr>
+      <w:tr>
+        <w:tc>
+          <w:tcPr/>
+          <w:p>
+            <w:pPr>
+              <w:pStyle w:val="Compact"/>
+            </w:pPr>
+            <w:r>
+              <w:t xml:space="preserve">데이터 보관</w:t>
+            </w:r>
+          </w:p>
+        </w:tc>
+        <w:tc>
+          <w:tcPr/>
+          <w:p>
+            <w:pPr>
+              <w:pStyle w:val="Compact"/>
+            </w:pPr>
+            <w:r>
+              <w:t xml:space="preserve">여정 종료 후 삭제 옵션 제공</w:t>
+            </w:r>
+          </w:p>
+        </w:tc>
+      </w:tr>
+      <w:tr>
+        <w:tc>
+          <w:tcPr/>
+          <w:p>
+            <w:pPr>
+              <w:pStyle w:val="Compact"/>
+            </w:pPr>
+            <w:r>
+              <w:t xml:space="preserve">가족 쪽 앱 설치</w:t>
+            </w:r>
+          </w:p>
+        </w:tc>
+        <w:tc>
+          <w:tcPr/>
+          <w:p>
+            <w:pPr>
+              <w:pStyle w:val="Compact"/>
+            </w:pPr>
+            <w:r>
+              <w:t xml:space="preserve">요구하지 않는다 — 문자·카카오톡 링크 등 가족이 이미 쓰는 채널로</w:t>
+            </w:r>
+          </w:p>
+        </w:tc>
+      </w:tr>
+    </w:tbl>
+    <w:p>
+      <w:pPr>
+        <w:pStyle w:val="SourceCode"/>
+      </w:pPr>
+      <w:r>
+        <w:rPr>
+          <w:rStyle w:val="KeywordTok"/>
+        </w:rPr>
+        <w:t xml:space="preserve">interface</w:t>
+      </w:r>
+      <w:r>
+        <w:rPr>
+          <w:rStyle w:val="NormalTok"/>
+        </w:rPr>
+        <w:t xml:space="preserve"> FamilyReassurance {</w:t>
+      </w:r>
+      <w:r>
+        <w:br/>
+      </w:r>
+      <w:r>
+        <w:rPr>
+          <w:rStyle w:val="NormalTok"/>
+        </w:rPr>
+        <w:t xml:space="preserve">  enabled</w:t>
+      </w:r>
+      <w:r>
+        <w:rPr>
+          <w:rStyle w:val="OperatorTok"/>
+        </w:rPr>
+        <w:t xml:space="preserve">:</w:t>
+      </w:r>
+      <w:r>
+        <w:rPr>
+          <w:rStyle w:val="NormalTok"/>
+        </w:rPr>
+        <w:t xml:space="preserve"> </w:t>
+      </w:r>
+      <w:r>
+        <w:rPr>
+          <w:rStyle w:val="DataTypeTok"/>
+        </w:rPr>
+        <w:t xml:space="preserve">boolean</w:t>
+      </w:r>
+      <w:r>
+        <w:br/>
+      </w:r>
+      <w:r>
+        <w:rPr>
+          <w:rStyle w:val="NormalTok"/>
+        </w:rPr>
+        <w:t xml:space="preserve">  contacts</w:t>
+      </w:r>
+      <w:r>
+        <w:rPr>
+          <w:rStyle w:val="OperatorTok"/>
+        </w:rPr>
+        <w:t xml:space="preserve">:</w:t>
+      </w:r>
+      <w:r>
+        <w:rPr>
+          <w:rStyle w:val="NormalTok"/>
+        </w:rPr>
+        <w:t xml:space="preserve"> { nameKo</w:t>
+      </w:r>
+      <w:r>
+        <w:rPr>
+          <w:rStyle w:val="OperatorTok"/>
+        </w:rPr>
+        <w:t xml:space="preserve">:</w:t>
+      </w:r>
+      <w:r>
+        <w:rPr>
+          <w:rStyle w:val="NormalTok"/>
+        </w:rPr>
+        <w:t xml:space="preserve"> </w:t>
+      </w:r>
+      <w:r>
+        <w:rPr>
+          <w:rStyle w:val="DataTypeTok"/>
+        </w:rPr>
+        <w:t xml:space="preserve">string</w:t>
+      </w:r>
+      <w:r>
+        <w:rPr>
+          <w:rStyle w:val="OperatorTok"/>
+        </w:rPr>
+        <w:t xml:space="preserve">;</w:t>
+      </w:r>
+      <w:r>
+        <w:rPr>
+          <w:rStyle w:val="NormalTok"/>
+        </w:rPr>
+        <w:t xml:space="preserve"> channel</w:t>
+      </w:r>
+      <w:r>
+        <w:rPr>
+          <w:rStyle w:val="OperatorTok"/>
+        </w:rPr>
+        <w:t xml:space="preserve">:</w:t>
+      </w:r>
+      <w:r>
+        <w:rPr>
+          <w:rStyle w:val="NormalTok"/>
+        </w:rPr>
+        <w:t xml:space="preserve"> </w:t>
+      </w:r>
+      <w:r>
+        <w:rPr>
+          <w:rStyle w:val="StringTok"/>
+        </w:rPr>
+        <w:t xml:space="preserve">'SMS'</w:t>
+      </w:r>
+      <w:r>
+        <w:rPr>
+          <w:rStyle w:val="NormalTok"/>
+        </w:rPr>
+        <w:t xml:space="preserve"> </w:t>
+      </w:r>
+      <w:r>
+        <w:rPr>
+          <w:rStyle w:val="OperatorTok"/>
+        </w:rPr>
+        <w:t xml:space="preserve">|</w:t>
+      </w:r>
+      <w:r>
+        <w:rPr>
+          <w:rStyle w:val="NormalTok"/>
+        </w:rPr>
+        <w:t xml:space="preserve"> </w:t>
+      </w:r>
+      <w:r>
+        <w:rPr>
+          <w:rStyle w:val="StringTok"/>
+        </w:rPr>
+        <w:t xml:space="preserve">'KAKAO'</w:t>
+      </w:r>
+      <w:r>
+        <w:rPr>
+          <w:rStyle w:val="NormalTok"/>
+        </w:rPr>
+        <w:t xml:space="preserve"> </w:t>
+      </w:r>
+      <w:r>
+        <w:rPr>
+          <w:rStyle w:val="OperatorTok"/>
+        </w:rPr>
+        <w:t xml:space="preserve">|</w:t>
+      </w:r>
+      <w:r>
+        <w:rPr>
+          <w:rStyle w:val="NormalTok"/>
+        </w:rPr>
+        <w:t xml:space="preserve"> </w:t>
+      </w:r>
+      <w:r>
+        <w:rPr>
+          <w:rStyle w:val="StringTok"/>
+        </w:rPr>
+        <w:t xml:space="preserve">'EMAIL'</w:t>
+      </w:r>
+      <w:r>
+        <w:rPr>
+          <w:rStyle w:val="OperatorTok"/>
+        </w:rPr>
+        <w:t xml:space="preserve">;</w:t>
+      </w:r>
+      <w:r>
+        <w:rPr>
+          <w:rStyle w:val="NormalTok"/>
+        </w:rPr>
+        <w:t xml:space="preserve"> target</w:t>
+      </w:r>
+      <w:r>
+        <w:rPr>
+          <w:rStyle w:val="OperatorTok"/>
+        </w:rPr>
+        <w:t xml:space="preserve">:</w:t>
+      </w:r>
+      <w:r>
+        <w:rPr>
+          <w:rStyle w:val="NormalTok"/>
+        </w:rPr>
+        <w:t xml:space="preserve"> </w:t>
+      </w:r>
+      <w:r>
+        <w:rPr>
+          <w:rStyle w:val="DataTypeTok"/>
+        </w:rPr>
+        <w:t xml:space="preserve">string</w:t>
+      </w:r>
+      <w:r>
+        <w:rPr>
+          <w:rStyle w:val="NormalTok"/>
+        </w:rPr>
+        <w:t xml:space="preserve"> }[]</w:t>
+      </w:r>
+      <w:r>
+        <w:br/>
+      </w:r>
+      <w:r>
+        <w:rPr>
+          <w:rStyle w:val="NormalTok"/>
+        </w:rPr>
+        <w:t xml:space="preserve">  lastCheckInAt</w:t>
+      </w:r>
+      <w:r>
+        <w:rPr>
+          <w:rStyle w:val="OperatorTok"/>
+        </w:rPr>
+        <w:t xml:space="preserve">:</w:t>
+      </w:r>
+      <w:r>
+        <w:rPr>
+          <w:rStyle w:val="NormalTok"/>
+        </w:rPr>
+        <w:t xml:space="preserve"> </w:t>
+      </w:r>
+      <w:r>
+        <w:rPr>
+          <w:rStyle w:val="DataTypeTok"/>
+        </w:rPr>
+        <w:t xml:space="preserve">string</w:t>
+      </w:r>
+      <w:r>
+        <w:rPr>
+          <w:rStyle w:val="NormalTok"/>
+        </w:rPr>
+        <w:t xml:space="preserve"> </w:t>
+      </w:r>
+      <w:r>
+        <w:rPr>
+          <w:rStyle w:val="OperatorTok"/>
+        </w:rPr>
+        <w:t xml:space="preserve">|</w:t>
+      </w:r>
+      <w:r>
+        <w:rPr>
+          <w:rStyle w:val="NormalTok"/>
+        </w:rPr>
+        <w:t xml:space="preserve"> </w:t>
+      </w:r>
+      <w:r>
+        <w:rPr>
+          <w:rStyle w:val="DataTypeTok"/>
+        </w:rPr>
+        <w:t xml:space="preserve">null</w:t>
+      </w:r>
+      <w:r>
+        <w:br/>
+      </w:r>
+      <w:r>
+        <w:rPr>
+          <w:rStyle w:val="NormalTok"/>
+        </w:rPr>
+        <w:t xml:space="preserve">  lastCheckInTownId</w:t>
+      </w:r>
+      <w:r>
+        <w:rPr>
+          <w:rStyle w:val="OperatorTok"/>
+        </w:rPr>
+        <w:t xml:space="preserve">:</w:t>
+      </w:r>
+      <w:r>
+        <w:rPr>
+          <w:rStyle w:val="NormalTok"/>
+        </w:rPr>
+        <w:t xml:space="preserve"> </w:t>
+      </w:r>
+      <w:r>
+        <w:rPr>
+          <w:rStyle w:val="DataTypeTok"/>
+        </w:rPr>
+        <w:t xml:space="preserve">string</w:t>
+      </w:r>
+      <w:r>
+        <w:rPr>
+          <w:rStyle w:val="NormalTok"/>
+        </w:rPr>
+        <w:t xml:space="preserve"> </w:t>
+      </w:r>
+      <w:r>
+        <w:rPr>
+          <w:rStyle w:val="OperatorTok"/>
+        </w:rPr>
+        <w:t xml:space="preserve">|</w:t>
+      </w:r>
+      <w:r>
+        <w:rPr>
+          <w:rStyle w:val="NormalTok"/>
+        </w:rPr>
+        <w:t xml:space="preserve"> </w:t>
+      </w:r>
+      <w:r>
+        <w:rPr>
+          <w:rStyle w:val="DataTypeTok"/>
+        </w:rPr>
+        <w:t xml:space="preserve">null</w:t>
+      </w:r>
+      <w:r>
+        <w:br/>
+      </w:r>
+      <w:r>
+        <w:rPr>
+          <w:rStyle w:val="NormalTok"/>
+        </w:rPr>
+        <w:t xml:space="preserve">  missedDaysThreshold</w:t>
+      </w:r>
+      <w:r>
+        <w:rPr>
+          <w:rStyle w:val="OperatorTok"/>
+        </w:rPr>
+        <w:t xml:space="preserve">:</w:t>
+      </w:r>
+      <w:r>
+        <w:rPr>
+          <w:rStyle w:val="NormalTok"/>
+        </w:rPr>
+        <w:t xml:space="preserve"> </w:t>
+      </w:r>
+      <w:r>
+        <w:rPr>
+          <w:rStyle w:val="DataTypeTok"/>
+        </w:rPr>
+        <w:t xml:space="preserve">number</w:t>
+      </w:r>
+      <w:r>
+        <w:rPr>
+          <w:rStyle w:val="NormalTok"/>
+        </w:rPr>
+        <w:t xml:space="preserve">   </w:t>
+      </w:r>
+      <w:r>
+        <w:rPr>
+          <w:rStyle w:val="CommentTok"/>
+        </w:rPr>
+        <w:t xml:space="preserve">// 기본 3</w:t>
+      </w:r>
+      <w:r>
+        <w:br/>
+      </w:r>
+      <w:r>
+        <w:rPr>
+          <w:rStyle w:val="NormalTok"/>
+        </w:rPr>
+        <w:t xml:space="preserve">}</w:t>
+      </w:r>
+    </w:p>
+    <w:bookmarkEnd w:id="170"/>
+    <w:bookmarkStart w:id="171" w:name="검증-필요"/>
+    <w:p>
+      <w:pPr>
+        <w:pStyle w:val="Heading5"/>
+      </w:pPr>
+      <w:r>
+        <w:t xml:space="preserve">검증 필요</w:t>
+      </w:r>
+    </w:p>
+    <w:p>
+      <w:pPr>
+        <w:pStyle w:val="FirstParagraph"/>
+      </w:pPr>
+      <w:r>
+        <w:rPr>
+          <w:b/>
+          <w:bCs/>
+        </w:rPr>
+        <w:t xml:space="preserve">H24(가족 안심 기능에 지불 의사가 있다)가 아직 인터뷰로 확인되지 않았다</w:t>
+      </w:r>
+      <w:r>
+        <w:t xml:space="preserve"> </w:t>
+      </w:r>
+      <w:r>
+        <w:t xml:space="preserve">(05 문서). 가격·전환율은 등급 E — 02 문서 5.11절 R-E1은 3년 재무 추정에서 제외돼 있다.</w:t>
+      </w:r>
+    </w:p>
     <w:p>
       <w:r>
         <w:pict>
@@ -33355,16 +34070,15 @@
         </w:pict>
       </w:r>
     </w:p>
-    <w:bookmarkEnd w:id="166"/>
-    <w:bookmarkEnd w:id="167"/>
-    <w:bookmarkEnd w:id="168"/>
-    <w:bookmarkStart w:id="173" w:name="seo-페이지-사양"/>
-    <w:p>
-      <w:pPr>
-        <w:pStyle w:val="Heading3"/>
-      </w:pPr>
-      <w:r>
-        <w:t xml:space="preserve">4. SEO 페이지 사양</w:t>
+    <w:bookmarkEnd w:id="171"/>
+    <w:bookmarkEnd w:id="172"/>
+    <w:bookmarkStart w:id="177" w:name="f-28-동행-매칭-f축"/>
+    <w:p>
+      <w:pPr>
+        <w:pStyle w:val="Heading4"/>
+      </w:pPr>
+      <w:r>
+        <w:t xml:space="preserve">F-28 동행 매칭 (F축) 🆕</w:t>
       </w:r>
     </w:p>
     <w:p>
@@ -33376,10 +34090,873 @@
           <w:b/>
           <w:bCs/>
         </w:rPr>
+        <w:t xml:space="preserve">02 문서 1부 1.2절이 원래</w:t>
+      </w:r>
+      <w:r>
+        <w:rPr>
+          <w:b/>
+          <w:bCs/>
+        </w:rPr>
+        <w:t xml:space="preserve"> </w:t>
+      </w:r>
+      <w:r>
+        <w:rPr>
+          <w:b/>
+          <w:bCs/>
+        </w:rPr>
+        <w:t xml:space="preserve">“동행자: 불가”</w:t>
+      </w:r>
+      <w:r>
+        <w:rPr>
+          <w:b/>
+          <w:bCs/>
+        </w:rPr>
+        <w:t xml:space="preserve">라고 못 박았던 걸 뒤집은 기능이다</w:t>
+      </w:r>
+      <w:r>
+        <w:t xml:space="preserve"> </w:t>
+      </w:r>
+      <w:r>
+        <w:t xml:space="preserve">(2026-07). 03 문서 Won’t 목록(위 W2·W3)도 완전 제외에서 범위 축소로 조정했다 — 전체공개 SNS 피드가 아니라 opt-in 매칭, 상시 위치추적이 아니라 체크인 신호.</w:t>
+      </w:r>
+    </w:p>
+    <w:bookmarkStart w:id="173" w:name="매칭"/>
+    <w:p>
+      <w:pPr>
+        <w:pStyle w:val="Heading5"/>
+      </w:pPr>
+      <w:r>
+        <w:t xml:space="preserve">매칭</w:t>
+      </w:r>
+    </w:p>
+    <w:tbl>
+      <w:tblPr>
+        <w:tblStyle w:val="Table"/>
+        <w:tblW w:type="pct" w:w="5000"/>
+        <w:tblLayout w:type="fixed"/>
+        <w:tblLook w:firstRow="1" w:lastRow="0" w:firstColumn="0" w:lastColumn="0" w:noHBand="0" w:noVBand="0" w:val="0020"/>
+      </w:tblPr>
+      <w:tblGrid>
+        <w:gridCol w:w="3960"/>
+        <w:gridCol w:w="3960"/>
+      </w:tblGrid>
+      <w:tr>
+        <w:trPr>
+          <w:tblHeader w:val="on"/>
+        </w:trPr>
+        <w:tc>
+          <w:tcPr/>
+          <w:p>
+            <w:pPr>
+              <w:pStyle w:val="Compact"/>
+            </w:pPr>
+            <w:r>
+              <w:t xml:space="preserve">조건</w:t>
+            </w:r>
+          </w:p>
+        </w:tc>
+        <w:tc>
+          <w:tcPr/>
+          <w:p>
+            <w:pPr>
+              <w:pStyle w:val="Compact"/>
+            </w:pPr>
+            <w:r>
+              <w:t xml:space="preserve">내용</w:t>
+            </w:r>
+          </w:p>
+        </w:tc>
+      </w:tr>
+      <w:tr>
+        <w:tc>
+          <w:tcPr/>
+          <w:p>
+            <w:pPr>
+              <w:pStyle w:val="Compact"/>
+            </w:pPr>
+            <w:r>
+              <w:t xml:space="preserve">매칭 기준</w:t>
+            </w:r>
+          </w:p>
+        </w:tc>
+        <w:tc>
+          <w:tcPr/>
+          <w:p>
+            <w:pPr>
+              <w:pStyle w:val="Compact"/>
+            </w:pPr>
+            <w:r>
+              <w:t xml:space="preserve">출발일·구간·이동 방식(</w:t>
+            </w:r>
+            <w:r>
+              <w:rPr>
+                <w:rStyle w:val="VerbatimChar"/>
+              </w:rPr>
+              <w:t xml:space="preserve">TravelMode</w:t>
+            </w:r>
+            <w:r>
+              <w:t xml:space="preserve">)이 비슷한 순례자</w:t>
+            </w:r>
+          </w:p>
+        </w:tc>
+      </w:tr>
+      <w:tr>
+        <w:tc>
+          <w:tcPr/>
+          <w:p>
+            <w:pPr>
+              <w:pStyle w:val="Compact"/>
+            </w:pPr>
+            <w:r>
+              <w:t xml:space="preserve">연결 방식</w:t>
+            </w:r>
+          </w:p>
+        </w:tc>
+        <w:tc>
+          <w:tcPr/>
+          <w:p>
+            <w:pPr>
+              <w:pStyle w:val="Compact"/>
+            </w:pPr>
+            <w:r>
+              <w:t xml:space="preserve">앱 내 메시지만.</w:t>
+            </w:r>
+            <w:r>
+              <w:t xml:space="preserve"> </w:t>
+            </w:r>
+            <w:r>
+              <w:rPr>
+                <w:b/>
+                <w:bCs/>
+              </w:rPr>
+              <w:t xml:space="preserve">실명·전화번호 직접 노출 금지</w:t>
+            </w:r>
+          </w:p>
+        </w:tc>
+      </w:tr>
+      <w:tr>
+        <w:tc>
+          <w:tcPr/>
+          <w:p>
+            <w:pPr>
+              <w:pStyle w:val="Compact"/>
+            </w:pPr>
+            <w:r>
+              <w:t xml:space="preserve">옵트인</w:t>
+            </w:r>
+          </w:p>
+        </w:tc>
+        <w:tc>
+          <w:tcPr/>
+          <w:p>
+            <w:pPr>
+              <w:pStyle w:val="Compact"/>
+            </w:pPr>
+            <w:r>
+              <w:t xml:space="preserve">기본값 꺼짐. 순례자가 켜야 다른 사람에게 보인다</w:t>
+            </w:r>
+          </w:p>
+        </w:tc>
+      </w:tr>
+      <w:tr>
+        <w:tc>
+          <w:tcPr/>
+          <w:p>
+            <w:pPr>
+              <w:pStyle w:val="Compact"/>
+            </w:pPr>
+            <w:r>
+              <w:t xml:space="preserve">정보 공유</w:t>
+            </w:r>
+          </w:p>
+        </w:tc>
+        <w:tc>
+          <w:tcPr/>
+          <w:p>
+            <w:pPr>
+              <w:pStyle w:val="Compact"/>
+            </w:pPr>
+            <w:r>
+              <w:t xml:space="preserve">매칭된 상대끼리 실시간 제보 공유 (만실·빈대·날씨) — 기존 S4(3.2절 커머스 표) 통합</w:t>
+            </w:r>
+          </w:p>
+        </w:tc>
+      </w:tr>
+    </w:tbl>
+    <w:bookmarkEnd w:id="173"/>
+    <w:bookmarkStart w:id="174" w:name="안전-설계-이-기능의-존재-이유보다-우선한다"/>
+    <w:p>
+      <w:pPr>
+        <w:pStyle w:val="Heading5"/>
+      </w:pPr>
+      <w:r>
+        <w:t xml:space="preserve">⚠️ 안전 설계 — 이 기능의 존재 이유보다 우선한다</w:t>
+      </w:r>
+    </w:p>
+    <w:p>
+      <w:pPr>
+        <w:pStyle w:val="FirstParagraph"/>
+      </w:pPr>
+      <w:r>
+        <w:t xml:space="preserve">낯선 사람을 연결하는 기능은 그 자체로 새로운 위험을 만든다. CLAUDE.md 규칙 1(순례자 안전 최우선)이 여기도 적용된다.</w:t>
+      </w:r>
+    </w:p>
+    <w:tbl>
+      <w:tblPr>
+        <w:tblStyle w:val="Table"/>
+        <w:tblW w:type="pct" w:w="5000"/>
+        <w:tblLayout w:type="fixed"/>
+        <w:tblLook w:firstRow="1" w:lastRow="0" w:firstColumn="0" w:lastColumn="0" w:noHBand="0" w:noVBand="0" w:val="0020"/>
+      </w:tblPr>
+      <w:tblGrid>
+        <w:gridCol w:w="3960"/>
+        <w:gridCol w:w="3960"/>
+      </w:tblGrid>
+      <w:tr>
+        <w:trPr>
+          <w:tblHeader w:val="on"/>
+        </w:trPr>
+        <w:tc>
+          <w:tcPr/>
+          <w:p>
+            <w:pPr>
+              <w:pStyle w:val="Compact"/>
+            </w:pPr>
+            <w:r>
+              <w:t xml:space="preserve">위험</w:t>
+            </w:r>
+          </w:p>
+        </w:tc>
+        <w:tc>
+          <w:tcPr/>
+          <w:p>
+            <w:pPr>
+              <w:pStyle w:val="Compact"/>
+            </w:pPr>
+            <w:r>
+              <w:t xml:space="preserve">대응</w:t>
+            </w:r>
+          </w:p>
+        </w:tc>
+      </w:tr>
+      <w:tr>
+        <w:tc>
+          <w:tcPr/>
+          <w:p>
+            <w:pPr>
+              <w:pStyle w:val="Compact"/>
+            </w:pPr>
+            <w:r>
+              <w:t xml:space="preserve">매칭 상대가 위협이 된다</w:t>
+            </w:r>
+          </w:p>
+        </w:tc>
+        <w:tc>
+          <w:tcPr/>
+          <w:p>
+            <w:pPr>
+              <w:pStyle w:val="Compact"/>
+            </w:pPr>
+            <w:r>
+              <w:t xml:space="preserve">신고·차단 필수 기능. 신고 시 즉시 매칭 해제</w:t>
+            </w:r>
+          </w:p>
+        </w:tc>
+      </w:tr>
+      <w:tr>
+        <w:tc>
+          <w:tcPr/>
+          <w:p>
+            <w:pPr>
+              <w:pStyle w:val="Compact"/>
+            </w:pPr>
+            <w:r>
+              <w:t xml:space="preserve">미성년자·취약계층 노출</w:t>
+            </w:r>
+          </w:p>
+        </w:tc>
+        <w:tc>
+          <w:tcPr/>
+          <w:p>
+            <w:pPr>
+              <w:pStyle w:val="Compact"/>
+            </w:pPr>
+            <w:r>
+              <w:t xml:space="preserve">최소 연령 고지, 보호자 동의 안내</w:t>
+            </w:r>
+          </w:p>
+        </w:tc>
+      </w:tr>
+      <w:tr>
+        <w:tc>
+          <w:tcPr/>
+          <w:p>
+            <w:pPr>
+              <w:pStyle w:val="Compact"/>
+            </w:pPr>
+            <w:r>
+              <w:t xml:space="preserve">매칭을 빙자한 영업·사기</w:t>
+            </w:r>
+          </w:p>
+        </w:tc>
+        <w:tc>
+          <w:tcPr/>
+          <w:p>
+            <w:pPr>
+              <w:pStyle w:val="Compact"/>
+            </w:pPr>
+            <w:r>
+              <w:t xml:space="preserve">상업적 목적 매칭 금지 명시</w:t>
+            </w:r>
+          </w:p>
+        </w:tc>
+      </w:tr>
+      <w:tr>
+        <w:tc>
+          <w:tcPr/>
+          <w:p>
+            <w:pPr>
+              <w:pStyle w:val="Compact"/>
+            </w:pPr>
+            <w:r>
+              <w:t xml:space="preserve">위치 노출 과다</w:t>
+            </w:r>
+          </w:p>
+        </w:tc>
+        <w:tc>
+          <w:tcPr/>
+          <w:p>
+            <w:pPr>
+              <w:pStyle w:val="Compact"/>
+            </w:pPr>
+            <w:r>
+              <w:rPr>
+                <w:b/>
+                <w:bCs/>
+              </w:rPr>
+              <w:t xml:space="preserve">정확한 GPS 좌표가 아니라</w:t>
+            </w:r>
+            <w:r>
+              <w:rPr>
+                <w:b/>
+                <w:bCs/>
+              </w:rPr>
+              <w:t xml:space="preserve"> </w:t>
+            </w:r>
+            <w:r>
+              <w:rPr>
+                <w:b/>
+                <w:bCs/>
+              </w:rPr>
+              <w:t xml:space="preserve">“같은 구간을 걷는다”</w:t>
+            </w:r>
+            <w:r>
+              <w:rPr>
+                <w:b/>
+                <w:bCs/>
+              </w:rPr>
+              <w:t xml:space="preserve"> </w:t>
+            </w:r>
+            <w:r>
+              <w:rPr>
+                <w:b/>
+                <w:bCs/>
+              </w:rPr>
+              <w:t xml:space="preserve">정도만 노출.</w:t>
+            </w:r>
+            <w:r>
+              <w:t xml:space="preserve"> </w:t>
+            </w:r>
+            <w:r>
+              <w:t xml:space="preserve">실시간 스트리밍 없음</w:t>
+            </w:r>
+          </w:p>
+        </w:tc>
+      </w:tr>
+    </w:tbl>
+    <w:p>
+      <w:pPr>
+        <w:pStyle w:val="SourceCode"/>
+      </w:pPr>
+      <w:r>
+        <w:rPr>
+          <w:rStyle w:val="KeywordTok"/>
+        </w:rPr>
+        <w:t xml:space="preserve">interface</w:t>
+      </w:r>
+      <w:r>
+        <w:rPr>
+          <w:rStyle w:val="NormalTok"/>
+        </w:rPr>
+        <w:t xml:space="preserve"> CompanionMatch {</w:t>
+      </w:r>
+      <w:r>
+        <w:br/>
+      </w:r>
+      <w:r>
+        <w:rPr>
+          <w:rStyle w:val="NormalTok"/>
+        </w:rPr>
+        <w:t xml:space="preserve">  enabled</w:t>
+      </w:r>
+      <w:r>
+        <w:rPr>
+          <w:rStyle w:val="OperatorTok"/>
+        </w:rPr>
+        <w:t xml:space="preserve">:</w:t>
+      </w:r>
+      <w:r>
+        <w:rPr>
+          <w:rStyle w:val="NormalTok"/>
+        </w:rPr>
+        <w:t xml:space="preserve"> </w:t>
+      </w:r>
+      <w:r>
+        <w:rPr>
+          <w:rStyle w:val="DataTypeTok"/>
+        </w:rPr>
+        <w:t xml:space="preserve">boolean</w:t>
+      </w:r>
+      <w:r>
+        <w:rPr>
+          <w:rStyle w:val="NormalTok"/>
+        </w:rPr>
+        <w:t xml:space="preserve">               </w:t>
+      </w:r>
+      <w:r>
+        <w:rPr>
+          <w:rStyle w:val="CommentTok"/>
+        </w:rPr>
+        <w:t xml:space="preserve">// 기본값 false</w:t>
+      </w:r>
+      <w:r>
+        <w:br/>
+      </w:r>
+      <w:r>
+        <w:rPr>
+          <w:rStyle w:val="NormalTok"/>
+        </w:rPr>
+        <w:t xml:space="preserve">  startDate</w:t>
+      </w:r>
+      <w:r>
+        <w:rPr>
+          <w:rStyle w:val="OperatorTok"/>
+        </w:rPr>
+        <w:t xml:space="preserve">:</w:t>
+      </w:r>
+      <w:r>
+        <w:rPr>
+          <w:rStyle w:val="NormalTok"/>
+        </w:rPr>
+        <w:t xml:space="preserve"> </w:t>
+      </w:r>
+      <w:r>
+        <w:rPr>
+          <w:rStyle w:val="DataTypeTok"/>
+        </w:rPr>
+        <w:t xml:space="preserve">string</w:t>
+      </w:r>
+      <w:r>
+        <w:br/>
+      </w:r>
+      <w:r>
+        <w:rPr>
+          <w:rStyle w:val="NormalTok"/>
+        </w:rPr>
+        <w:t xml:space="preserve">  travelMode</w:t>
+      </w:r>
+      <w:r>
+        <w:rPr>
+          <w:rStyle w:val="OperatorTok"/>
+        </w:rPr>
+        <w:t xml:space="preserve">:</w:t>
+      </w:r>
+      <w:r>
+        <w:rPr>
+          <w:rStyle w:val="NormalTok"/>
+        </w:rPr>
+        <w:t xml:space="preserve"> TravelMode</w:t>
+      </w:r>
+      <w:r>
+        <w:br/>
+      </w:r>
+      <w:r>
+        <w:rPr>
+          <w:rStyle w:val="NormalTok"/>
+        </w:rPr>
+        <w:t xml:space="preserve">  ageRange</w:t>
+      </w:r>
+      <w:r>
+        <w:rPr>
+          <w:rStyle w:val="OperatorTok"/>
+        </w:rPr>
+        <w:t xml:space="preserve">:</w:t>
+      </w:r>
+      <w:r>
+        <w:rPr>
+          <w:rStyle w:val="NormalTok"/>
+        </w:rPr>
+        <w:t xml:space="preserve"> </w:t>
+      </w:r>
+      <w:r>
+        <w:rPr>
+          <w:rStyle w:val="StringTok"/>
+        </w:rPr>
+        <w:t xml:space="preserve">'HIDE'</w:t>
+      </w:r>
+      <w:r>
+        <w:rPr>
+          <w:rStyle w:val="NormalTok"/>
+        </w:rPr>
+        <w:t xml:space="preserve"> </w:t>
+      </w:r>
+      <w:r>
+        <w:rPr>
+          <w:rStyle w:val="OperatorTok"/>
+        </w:rPr>
+        <w:t xml:space="preserve">|</w:t>
+      </w:r>
+      <w:r>
+        <w:rPr>
+          <w:rStyle w:val="NormalTok"/>
+        </w:rPr>
+        <w:t xml:space="preserve"> </w:t>
+      </w:r>
+      <w:r>
+        <w:rPr>
+          <w:rStyle w:val="StringTok"/>
+        </w:rPr>
+        <w:t xml:space="preserve">'20s'</w:t>
+      </w:r>
+      <w:r>
+        <w:rPr>
+          <w:rStyle w:val="NormalTok"/>
+        </w:rPr>
+        <w:t xml:space="preserve"> </w:t>
+      </w:r>
+      <w:r>
+        <w:rPr>
+          <w:rStyle w:val="OperatorTok"/>
+        </w:rPr>
+        <w:t xml:space="preserve">|</w:t>
+      </w:r>
+      <w:r>
+        <w:rPr>
+          <w:rStyle w:val="NormalTok"/>
+        </w:rPr>
+        <w:t xml:space="preserve"> </w:t>
+      </w:r>
+      <w:r>
+        <w:rPr>
+          <w:rStyle w:val="StringTok"/>
+        </w:rPr>
+        <w:t xml:space="preserve">'30s'</w:t>
+      </w:r>
+      <w:r>
+        <w:rPr>
+          <w:rStyle w:val="NormalTok"/>
+        </w:rPr>
+        <w:t xml:space="preserve"> </w:t>
+      </w:r>
+      <w:r>
+        <w:rPr>
+          <w:rStyle w:val="OperatorTok"/>
+        </w:rPr>
+        <w:t xml:space="preserve">|</w:t>
+      </w:r>
+      <w:r>
+        <w:rPr>
+          <w:rStyle w:val="NormalTok"/>
+        </w:rPr>
+        <w:t xml:space="preserve"> </w:t>
+      </w:r>
+      <w:r>
+        <w:rPr>
+          <w:rStyle w:val="StringTok"/>
+        </w:rPr>
+        <w:t xml:space="preserve">'40s'</w:t>
+      </w:r>
+      <w:r>
+        <w:rPr>
+          <w:rStyle w:val="NormalTok"/>
+        </w:rPr>
+        <w:t xml:space="preserve"> </w:t>
+      </w:r>
+      <w:r>
+        <w:rPr>
+          <w:rStyle w:val="OperatorTok"/>
+        </w:rPr>
+        <w:t xml:space="preserve">|</w:t>
+      </w:r>
+      <w:r>
+        <w:rPr>
+          <w:rStyle w:val="NormalTok"/>
+        </w:rPr>
+        <w:t xml:space="preserve"> </w:t>
+      </w:r>
+      <w:r>
+        <w:rPr>
+          <w:rStyle w:val="StringTok"/>
+        </w:rPr>
+        <w:t xml:space="preserve">'50s'</w:t>
+      </w:r>
+      <w:r>
+        <w:rPr>
+          <w:rStyle w:val="NormalTok"/>
+        </w:rPr>
+        <w:t xml:space="preserve"> </w:t>
+      </w:r>
+      <w:r>
+        <w:rPr>
+          <w:rStyle w:val="OperatorTok"/>
+        </w:rPr>
+        <w:t xml:space="preserve">|</w:t>
+      </w:r>
+      <w:r>
+        <w:rPr>
+          <w:rStyle w:val="NormalTok"/>
+        </w:rPr>
+        <w:t xml:space="preserve"> </w:t>
+      </w:r>
+      <w:r>
+        <w:rPr>
+          <w:rStyle w:val="StringTok"/>
+        </w:rPr>
+        <w:t xml:space="preserve">'60plus'</w:t>
+      </w:r>
+      <w:r>
+        <w:br/>
+      </w:r>
+      <w:r>
+        <w:rPr>
+          <w:rStyle w:val="NormalTok"/>
+        </w:rPr>
+        <w:t xml:space="preserve">  blockedUserIds</w:t>
+      </w:r>
+      <w:r>
+        <w:rPr>
+          <w:rStyle w:val="OperatorTok"/>
+        </w:rPr>
+        <w:t xml:space="preserve">:</w:t>
+      </w:r>
+      <w:r>
+        <w:rPr>
+          <w:rStyle w:val="NormalTok"/>
+        </w:rPr>
+        <w:t xml:space="preserve"> </w:t>
+      </w:r>
+      <w:r>
+        <w:rPr>
+          <w:rStyle w:val="DataTypeTok"/>
+        </w:rPr>
+        <w:t xml:space="preserve">string</w:t>
+      </w:r>
+      <w:r>
+        <w:rPr>
+          <w:rStyle w:val="NormalTok"/>
+        </w:rPr>
+        <w:t xml:space="preserve">[]</w:t>
+      </w:r>
+      <w:r>
+        <w:br/>
+      </w:r>
+      <w:r>
+        <w:rPr>
+          <w:rStyle w:val="NormalTok"/>
+        </w:rPr>
+        <w:t xml:space="preserve">}</w:t>
+      </w:r>
+      <w:r>
+        <w:br/>
+      </w:r>
+      <w:r>
+        <w:br/>
+      </w:r>
+      <w:r>
+        <w:rPr>
+          <w:rStyle w:val="KeywordTok"/>
+        </w:rPr>
+        <w:t xml:space="preserve">interface</w:t>
+      </w:r>
+      <w:r>
+        <w:rPr>
+          <w:rStyle w:val="NormalTok"/>
+        </w:rPr>
+        <w:t xml:space="preserve"> CheckIn {</w:t>
+      </w:r>
+      <w:r>
+        <w:br/>
+      </w:r>
+      <w:r>
+        <w:rPr>
+          <w:rStyle w:val="NormalTok"/>
+        </w:rPr>
+        <w:t xml:space="preserve">  townId</w:t>
+      </w:r>
+      <w:r>
+        <w:rPr>
+          <w:rStyle w:val="OperatorTok"/>
+        </w:rPr>
+        <w:t xml:space="preserve">:</w:t>
+      </w:r>
+      <w:r>
+        <w:rPr>
+          <w:rStyle w:val="NormalTok"/>
+        </w:rPr>
+        <w:t xml:space="preserve"> </w:t>
+      </w:r>
+      <w:r>
+        <w:rPr>
+          <w:rStyle w:val="DataTypeTok"/>
+        </w:rPr>
+        <w:t xml:space="preserve">string</w:t>
+      </w:r>
+      <w:r>
+        <w:br/>
+      </w:r>
+      <w:r>
+        <w:rPr>
+          <w:rStyle w:val="NormalTok"/>
+        </w:rPr>
+        <w:t xml:space="preserve">  atIso</w:t>
+      </w:r>
+      <w:r>
+        <w:rPr>
+          <w:rStyle w:val="OperatorTok"/>
+        </w:rPr>
+        <w:t xml:space="preserve">:</w:t>
+      </w:r>
+      <w:r>
+        <w:rPr>
+          <w:rStyle w:val="NormalTok"/>
+        </w:rPr>
+        <w:t xml:space="preserve"> </w:t>
+      </w:r>
+      <w:r>
+        <w:rPr>
+          <w:rStyle w:val="DataTypeTok"/>
+        </w:rPr>
+        <w:t xml:space="preserve">string</w:t>
+      </w:r>
+      <w:r>
+        <w:rPr>
+          <w:rStyle w:val="NormalTok"/>
+        </w:rPr>
+        <w:t xml:space="preserve">                  </w:t>
+      </w:r>
+      <w:r>
+        <w:rPr>
+          <w:rStyle w:val="CommentTok"/>
+        </w:rPr>
+        <w:t xml:space="preserve">// 마을 도착 시 1회. 상시 위치추적 아님</w:t>
+      </w:r>
+      <w:r>
+        <w:br/>
+      </w:r>
+      <w:r>
+        <w:rPr>
+          <w:rStyle w:val="NormalTok"/>
+        </w:rPr>
+        <w:t xml:space="preserve">}</w:t>
+      </w:r>
+    </w:p>
+    <w:bookmarkEnd w:id="174"/>
+    <w:bookmarkStart w:id="175" w:name="직접-매출-없음"/>
+    <w:p>
+      <w:pPr>
+        <w:pStyle w:val="Heading5"/>
+      </w:pPr>
+      <w:r>
+        <w:t xml:space="preserve">직접 매출 없음</w:t>
+      </w:r>
+    </w:p>
+    <w:p>
+      <w:pPr>
+        <w:pStyle w:val="FirstParagraph"/>
+      </w:pPr>
+      <w:r>
+        <w:t xml:space="preserve">C축(길)과 같은 이유다. 매칭에 결제벽을 세우면 규칙 8(핵심 기능 무료)과 충돌하고, 안전 관련 기능을 유료화하면 신뢰가 무너진다. 기여는</w:t>
+      </w:r>
+      <w:r>
+        <w:t xml:space="preserve"> </w:t>
+      </w:r>
+      <w:r>
+        <w:rPr>
+          <w:b/>
+          <w:bCs/>
+        </w:rPr>
+        <w:t xml:space="preserve">도달률(입소문)과 리텐션</w:t>
+      </w:r>
+      <w:r>
+        <w:t xml:space="preserve">으로 본다 (02 문서 5.12절).</w:t>
+      </w:r>
+    </w:p>
+    <w:bookmarkEnd w:id="175"/>
+    <w:bookmarkStart w:id="176" w:name="검증-필요-1"/>
+    <w:p>
+      <w:pPr>
+        <w:pStyle w:val="Heading5"/>
+      </w:pPr>
+      <w:r>
+        <w:t xml:space="preserve">검증 필요</w:t>
+      </w:r>
+    </w:p>
+    <w:p>
+      <w:pPr>
+        <w:pStyle w:val="Compact"/>
+        <w:numPr>
+          <w:ilvl w:val="0"/>
+          <w:numId w:val="1014"/>
+        </w:numPr>
+      </w:pPr>
+      <w:r>
+        <w:t xml:space="preserve">P5(혼자가 외로워서, 10%)의 실제 규모 — 02 문서 2.1절, 아직 미검증</w:t>
+      </w:r>
+    </w:p>
+    <w:p>
+      <w:pPr>
+        <w:pStyle w:val="Compact"/>
+        <w:numPr>
+          <w:ilvl w:val="0"/>
+          <w:numId w:val="1014"/>
+        </w:numPr>
+      </w:pPr>
+      <w:r>
+        <w:t xml:space="preserve">상대가 낯선 사람과의 매칭을 꺼리지 않는가 — H20(카드 기능)과 같은 성격의 신뢰 문제. 05 문서에 신규 가설 추가 필요</w:t>
+      </w:r>
+    </w:p>
+    <w:p>
+      <w:r>
+        <w:pict>
+          <v:rect style="width:0;height:1.5pt" o:hralign="center" o:hrstd="t" o:hr="t"/>
+        </w:pict>
+      </w:r>
+    </w:p>
+    <w:bookmarkEnd w:id="176"/>
+    <w:bookmarkEnd w:id="177"/>
+    <w:bookmarkEnd w:id="178"/>
+    <w:bookmarkStart w:id="183" w:name="seo-페이지-사양"/>
+    <w:p>
+      <w:pPr>
+        <w:pStyle w:val="Heading3"/>
+      </w:pPr>
+      <w:r>
+        <w:t xml:space="preserve">4. SEO 페이지 사양</w:t>
+      </w:r>
+    </w:p>
+    <w:p>
+      <w:pPr>
+        <w:pStyle w:val="FirstParagraph"/>
+      </w:pPr>
+      <w:r>
+        <w:rPr>
+          <w:b/>
+          <w:bCs/>
+        </w:rPr>
         <w:t xml:space="preserve">도달률 전략의 핵심이므로 별도 장으로 다룬다.</w:t>
       </w:r>
     </w:p>
-    <w:bookmarkStart w:id="169" w:name="자동-생성-페이지-163개"/>
+    <w:bookmarkStart w:id="179" w:name="자동-생성-페이지-163개"/>
     <w:p>
       <w:pPr>
         <w:pStyle w:val="Heading4"/>
@@ -33561,8 +35138,8 @@
         <w:t xml:space="preserve">82개 마을 데이터에서 전량 자동 생성된다.</w:t>
       </w:r>
     </w:p>
-    <w:bookmarkEnd w:id="169"/>
-    <w:bookmarkStart w:id="170" w:name="수기-페이지-150"/>
+    <w:bookmarkEnd w:id="179"/>
+    <w:bookmarkStart w:id="180" w:name="수기-페이지-150"/>
     <w:p>
       <w:pPr>
         <w:pStyle w:val="Heading4"/>
@@ -33888,167 +35465,14 @@
         <w:t xml:space="preserve">완주 보상이자 확장 전략의 진입점이면서, 검색 유입까지 만든다.</w:t>
       </w:r>
     </w:p>
-    <w:bookmarkEnd w:id="170"/>
-    <w:bookmarkStart w:id="171" w:name="필수-요건"/>
+    <w:bookmarkEnd w:id="180"/>
+    <w:bookmarkStart w:id="181" w:name="필수-요건"/>
     <w:p>
       <w:pPr>
         <w:pStyle w:val="Heading4"/>
       </w:pPr>
       <w:r>
         <w:t xml:space="preserve">4.3 필수 요건</w:t>
-      </w:r>
-    </w:p>
-    <w:p>
-      <w:pPr>
-        <w:pStyle w:val="Compact"/>
-        <w:numPr>
-          <w:ilvl w:val="0"/>
-          <w:numId w:val="1014"/>
-        </w:numPr>
-      </w:pPr>
-      <w:r>
-        <w:t xml:space="preserve">모든 페이지</w:t>
-      </w:r>
-      <w:r>
-        <w:t xml:space="preserve"> </w:t>
-      </w:r>
-      <w:r>
-        <w:rPr>
-          <w:b/>
-          <w:bCs/>
-        </w:rPr>
-        <w:t xml:space="preserve">서버 렌더</w:t>
-      </w:r>
-      <w:r>
-        <w:t xml:space="preserve">. JS 꺼도 내용이 보인다</w:t>
-      </w:r>
-    </w:p>
-    <w:p>
-      <w:pPr>
-        <w:pStyle w:val="Compact"/>
-        <w:numPr>
-          <w:ilvl w:val="0"/>
-          <w:numId w:val="1014"/>
-        </w:numPr>
-      </w:pPr>
-      <w:r>
-        <w:t xml:space="preserve">title은 페이지마다 다르고 50~60자</w:t>
-      </w:r>
-    </w:p>
-    <w:p>
-      <w:pPr>
-        <w:pStyle w:val="Compact"/>
-        <w:numPr>
-          <w:ilvl w:val="0"/>
-          <w:numId w:val="1014"/>
-        </w:numPr>
-      </w:pPr>
-      <w:r>
-        <w:rPr>
-          <w:rStyle w:val="VerbatimChar"/>
-        </w:rPr>
-        <w:t xml:space="preserve">generateMetadata</w:t>
-      </w:r>
-      <w:r>
-        <w:t xml:space="preserve">로 동적 생성</w:t>
-      </w:r>
-    </w:p>
-    <w:p>
-      <w:pPr>
-        <w:pStyle w:val="Compact"/>
-        <w:numPr>
-          <w:ilvl w:val="0"/>
-          <w:numId w:val="1014"/>
-        </w:numPr>
-      </w:pPr>
-      <w:r>
-        <w:t xml:space="preserve">루트 페이지에 schema.org</w:t>
-      </w:r>
-      <w:r>
-        <w:t xml:space="preserve"> </w:t>
-      </w:r>
-      <w:r>
-        <w:rPr>
-          <w:rStyle w:val="VerbatimChar"/>
-        </w:rPr>
-        <w:t xml:space="preserve">TouristTrip</w:t>
-      </w:r>
-      <w:r>
-        <w:t xml:space="preserve"> </w:t>
-      </w:r>
-      <w:r>
-        <w:t xml:space="preserve">JSON-LD</w:t>
-      </w:r>
-    </w:p>
-    <w:p>
-      <w:pPr>
-        <w:pStyle w:val="Compact"/>
-        <w:numPr>
-          <w:ilvl w:val="0"/>
-          <w:numId w:val="1014"/>
-        </w:numPr>
-      </w:pPr>
-      <w:r>
-        <w:t xml:space="preserve">전체</w:t>
-      </w:r>
-      <w:r>
-        <w:t xml:space="preserve"> </w:t>
-      </w:r>
-      <w:r>
-        <w:rPr>
-          <w:rStyle w:val="VerbatimChar"/>
-        </w:rPr>
-        <w:t xml:space="preserve">sitemap.xml</w:t>
-      </w:r>
-      <w:r>
-        <w:t xml:space="preserve"> </w:t>
-      </w:r>
-      <w:r>
-        <w:t xml:space="preserve">자동 생성</w:t>
-      </w:r>
-    </w:p>
-    <w:p>
-      <w:pPr>
-        <w:pStyle w:val="Compact"/>
-        <w:numPr>
-          <w:ilvl w:val="0"/>
-          <w:numId w:val="1014"/>
-        </w:numPr>
-      </w:pPr>
-      <w:r>
-        <w:rPr>
-          <w:b/>
-          <w:bCs/>
-        </w:rPr>
-        <w:t xml:space="preserve">모든 페이지 하단에 일정 계산기 CTA</w:t>
-      </w:r>
-    </w:p>
-    <w:bookmarkEnd w:id="171"/>
-    <w:bookmarkStart w:id="172" w:name="콘텐츠-원칙"/>
-    <w:p>
-      <w:pPr>
-        <w:pStyle w:val="Heading4"/>
-      </w:pPr>
-      <w:r>
-        <w:t xml:space="preserve">4.4 콘텐츠 원칙</w:t>
-      </w:r>
-    </w:p>
-    <w:p>
-      <w:pPr>
-        <w:pStyle w:val="FirstParagraph"/>
-      </w:pPr>
-      <w:r>
-        <w:rPr>
-          <w:b/>
-          <w:bCs/>
-        </w:rPr>
-        <w:t xml:space="preserve">콘텐츠 농장이 되면 안 된다.</w:t>
-      </w:r>
-      <w:r>
-        <w:t xml:space="preserve"> </w:t>
-      </w:r>
-      <w:r>
-        <w:t xml:space="preserve">각 페이지는 실제 질문에 실제로 답해야 한다.</w:t>
       </w:r>
     </w:p>
     <w:p>
@@ -34060,7 +35484,7 @@
         </w:numPr>
       </w:pPr>
       <w:r>
-        <w:t xml:space="preserve">마을 페이지에 알베르게 데이터가 없으면</w:t>
+        <w:t xml:space="preserve">모든 페이지</w:t>
       </w:r>
       <w:r>
         <w:t xml:space="preserve"> </w:t>
@@ -34070,14 +35494,10 @@
           <w:b/>
           <w:bCs/>
         </w:rPr>
-        <w:t xml:space="preserve">“정보 확인 중”</w:t>
-      </w:r>
-      <w:r>
-        <w:rPr>
-          <w:b/>
-          <w:bCs/>
-        </w:rPr>
-        <w:t xml:space="preserve">으로 표시하고 지어내지 않는다</w:t>
+        <w:t xml:space="preserve">서버 렌더</w:t>
+      </w:r>
+      <w:r>
+        <w:t xml:space="preserve">. JS 꺼도 내용이 보인다</w:t>
       </w:r>
     </w:p>
     <w:p>
@@ -34089,7 +35509,7 @@
         </w:numPr>
       </w:pPr>
       <w:r>
-        <w:t xml:space="preserve">상황 대응 페이지는 조사에서 확인된 실제 문제만 다룬다</w:t>
+        <w:t xml:space="preserve">title은 페이지마다 다르고 50~60자</w:t>
       </w:r>
     </w:p>
     <w:p>
@@ -34101,6 +35521,163 @@
         </w:numPr>
       </w:pPr>
       <w:r>
+        <w:rPr>
+          <w:rStyle w:val="VerbatimChar"/>
+        </w:rPr>
+        <w:t xml:space="preserve">generateMetadata</w:t>
+      </w:r>
+      <w:r>
+        <w:t xml:space="preserve">로 동적 생성</w:t>
+      </w:r>
+    </w:p>
+    <w:p>
+      <w:pPr>
+        <w:pStyle w:val="Compact"/>
+        <w:numPr>
+          <w:ilvl w:val="0"/>
+          <w:numId w:val="1015"/>
+        </w:numPr>
+      </w:pPr>
+      <w:r>
+        <w:t xml:space="preserve">루트 페이지에 schema.org</w:t>
+      </w:r>
+      <w:r>
+        <w:t xml:space="preserve"> </w:t>
+      </w:r>
+      <w:r>
+        <w:rPr>
+          <w:rStyle w:val="VerbatimChar"/>
+        </w:rPr>
+        <w:t xml:space="preserve">TouristTrip</w:t>
+      </w:r>
+      <w:r>
+        <w:t xml:space="preserve"> </w:t>
+      </w:r>
+      <w:r>
+        <w:t xml:space="preserve">JSON-LD</w:t>
+      </w:r>
+    </w:p>
+    <w:p>
+      <w:pPr>
+        <w:pStyle w:val="Compact"/>
+        <w:numPr>
+          <w:ilvl w:val="0"/>
+          <w:numId w:val="1015"/>
+        </w:numPr>
+      </w:pPr>
+      <w:r>
+        <w:t xml:space="preserve">전체</w:t>
+      </w:r>
+      <w:r>
+        <w:t xml:space="preserve"> </w:t>
+      </w:r>
+      <w:r>
+        <w:rPr>
+          <w:rStyle w:val="VerbatimChar"/>
+        </w:rPr>
+        <w:t xml:space="preserve">sitemap.xml</w:t>
+      </w:r>
+      <w:r>
+        <w:t xml:space="preserve"> </w:t>
+      </w:r>
+      <w:r>
+        <w:t xml:space="preserve">자동 생성</w:t>
+      </w:r>
+    </w:p>
+    <w:p>
+      <w:pPr>
+        <w:pStyle w:val="Compact"/>
+        <w:numPr>
+          <w:ilvl w:val="0"/>
+          <w:numId w:val="1015"/>
+        </w:numPr>
+      </w:pPr>
+      <w:r>
+        <w:rPr>
+          <w:b/>
+          <w:bCs/>
+        </w:rPr>
+        <w:t xml:space="preserve">모든 페이지 하단에 일정 계산기 CTA</w:t>
+      </w:r>
+    </w:p>
+    <w:bookmarkEnd w:id="181"/>
+    <w:bookmarkStart w:id="182" w:name="콘텐츠-원칙"/>
+    <w:p>
+      <w:pPr>
+        <w:pStyle w:val="Heading4"/>
+      </w:pPr>
+      <w:r>
+        <w:t xml:space="preserve">4.4 콘텐츠 원칙</w:t>
+      </w:r>
+    </w:p>
+    <w:p>
+      <w:pPr>
+        <w:pStyle w:val="FirstParagraph"/>
+      </w:pPr>
+      <w:r>
+        <w:rPr>
+          <w:b/>
+          <w:bCs/>
+        </w:rPr>
+        <w:t xml:space="preserve">콘텐츠 농장이 되면 안 된다.</w:t>
+      </w:r>
+      <w:r>
+        <w:t xml:space="preserve"> </w:t>
+      </w:r>
+      <w:r>
+        <w:t xml:space="preserve">각 페이지는 실제 질문에 실제로 답해야 한다.</w:t>
+      </w:r>
+    </w:p>
+    <w:p>
+      <w:pPr>
+        <w:pStyle w:val="Compact"/>
+        <w:numPr>
+          <w:ilvl w:val="0"/>
+          <w:numId w:val="1016"/>
+        </w:numPr>
+      </w:pPr>
+      <w:r>
+        <w:t xml:space="preserve">마을 페이지에 알베르게 데이터가 없으면</w:t>
+      </w:r>
+      <w:r>
+        <w:t xml:space="preserve"> </w:t>
+      </w:r>
+      <w:r>
+        <w:rPr>
+          <w:b/>
+          <w:bCs/>
+        </w:rPr>
+        <w:t xml:space="preserve">“정보 확인 중”</w:t>
+      </w:r>
+      <w:r>
+        <w:rPr>
+          <w:b/>
+          <w:bCs/>
+        </w:rPr>
+        <w:t xml:space="preserve">으로 표시하고 지어내지 않는다</w:t>
+      </w:r>
+    </w:p>
+    <w:p>
+      <w:pPr>
+        <w:pStyle w:val="Compact"/>
+        <w:numPr>
+          <w:ilvl w:val="0"/>
+          <w:numId w:val="1016"/>
+        </w:numPr>
+      </w:pPr>
+      <w:r>
+        <w:t xml:space="preserve">상황 대응 페이지는 조사에서 확인된 실제 문제만 다룬다</w:t>
+      </w:r>
+    </w:p>
+    <w:p>
+      <w:pPr>
+        <w:pStyle w:val="Compact"/>
+        <w:numPr>
+          <w:ilvl w:val="0"/>
+          <w:numId w:val="1016"/>
+        </w:numPr>
+      </w:pPr>
+      <w:r>
         <w:t xml:space="preserve">의료 관련은 전문가 검수 전까지 게시하지 않는다</w:t>
       </w:r>
     </w:p>
@@ -34111,9 +35688,9 @@
         </w:pict>
       </w:r>
     </w:p>
-    <w:bookmarkEnd w:id="172"/>
-    <w:bookmarkEnd w:id="173"/>
-    <w:bookmarkStart w:id="175" w:name="데이터-확보-계획"/>
+    <w:bookmarkEnd w:id="182"/>
+    <w:bookmarkEnd w:id="183"/>
+    <w:bookmarkStart w:id="185" w:name="데이터-확보-계획"/>
     <w:p>
       <w:pPr>
         <w:pStyle w:val="Heading3"/>
@@ -34407,7 +35984,7 @@
         <w:t xml:space="preserve">카미노를 걸어보지 않은 팀이 만든 앱은 순례자 커뮤니티에서 즉시 판별되며 신뢰를 얻지 못한다. 동시에 이 40일이 마케팅 콘텐츠(연재·유튜브)의 원천이 된다.</w:t>
       </w:r>
     </w:p>
-    <w:bookmarkStart w:id="174" w:name="실측-시-반드시-수집할-것"/>
+    <w:bookmarkStart w:id="184" w:name="실측-시-반드시-수집할-것"/>
     <w:p>
       <w:pPr>
         <w:pStyle w:val="Heading4"/>
@@ -34637,9 +36214,9 @@
         </w:pict>
       </w:r>
     </w:p>
-    <w:bookmarkEnd w:id="174"/>
-    <w:bookmarkEnd w:id="175"/>
-    <w:bookmarkStart w:id="176" w:name="개발-일정"/>
+    <w:bookmarkEnd w:id="184"/>
+    <w:bookmarkEnd w:id="185"/>
+    <w:bookmarkStart w:id="186" w:name="개발-일정"/>
     <w:p>
       <w:pPr>
         <w:pStyle w:val="Heading3"/>
@@ -35124,8 +36701,8 @@
         </w:pict>
       </w:r>
     </w:p>
-    <w:bookmarkEnd w:id="176"/>
-    <w:bookmarkStart w:id="177" w:name="미해결-사항"/>
+    <w:bookmarkEnd w:id="186"/>
+    <w:bookmarkStart w:id="187" w:name="미해결-사항"/>
     <w:p>
       <w:pPr>
         <w:pStyle w:val="Heading3"/>
@@ -36074,9 +37651,9 @@
         </w:pict>
       </w:r>
     </w:p>
-    <w:bookmarkEnd w:id="177"/>
-    <w:bookmarkEnd w:id="178"/>
-    <w:bookmarkStart w:id="216" w:name="부-보여주기-카드"/>
+    <w:bookmarkEnd w:id="187"/>
+    <w:bookmarkEnd w:id="188"/>
+    <w:bookmarkStart w:id="226" w:name="부-보여주기-카드"/>
     <w:p>
       <w:pPr>
         <w:pStyle w:val="Heading1"/>
@@ -36085,7 +37662,7 @@
         <w:t xml:space="preserve">3부 · 보여주기 카드</w:t>
       </w:r>
     </w:p>
-    <w:bookmarkStart w:id="179" w:name="무엇인가"/>
+    <w:bookmarkStart w:id="189" w:name="무엇인가"/>
     <w:p>
       <w:pPr>
         <w:pStyle w:val="Heading3"/>
@@ -36215,8 +37792,8 @@
         </w:pict>
       </w:r>
     </w:p>
-    <w:bookmarkEnd w:id="179"/>
-    <w:bookmarkStart w:id="183" w:name="번역기와-무엇이-다른가"/>
+    <w:bookmarkEnd w:id="189"/>
+    <w:bookmarkStart w:id="193" w:name="번역기와-무엇이-다른가"/>
     <w:p>
       <w:pPr>
         <w:pStyle w:val="Heading3"/>
@@ -36633,7 +38210,7 @@
         </w:tc>
       </w:tr>
     </w:tbl>
-    <w:bookmarkStart w:id="180" w:name="결정적-차이-무엇을-말해야-하는지-모른다"/>
+    <w:bookmarkStart w:id="190" w:name="결정적-차이-무엇을-말해야-하는지-모른다"/>
     <w:p>
       <w:pPr>
         <w:pStyle w:val="Heading4"/>
@@ -36707,8 +38284,8 @@
         <w:t xml:space="preserve">실측 도보 40일과 인터뷰로 알아낸 것이 이 카드에 들어간다.</w:t>
       </w:r>
     </w:p>
-    <w:bookmarkEnd w:id="180"/>
-    <w:bookmarkStart w:id="181" w:name="두-번째-차이-상대의-답을-알아듣는다"/>
+    <w:bookmarkEnd w:id="190"/>
+    <w:bookmarkStart w:id="191" w:name="두-번째-차이-상대의-답을-알아듣는다"/>
     <w:p>
       <w:pPr>
         <w:pStyle w:val="Heading4"/>
@@ -36791,8 +38368,8 @@
         <w:t xml:space="preserve">약사는 짚기만 하면 되고, 순례자는 한국어로 읽는다.</w:t>
       </w:r>
     </w:p>
-    <w:bookmarkEnd w:id="181"/>
-    <w:bookmarkStart w:id="182" w:name="세-번째-차이-상대가-편하다"/>
+    <w:bookmarkEnd w:id="191"/>
+    <w:bookmarkStart w:id="192" w:name="세-번째-차이-상대가-편하다"/>
     <w:p>
       <w:pPr>
         <w:pStyle w:val="Heading4"/>
@@ -36847,9 +38424,9 @@
         </w:pict>
       </w:r>
     </w:p>
-    <w:bookmarkEnd w:id="182"/>
-    <w:bookmarkEnd w:id="183"/>
-    <w:bookmarkStart w:id="184" w:name="설계-원칙"/>
+    <w:bookmarkEnd w:id="192"/>
+    <w:bookmarkEnd w:id="193"/>
+    <w:bookmarkStart w:id="194" w:name="설계-원칙"/>
     <w:p>
       <w:pPr>
         <w:pStyle w:val="Heading3"/>
@@ -37316,8 +38893,8 @@
         </w:pict>
       </w:r>
     </w:p>
-    <w:bookmarkEnd w:id="184"/>
-    <w:bookmarkStart w:id="185" w:name="카드-구조"/>
+    <w:bookmarkEnd w:id="194"/>
+    <w:bookmarkStart w:id="195" w:name="카드-구조"/>
     <w:p>
       <w:pPr>
         <w:pStyle w:val="Heading3"/>
@@ -37509,8 +39086,8 @@
         </w:pict>
       </w:r>
     </w:p>
-    <w:bookmarkEnd w:id="185"/>
-    <w:bookmarkStart w:id="195" w:name="카드-목록"/>
+    <w:bookmarkEnd w:id="195"/>
+    <w:bookmarkStart w:id="205" w:name="카드-목록"/>
     <w:p>
       <w:pPr>
         <w:pStyle w:val="Heading3"/>
@@ -37519,7 +39096,7 @@
         <w:t xml:space="preserve">5. 카드 목록</w:t>
       </w:r>
     </w:p>
-    <w:bookmarkStart w:id="186" w:name="b축-숙소-9장"/>
+    <w:bookmarkStart w:id="196" w:name="b축-숙소-9장"/>
     <w:p>
       <w:pPr>
         <w:pStyle w:val="Heading4"/>
@@ -37916,8 +39493,8 @@
         </w:tc>
       </w:tr>
     </w:tbl>
-    <w:bookmarkEnd w:id="186"/>
-    <w:bookmarkStart w:id="187" w:name="a축-부상-8장"/>
+    <w:bookmarkEnd w:id="196"/>
+    <w:bookmarkStart w:id="197" w:name="a축-부상-8장"/>
     <w:p>
       <w:pPr>
         <w:pStyle w:val="Heading4"/>
@@ -38296,8 +39873,8 @@
         </w:tc>
       </w:tr>
     </w:tbl>
-    <w:bookmarkEnd w:id="187"/>
-    <w:bookmarkStart w:id="188" w:name="이동기타-6장"/>
+    <w:bookmarkEnd w:id="197"/>
+    <w:bookmarkStart w:id="198" w:name="이동기타-6장"/>
     <w:p>
       <w:pPr>
         <w:pStyle w:val="Heading4"/>
@@ -38594,8 +40171,8 @@
         <w:t xml:space="preserve">찾는 데 3초가 넘으면 실패다.</w:t>
       </w:r>
     </w:p>
-    <w:bookmarkEnd w:id="188"/>
-    <w:bookmarkStart w:id="194" w:name="흐름형-카드-다단계-yesno"/>
+    <w:bookmarkEnd w:id="198"/>
+    <w:bookmarkStart w:id="204" w:name="흐름형-카드-다단계-yesno"/>
     <w:p>
       <w:pPr>
         <w:pStyle w:val="Heading4"/>
@@ -38646,7 +40223,7 @@
         <w:t xml:space="preserve">억지로 yes/no를 나누면 등급 E(우리 추론)짜리 로직이 되어 규칙 1(데이터를 지어내지 않는다)의 정신에 어긋난다. 지금 분기를 확정할 수 있는 건 아래 두 흐름뿐이다.</w:t>
       </w:r>
     </w:p>
-    <w:bookmarkStart w:id="189" w:name="흐름-a-b1-침대-있나요-근거-1부-베드-레이스"/>
+    <w:bookmarkStart w:id="199" w:name="흐름-a-b1-침대-있나요-근거-1부-베드-레이스"/>
     <w:p>
       <w:pPr>
         <w:pStyle w:val="Heading5"/>
@@ -38728,8 +40305,8 @@
         <w:t xml:space="preserve">을 그대로 반영한 것 — 근처 사립 숙소로 안내한다.)</w:t>
       </w:r>
     </w:p>
-    <w:bookmarkEnd w:id="189"/>
-    <w:bookmarkStart w:id="190" w:name="흐름-b-b7-빈대가-있는-것-같습니다-근거-chinches-사례"/>
+    <w:bookmarkEnd w:id="199"/>
+    <w:bookmarkStart w:id="200" w:name="흐름-b-b7-빈대가-있는-것-같습니다-근거-chinches-사례"/>
     <w:p>
       <w:pPr>
         <w:pStyle w:val="Heading5"/>
@@ -38808,8 +40385,8 @@
         <w:t xml:space="preserve">실제 사례(사리아 → 포르토마린 → 팔라스 데 레이 → 멜리데까지 네 마을을 거치며 계속 물린 뒤 아르수아의 산업용 건조기로 해결)가 이 흐름의 근거다.</w:t>
       </w:r>
     </w:p>
-    <w:bookmarkEnd w:id="190"/>
-    <w:bookmarkStart w:id="191" w:name="예외-a1-물집은-구조만-내용은-대기"/>
+    <w:bookmarkEnd w:id="200"/>
+    <w:bookmarkStart w:id="201" w:name="예외-a1-물집은-구조만-내용은-대기"/>
     <w:p>
       <w:pPr>
         <w:pStyle w:val="Heading5"/>
@@ -38836,8 +40413,8 @@
         <w:t xml:space="preserve">다만 의료 카드는 질문 구조까지만 지금 확정하고, 각 분기의 실제 응답 선택지(제품명·처방 필요 여부)는 규칙 11에 따라 정형외과·스포츠의학 자문 전에는 채우지 않는다.</w:t>
       </w:r>
     </w:p>
-    <w:bookmarkEnd w:id="191"/>
-    <w:bookmarkStart w:id="192" w:name="나머지-카드"/>
+    <w:bookmarkEnd w:id="201"/>
+    <w:bookmarkStart w:id="202" w:name="나머지-카드"/>
     <w:p>
       <w:pPr>
         <w:pStyle w:val="Heading5"/>
@@ -38870,8 +40447,8 @@
         <w:t xml:space="preserve">05 문서의 25명 인터뷰·40일 실측 도보에서 반복되는 패턴이 확인되면 그때 흐름으로 승격한다.</w:t>
       </w:r>
     </w:p>
-    <w:bookmarkEnd w:id="192"/>
-    <w:bookmarkStart w:id="193" w:name="흐름-데이터-모델-스케치-앱-트랙-착수-전까지는-초안일-뿐"/>
+    <w:bookmarkEnd w:id="202"/>
+    <w:bookmarkStart w:id="203" w:name="흐름-데이터-모델-스케치-앱-트랙-착수-전까지는-초안일-뿐"/>
     <w:p>
       <w:pPr>
         <w:pStyle w:val="Heading5"/>
@@ -39775,10 +41352,10 @@
         </w:pict>
       </w:r>
     </w:p>
-    <w:bookmarkEnd w:id="193"/>
-    <w:bookmarkEnd w:id="194"/>
-    <w:bookmarkEnd w:id="195"/>
-    <w:bookmarkStart w:id="200" w:name="핵심-카드-상세"/>
+    <w:bookmarkEnd w:id="203"/>
+    <w:bookmarkEnd w:id="204"/>
+    <w:bookmarkEnd w:id="205"/>
+    <w:bookmarkStart w:id="210" w:name="핵심-카드-상세"/>
     <w:p>
       <w:pPr>
         <w:pStyle w:val="Heading3"/>
@@ -39787,7 +41364,7 @@
         <w:t xml:space="preserve">6. 핵심 카드 상세</w:t>
       </w:r>
     </w:p>
-    <w:bookmarkStart w:id="196" w:name="a1-약국-물집-대표-카드"/>
+    <w:bookmarkStart w:id="206" w:name="a1-약국-물집-대표-카드"/>
     <w:p>
       <w:pPr>
         <w:pStyle w:val="Heading4"/>
@@ -40294,8 +41871,8 @@
         <w:t xml:space="preserve">우리가 대신 물어서 채운다.</w:t>
       </w:r>
     </w:p>
-    <w:bookmarkEnd w:id="196"/>
-    <w:bookmarkStart w:id="197" w:name="a7-내-의료-정보-일방향-카드"/>
+    <w:bookmarkEnd w:id="206"/>
+    <w:bookmarkStart w:id="207" w:name="a7-내-의료-정보-일방향-카드"/>
     <w:p>
       <w:pPr>
         <w:pStyle w:val="Heading4"/>
@@ -40668,8 +42245,8 @@
         <w:t xml:space="preserve">사용자가 입력한 것을 그대로 보여줄 뿐이다. 가장 안전하면서 가장 값진 카드다.</w:t>
       </w:r>
     </w:p>
-    <w:bookmarkEnd w:id="197"/>
-    <w:bookmarkStart w:id="198" w:name="b3-만실인데-어디로-가야-하나요"/>
+    <w:bookmarkEnd w:id="207"/>
+    <w:bookmarkStart w:id="208" w:name="b3-만실인데-어디로-가야-하나요"/>
     <w:p>
       <w:pPr>
         <w:pStyle w:val="Heading4"/>
@@ -40902,8 +42479,8 @@
         <w:t xml:space="preserve">우리 데이터가 있어야 만들어지는 카드다.</w:t>
       </w:r>
     </w:p>
-    <w:bookmarkEnd w:id="198"/>
-    <w:bookmarkStart w:id="199" w:name="b7-빈대-신고"/>
+    <w:bookmarkEnd w:id="208"/>
+    <w:bookmarkStart w:id="209" w:name="b7-빈대-신고"/>
     <w:p>
       <w:pPr>
         <w:pStyle w:val="Heading4"/>
@@ -41035,9 +42612,9 @@
         </w:pict>
       </w:r>
     </w:p>
-    <w:bookmarkEnd w:id="199"/>
-    <w:bookmarkEnd w:id="200"/>
-    <w:bookmarkStart w:id="201" w:name="찾는-방법-3초-안에"/>
+    <w:bookmarkEnd w:id="209"/>
+    <w:bookmarkEnd w:id="210"/>
+    <w:bookmarkStart w:id="211" w:name="찾는-방법-3초-안에"/>
     <w:p>
       <w:pPr>
         <w:pStyle w:val="Heading3"/>
@@ -41415,8 +42992,8 @@
         </w:pict>
       </w:r>
     </w:p>
-    <w:bookmarkEnd w:id="201"/>
-    <w:bookmarkStart w:id="202" w:name="인쇄-배터리가-죽어도-산다"/>
+    <w:bookmarkEnd w:id="211"/>
+    <w:bookmarkStart w:id="212" w:name="인쇄-배터리가-죽어도-산다"/>
     <w:p>
       <w:pPr>
         <w:pStyle w:val="Heading3"/>
@@ -41579,14 +43156,14 @@
         </w:pict>
       </w:r>
     </w:p>
-    <w:bookmarkEnd w:id="202"/>
-    <w:bookmarkStart w:id="204" w:name="두-축과의-연결"/>
+    <w:bookmarkEnd w:id="212"/>
+    <w:bookmarkStart w:id="214" w:name="여섯-축과의-연결"/>
     <w:p>
       <w:pPr>
         <w:pStyle w:val="Heading3"/>
       </w:pPr>
       <w:r>
-        <w:t xml:space="preserve">9. 두 축과의 연결</w:t>
+        <w:t xml:space="preserve">9. 여섯 축과의 연결</w:t>
       </w:r>
     </w:p>
     <w:p>
@@ -41598,7 +43175,7 @@
           <w:b/>
           <w:bCs/>
         </w:rPr>
-        <w:t xml:space="preserve">이 기능은 부가 기능이 아니라 두 축의 현장 실행 도구다.</w:t>
+        <w:t xml:space="preserve">이 기능은 부가 기능이 아니라 축들의 현장 실행 도구다.</w:t>
       </w:r>
     </w:p>
     <w:tbl>
@@ -41734,8 +43311,80 @@
           </w:p>
         </w:tc>
       </w:tr>
+      <w:tr>
+        <w:tc>
+          <w:tcPr/>
+          <w:p>
+            <w:pPr>
+              <w:pStyle w:val="Compact"/>
+            </w:pPr>
+            <w:r>
+              <w:rPr>
+                <w:b/>
+                <w:bCs/>
+              </w:rPr>
+              <w:t xml:space="preserve">C. 길</w:t>
+            </w:r>
+          </w:p>
+        </w:tc>
+        <w:tc>
+          <w:tcPr/>
+          <w:p>
+            <w:pPr>
+              <w:pStyle w:val="Compact"/>
+            </w:pPr>
+            <w:r>
+              <w:t xml:space="preserve">C4(길을 잃었습니다) — 지도에서 현재 위치를 짚어 알린다</w:t>
+            </w:r>
+          </w:p>
+        </w:tc>
+      </w:tr>
+      <w:tr>
+        <w:tc>
+          <w:tcPr/>
+          <w:p>
+            <w:pPr>
+              <w:pStyle w:val="Compact"/>
+            </w:pPr>
+            <w:r>
+              <w:rPr>
+                <w:b/>
+                <w:bCs/>
+              </w:rPr>
+              <w:t xml:space="preserve">E. 가족</w:t>
+            </w:r>
+          </w:p>
+        </w:tc>
+        <w:tc>
+          <w:tcPr/>
+          <w:p>
+            <w:pPr>
+              <w:pStyle w:val="Compact"/>
+            </w:pPr>
+            <w:r>
+              <w:t xml:space="preserve">인쇄본은</w:t>
+            </w:r>
+            <w:r>
+              <w:t xml:space="preserve"> </w:t>
+            </w:r>
+            <w:r>
+              <w:rPr>
+                <w:b/>
+                <w:bCs/>
+              </w:rPr>
+              <w:t xml:space="preserve">자녀가 부모를 위해 뽑아주는</w:t>
+            </w:r>
+            <w:r>
+              <w:t xml:space="preserve"> </w:t>
+            </w:r>
+            <w:r>
+              <w:t xml:space="preserve">시나리오와 맞는다 (위 인용)</w:t>
+            </w:r>
+          </w:p>
+        </w:tc>
+      </w:tr>
     </w:tbl>
-    <w:bookmarkStart w:id="203" w:name="수익과의-연결"/>
+    <w:bookmarkStart w:id="213" w:name="수익과의-연결"/>
     <w:p>
       <w:pPr>
         <w:pStyle w:val="Heading4"/>
@@ -42078,9 +43727,9 @@
         </w:pict>
       </w:r>
     </w:p>
-    <w:bookmarkEnd w:id="203"/>
-    <w:bookmarkEnd w:id="204"/>
-    <w:bookmarkStart w:id="207" w:name="제작-방법"/>
+    <w:bookmarkEnd w:id="213"/>
+    <w:bookmarkEnd w:id="214"/>
+    <w:bookmarkStart w:id="217" w:name="제작-방법"/>
     <w:p>
       <w:pPr>
         <w:pStyle w:val="Heading3"/>
@@ -42089,7 +43738,7 @@
         <w:t xml:space="preserve">10. 제작 방법</w:t>
       </w:r>
     </w:p>
-    <w:bookmarkStart w:id="205" w:name="문장은-우리가-쓰지-않는다"/>
+    <w:bookmarkStart w:id="215" w:name="문장은-우리가-쓰지-않는다"/>
     <w:p>
       <w:pPr>
         <w:pStyle w:val="Heading4"/>
@@ -42317,8 +43966,8 @@
         <w:t xml:space="preserve">를 알베르게 주인과 약사에게 직접 묻는다.</w:t>
       </w:r>
     </w:p>
-    <w:bookmarkEnd w:id="205"/>
-    <w:bookmarkStart w:id="206" w:name="실측-도보에서-할-일-05-문서에-추가"/>
+    <w:bookmarkEnd w:id="215"/>
+    <w:bookmarkStart w:id="216" w:name="실측-도보에서-할-일-05-문서에-추가"/>
     <w:p>
       <w:pPr>
         <w:pStyle w:val="Heading4"/>
@@ -42408,9 +44057,9 @@
         </w:pict>
       </w:r>
     </w:p>
-    <w:bookmarkEnd w:id="206"/>
-    <w:bookmarkEnd w:id="207"/>
-    <w:bookmarkStart w:id="212" w:name="안전-원칙-우리는-판단하지-않는다"/>
+    <w:bookmarkEnd w:id="216"/>
+    <w:bookmarkEnd w:id="217"/>
+    <w:bookmarkStart w:id="222" w:name="안전-원칙-우리는-판단하지-않는다"/>
     <w:p>
       <w:pPr>
         <w:pStyle w:val="Heading3"/>
@@ -42431,7 +44080,7 @@
         <w:t xml:space="preserve">이 기능의 가장 큰 위험은 의료 영역이다.</w:t>
       </w:r>
     </w:p>
-    <w:bookmarkStart w:id="208" w:name="절대-하지-않는-것"/>
+    <w:bookmarkStart w:id="218" w:name="절대-하지-않는-것"/>
     <w:p>
       <w:pPr>
         <w:pStyle w:val="Heading4"/>
@@ -42604,8 +44253,8 @@
         </w:tc>
       </w:tr>
     </w:tbl>
-    <w:bookmarkEnd w:id="208"/>
-    <w:bookmarkStart w:id="209" w:name="우리가-하는-것"/>
+    <w:bookmarkEnd w:id="218"/>
+    <w:bookmarkStart w:id="219" w:name="우리가-하는-것"/>
     <w:p>
       <w:pPr>
         <w:pStyle w:val="Heading4"/>
@@ -42691,8 +44340,8 @@
         <w:t xml:space="preserve">우리는 통로다. 판단자가 아니다.</w:t>
       </w:r>
     </w:p>
-    <w:bookmarkEnd w:id="209"/>
-    <w:bookmarkStart w:id="210" w:name="표시-의무"/>
+    <w:bookmarkEnd w:id="219"/>
+    <w:bookmarkStart w:id="220" w:name="표시-의무"/>
     <w:p>
       <w:pPr>
         <w:pStyle w:val="Heading4"/>
@@ -42738,8 +44387,8 @@
         <w:t xml:space="preserve">응급 시 112</w:t>
       </w:r>
     </w:p>
-    <w:bookmarkEnd w:id="210"/>
-    <w:bookmarkStart w:id="211" w:name="a5-응급-카드의-특례"/>
+    <w:bookmarkEnd w:id="220"/>
+    <w:bookmarkStart w:id="221" w:name="a5-응급-카드의-특례"/>
     <w:p>
       <w:pPr>
         <w:pStyle w:val="Heading4"/>
@@ -42765,7 +44414,7 @@
         <w:pStyle w:val="Compact"/>
         <w:numPr>
           <w:ilvl w:val="0"/>
-          <w:numId w:val="1016"/>
+          <w:numId w:val="1017"/>
         </w:numPr>
       </w:pPr>
       <w:r>
@@ -42777,7 +44426,7 @@
         <w:pStyle w:val="Compact"/>
         <w:numPr>
           <w:ilvl w:val="0"/>
-          <w:numId w:val="1016"/>
+          <w:numId w:val="1017"/>
         </w:numPr>
       </w:pPr>
       <w:r>
@@ -42802,7 +44451,7 @@
         <w:pStyle w:val="Compact"/>
         <w:numPr>
           <w:ilvl w:val="0"/>
-          <w:numId w:val="1016"/>
+          <w:numId w:val="1017"/>
         </w:numPr>
       </w:pPr>
       <w:r>
@@ -42814,7 +44463,7 @@
         <w:pStyle w:val="Compact"/>
         <w:numPr>
           <w:ilvl w:val="0"/>
-          <w:numId w:val="1016"/>
+          <w:numId w:val="1017"/>
         </w:numPr>
       </w:pPr>
       <w:r>
@@ -42826,7 +44475,7 @@
         <w:pStyle w:val="Compact"/>
         <w:numPr>
           <w:ilvl w:val="0"/>
-          <w:numId w:val="1016"/>
+          <w:numId w:val="1017"/>
         </w:numPr>
       </w:pPr>
       <w:r>
@@ -42844,9 +44493,9 @@
         </w:pict>
       </w:r>
     </w:p>
-    <w:bookmarkEnd w:id="211"/>
-    <w:bookmarkEnd w:id="212"/>
-    <w:bookmarkStart w:id="213" w:name="개발-우선순위"/>
+    <w:bookmarkEnd w:id="221"/>
+    <w:bookmarkEnd w:id="222"/>
+    <w:bookmarkStart w:id="223" w:name="개발-우선순위"/>
     <w:p>
       <w:pPr>
         <w:pStyle w:val="Heading3"/>
@@ -43087,8 +44736,8 @@
         </w:pict>
       </w:r>
     </w:p>
-    <w:bookmarkEnd w:id="213"/>
-    <w:bookmarkStart w:id="214" w:name="성공-지표-1"/>
+    <w:bookmarkEnd w:id="223"/>
+    <w:bookmarkStart w:id="224" w:name="성공-지표-1"/>
     <w:p>
       <w:pPr>
         <w:pStyle w:val="Heading3"/>
@@ -43401,8 +45050,8 @@
         </w:pict>
       </w:r>
     </w:p>
-    <w:bookmarkEnd w:id="214"/>
-    <w:bookmarkStart w:id="215" w:name="열린-질문"/>
+    <w:bookmarkEnd w:id="224"/>
+    <w:bookmarkStart w:id="225" w:name="열린-질문"/>
     <w:p>
       <w:pPr>
         <w:pStyle w:val="Heading3"/>
@@ -43742,9 +45391,9 @@
         </w:pict>
       </w:r>
     </w:p>
-    <w:bookmarkEnd w:id="215"/>
-    <w:bookmarkEnd w:id="216"/>
-    <w:bookmarkStart w:id="237" w:name="부록-경로고도-데이터-확보"/>
+    <w:bookmarkEnd w:id="225"/>
+    <w:bookmarkEnd w:id="226"/>
+    <w:bookmarkStart w:id="247" w:name="부록-경로고도-데이터-확보"/>
     <w:p>
       <w:pPr>
         <w:pStyle w:val="Heading1"/>
@@ -43753,7 +45402,7 @@
         <w:t xml:space="preserve">부록 · 경로·고도 데이터 확보</w:t>
       </w:r>
     </w:p>
-    <w:bookmarkStart w:id="217" w:name="결론"/>
+    <w:bookmarkStart w:id="227" w:name="결론"/>
     <w:p>
       <w:pPr>
         <w:pStyle w:val="Heading3"/>
@@ -43868,7 +45517,7 @@
         <w:pStyle w:val="Compact"/>
         <w:numPr>
           <w:ilvl w:val="0"/>
-          <w:numId w:val="1017"/>
+          <w:numId w:val="1018"/>
         </w:numPr>
       </w:pPr>
       <w:r>
@@ -43890,7 +45539,7 @@
         <w:pStyle w:val="Compact"/>
         <w:numPr>
           <w:ilvl w:val="0"/>
-          <w:numId w:val="1017"/>
+          <w:numId w:val="1018"/>
         </w:numPr>
       </w:pPr>
       <w:r>
@@ -43912,7 +45561,7 @@
         <w:pStyle w:val="Compact"/>
         <w:numPr>
           <w:ilvl w:val="0"/>
-          <w:numId w:val="1017"/>
+          <w:numId w:val="1018"/>
         </w:numPr>
       </w:pPr>
       <w:r>
@@ -43936,8 +45585,8 @@
         </w:pict>
       </w:r>
     </w:p>
-    <w:bookmarkEnd w:id="217"/>
-    <w:bookmarkStart w:id="222" w:name="경로-데이터-openstreetmap"/>
+    <w:bookmarkEnd w:id="227"/>
+    <w:bookmarkStart w:id="232" w:name="경로-데이터-openstreetmap"/>
     <w:p>
       <w:pPr>
         <w:pStyle w:val="Heading3"/>
@@ -43946,7 +45595,7 @@
         <w:t xml:space="preserve">1. 경로 데이터 — OpenStreetMap</w:t>
       </w:r>
     </w:p>
-    <w:bookmarkStart w:id="218" w:name="무엇이-있나"/>
+    <w:bookmarkStart w:id="228" w:name="무엇이-있나"/>
     <w:p>
       <w:pPr>
         <w:pStyle w:val="Heading4"/>
@@ -43990,8 +45639,8 @@
         <w:t xml:space="preserve">이며, 그 아래에 국가별·구간별 하위 릴레이션이 계층으로 들어 있다. 네트워크가 매우 커서 하나의 릴레이션에 모든 way를 넣지 않고 작은 단위로 나눈 구조다.</w:t>
       </w:r>
     </w:p>
-    <w:bookmarkEnd w:id="218"/>
-    <w:bookmarkStart w:id="219" w:name="가져오는-법"/>
+    <w:bookmarkEnd w:id="228"/>
+    <w:bookmarkStart w:id="229" w:name="가져오는-법"/>
     <w:p>
       <w:pPr>
         <w:pStyle w:val="Heading4"/>
@@ -44084,8 +45733,8 @@
         <w:t xml:space="preserve">에서 시각적으로 확인하면 빠르다.</w:t>
       </w:r>
     </w:p>
-    <w:bookmarkEnd w:id="219"/>
-    <w:bookmarkStart w:id="220" w:name="라이선스-주의-깊게-읽을-것"/>
+    <w:bookmarkEnd w:id="229"/>
+    <w:bookmarkStart w:id="230" w:name="라이선스-주의-깊게-읽을-것"/>
     <w:p>
       <w:pPr>
         <w:pStyle w:val="Heading4"/>
@@ -44237,7 +45886,7 @@
         <w:pStyle w:val="Compact"/>
         <w:numPr>
           <w:ilvl w:val="0"/>
-          <w:numId w:val="1018"/>
+          <w:numId w:val="1019"/>
         </w:numPr>
       </w:pPr>
       <w:r>
@@ -44286,7 +45935,7 @@
         <w:pStyle w:val="Compact"/>
         <w:numPr>
           <w:ilvl w:val="0"/>
-          <w:numId w:val="1018"/>
+          <w:numId w:val="1019"/>
         </w:numPr>
       </w:pPr>
       <w:r>
@@ -44384,8 +46033,8 @@
         <w:t xml:space="preserve">상업 서비스이므로 확인 없이 넘어가지 않는다.</w:t>
       </w:r>
     </w:p>
-    <w:bookmarkEnd w:id="220"/>
-    <w:bookmarkStart w:id="221" w:name="대안-경로-소스-참고"/>
+    <w:bookmarkEnd w:id="230"/>
+    <w:bookmarkStart w:id="231" w:name="대안-경로-소스-참고"/>
     <w:p>
       <w:pPr>
         <w:pStyle w:val="Heading4"/>
@@ -44774,9 +46423,9 @@
         </w:pict>
       </w:r>
     </w:p>
-    <w:bookmarkEnd w:id="221"/>
-    <w:bookmarkEnd w:id="222"/>
-    <w:bookmarkStart w:id="227" w:name="고도-데이터-스페인-ign-mdt"/>
+    <w:bookmarkEnd w:id="231"/>
+    <w:bookmarkEnd w:id="232"/>
+    <w:bookmarkStart w:id="237" w:name="고도-데이터-스페인-ign-mdt"/>
     <w:p>
       <w:pPr>
         <w:pStyle w:val="Heading3"/>
@@ -44785,7 +46434,7 @@
         <w:t xml:space="preserve">2. 고도 데이터 — 스페인 IGN MDT</w:t>
       </w:r>
     </w:p>
-    <w:bookmarkStart w:id="223" w:name="이게-최선이다"/>
+    <w:bookmarkStart w:id="233" w:name="이게-최선이다"/>
     <w:p>
       <w:pPr>
         <w:pStyle w:val="Heading4"/>
@@ -45009,8 +46658,8 @@
         <w:t xml:space="preserve">됐다. 기존 ESRI ASCII 격자보다 다루기 훨씬 편하다.</w:t>
       </w:r>
     </w:p>
-    <w:bookmarkEnd w:id="223"/>
-    <w:bookmarkStart w:id="224" w:name="라이선스-깨끗하다"/>
+    <w:bookmarkEnd w:id="233"/>
+    <w:bookmarkStart w:id="234" w:name="라이선스-깨끗하다"/>
     <w:p>
       <w:pPr>
         <w:pStyle w:val="Heading4"/>
@@ -45089,8 +46738,8 @@
         <w:t xml:space="preserve">동일조건변경허락 의무가 없어서 ODbL보다 다루기 쉽다.</w:t>
       </w:r>
     </w:p>
-    <w:bookmarkEnd w:id="224"/>
-    <w:bookmarkStart w:id="225" w:name="받는-법"/>
+    <w:bookmarkEnd w:id="234"/>
+    <w:bookmarkStart w:id="235" w:name="받는-법"/>
     <w:p>
       <w:pPr>
         <w:pStyle w:val="Heading4"/>
@@ -45104,7 +46753,7 @@
         <w:pStyle w:val="Compact"/>
         <w:numPr>
           <w:ilvl w:val="0"/>
-          <w:numId w:val="1019"/>
+          <w:numId w:val="1020"/>
         </w:numPr>
       </w:pPr>
       <w:r>
@@ -45131,7 +46780,7 @@
         <w:pStyle w:val="Compact"/>
         <w:numPr>
           <w:ilvl w:val="0"/>
-          <w:numId w:val="1019"/>
+          <w:numId w:val="1020"/>
         </w:numPr>
       </w:pPr>
       <w:r>
@@ -45156,7 +46805,7 @@
         <w:pStyle w:val="Compact"/>
         <w:numPr>
           <w:ilvl w:val="0"/>
-          <w:numId w:val="1019"/>
+          <w:numId w:val="1020"/>
         </w:numPr>
       </w:pPr>
       <w:r>
@@ -45175,15 +46824,15 @@
         <w:pStyle w:val="Compact"/>
         <w:numPr>
           <w:ilvl w:val="0"/>
-          <w:numId w:val="1019"/>
+          <w:numId w:val="1020"/>
         </w:numPr>
       </w:pPr>
       <w:r>
         <w:t xml:space="preserve">좌표계: ETRS89 UTM (본토는 30번대 확장 존)</w:t>
       </w:r>
     </w:p>
-    <w:bookmarkEnd w:id="225"/>
-    <w:bookmarkStart w:id="226" w:name="프랑스-구간"/>
+    <w:bookmarkEnd w:id="235"/>
+    <w:bookmarkStart w:id="236" w:name="프랑스-구간"/>
     <w:p>
       <w:pPr>
         <w:pStyle w:val="Heading4"/>
@@ -45336,9 +46985,9 @@
         </w:pict>
       </w:r>
     </w:p>
-    <w:bookmarkEnd w:id="226"/>
-    <w:bookmarkEnd w:id="227"/>
-    <w:bookmarkStart w:id="228" w:name="계산-파이프라인"/>
+    <w:bookmarkEnd w:id="236"/>
+    <w:bookmarkEnd w:id="237"/>
+    <w:bookmarkStart w:id="238" w:name="계산-파이프라인"/>
     <w:p>
       <w:pPr>
         <w:pStyle w:val="Heading3"/>
@@ -45460,8 +47109,8 @@
         </w:pict>
       </w:r>
     </w:p>
-    <w:bookmarkEnd w:id="228"/>
-    <w:bookmarkStart w:id="231" w:name="반드시-알아야-할-함정-누적-상승은-부풀려진다"/>
+    <w:bookmarkEnd w:id="238"/>
+    <w:bookmarkStart w:id="241" w:name="반드시-알아야-할-함정-누적-상승은-부풀려진다"/>
     <w:p>
       <w:pPr>
         <w:pStyle w:val="Heading3"/>
@@ -45508,7 +47157,7 @@
         <w:pStyle w:val="Compact"/>
         <w:numPr>
           <w:ilvl w:val="0"/>
-          <w:numId w:val="1020"/>
+          <w:numId w:val="1021"/>
         </w:numPr>
       </w:pPr>
       <w:r>
@@ -45520,7 +47169,7 @@
         <w:pStyle w:val="Compact"/>
         <w:numPr>
           <w:ilvl w:val="0"/>
-          <w:numId w:val="1020"/>
+          <w:numId w:val="1021"/>
         </w:numPr>
       </w:pPr>
       <w:r>
@@ -45532,7 +47181,7 @@
         <w:pStyle w:val="Compact"/>
         <w:numPr>
           <w:ilvl w:val="0"/>
-          <w:numId w:val="1020"/>
+          <w:numId w:val="1021"/>
         </w:numPr>
       </w:pPr>
       <w:r>
@@ -45563,7 +47212,7 @@
         <w:t xml:space="preserve">같은 트랙을 두고 앱마다 누적 상승이 크게 다른 이유가 이것이다.</w:t>
       </w:r>
     </w:p>
-    <w:bookmarkStart w:id="229" w:name="대응"/>
+    <w:bookmarkStart w:id="239" w:name="대응"/>
     <w:p>
       <w:pPr>
         <w:pStyle w:val="Heading4"/>
@@ -45695,8 +47344,8 @@
         </w:tc>
       </w:tr>
     </w:tbl>
-    <w:bookmarkEnd w:id="229"/>
-    <w:bookmarkStart w:id="230" w:name="검증-방법"/>
+    <w:bookmarkEnd w:id="239"/>
+    <w:bookmarkStart w:id="240" w:name="검증-방법"/>
     <w:p>
       <w:pPr>
         <w:pStyle w:val="Heading4"/>
@@ -45918,9 +47567,9 @@
         </w:pict>
       </w:r>
     </w:p>
-    <w:bookmarkEnd w:id="230"/>
-    <w:bookmarkEnd w:id="231"/>
-    <w:bookmarkStart w:id="232" w:name="b.-갈림길-경로도-함께-추출한다"/>
+    <w:bookmarkEnd w:id="240"/>
+    <w:bookmarkEnd w:id="241"/>
+    <w:bookmarkStart w:id="242" w:name="b.-갈림길-경로도-함께-추출한다"/>
     <w:p>
       <w:pPr>
         <w:pStyle w:val="Heading3"/>
@@ -46248,8 +47897,8 @@
         </w:pict>
       </w:r>
     </w:p>
-    <w:bookmarkEnd w:id="232"/>
-    <w:bookmarkStart w:id="233" w:name="작업-순서와-비용"/>
+    <w:bookmarkEnd w:id="242"/>
+    <w:bookmarkStart w:id="243" w:name="작업-순서와-비용"/>
     <w:p>
       <w:pPr>
         <w:pStyle w:val="Heading3"/>
@@ -46759,8 +48408,8 @@
         </w:pict>
       </w:r>
     </w:p>
-    <w:bookmarkEnd w:id="233"/>
-    <w:bookmarkStart w:id="234" w:name="표시-의무-정리"/>
+    <w:bookmarkEnd w:id="243"/>
+    <w:bookmarkStart w:id="244" w:name="표시-의무-정리"/>
     <w:p>
       <w:pPr>
         <w:pStyle w:val="Heading3"/>
@@ -46812,8 +48461,8 @@
         </w:pict>
       </w:r>
     </w:p>
-    <w:bookmarkEnd w:id="234"/>
-    <w:bookmarkStart w:id="235" w:name="문서-반영-사항"/>
+    <w:bookmarkEnd w:id="244"/>
+    <w:bookmarkStart w:id="245" w:name="문서-반영-사항"/>
     <w:p>
       <w:pPr>
         <w:pStyle w:val="Heading3"/>
@@ -47028,8 +48677,8 @@
         </w:pict>
       </w:r>
     </w:p>
-    <w:bookmarkEnd w:id="235"/>
-    <w:bookmarkStart w:id="236" w:name="남은-위험"/>
+    <w:bookmarkEnd w:id="245"/>
+    <w:bookmarkStart w:id="246" w:name="남은-위험"/>
     <w:p>
       <w:pPr>
         <w:pStyle w:val="Heading3"/>
@@ -47220,8 +48869,8 @@
         <w:t xml:space="preserve">이 문서는 01 문서 2부의 결함 1·2에 대한 해결 계획이다. 실행 완료 시 해당 결함을 종료 처리한다.</w:t>
       </w:r>
     </w:p>
-    <w:bookmarkEnd w:id="236"/>
-    <w:bookmarkEnd w:id="237"/>
+    <w:bookmarkEnd w:id="246"/>
+    <w:bookmarkEnd w:id="247"/>
     <w:sectPr>
       <w:footnotePr>
         <w:numRestart w:val="eachSect"/>
@@ -47626,6 +49275,9 @@
     <w:abstractNumId w:val="991"/>
   </w:num>
   <w:num w:numId="1017">
+    <w:abstractNumId w:val="991"/>
+  </w:num>
+  <w:num w:numId="1018">
     <w:abstractNumId w:val="99411"/>
     <w:lvlOverride w:ilvl="0">
       <w:startOverride w:val="1"/>
@@ -47655,13 +49307,13 @@
       <w:startOverride w:val="1"/>
     </w:lvlOverride>
   </w:num>
-  <w:num w:numId="1018">
-    <w:abstractNumId w:val="991"/>
-  </w:num>
   <w:num w:numId="1019">
     <w:abstractNumId w:val="991"/>
   </w:num>
   <w:num w:numId="1020">
+    <w:abstractNumId w:val="991"/>
+  </w:num>
+  <w:num w:numId="1021">
     <w:abstractNumId w:val="991"/>
   </w:num>
 </w:numbering>

--- a/docs/docx/03_제품과기능.docx
+++ b/docs/docx/03_제품과기능.docx
@@ -1484,17 +1484,17 @@
         <w:pStyle w:val="FirstParagraph"/>
       </w:pPr>
       <w:r>
-        <w:t xml:space="preserve">도달률 85%가 목표이므로 세그먼트를 좁히지 않는다. 다행히 공통 문제가 압도적으로 크다.</w:t>
+        <w:t xml:space="preserve">도달률 85%가 목표이므로 세그먼트(비슷한 특성·필요를 가진 사용자 묶음)를 좁히지 않는다. 다행히 공통 문제가 압도적으로 크다.</w:t>
       </w:r>
     </w:p>
     <w:bookmarkEnd w:id="17"/>
-    <w:bookmarkStart w:id="18" w:name="Xa3fe01133a04d42bb037500479150897f8809d2"/>
+    <w:bookmarkStart w:id="18" w:name="X79f7cd965d4cd2d72094f135cb2cfafb892eb60"/>
     <w:p>
       <w:pPr>
         <w:pStyle w:val="Heading4"/>
       </w:pPr>
       <w:r>
-        <w:t xml:space="preserve">3.2 페르소나 (⚠️ 비율은 근거 없는 임시 가설)</w:t>
+        <w:t xml:space="preserve">3.2 페르소나(실제 조사 없이 "이런 유형의 사용자가 있다"고 가정해서 만든 대표 인물상) (⚠️ 비율은 근거 없는 임시 가설)</w:t>
       </w:r>
     </w:p>
     <w:p>
@@ -7638,7 +7638,7 @@
               <w:pStyle w:val="Compact"/>
             </w:pPr>
             <w:r>
-              <w:t xml:space="preserve">물성 상품 전환율</w:t>
+              <w:t xml:space="preserve">물성 상품 전환율(방문·이용자 중 실제 구매로 이어지는 비율)</w:t>
             </w:r>
           </w:p>
         </w:tc>
@@ -10743,7 +10743,7 @@
               <w:pStyle w:val="Compact"/>
             </w:pPr>
             <w:r>
-              <w:t xml:space="preserve">웹 MVP</w:t>
+              <w:t xml:space="preserve">웹 MVP(핵심 기능만 담아 가장 먼저 내놓는 초기 버전)</w:t>
             </w:r>
           </w:p>
         </w:tc>
@@ -10815,6 +10815,9 @@
                 <w:bCs/>
               </w:rPr>
               <w:t xml:space="preserve">GPX</w:t>
+            </w:r>
+            <w:r>
+              <w:t xml:space="preserve">(GPS로 기록한 이동 경로를 저장하는 파일 형식)</w:t>
             </w:r>
           </w:p>
         </w:tc>
@@ -11954,7 +11957,7 @@
               <w:pStyle w:val="Compact"/>
             </w:pPr>
             <w:r>
-              <w:t xml:space="preserve">공유가 곧 바이럴. 가입 불필요</w:t>
+              <w:t xml:space="preserve">공유가 곧 바이럴(입소문 확산). 가입 불필요</w:t>
             </w:r>
           </w:p>
         </w:tc>
@@ -34437,20 +34440,7 @@
         <w:pStyle w:val="FirstParagraph"/>
       </w:pPr>
       <w:r>
-        <w:t xml:space="preserve">C축(길)과 같은 이유다. 매칭에 결제벽을 세우면 규칙 8(핵심 기능 무료)과 충돌하고, 안전 관련 기능을 유료화하면 신뢰가 무너진다. 기여는</w:t>
-      </w:r>
-      <w:r>
-        <w:t xml:space="preserve"> </w:t>
-      </w:r>
-      <w:r>
-        <w:rPr>
-          <w:b/>
-          <w:bCs/>
-        </w:rPr>
-        <w:t xml:space="preserve">도달률(입소문)과 리텐션</w:t>
-      </w:r>
-      <w:r>
-        <w:t xml:space="preserve">으로 본다 (02 문서 5.12절).</w:t>
+        <w:t xml:space="preserve">C축(길)과 같은 이유다. 매칭에 결제벽을 세우면 규칙 8(핵심 기능 무료)과 충돌하고, 안전 관련 기능을 유료화하면 신뢰가 무너진다. 기여는 **도달률(입소문)과 리텐션(사용자가 이탈하지 않고 계속 남는 정도)**으로 본다 (02 문서 5.12절).</w:t>
       </w:r>
     </w:p>
     <w:bookmarkEnd w:id="175"/>

--- a/docs/docx/03_제품과기능.docx
+++ b/docs/docx/03_제품과기능.docx
@@ -401,7 +401,7 @@
     </w:p>
     <w:bookmarkEnd w:id="9"/>
     <w:bookmarkEnd w:id="10"/>
-    <w:bookmarkStart w:id="60" w:name="Xf7c3681755b016364fb32dffdca1e3650051e21"/>
+    <w:bookmarkStart w:id="63" w:name="Xf7c3681755b016364fb32dffdca1e3650051e21"/>
     <w:p>
       <w:pPr>
         <w:pStyle w:val="Heading1"/>
@@ -3504,7 +3504,7 @@
     </w:p>
     <w:bookmarkEnd w:id="32"/>
     <w:bookmarkEnd w:id="33"/>
-    <w:bookmarkStart w:id="52" w:name="Xdc04b7ceb1321408072f161b29dfc9315371617"/>
+    <w:bookmarkStart w:id="55" w:name="Xdc04b7ceb1321408072f161b29dfc9315371617"/>
     <w:p>
       <w:pPr>
         <w:pStyle w:val="Heading3"/>
@@ -4278,7 +4278,7 @@
     </w:p>
     <w:bookmarkEnd w:id="36"/>
     <w:bookmarkEnd w:id="37"/>
-    <w:bookmarkStart w:id="42" w:name="Xb1b60e05ad92b458167f32abab71e52f6ef4af7"/>
+    <w:bookmarkStart w:id="45" w:name="Xb1b60e05ad92b458167f32abab71e52f6ef4af7"/>
     <w:p>
       <w:pPr>
         <w:pStyle w:val="Heading4"/>
@@ -5495,13 +5495,35 @@
     </w:p>
     <w:p>
       <w:pPr>
-        <w:pStyle w:val="BlockText"/>
+        <w:pStyle w:val="Compact"/>
+        <w:numPr>
+          <w:ilvl w:val="0"/>
+          <w:numId w:val="1009"/>
+        </w:numPr>
       </w:pPr>
       <w:r>
         <w:rPr>
           <w:b/>
           <w:bCs/>
         </w:rPr>
+        <w:t xml:space="preserve">각 스팟에 도착 날짜·시각이 함께 찍힌다</w:t>
+      </w:r>
+      <w:r>
+        <w:t xml:space="preserve"> </w:t>
+      </w:r>
+      <w:r>
+        <w:t xml:space="preserve">→ 노력의 증거 + 개인화 (2026-07 추가)</w:t>
+      </w:r>
+    </w:p>
+    <w:p>
+      <w:pPr>
+        <w:pStyle w:val="BlockText"/>
+      </w:pPr>
+      <w:r>
+        <w:rPr>
+          <w:b/>
+          <w:bCs/>
+        </w:rPr>
         <w:t xml:space="preserve">"내가 밝힌 지도"가 완주 지도 포스터가 된다.</w:t>
       </w:r>
       <w:r>
@@ -5518,8 +5540,446 @@
       </w:r>
     </w:p>
     <w:bookmarkEnd w:id="41"/>
+    <w:bookmarkStart w:id="42" w:name="star-시간-기록--언제-거길-지났는가-2026-07-추가"/>
+    <w:p>
+      <w:pPr>
+        <w:pStyle w:val="Heading5"/>
+      </w:pPr>
+      <w:r>
+        <w:t xml:space="preserve">⭐ 시간 기록 — "언제 거길 지났는가" (2026-07 추가)</w:t>
+      </w:r>
+    </w:p>
+    <w:p>
+      <w:pPr>
+        <w:pStyle w:val="FirstParagraph"/>
+      </w:pPr>
+      <w:r>
+        <w:rPr>
+          <w:rStyle w:val="VerbatimChar"/>
+        </w:rPr>
+        <w:t xml:space="preserve">FogState.revealedAt</w:t>
+      </w:r>
+      <w:r>
+        <w:t xml:space="preserve">(스키마에 이미 있는 필드)에 랜드마크별 개방 시각을 담아두는 걸,</w:t>
+      </w:r>
+      <w:r>
+        <w:t xml:space="preserve"> </w:t>
+      </w:r>
+      <w:r>
+        <w:rPr>
+          <w:b/>
+          <w:bCs/>
+        </w:rPr>
+        <w:t xml:space="preserve">화면·포스터에도 실제로 드러낸다.</w:t>
+      </w:r>
+      <w:r>
+        <w:t xml:space="preserve"> </w:t>
+      </w:r>
+      <w:r>
+        <w:t xml:space="preserve">지금까지는 내부 데이터로만 있었지 사용자에게 보여주는 설계가 없었다.</w:t>
+      </w:r>
+    </w:p>
+    <w:p>
+      <w:pPr>
+        <w:pStyle w:val="Compact"/>
+        <w:numPr>
+          <w:ilvl w:val="0"/>
+          <w:numId w:val="1010"/>
+        </w:numPr>
+      </w:pPr>
+      <w:r>
+        <w:rPr>
+          <w:b/>
+          <w:bCs/>
+        </w:rPr>
+        <w:t xml:space="preserve">디지털(무료)</w:t>
+      </w:r>
+      <w:r>
+        <w:t xml:space="preserve">: 안개 지도 위에 "7/3 09:20 레포에데르 고개" 식으로 각 스팟 옆에 날짜·시각이 함께 표시된다. B1에 포함.</w:t>
+      </w:r>
+    </w:p>
+    <w:p>
+      <w:pPr>
+        <w:pStyle w:val="Compact"/>
+        <w:numPr>
+          <w:ilvl w:val="0"/>
+          <w:numId w:val="1010"/>
+        </w:numPr>
+      </w:pPr>
+      <w:r>
+        <w:rPr>
+          <w:b/>
+          <w:bCs/>
+        </w:rPr>
+        <w:t xml:space="preserve">물성(유료 후보)</w:t>
+      </w:r>
+      <w:r>
+        <w:t xml:space="preserve">: A1 포스터에도 같은 타임스탬프를 인쇄한다 — "내가 언제 거길 걸었는지"가 새겨진 지도이므로 순전한 장식용 포스터보다 개인화가 강하다.</w:t>
+      </w:r>
+    </w:p>
+    <w:p>
+      <w:pPr>
+        <w:pStyle w:val="Compact"/>
+        <w:numPr>
+          <w:ilvl w:val="0"/>
+          <w:numId w:val="1010"/>
+        </w:numPr>
+      </w:pPr>
+      <w:r>
+        <w:t xml:space="preserve">근거 데이터는 이미 있다. 새 스키마가 필요하지 않고</w:t>
+      </w:r>
+      <w:r>
+        <w:t xml:space="preserve"> </w:t>
+      </w:r>
+      <w:r>
+        <w:rPr>
+          <w:b/>
+          <w:bCs/>
+        </w:rPr>
+        <w:t xml:space="preserve">화면 설계·인쇄 레이아웃만 추가하면 된다.</w:t>
+      </w:r>
+    </w:p>
     <w:bookmarkEnd w:id="42"/>
-    <w:bookmarkStart w:id="47" w:name="X8cf75a1ef9b5d54ccbd7fc72dc29979463c730f"/>
+    <w:bookmarkStart w:id="43" w:name="후보--아직-검토만-2026-07-브레인스토밍-미채택"/>
+    <w:p>
+      <w:pPr>
+        <w:pStyle w:val="Heading5"/>
+      </w:pPr>
+      <w:r>
+        <w:t xml:space="preserve">후보 — 아직 검토만 (2026-07 브레인스토밍, 미채택)</w:t>
+      </w:r>
+    </w:p>
+    <w:tbl>
+      <w:tblPr>
+        <w:tblStyle w:val="Table"/>
+        <w:tblW w:type="auto" w:w="0"/>
+        <w:tblLook w:firstRow="1" w:lastRow="0" w:firstColumn="0" w:lastColumn="0" w:noHBand="0" w:noVBand="0" w:val="0020"/>
+      </w:tblPr>
+      <w:tblGrid>
+        <w:gridCol w:w="1980"/>
+        <w:gridCol w:w="1980"/>
+        <w:gridCol w:w="1980"/>
+        <w:gridCol w:w="1980"/>
+      </w:tblGrid>
+      <w:tr>
+        <w:trPr>
+          <w:tblHeader w:val="on"/>
+        </w:trPr>
+        <w:tc>
+          <w:tcPr/>
+          <w:p>
+            <w:pPr>
+              <w:pStyle w:val="Compact"/>
+            </w:pPr>
+            <w:r>
+              <w:t xml:space="preserve">후보</w:t>
+            </w:r>
+          </w:p>
+        </w:tc>
+        <w:tc>
+          <w:tcPr/>
+          <w:p>
+            <w:pPr>
+              <w:pStyle w:val="Compact"/>
+            </w:pPr>
+            <w:r>
+              <w:t xml:space="preserve">설명</w:t>
+            </w:r>
+          </w:p>
+        </w:tc>
+        <w:tc>
+          <w:tcPr/>
+          <w:p>
+            <w:pPr>
+              <w:pStyle w:val="Compact"/>
+            </w:pPr>
+            <w:r>
+              <w:t xml:space="preserve">동인</w:t>
+            </w:r>
+          </w:p>
+        </w:tc>
+        <w:tc>
+          <w:tcPr/>
+          <w:p>
+            <w:pPr>
+              <w:pStyle w:val="Compact"/>
+            </w:pPr>
+            <w:r>
+              <w:t xml:space="preserve">구분</w:t>
+            </w:r>
+          </w:p>
+        </w:tc>
+      </w:tr>
+      <w:tr>
+        <w:tc>
+          <w:tcPr/>
+          <w:p>
+            <w:pPr>
+              <w:pStyle w:val="Compact"/>
+            </w:pPr>
+            <w:r>
+              <w:rPr>
+                <w:b/>
+                <w:bCs/>
+              </w:rPr>
+              <w:t xml:space="preserve">여정 타임랩스</w:t>
+            </w:r>
+          </w:p>
+        </w:tc>
+        <w:tc>
+          <w:tcPr/>
+          <w:p>
+            <w:pPr>
+              <w:pStyle w:val="Compact"/>
+            </w:pPr>
+            <w:r>
+              <w:t xml:space="preserve">매일 기록(위치·사진)을 하루씩 재생하는 짧은 영상. 완주 화면에서 자동 생성</w:t>
+            </w:r>
+          </w:p>
+        </w:tc>
+        <w:tc>
+          <w:tcPr/>
+          <w:p>
+            <w:pPr>
+              <w:pStyle w:val="Compact"/>
+            </w:pPr>
+            <w:r>
+              <w:t xml:space="preserve">노력·자랑</w:t>
+            </w:r>
+          </w:p>
+        </w:tc>
+        <w:tc>
+          <w:tcPr/>
+          <w:p>
+            <w:pPr>
+              <w:pStyle w:val="Compact"/>
+            </w:pPr>
+            <w:r>
+              <w:t xml:space="preserve">디지털, 무료</w:t>
+            </w:r>
+          </w:p>
+        </w:tc>
+      </w:tr>
+      <w:tr>
+        <w:tc>
+          <w:tcPr/>
+          <w:p>
+            <w:pPr>
+              <w:pStyle w:val="Compact"/>
+            </w:pPr>
+            <w:r>
+              <w:rPr>
+                <w:b/>
+                <w:bCs/>
+              </w:rPr>
+              <w:t xml:space="preserve">고도 단면 포스터</w:t>
+            </w:r>
+          </w:p>
+        </w:tc>
+        <w:tc>
+          <w:tcPr/>
+          <w:p>
+            <w:pPr>
+              <w:pStyle w:val="Compact"/>
+            </w:pPr>
+            <w:r>
+              <w:rPr>
+                <w:rStyle w:val="VerbatimChar"/>
+              </w:rPr>
+              <w:t xml:space="preserve">Elevation.tsx</w:t>
+            </w:r>
+            <w:r>
+              <w:t xml:space="preserve">(고도 그래프 컴포넌트)를 내 실제 걸은 기록으로 그려 포스터화. 이미 있는 컴포넌트 재활용이라 원가 거의 0</w:t>
+            </w:r>
+          </w:p>
+        </w:tc>
+        <w:tc>
+          <w:tcPr/>
+          <w:p>
+            <w:pPr>
+              <w:pStyle w:val="Compact"/>
+            </w:pPr>
+            <w:r>
+              <w:t xml:space="preserve">개인화·물성</w:t>
+            </w:r>
+          </w:p>
+        </w:tc>
+        <w:tc>
+          <w:tcPr/>
+          <w:p>
+            <w:pPr>
+              <w:pStyle w:val="Compact"/>
+            </w:pPr>
+            <w:r>
+              <w:t xml:space="preserve">물성, 유료 후보</w:t>
+            </w:r>
+          </w:p>
+        </w:tc>
+      </w:tr>
+    </w:tbl>
+    <w:p>
+      <w:pPr>
+        <w:pStyle w:val="BlockText"/>
+      </w:pPr>
+      <w:r>
+        <w:t xml:space="preserve">위 둘은 아직 인터뷰·실측으로 검증되지 않은 아이디어다. 채택하려면 6.8 채택 순서·6.9 지표에 정식 편입해야 한다.</w:t>
+      </w:r>
+    </w:p>
+    <w:bookmarkEnd w:id="43"/>
+    <w:bookmarkStart w:id="44" w:name="warning-캐릭터마스코트-도입-여부--미정-결정-보류"/>
+    <w:p>
+      <w:pPr>
+        <w:pStyle w:val="Heading5"/>
+      </w:pPr>
+      <w:r>
+        <w:t xml:space="preserve">⚠️ 캐릭터(마스코트) 도입 여부 — 미정, 결정 보류</w:t>
+      </w:r>
+    </w:p>
+    <w:p>
+      <w:pPr>
+        <w:pStyle w:val="FirstParagraph"/>
+      </w:pPr>
+      <w:r>
+        <w:t xml:space="preserve">v5.1에서 "마스코트를 만들지 않고 이미 있는 것을 쓴다"고 명시적으로 제외했다(애착 동인을 크레덴시알·「내 돌」 같은 실존 사물로 대체).</w:t>
+      </w:r>
+      <w:r>
+        <w:t xml:space="preserve"> </w:t>
+      </w:r>
+      <w:r>
+        <w:rPr>
+          <w:b/>
+          <w:bCs/>
+        </w:rPr>
+        <w:t xml:space="preserve">이번에 재검토 요청이 있었으나 아직 결정하지 않았다.</w:t>
+      </w:r>
+      <w:r>
+        <w:t xml:space="preserve"> </w:t>
+      </w:r>
+      <w:r>
+        <w:t xml:space="preserve">도입하게 되면 아래 두 방향이 "가짜 캐릭터 창작"보다 이 프로젝트 톤에 맞다:</w:t>
+      </w:r>
+    </w:p>
+    <w:tbl>
+      <w:tblPr>
+        <w:tblStyle w:val="Table"/>
+        <w:tblW w:type="auto" w:w="0"/>
+        <w:tblLook w:firstRow="1" w:lastRow="0" w:firstColumn="0" w:lastColumn="0" w:noHBand="0" w:noVBand="0" w:val="0020"/>
+      </w:tblPr>
+      <w:tblGrid>
+        <w:gridCol w:w="3960"/>
+        <w:gridCol w:w="3960"/>
+      </w:tblGrid>
+      <w:tr>
+        <w:trPr>
+          <w:tblHeader w:val="on"/>
+        </w:trPr>
+        <w:tc>
+          <w:tcPr/>
+          <w:p>
+            <w:pPr>
+              <w:pStyle w:val="Compact"/>
+            </w:pPr>
+            <w:r>
+              <w:t xml:space="preserve">방향</w:t>
+            </w:r>
+          </w:p>
+        </w:tc>
+        <w:tc>
+          <w:tcPr/>
+          <w:p>
+            <w:pPr>
+              <w:pStyle w:val="Compact"/>
+            </w:pPr>
+            <w:r>
+              <w:t xml:space="preserve">설명</w:t>
+            </w:r>
+          </w:p>
+        </w:tc>
+      </w:tr>
+      <w:tr>
+        <w:tc>
+          <w:tcPr/>
+          <w:p>
+            <w:pPr>
+              <w:pStyle w:val="Compact"/>
+            </w:pPr>
+            <w:r>
+              <w:rPr>
+                <w:b/>
+                <w:bCs/>
+              </w:rPr>
+              <w:t xml:space="preserve">콘차(조가비) 의인화</w:t>
+            </w:r>
+          </w:p>
+        </w:tc>
+        <w:tc>
+          <w:tcPr/>
+          <w:p>
+            <w:pPr>
+              <w:pStyle w:val="Compact"/>
+            </w:pPr>
+            <w:r>
+              <w:t xml:space="preserve">로고에 이미 쓰는 조가비에 표정 정도만 살짝 부여. 순례자 상징 자체라 신규 창작감이 적다</w:t>
+            </w:r>
+          </w:p>
+        </w:tc>
+      </w:tr>
+      <w:tr>
+        <w:tc>
+          <w:tcPr/>
+          <w:p>
+            <w:pPr>
+              <w:pStyle w:val="Compact"/>
+            </w:pPr>
+            <w:r>
+              <w:rPr>
+                <w:b/>
+                <w:bCs/>
+              </w:rPr>
+              <w:t xml:space="preserve">순례자 실루엣</w:t>
+            </w:r>
+          </w:p>
+        </w:tc>
+        <w:tc>
+          <w:tcPr/>
+          <w:p>
+            <w:pPr>
+              <w:pStyle w:val="Compact"/>
+            </w:pPr>
+            <w:r>
+              <w:t xml:space="preserve">얼굴 없이 지팡이·모자·가리비만 있는 미니멀 아이콘. 전통 순례자 도상의 재현에 가깝다</w:t>
+            </w:r>
+          </w:p>
+        </w:tc>
+      </w:tr>
+    </w:tbl>
+    <w:p>
+      <w:pPr>
+        <w:pStyle w:val="BodyText"/>
+      </w:pPr>
+      <w:r>
+        <w:t xml:space="preserve">⚠️ 어느 쪽을 택하든</w:t>
+      </w:r>
+      <w:r>
+        <w:t xml:space="preserve"> </w:t>
+      </w:r>
+      <w:r>
+        <w:rPr>
+          <w:b/>
+          <w:bCs/>
+        </w:rPr>
+        <w:t xml:space="preserve">노란색(flecha)은 캐릭터 색으로 쓰지 않는다</w:t>
+      </w:r>
+      <w:r>
+        <w:t xml:space="preserve"> </w:t>
+      </w:r>
+      <w:r>
+        <w:t xml:space="preserve">— 길 안내 전용 규칙은 마스코트 도입 여부와 무관하게 유지된다.</w:t>
+      </w:r>
+    </w:p>
+    <w:bookmarkEnd w:id="44"/>
+    <w:bookmarkEnd w:id="45"/>
+    <w:bookmarkStart w:id="50" w:name="X8cf75a1ef9b5d54ccbd7fc72dc29979463c730f"/>
     <w:p>
       <w:pPr>
         <w:pStyle w:val="Heading4"/>
@@ -5528,7 +5988,7 @@
         <w:t xml:space="preserve">6.5 보상 목록</w:t>
       </w:r>
     </w:p>
-    <w:bookmarkStart w:id="43" w:name="a-물성--손에-잡히는-것"/>
+    <w:bookmarkStart w:id="46" w:name="a-물성--손에-잡히는-것"/>
     <w:p>
       <w:pPr>
         <w:pStyle w:val="Heading5"/>
@@ -5635,6 +6095,12 @@
               </w:rPr>
               <w:t xml:space="preserve">내가 밝힌 지도 포스터</w:t>
             </w:r>
+            <w:r>
+              <w:t xml:space="preserve"> </w:t>
+            </w:r>
+            <w:r>
+              <w:t xml:space="preserve">(스팟별 도착 날짜·시각 포함)</w:t>
+            </w:r>
           </w:p>
         </w:tc>
         <w:tc>
@@ -5965,8 +6431,8 @@
         </w:tc>
       </w:tr>
     </w:tbl>
-    <w:bookmarkEnd w:id="43"/>
-    <w:bookmarkStart w:id="44" w:name="b-디지털--무료-공유-유발"/>
+    <w:bookmarkEnd w:id="46"/>
+    <w:bookmarkStart w:id="47" w:name="b-디지털--무료-공유-유발"/>
     <w:p>
       <w:pPr>
         <w:pStyle w:val="Heading5"/>
@@ -6061,6 +6527,12 @@
               </w:rPr>
               <w:t xml:space="preserve">안개 지도 (내가 밝힌 지도)</w:t>
             </w:r>
+            <w:r>
+              <w:t xml:space="preserve"> </w:t>
+            </w:r>
+            <w:r>
+              <w:t xml:space="preserve">— 스팟별 도착 날짜·시각 표시 포함</w:t>
+            </w:r>
           </w:p>
         </w:tc>
         <w:tc>
@@ -6283,8 +6755,8 @@
         </w:tc>
       </w:tr>
     </w:tbl>
-    <w:bookmarkEnd w:id="44"/>
-    <w:bookmarkStart w:id="45" w:name="c-다음-여정"/>
+    <w:bookmarkEnd w:id="47"/>
+    <w:bookmarkStart w:id="48" w:name="c-다음-여정"/>
     <w:p>
       <w:pPr>
         <w:pStyle w:val="Heading5"/>
@@ -6413,8 +6885,8 @@
         </w:tc>
       </w:tr>
     </w:tbl>
-    <w:bookmarkEnd w:id="45"/>
-    <w:bookmarkStart w:id="46" w:name="d-시간"/>
+    <w:bookmarkEnd w:id="48"/>
+    <w:bookmarkStart w:id="49" w:name="d-시간"/>
     <w:p>
       <w:pPr>
         <w:pStyle w:val="Heading5"/>
@@ -6547,9 +7019,9 @@
         </w:tc>
       </w:tr>
     </w:tbl>
-    <w:bookmarkEnd w:id="46"/>
-    <w:bookmarkEnd w:id="47"/>
-    <w:bookmarkStart w:id="48" w:name="Xa00cf8e2fe04d621cb2032c10aedfa64853af67"/>
+    <w:bookmarkEnd w:id="49"/>
+    <w:bookmarkEnd w:id="50"/>
+    <w:bookmarkStart w:id="51" w:name="Xa00cf8e2fe04d621cb2032c10aedfa64853af67"/>
     <w:p>
       <w:pPr>
         <w:pStyle w:val="Heading4"/>
@@ -6961,8 +7433,8 @@
         <w:t xml:space="preserve">⚠️ 검증 필요 (H28).</w:t>
       </w:r>
     </w:p>
-    <w:bookmarkEnd w:id="48"/>
-    <w:bookmarkStart w:id="49" w:name="Xde7caafa95045aeb5cdefe2bd0409938b453be7"/>
+    <w:bookmarkEnd w:id="51"/>
+    <w:bookmarkStart w:id="52" w:name="Xde7caafa95045aeb5cdefe2bd0409938b453be7"/>
     <w:p>
       <w:pPr>
         <w:pStyle w:val="Heading4"/>
@@ -7039,7 +7511,7 @@
         <w:pStyle w:val="Compact"/>
         <w:numPr>
           <w:ilvl w:val="0"/>
-          <w:numId w:val="1010"/>
+          <w:numId w:val="1011"/>
         </w:numPr>
       </w:pPr>
       <w:r>
@@ -7061,7 +7533,7 @@
         <w:pStyle w:val="Compact"/>
         <w:numPr>
           <w:ilvl w:val="0"/>
-          <w:numId w:val="1010"/>
+          <w:numId w:val="1011"/>
         </w:numPr>
       </w:pPr>
       <w:r>
@@ -7073,7 +7545,7 @@
         <w:pStyle w:val="Compact"/>
         <w:numPr>
           <w:ilvl w:val="0"/>
-          <w:numId w:val="1010"/>
+          <w:numId w:val="1011"/>
         </w:numPr>
       </w:pPr>
       <w:r>
@@ -7085,7 +7557,7 @@
         <w:pStyle w:val="Compact"/>
         <w:numPr>
           <w:ilvl w:val="0"/>
-          <w:numId w:val="1010"/>
+          <w:numId w:val="1011"/>
         </w:numPr>
       </w:pPr>
       <w:r>
@@ -7120,8 +7592,8 @@
         <w:t xml:space="preserve">인증 대행이나 자체 증서 발급을 하지 않는다.</w:t>
       </w:r>
     </w:p>
-    <w:bookmarkEnd w:id="49"/>
-    <w:bookmarkStart w:id="50" w:name="X1ff2c8191e3f355b8b02666d79b02b966b10d74"/>
+    <w:bookmarkEnd w:id="52"/>
+    <w:bookmarkStart w:id="53" w:name="X1ff2c8191e3f355b8b02666d79b02b966b10d74"/>
     <w:p>
       <w:pPr>
         <w:pStyle w:val="Heading4"/>
@@ -7383,8 +7855,8 @@
         </w:tc>
       </w:tr>
     </w:tbl>
-    <w:bookmarkEnd w:id="50"/>
-    <w:bookmarkStart w:id="51" w:name="X4e860015e1f57f6656a0efdc3036c9e0b76c267"/>
+    <w:bookmarkEnd w:id="53"/>
+    <w:bookmarkStart w:id="54" w:name="X4e860015e1f57f6656a0efdc3036c9e0b76c267"/>
     <w:p>
       <w:pPr>
         <w:pStyle w:val="Heading4"/>
@@ -7673,9 +8145,9 @@
         </w:pict>
       </w:r>
     </w:p>
-    <w:bookmarkEnd w:id="51"/>
-    <w:bookmarkEnd w:id="52"/>
-    <w:bookmarkStart w:id="55" w:name="X19d15f1cdbdcf84d344c55b054d59f43560a634"/>
+    <w:bookmarkEnd w:id="54"/>
+    <w:bookmarkEnd w:id="55"/>
+    <w:bookmarkStart w:id="58" w:name="X19d15f1cdbdcf84d344c55b054d59f43560a634"/>
     <w:p>
       <w:pPr>
         <w:pStyle w:val="Heading3"/>
@@ -7684,7 +8156,7 @@
         <w:t xml:space="preserve">7. 기능 범위</w:t>
       </w:r>
     </w:p>
-    <w:bookmarkStart w:id="53" w:name="X271349fb5376bd9934fa18d0ff6d25e05d37227"/>
+    <w:bookmarkStart w:id="56" w:name="X271349fb5376bd9934fa18d0ff6d25e05d37227"/>
     <w:p>
       <w:pPr>
         <w:pStyle w:val="Heading4"/>
@@ -8603,7 +9075,7 @@
               <w:t xml:space="preserve"> </w:t>
             </w:r>
             <w:r>
-              <w:t xml:space="preserve">11곳 확보 후 (실측 도보)</w:t>
+              <w:t xml:space="preserve">구조는 있음(가이드북 근거). 판정 엔진은 거리·오르막/내리막 실측(GPX) 확보 후</w:t>
             </w:r>
           </w:p>
         </w:tc>
@@ -9614,8 +10086,8 @@
         <w:t xml:space="preserve">|</w:t>
       </w:r>
     </w:p>
-    <w:bookmarkEnd w:id="53"/>
-    <w:bookmarkStart w:id="54" w:name="X1048588f3a37401d8f1083942bbe1570656cf80"/>
+    <w:bookmarkEnd w:id="56"/>
+    <w:bookmarkStart w:id="57" w:name="X1048588f3a37401d8f1083942bbe1570656cf80"/>
     <w:p>
       <w:pPr>
         <w:pStyle w:val="Heading4"/>
@@ -9994,9 +10466,9 @@
         </w:pict>
       </w:r>
     </w:p>
-    <w:bookmarkEnd w:id="54"/>
-    <w:bookmarkEnd w:id="55"/>
-    <w:bookmarkStart w:id="56" w:name="Xdd839a37f709e6b41666bc8aff5ac3bd14640cf"/>
+    <w:bookmarkEnd w:id="57"/>
+    <w:bookmarkEnd w:id="58"/>
+    <w:bookmarkStart w:id="59" w:name="Xdd839a37f709e6b41666bc8aff5ac3bd14640cf"/>
     <w:p>
       <w:pPr>
         <w:pStyle w:val="Heading3"/>
@@ -10653,8 +11125,8 @@
         </w:pict>
       </w:r>
     </w:p>
-    <w:bookmarkEnd w:id="56"/>
-    <w:bookmarkStart w:id="58" w:name="Xa090c2872499a58c37d10299303fc95db4147b8"/>
+    <w:bookmarkEnd w:id="59"/>
+    <w:bookmarkStart w:id="61" w:name="Xa090c2872499a58c37d10299303fc95db4147b8"/>
     <w:p>
       <w:pPr>
         <w:pStyle w:val="Heading3"/>
@@ -11042,7 +11514,7 @@
         </w:tc>
       </w:tr>
     </w:tbl>
-    <w:bookmarkStart w:id="57" w:name="왜-2027-q2인가"/>
+    <w:bookmarkStart w:id="60" w:name="왜-2027-q2인가"/>
     <w:p>
       <w:pPr>
         <w:pStyle w:val="Heading4"/>
@@ -11088,9 +11560,9 @@
         </w:pict>
       </w:r>
     </w:p>
-    <w:bookmarkEnd w:id="57"/>
-    <w:bookmarkEnd w:id="58"/>
-    <w:bookmarkStart w:id="59" w:name="Xfe4e0134753cb5e6ab1a64bb3a93c05552d20ba"/>
+    <w:bookmarkEnd w:id="60"/>
+    <w:bookmarkEnd w:id="61"/>
+    <w:bookmarkStart w:id="62" w:name="Xfe4e0134753cb5e6ab1a64bb3a93c05552d20ba"/>
     <w:p>
       <w:pPr>
         <w:pStyle w:val="Heading3"/>
@@ -11455,9 +11927,9 @@
         </w:pict>
       </w:r>
     </w:p>
-    <w:bookmarkEnd w:id="59"/>
-    <w:bookmarkEnd w:id="60"/>
-    <w:bookmarkStart w:id="188" w:name="X028292c1ae443db40e21897f53f7ef4216c66bb"/>
+    <w:bookmarkEnd w:id="62"/>
+    <w:bookmarkEnd w:id="63"/>
+    <w:bookmarkStart w:id="191" w:name="X028292c1ae443db40e21897f53f7ef4216c66bb"/>
     <w:p>
       <w:pPr>
         <w:pStyle w:val="Heading1"/>
@@ -11466,7 +11938,7 @@
         <w:t xml:space="preserve">2부 · 기능 사양</w:t>
       </w:r>
     </w:p>
-    <w:bookmarkStart w:id="64" w:name="X8027de47315d76e77f1153ee70e622ea2bc586b"/>
+    <w:bookmarkStart w:id="67" w:name="X8027de47315d76e77f1153ee70e622ea2bc586b"/>
     <w:p>
       <w:pPr>
         <w:pStyle w:val="Heading3"/>
@@ -11475,7 +11947,7 @@
         <w:t xml:space="preserve">1. 시스템 개요</w:t>
       </w:r>
     </w:p>
-    <w:bookmarkStart w:id="61" w:name="Xa3945fffbc9fc9db7d9372dac272368dc95d838"/>
+    <w:bookmarkStart w:id="64" w:name="Xa3945fffbc9fc9db7d9372dac272368dc95d838"/>
     <w:p>
       <w:pPr>
         <w:pStyle w:val="Heading4"/>
@@ -11728,8 +12200,8 @@
         <w:t xml:space="preserve">   (OSM 자체)   (실측·협회·제보)  (커머스)</w:t>
       </w:r>
     </w:p>
-    <w:bookmarkEnd w:id="61"/>
-    <w:bookmarkStart w:id="62" w:name="Xda3b0fdef0edc744b29e870d0f2809998d988dd"/>
+    <w:bookmarkEnd w:id="64"/>
+    <w:bookmarkStart w:id="65" w:name="Xda3b0fdef0edc744b29e870d0f2809998d988dd"/>
     <w:p>
       <w:pPr>
         <w:pStyle w:val="Heading4"/>
@@ -12173,8 +12645,8 @@
         </w:tc>
       </w:tr>
     </w:tbl>
-    <w:bookmarkEnd w:id="62"/>
-    <w:bookmarkStart w:id="63" w:name="Xa25b544664d1e86c9de08134225b8a0499769c3"/>
+    <w:bookmarkEnd w:id="65"/>
+    <w:bookmarkStart w:id="66" w:name="Xa25b544664d1e86c9de08134225b8a0499769c3"/>
     <w:p>
       <w:pPr>
         <w:pStyle w:val="Heading4"/>
@@ -12549,9 +13021,9 @@
         </w:pict>
       </w:r>
     </w:p>
-    <w:bookmarkEnd w:id="63"/>
-    <w:bookmarkEnd w:id="64"/>
-    <w:bookmarkStart w:id="74" w:name="Xa1049c86dee72686dd49b39ebc4ba5e435373ff"/>
+    <w:bookmarkEnd w:id="66"/>
+    <w:bookmarkEnd w:id="67"/>
+    <w:bookmarkStart w:id="77" w:name="Xa1049c86dee72686dd49b39ebc4ba5e435373ff"/>
     <w:p>
       <w:pPr>
         <w:pStyle w:val="Heading3"/>
@@ -12560,7 +13032,7 @@
         <w:t xml:space="preserve">2. 데이터 모델</w:t>
       </w:r>
     </w:p>
-    <w:bookmarkStart w:id="65" w:name="X8d8f5779cede6fe06d0e0e66bccaaed84099468"/>
+    <w:bookmarkStart w:id="68" w:name="X8d8f5779cede6fe06d0e0e66bccaaed84099468"/>
     <w:p>
       <w:pPr>
         <w:pStyle w:val="Heading4"/>
@@ -13357,8 +13829,8 @@
         <w:t xml:space="preserve">}</w:t>
       </w:r>
     </w:p>
-    <w:bookmarkEnd w:id="65"/>
-    <w:bookmarkStart w:id="67" w:name="X75605b28c67ad5215fcffd3c034edecc928f117"/>
+    <w:bookmarkEnd w:id="68"/>
+    <w:bookmarkStart w:id="70" w:name="X75605b28c67ad5215fcffd3c034edecc928f117"/>
     <w:p>
       <w:pPr>
         <w:pStyle w:val="Heading4"/>
@@ -13717,7 +14189,7 @@
         <w:t xml:space="preserve">}</w:t>
       </w:r>
     </w:p>
-    <w:bookmarkStart w:id="66" w:name="warning-왜-별도-테이블이-필요한가"/>
+    <w:bookmarkStart w:id="69" w:name="warning-왜-별도-테이블이-필요한가"/>
     <w:p>
       <w:pPr>
         <w:pStyle w:val="Heading5"/>
@@ -14098,9 +14570,9 @@
         <w:t xml:space="preserve">를 사용자에게 노출하지 않는다.</w:t>
       </w:r>
     </w:p>
-    <w:bookmarkEnd w:id="66"/>
-    <w:bookmarkEnd w:id="67"/>
-    <w:bookmarkStart w:id="70" w:name="X17d3bf5f07b95a0da4adbd63cc302e761953eae"/>
+    <w:bookmarkEnd w:id="69"/>
+    <w:bookmarkEnd w:id="70"/>
+    <w:bookmarkStart w:id="73" w:name="X17d3bf5f07b95a0da4adbd63cc302e761953eae"/>
     <w:p>
       <w:pPr>
         <w:pStyle w:val="Heading4"/>
@@ -15179,7 +15651,7 @@
         <w:t xml:space="preserve">}</w:t>
       </w:r>
     </w:p>
-    <w:bookmarkStart w:id="68" w:name="주요-갈림길"/>
+    <w:bookmarkStart w:id="71" w:name="주요-갈림길"/>
     <w:p>
       <w:pPr>
         <w:pStyle w:val="Heading5"/>
@@ -15915,8 +16387,8 @@
         </w:tc>
       </w:tr>
     </w:tbl>
-    <w:bookmarkEnd w:id="68"/>
-    <w:bookmarkStart w:id="69" w:name="warning-1번-갈림길--반드시-정확해야-한다"/>
+    <w:bookmarkEnd w:id="71"/>
+    <w:bookmarkStart w:id="72" w:name="warning-1번-갈림길--반드시-정확해야-한다"/>
     <w:p>
       <w:pPr>
         <w:pStyle w:val="Heading5"/>
@@ -16220,9 +16692,9 @@
         </w:pict>
       </w:r>
     </w:p>
-    <w:bookmarkEnd w:id="69"/>
-    <w:bookmarkEnd w:id="70"/>
-    <w:bookmarkStart w:id="72" w:name="Xaf71b94de9a17a628815feb01081986ee3dfe03"/>
+    <w:bookmarkEnd w:id="72"/>
+    <w:bookmarkEnd w:id="73"/>
+    <w:bookmarkStart w:id="75" w:name="Xaf71b94de9a17a628815feb01081986ee3dfe03"/>
     <w:p>
       <w:pPr>
         <w:pStyle w:val="Heading4"/>
@@ -17604,7 +18076,7 @@
         <w:t xml:space="preserve">}</w:t>
       </w:r>
     </w:p>
-    <w:bookmarkStart w:id="71" w:name="warning-이-모델에서-절대-어기면-안-되는-것"/>
+    <w:bookmarkStart w:id="74" w:name="warning-이-모델에서-절대-어기면-안-되는-것"/>
     <w:p>
       <w:pPr>
         <w:pStyle w:val="Heading5"/>
@@ -17874,9 +18346,9 @@
         <w:t xml:space="preserve">예약을 안 받아 침대를 보장할 수 없기 때문이다. 마을 단위와 숙소 단위를 분리해야 한다.</w:t>
       </w:r>
     </w:p>
-    <w:bookmarkEnd w:id="71"/>
-    <w:bookmarkEnd w:id="72"/>
-    <w:bookmarkStart w:id="73" w:name="X1b6a1c8d3a9fa1c92331fc829925644bdd49be8"/>
+    <w:bookmarkEnd w:id="74"/>
+    <w:bookmarkEnd w:id="75"/>
+    <w:bookmarkStart w:id="76" w:name="X1b6a1c8d3a9fa1c92331fc829925644bdd49be8"/>
     <w:p>
       <w:pPr>
         <w:pStyle w:val="Heading4"/>
@@ -18282,9 +18754,9 @@
         </w:pict>
       </w:r>
     </w:p>
-    <w:bookmarkEnd w:id="73"/>
-    <w:bookmarkEnd w:id="74"/>
-    <w:bookmarkStart w:id="178" w:name="X8208a527d489aadba4472346a96561e0a8fc7e0"/>
+    <w:bookmarkEnd w:id="76"/>
+    <w:bookmarkEnd w:id="77"/>
+    <w:bookmarkStart w:id="181" w:name="X8208a527d489aadba4472346a96561e0a8fc7e0"/>
     <w:p>
       <w:pPr>
         <w:pStyle w:val="Heading3"/>
@@ -18293,7 +18765,7 @@
         <w:t xml:space="preserve">3. 기능별 상세 사양</w:t>
       </w:r>
     </w:p>
-    <w:bookmarkStart w:id="79" w:name="f-01-구간-자동-계획-부상-회피형"/>
+    <w:bookmarkStart w:id="82" w:name="f-01-구간-자동-계획-부상-회피형"/>
     <w:p>
       <w:pPr>
         <w:pStyle w:val="Heading4"/>
@@ -18314,7 +18786,7 @@
         <w:t xml:space="preserve">기존 앱과의 결정적 차이: 목표 함수가 최단 일수가 아니라 완주 확률이다.</w:t>
       </w:r>
     </w:p>
-    <w:bookmarkStart w:id="75" w:name="입력"/>
+    <w:bookmarkStart w:id="78" w:name="입력"/>
     <w:p>
       <w:pPr>
         <w:pStyle w:val="Heading5"/>
@@ -18609,8 +19081,8 @@
         </w:tc>
       </w:tr>
     </w:tbl>
-    <w:bookmarkEnd w:id="75"/>
-    <w:bookmarkStart w:id="76" w:name="알고리즘"/>
+    <w:bookmarkEnd w:id="78"/>
+    <w:bookmarkStart w:id="79" w:name="알고리즘"/>
     <w:p>
       <w:pPr>
         <w:pStyle w:val="Heading5"/>
@@ -18996,8 +19468,8 @@
         <w:t xml:space="preserve">     → 생장에서 773km를 걸으면 사리아를 지나도 하루 1개면 된다</w:t>
       </w:r>
     </w:p>
-    <w:bookmarkEnd w:id="76"/>
-    <w:bookmarkStart w:id="77" w:name="출력"/>
+    <w:bookmarkEnd w:id="79"/>
+    <w:bookmarkStart w:id="80" w:name="출력"/>
     <w:p>
       <w:pPr>
         <w:pStyle w:val="Heading5"/>
@@ -19043,8 +19515,8 @@
         <w:t xml:space="preserve">"무리 없는 일정입니다" / "초반 3일이 다소 빡빡합니다. 하루 늘리는 것을 권합니다"</w:t>
       </w:r>
     </w:p>
-    <w:bookmarkEnd w:id="77"/>
-    <w:bookmarkStart w:id="78" w:name="엣지-케이스"/>
+    <w:bookmarkEnd w:id="80"/>
+    <w:bookmarkStart w:id="81" w:name="엣지-케이스"/>
     <w:p>
       <w:pPr>
         <w:pStyle w:val="Heading5"/>
@@ -19204,9 +19676,9 @@
         </w:pict>
       </w:r>
     </w:p>
-    <w:bookmarkEnd w:id="78"/>
-    <w:bookmarkEnd w:id="79"/>
-    <w:bookmarkStart w:id="83" w:name="f-02-오늘-서두를-필요-있나요--혼잡-추정"/>
+    <w:bookmarkEnd w:id="81"/>
+    <w:bookmarkEnd w:id="82"/>
+    <w:bookmarkStart w:id="86" w:name="f-02-오늘-서두를-필요-있나요--혼잡-추정"/>
     <w:p>
       <w:pPr>
         <w:pStyle w:val="Heading4"/>
@@ -19227,7 +19699,7 @@
         <w:t xml:space="preserve">우리만의 기능. 기존 앱은 아무도 이 질문에 답하지 않는다.</w:t>
       </w:r>
     </w:p>
-    <w:bookmarkStart w:id="80" w:name="왜-필요한가"/>
+    <w:bookmarkStart w:id="83" w:name="왜-필요한가"/>
     <w:p>
       <w:pPr>
         <w:pStyle w:val="Heading5"/>
@@ -19254,8 +19726,8 @@
         <w:t xml:space="preserve">문제는 침대 부족이 아니라 정보 부재다.</w:t>
       </w:r>
     </w:p>
-    <w:bookmarkEnd w:id="80"/>
-    <w:bookmarkStart w:id="81" w:name="추정-모델-phase-2"/>
+    <w:bookmarkEnd w:id="83"/>
+    <w:bookmarkStart w:id="84" w:name="추정-모델-phase-2"/>
     <w:p>
       <w:pPr>
         <w:pStyle w:val="Heading5"/>
@@ -19501,8 +19973,8 @@
         </w:tc>
       </w:tr>
     </w:tbl>
-    <w:bookmarkEnd w:id="81"/>
-    <w:bookmarkStart w:id="82" w:name="출력-1"/>
+    <w:bookmarkEnd w:id="84"/>
+    <w:bookmarkStart w:id="85" w:name="출력-1"/>
     <w:p>
       <w:pPr>
         <w:pStyle w:val="Heading5"/>
@@ -19622,9 +20094,9 @@
         </w:pict>
       </w:r>
     </w:p>
-    <w:bookmarkEnd w:id="82"/>
-    <w:bookmarkEnd w:id="83"/>
-    <w:bookmarkStart w:id="87" w:name="f-03-숙소-정보"/>
+    <w:bookmarkEnd w:id="85"/>
+    <w:bookmarkEnd w:id="86"/>
+    <w:bookmarkStart w:id="90" w:name="f-03-숙소-정보"/>
     <w:p>
       <w:pPr>
         <w:pStyle w:val="Heading4"/>
@@ -19633,7 +20105,7 @@
         <w:t xml:space="preserve">F-03 숙소 정보</w:t>
       </w:r>
     </w:p>
-    <w:bookmarkStart w:id="84" w:name="목록"/>
+    <w:bookmarkStart w:id="87" w:name="목록"/>
     <w:p>
       <w:pPr>
         <w:pStyle w:val="Heading5"/>
@@ -19650,175 +20122,14 @@
         <w:t xml:space="preserve">정렬: 도착 마을 순 → 마을 내 공립 → 기부제 → 사립</w:t>
       </w:r>
     </w:p>
-    <w:bookmarkEnd w:id="84"/>
-    <w:bookmarkStart w:id="85" w:name="카드-표시"/>
+    <w:bookmarkEnd w:id="87"/>
+    <w:bookmarkStart w:id="88" w:name="카드-표시"/>
     <w:p>
       <w:pPr>
         <w:pStyle w:val="Heading5"/>
       </w:pPr>
       <w:r>
         <w:t xml:space="preserve">카드 표시</w:t>
-      </w:r>
-    </w:p>
-    <w:p>
-      <w:pPr>
-        <w:pStyle w:val="Compact"/>
-        <w:numPr>
-          <w:ilvl w:val="0"/>
-          <w:numId w:val="1011"/>
-        </w:numPr>
-      </w:pPr>
-      <w:r>
-        <w:rPr>
-          <w:b/>
-          <w:bCs/>
-        </w:rPr>
-        <w:t xml:space="preserve">원어명 (크게)</w:t>
-      </w:r>
-      <w:r>
-        <w:t xml:space="preserve"> </w:t>
-      </w:r>
-      <w:r>
-        <w:t xml:space="preserve">— 현지에서 보여줄 수 있게</w:t>
-      </w:r>
-    </w:p>
-    <w:p>
-      <w:pPr>
-        <w:pStyle w:val="Compact"/>
-        <w:numPr>
-          <w:ilvl w:val="0"/>
-          <w:numId w:val="1011"/>
-        </w:numPr>
-      </w:pPr>
-      <w:r>
-        <w:t xml:space="preserve">유형 배지 / 침대 수 / 요금</w:t>
-      </w:r>
-    </w:p>
-    <w:p>
-      <w:pPr>
-        <w:pStyle w:val="Compact"/>
-        <w:numPr>
-          <w:ilvl w:val="0"/>
-          <w:numId w:val="1011"/>
-        </w:numPr>
-      </w:pPr>
-      <w:r>
-        <w:rPr>
-          <w:b/>
-          <w:bCs/>
-        </w:rPr>
-        <w:t xml:space="preserve">예약 가능 여부</w:t>
-      </w:r>
-      <w:r>
-        <w:t xml:space="preserve"> </w:t>
-      </w:r>
-      <w:r>
-        <w:t xml:space="preserve">—</w:t>
-      </w:r>
-      <w:r>
-        <w:t xml:space="preserve"> </w:t>
-      </w:r>
-      <w:r>
-        <w:rPr>
-          <w:rStyle w:val="VerbatimChar"/>
-        </w:rPr>
-        <w:t xml:space="preserve">UNKNOWN</w:t>
-      </w:r>
-      <w:r>
-        <w:t xml:space="preserve">이면 "확인 필요"로 표시하고 절대 추정하지 않는다</w:t>
-      </w:r>
-    </w:p>
-    <w:p>
-      <w:pPr>
-        <w:pStyle w:val="Compact"/>
-        <w:numPr>
-          <w:ilvl w:val="0"/>
-          <w:numId w:val="1011"/>
-        </w:numPr>
-      </w:pPr>
-      <w:r>
-        <w:rPr>
-          <w:b/>
-          <w:bCs/>
-        </w:rPr>
-        <w:t xml:space="preserve">"2026년 4월 확인"</w:t>
-      </w:r>
-      <w:r>
-        <w:t xml:space="preserve"> </w:t>
-      </w:r>
-      <w:r>
-        <w:t xml:space="preserve">검증일</w:t>
-      </w:r>
-    </w:p>
-    <w:p>
-      <w:pPr>
-        <w:pStyle w:val="Compact"/>
-        <w:numPr>
-          <w:ilvl w:val="0"/>
-          <w:numId w:val="1011"/>
-        </w:numPr>
-      </w:pPr>
-      <w:r>
-        <w:t xml:space="preserve">시설 아이콘: 취사, 세탁,</w:t>
-      </w:r>
-      <w:r>
-        <w:t xml:space="preserve"> </w:t>
-      </w:r>
-      <w:r>
-        <w:rPr>
-          <w:b/>
-          <w:bCs/>
-        </w:rPr>
-        <w:t xml:space="preserve">건조기</w:t>
-      </w:r>
-      <w:r>
-        <w:t xml:space="preserve">, 난방, WiFi</w:t>
-      </w:r>
-    </w:p>
-    <w:p>
-      <w:pPr>
-        <w:pStyle w:val="Compact"/>
-        <w:numPr>
-          <w:ilvl w:val="0"/>
-          <w:numId w:val="1011"/>
-        </w:numPr>
-      </w:pPr>
-      <w:r>
-        <w:rPr>
-          <w:b/>
-          <w:bCs/>
-        </w:rPr>
-        <w:t xml:space="preserve">짐 배송 수령 가능 여부</w:t>
-      </w:r>
-    </w:p>
-    <w:p>
-      <w:pPr>
-        <w:pStyle w:val="Compact"/>
-        <w:numPr>
-          <w:ilvl w:val="0"/>
-          <w:numId w:val="1011"/>
-        </w:numPr>
-      </w:pPr>
-      <w:r>
-        <w:t xml:space="preserve">한국인 메모</w:t>
-      </w:r>
-    </w:p>
-    <w:bookmarkEnd w:id="85"/>
-    <w:bookmarkStart w:id="86" w:name="예약을-대행하지-않는다"/>
-    <w:p>
-      <w:pPr>
-        <w:pStyle w:val="Heading5"/>
-      </w:pPr>
-      <w:r>
-        <w:t xml:space="preserve">예약을 대행하지 않는다</w:t>
-      </w:r>
-    </w:p>
-    <w:p>
-      <w:pPr>
-        <w:pStyle w:val="FirstParagraph"/>
-      </w:pPr>
-      <w:r>
-        <w:t xml:space="preserve">자체 예약 시스템은 만들지 않는다(→ 03 문서 1부 W1). 대신:</w:t>
       </w:r>
     </w:p>
     <w:p>
@@ -19830,17 +20141,17 @@
         </w:numPr>
       </w:pPr>
       <w:r>
-        <w:t xml:space="preserve">전화·WhatsApp</w:t>
-      </w:r>
-      <w:r>
-        <w:t xml:space="preserve"> </w:t>
-      </w:r>
-      <w:r>
         <w:rPr>
           <w:b/>
           <w:bCs/>
         </w:rPr>
-        <w:t xml:space="preserve">원터치 연결</w:t>
+        <w:t xml:space="preserve">원어명 (크게)</w:t>
+      </w:r>
+      <w:r>
+        <w:t xml:space="preserve"> </w:t>
+      </w:r>
+      <w:r>
+        <w:t xml:space="preserve">— 현지에서 보여줄 수 있게</w:t>
       </w:r>
     </w:p>
     <w:p>
@@ -19852,6 +20163,167 @@
         </w:numPr>
       </w:pPr>
       <w:r>
+        <w:t xml:space="preserve">유형 배지 / 침대 수 / 요금</w:t>
+      </w:r>
+    </w:p>
+    <w:p>
+      <w:pPr>
+        <w:pStyle w:val="Compact"/>
+        <w:numPr>
+          <w:ilvl w:val="0"/>
+          <w:numId w:val="1012"/>
+        </w:numPr>
+      </w:pPr>
+      <w:r>
+        <w:rPr>
+          <w:b/>
+          <w:bCs/>
+        </w:rPr>
+        <w:t xml:space="preserve">예약 가능 여부</w:t>
+      </w:r>
+      <w:r>
+        <w:t xml:space="preserve"> </w:t>
+      </w:r>
+      <w:r>
+        <w:t xml:space="preserve">—</w:t>
+      </w:r>
+      <w:r>
+        <w:t xml:space="preserve"> </w:t>
+      </w:r>
+      <w:r>
+        <w:rPr>
+          <w:rStyle w:val="VerbatimChar"/>
+        </w:rPr>
+        <w:t xml:space="preserve">UNKNOWN</w:t>
+      </w:r>
+      <w:r>
+        <w:t xml:space="preserve">이면 "확인 필요"로 표시하고 절대 추정하지 않는다</w:t>
+      </w:r>
+    </w:p>
+    <w:p>
+      <w:pPr>
+        <w:pStyle w:val="Compact"/>
+        <w:numPr>
+          <w:ilvl w:val="0"/>
+          <w:numId w:val="1012"/>
+        </w:numPr>
+      </w:pPr>
+      <w:r>
+        <w:rPr>
+          <w:b/>
+          <w:bCs/>
+        </w:rPr>
+        <w:t xml:space="preserve">"2026년 4월 확인"</w:t>
+      </w:r>
+      <w:r>
+        <w:t xml:space="preserve"> </w:t>
+      </w:r>
+      <w:r>
+        <w:t xml:space="preserve">검증일</w:t>
+      </w:r>
+    </w:p>
+    <w:p>
+      <w:pPr>
+        <w:pStyle w:val="Compact"/>
+        <w:numPr>
+          <w:ilvl w:val="0"/>
+          <w:numId w:val="1012"/>
+        </w:numPr>
+      </w:pPr>
+      <w:r>
+        <w:t xml:space="preserve">시설 아이콘: 취사, 세탁,</w:t>
+      </w:r>
+      <w:r>
+        <w:t xml:space="preserve"> </w:t>
+      </w:r>
+      <w:r>
+        <w:rPr>
+          <w:b/>
+          <w:bCs/>
+        </w:rPr>
+        <w:t xml:space="preserve">건조기</w:t>
+      </w:r>
+      <w:r>
+        <w:t xml:space="preserve">, 난방, WiFi</w:t>
+      </w:r>
+    </w:p>
+    <w:p>
+      <w:pPr>
+        <w:pStyle w:val="Compact"/>
+        <w:numPr>
+          <w:ilvl w:val="0"/>
+          <w:numId w:val="1012"/>
+        </w:numPr>
+      </w:pPr>
+      <w:r>
+        <w:rPr>
+          <w:b/>
+          <w:bCs/>
+        </w:rPr>
+        <w:t xml:space="preserve">짐 배송 수령 가능 여부</w:t>
+      </w:r>
+    </w:p>
+    <w:p>
+      <w:pPr>
+        <w:pStyle w:val="Compact"/>
+        <w:numPr>
+          <w:ilvl w:val="0"/>
+          <w:numId w:val="1012"/>
+        </w:numPr>
+      </w:pPr>
+      <w:r>
+        <w:t xml:space="preserve">한국인 메모</w:t>
+      </w:r>
+    </w:p>
+    <w:bookmarkEnd w:id="88"/>
+    <w:bookmarkStart w:id="89" w:name="예약을-대행하지-않는다"/>
+    <w:p>
+      <w:pPr>
+        <w:pStyle w:val="Heading5"/>
+      </w:pPr>
+      <w:r>
+        <w:t xml:space="preserve">예약을 대행하지 않는다</w:t>
+      </w:r>
+    </w:p>
+    <w:p>
+      <w:pPr>
+        <w:pStyle w:val="FirstParagraph"/>
+      </w:pPr>
+      <w:r>
+        <w:t xml:space="preserve">자체 예약 시스템은 만들지 않는다(→ 03 문서 1부 W1). 대신:</w:t>
+      </w:r>
+    </w:p>
+    <w:p>
+      <w:pPr>
+        <w:pStyle w:val="Compact"/>
+        <w:numPr>
+          <w:ilvl w:val="0"/>
+          <w:numId w:val="1013"/>
+        </w:numPr>
+      </w:pPr>
+      <w:r>
+        <w:t xml:space="preserve">전화·WhatsApp</w:t>
+      </w:r>
+      <w:r>
+        <w:t xml:space="preserve"> </w:t>
+      </w:r>
+      <w:r>
+        <w:rPr>
+          <w:b/>
+          <w:bCs/>
+        </w:rPr>
+        <w:t xml:space="preserve">원터치 연결</w:t>
+      </w:r>
+    </w:p>
+    <w:p>
+      <w:pPr>
+        <w:pStyle w:val="Compact"/>
+        <w:numPr>
+          <w:ilvl w:val="0"/>
+          <w:numId w:val="1013"/>
+        </w:numPr>
+      </w:pPr>
+      <w:r>
         <w:rPr>
           <w:b/>
           <w:bCs/>
@@ -19872,9 +20344,9 @@
         </w:pict>
       </w:r>
     </w:p>
-    <w:bookmarkEnd w:id="86"/>
-    <w:bookmarkEnd w:id="87"/>
-    <w:bookmarkStart w:id="90" w:name="f-04-전화-예약-스크립트-생성기"/>
+    <w:bookmarkEnd w:id="89"/>
+    <w:bookmarkEnd w:id="90"/>
+    <w:bookmarkStart w:id="93" w:name="f-04-전화-예약-스크립트-생성기"/>
     <w:p>
       <w:pPr>
         <w:pStyle w:val="Heading4"/>
@@ -19903,7 +20375,7 @@
         <w:t xml:space="preserve">언어 장벽 때문에 예약 가능한 사립 숙소를 두고도 선착순 공립에 줄 서는 문제를 직접 해결한다.</w:t>
       </w:r>
     </w:p>
-    <w:bookmarkStart w:id="88" w:name="생성-예시"/>
+    <w:bookmarkStart w:id="91" w:name="생성-예시"/>
     <w:p>
       <w:pPr>
         <w:pStyle w:val="Heading5"/>
@@ -20049,8 +20521,8 @@
         <w:t xml:space="preserve">     오후 3시쯤 도착합니다. 제 이름은 김입니다.</w:t>
       </w:r>
     </w:p>
-    <w:bookmarkEnd w:id="88"/>
-    <w:bookmarkStart w:id="89" w:name="상황-목록"/>
+    <w:bookmarkEnd w:id="91"/>
+    <w:bookmarkStart w:id="92" w:name="상황-목록"/>
     <w:p>
       <w:pPr>
         <w:pStyle w:val="Heading5"/>
@@ -20270,9 +20742,9 @@
         </w:pict>
       </w:r>
     </w:p>
-    <w:bookmarkEnd w:id="89"/>
-    <w:bookmarkEnd w:id="90"/>
-    <w:bookmarkStart w:id="93" w:name="f-05-짐배송-비용리스크-비교"/>
+    <w:bookmarkEnd w:id="92"/>
+    <w:bookmarkEnd w:id="93"/>
+    <w:bookmarkStart w:id="96" w:name="f-05-짐배송-비용리스크-비교"/>
     <w:p>
       <w:pPr>
         <w:pStyle w:val="Heading4"/>
@@ -20281,7 +20753,7 @@
         <w:t xml:space="preserve">F-05 짐배송 비용·리스크 비교</w:t>
       </w:r>
     </w:p>
-    <w:bookmarkStart w:id="91" w:name="왜-필요한가-1"/>
+    <w:bookmarkStart w:id="94" w:name="왜-필요한가-1"/>
     <w:p>
       <w:pPr>
         <w:pStyle w:val="Heading5"/>
@@ -20361,8 +20833,8 @@
         <w:t xml:space="preserve">이고, 아무 앱도 계산해주지 않는다.</w:t>
       </w:r>
     </w:p>
-    <w:bookmarkEnd w:id="91"/>
-    <w:bookmarkStart w:id="92" w:name="출력-2"/>
+    <w:bookmarkEnd w:id="94"/>
+    <w:bookmarkStart w:id="95" w:name="출력-2"/>
     <w:p>
       <w:pPr>
         <w:pStyle w:val="Heading5"/>
@@ -20715,9 +21187,9 @@
         </w:pict>
       </w:r>
     </w:p>
-    <w:bookmarkEnd w:id="92"/>
-    <w:bookmarkEnd w:id="93"/>
-    <w:bookmarkStart w:id="94" w:name="f-06-비용-계산기"/>
+    <w:bookmarkEnd w:id="95"/>
+    <w:bookmarkEnd w:id="96"/>
+    <w:bookmarkStart w:id="97" w:name="f-06-비용-계산기"/>
     <w:p>
       <w:pPr>
         <w:pStyle w:val="Heading4"/>
@@ -20933,8 +21405,8 @@
         </w:pict>
       </w:r>
     </w:p>
-    <w:bookmarkEnd w:id="94"/>
-    <w:bookmarkStart w:id="95" w:name="f-07-배낭-무게-계산기"/>
+    <w:bookmarkEnd w:id="97"/>
+    <w:bookmarkStart w:id="98" w:name="f-07-배낭-무게-계산기"/>
     <w:p>
       <w:pPr>
         <w:pStyle w:val="Heading4"/>
@@ -20948,7 +21420,7 @@
         <w:pStyle w:val="Compact"/>
         <w:numPr>
           <w:ilvl w:val="0"/>
-          <w:numId w:val="1013"/>
+          <w:numId w:val="1014"/>
         </w:numPr>
       </w:pPr>
       <w:r>
@@ -20976,7 +21448,7 @@
         <w:pStyle w:val="Compact"/>
         <w:numPr>
           <w:ilvl w:val="0"/>
-          <w:numId w:val="1013"/>
+          <w:numId w:val="1014"/>
         </w:numPr>
       </w:pPr>
       <w:r>
@@ -20988,7 +21460,7 @@
         <w:pStyle w:val="Compact"/>
         <w:numPr>
           <w:ilvl w:val="0"/>
-          <w:numId w:val="1013"/>
+          <w:numId w:val="1014"/>
         </w:numPr>
       </w:pPr>
       <w:r>
@@ -21000,7 +21472,7 @@
         <w:pStyle w:val="Compact"/>
         <w:numPr>
           <w:ilvl w:val="0"/>
-          <w:numId w:val="1013"/>
+          <w:numId w:val="1014"/>
         </w:numPr>
       </w:pPr>
       <w:r>
@@ -21024,8 +21496,8 @@
         </w:pict>
       </w:r>
     </w:p>
-    <w:bookmarkEnd w:id="95"/>
-    <w:bookmarkStart w:id="96" w:name="f-08-준비-타임라인-d-90"/>
+    <w:bookmarkEnd w:id="98"/>
+    <w:bookmarkStart w:id="99" w:name="f-08-준비-타임라인-d-90"/>
     <w:p>
       <w:pPr>
         <w:pStyle w:val="Heading4"/>
@@ -21262,8 +21734,8 @@
         </w:pict>
       </w:r>
     </w:p>
-    <w:bookmarkEnd w:id="96"/>
-    <w:bookmarkStart w:id="97" w:name="f-09-인쇄용-일정표"/>
+    <w:bookmarkEnd w:id="99"/>
+    <w:bookmarkStart w:id="100" w:name="f-09-인쇄용-일정표"/>
     <w:p>
       <w:pPr>
         <w:pStyle w:val="Heading4"/>
@@ -21288,80 +21760,6 @@
       </w:r>
       <w:r>
         <w:t xml:space="preserve">자녀가 뽑아서 부모에게 준다.</w:t>
-      </w:r>
-    </w:p>
-    <w:p>
-      <w:pPr>
-        <w:pStyle w:val="Compact"/>
-        <w:numPr>
-          <w:ilvl w:val="0"/>
-          <w:numId w:val="1014"/>
-        </w:numPr>
-      </w:pPr>
-      <w:r>
-        <w:t xml:space="preserve">A4 1장에 전 일정</w:t>
-      </w:r>
-    </w:p>
-    <w:p>
-      <w:pPr>
-        <w:pStyle w:val="Compact"/>
-        <w:numPr>
-          <w:ilvl w:val="0"/>
-          <w:numId w:val="1014"/>
-        </w:numPr>
-      </w:pPr>
-      <w:r>
-        <w:t xml:space="preserve">일자, 날짜, 출발지→도착지 (한글+원어), 거리, 오르막, 침대 수</w:t>
-      </w:r>
-    </w:p>
-    <w:p>
-      <w:pPr>
-        <w:pStyle w:val="Compact"/>
-        <w:numPr>
-          <w:ilvl w:val="0"/>
-          <w:numId w:val="1014"/>
-        </w:numPr>
-      </w:pPr>
-      <w:r>
-        <w:t xml:space="preserve">하단에 응급 연락처, 기본 스페인어 문장 5개</w:t>
-      </w:r>
-    </w:p>
-    <w:p>
-      <w:pPr>
-        <w:pStyle w:val="Compact"/>
-        <w:numPr>
-          <w:ilvl w:val="0"/>
-          <w:numId w:val="1014"/>
-        </w:numPr>
-      </w:pPr>
-      <w:r>
-        <w:rPr>
-          <w:rStyle w:val="VerbatimChar"/>
-        </w:rPr>
-        <w:t xml:space="preserve">@media print</w:t>
-      </w:r>
-      <w:r>
-        <w:t xml:space="preserve"> </w:t>
-      </w:r>
-      <w:r>
-        <w:t xml:space="preserve">CSS 필수. 배경·네비게이션 제거</w:t>
-      </w:r>
-    </w:p>
-    <w:p>
-      <w:r>
-        <w:pict>
-          <v:rect style="width:0;height:1.5pt" o:hralign="center" o:hrstd="t" o:hr="t"/>
-        </w:pict>
-      </w:r>
-    </w:p>
-    <w:bookmarkEnd w:id="97"/>
-    <w:bookmarkStart w:id="98" w:name="f-10-순례-일지도장-phase-3-앱"/>
-    <w:p>
-      <w:pPr>
-        <w:pStyle w:val="Heading4"/>
-      </w:pPr>
-      <w:r>
-        <w:t xml:space="preserve">F-10 순례 일지·도장 (Phase 3, 앱)</w:t>
       </w:r>
     </w:p>
     <w:p>
@@ -21373,7 +21771,7 @@
         </w:numPr>
       </w:pPr>
       <w:r>
-        <w:t xml:space="preserve">도착 표시 → 거리·소요시간 자동 기록, 도장 생성</w:t>
+        <w:t xml:space="preserve">A4 1장에 전 일정</w:t>
       </w:r>
     </w:p>
     <w:p>
@@ -21385,7 +21783,7 @@
         </w:numPr>
       </w:pPr>
       <w:r>
-        <w:t xml:space="preserve">도장은 마을명 기반 SVG 자동 생성 + 실물 도장 사진 첨부 가능</w:t>
+        <w:t xml:space="preserve">일자, 날짜, 출발지→도착지 (한글+원어), 거리, 오르막, 침대 수</w:t>
       </w:r>
     </w:p>
     <w:p>
@@ -21397,7 +21795,7 @@
         </w:numPr>
       </w:pPr>
       <w:r>
-        <w:t xml:space="preserve">도장 2개 규칙 해당 시 "오늘 도장 2개" 리마인더</w:t>
+        <w:t xml:space="preserve">하단에 응급 연락처, 기본 스페인어 문장 5개</w:t>
       </w:r>
     </w:p>
     <w:p>
@@ -21409,56 +21807,16 @@
         </w:numPr>
       </w:pPr>
       <w:r>
-        <w:t xml:space="preserve">오프라인 작성 → 온라인 복귀 시 동기화</w:t>
-      </w:r>
-    </w:p>
-    <w:p>
-      <w:pPr>
-        <w:pStyle w:val="Compact"/>
-        <w:numPr>
-          <w:ilvl w:val="0"/>
-          <w:numId w:val="1015"/>
-        </w:numPr>
-      </w:pPr>
-      <w:r>
-        <w:t xml:space="preserve">여정 종료 시 PDF 순례기 내보내기</w:t>
-      </w:r>
-    </w:p>
-    <w:p>
-      <w:pPr>
-        <w:pStyle w:val="FirstParagraph"/>
-      </w:pPr>
-      <w:r>
-        <w:t xml:space="preserve">⚠️</w:t>
-      </w:r>
-      <w:r>
-        <w:t xml:space="preserve"> </w:t>
-      </w:r>
-      <w:r>
-        <w:rPr>
-          <w:b/>
-          <w:bCs/>
-        </w:rPr>
-        <w:t xml:space="preserve">산티아고 대성당이 QR 기반 공식 디지털 크레덴시알을 운영 중이다.</w:t>
-      </w:r>
-      <w:r>
-        <w:t xml:space="preserve"> </w:t>
-      </w:r>
-      <w:r>
-        <w:t xml:space="preserve">우리 도장은</w:t>
-      </w:r>
-      <w:r>
-        <w:t xml:space="preserve"> </w:t>
-      </w:r>
-      <w:r>
-        <w:rPr>
-          <w:b/>
-          <w:bCs/>
-        </w:rPr>
-        <w:t xml:space="preserve">공식 증빙이 아닌 개인 기록</w:t>
-      </w:r>
-      <w:r>
-        <w:t xml:space="preserve">임을 명시하고, 콤포스텔라 발급에는 실물 크레덴시알이 필요함을 반복 안내한다.</w:t>
+        <w:rPr>
+          <w:rStyle w:val="VerbatimChar"/>
+        </w:rPr>
+        <w:t xml:space="preserve">@media print</w:t>
+      </w:r>
+      <w:r>
+        <w:t xml:space="preserve"> </w:t>
+      </w:r>
+      <w:r>
+        <w:t xml:space="preserve">CSS 필수. 배경·네비게이션 제거</w:t>
       </w:r>
     </w:p>
     <w:p>
@@ -21468,133 +21826,14 @@
         </w:pict>
       </w:r>
     </w:p>
-    <w:bookmarkEnd w:id="98"/>
-    <w:bookmarkStart w:id="105" w:name="f-10b-완주-화면-및-보상-phase-3-앱-new"/>
+    <w:bookmarkEnd w:id="100"/>
+    <w:bookmarkStart w:id="101" w:name="f-10-순례-일지도장-phase-3-앱"/>
     <w:p>
       <w:pPr>
         <w:pStyle w:val="Heading4"/>
       </w:pPr>
       <w:r>
-        <w:t xml:space="preserve">F-10b 완주 화면 및 보상 (Phase 3, 앱) 🆕</w:t>
-      </w:r>
-    </w:p>
-    <w:p>
-      <w:pPr>
-        <w:pStyle w:val="FirstParagraph"/>
-      </w:pPr>
-      <w:r>
-        <w:rPr>
-          <w:b/>
-          <w:bCs/>
-        </w:rPr>
-        <w:t xml:space="preserve">마지막 도장을 찍으면 열린다. 그 전까지는 잠겨 있다.</w:t>
-      </w:r>
-      <w:r>
-        <w:t xml:space="preserve"> </w:t>
-      </w:r>
-      <w:r>
-        <w:t xml:space="preserve">미리 보이면 보상의 의미가 준다.</w:t>
-      </w:r>
-    </w:p>
-    <w:bookmarkStart w:id="99" w:name="구성"/>
-    <w:p>
-      <w:pPr>
-        <w:pStyle w:val="Heading5"/>
-      </w:pPr>
-      <w:r>
-        <w:t xml:space="preserve">구성</w:t>
-      </w:r>
-    </w:p>
-    <w:p>
-      <w:pPr>
-        <w:pStyle w:val="SourceCode"/>
-      </w:pPr>
-      <w:r>
-        <w:rPr>
-          <w:rStyle w:val="VerbatimChar"/>
-        </w:rPr>
-        <w:t xml:space="preserve">완주</w:t>
-      </w:r>
-      <w:r>
-        <w:br/>
-      </w:r>
-      <w:r>
-        <w:rPr>
-          <w:rStyle w:val="VerbatimChar"/>
-        </w:rPr>
-        <w:t xml:space="preserve">├── 헤더: "축하합니다. 773.1km를 걸으셨습니다"</w:t>
-      </w:r>
-      <w:r>
-        <w:br/>
-      </w:r>
-      <w:r>
-        <w:rPr>
-          <w:rStyle w:val="VerbatimChar"/>
-        </w:rPr>
-        <w:t xml:space="preserve">├── ① 내 카미노 숫자        (원가 0, 공유 유발)</w:t>
-      </w:r>
-      <w:r>
-        <w:br/>
-      </w:r>
-      <w:r>
-        <w:rPr>
-          <w:rStyle w:val="VerbatimChar"/>
-        </w:rPr>
-        <w:t xml:space="preserve">├── ② 도장 아카이브         (원가 0)</w:t>
-      </w:r>
-      <w:r>
-        <w:br/>
-      </w:r>
-      <w:r>
-        <w:rPr>
-          <w:rStyle w:val="VerbatimChar"/>
-        </w:rPr>
-        <w:t xml:space="preserve">├── ③ 순례기 PDF            (원가 0)</w:t>
-      </w:r>
-      <w:r>
-        <w:br/>
-      </w:r>
-      <w:r>
-        <w:rPr>
-          <w:rStyle w:val="VerbatimChar"/>
-        </w:rPr>
-        <w:t xml:space="preserve">├── ④ ⭐ 이중 순례자 안내    (원가 0, 확장 전략)</w:t>
-      </w:r>
-      <w:r>
-        <w:br/>
-      </w:r>
-      <w:r>
-        <w:rPr>
-          <w:rStyle w:val="VerbatimChar"/>
-        </w:rPr>
-        <w:t xml:space="preserve">├── ⑤ 1년 후 편지 쓰기      (원가 0, 재방문)</w:t>
-      </w:r>
-      <w:r>
-        <w:br/>
-      </w:r>
-      <w:r>
-        <w:rPr>
-          <w:rStyle w:val="VerbatimChar"/>
-        </w:rPr>
-        <w:t xml:space="preserve">└── ⑥ 포토북·포스터 주문    (Phase 4, 유료)</w:t>
-      </w:r>
-    </w:p>
-    <w:p>
-      <w:pPr>
-        <w:pStyle w:val="FirstParagraph"/>
-      </w:pPr>
-      <w:r>
-        <w:rPr>
-          <w:b/>
-          <w:bCs/>
-        </w:rPr>
-        <w:t xml:space="preserve">⚠️ 90/10 원칙 — 무엇을 유료로 해도 되는지의 경계선.</w:t>
-      </w:r>
-      <w:r>
-        <w:t xml:space="preserve"> </w:t>
-      </w:r>
-      <w:r>
-        <w:t xml:space="preserve">(전체 근거는 00 문서 2.6절)</w:t>
+        <w:t xml:space="preserve">F-10 순례 일지·도장 (Phase 3, 앱)</w:t>
       </w:r>
     </w:p>
     <w:p>
@@ -21606,7 +21845,7 @@
         </w:numPr>
       </w:pPr>
       <w:r>
-        <w:t xml:space="preserve">"이걸 안 사면 성취가 덜해 보이나?" → YES면 무료 고정 — ①~⑤ 전부 여기 속한다</w:t>
+        <w:t xml:space="preserve">도착 표시 → 거리·소요시간 자동 기록, 도장 생성</w:t>
       </w:r>
     </w:p>
     <w:p>
@@ -21618,7 +21857,7 @@
         </w:numPr>
       </w:pPr>
       <w:r>
-        <w:t xml:space="preserve">"이걸 사면 실물로 더 오래 간직·과시하나?" → YES면 유료 가능 — ⑥과 그 변형(안개지도 포스터 색상 선택, 완주 기념 배지, 일회용 필름 카메라)만 여기 속한다</w:t>
+        <w:t xml:space="preserve">도장은 마을명 기반 SVG 자동 생성 + 실물 도장 사진 첨부 가능</w:t>
       </w:r>
     </w:p>
     <w:p>
@@ -21630,11 +21869,244 @@
         </w:numPr>
       </w:pPr>
       <w:r>
+        <w:t xml:space="preserve">도장 2개 규칙 해당 시 "오늘 도장 2개" 리마인더</w:t>
+      </w:r>
+    </w:p>
+    <w:p>
+      <w:pPr>
+        <w:pStyle w:val="Compact"/>
+        <w:numPr>
+          <w:ilvl w:val="0"/>
+          <w:numId w:val="1016"/>
+        </w:numPr>
+      </w:pPr>
+      <w:r>
+        <w:t xml:space="preserve">오프라인 작성 → 온라인 복귀 시 동기화</w:t>
+      </w:r>
+    </w:p>
+    <w:p>
+      <w:pPr>
+        <w:pStyle w:val="Compact"/>
+        <w:numPr>
+          <w:ilvl w:val="0"/>
+          <w:numId w:val="1016"/>
+        </w:numPr>
+      </w:pPr>
+      <w:r>
+        <w:t xml:space="preserve">여정 종료 시 PDF 순례기 내보내기</w:t>
+      </w:r>
+    </w:p>
+    <w:p>
+      <w:pPr>
+        <w:pStyle w:val="FirstParagraph"/>
+      </w:pPr>
+      <w:r>
+        <w:t xml:space="preserve">⚠️</w:t>
+      </w:r>
+      <w:r>
+        <w:t xml:space="preserve"> </w:t>
+      </w:r>
+      <w:r>
+        <w:rPr>
+          <w:b/>
+          <w:bCs/>
+        </w:rPr>
+        <w:t xml:space="preserve">산티아고 대성당이 QR 기반 공식 디지털 크레덴시알을 운영 중이다.</w:t>
+      </w:r>
+      <w:r>
+        <w:t xml:space="preserve"> </w:t>
+      </w:r>
+      <w:r>
+        <w:t xml:space="preserve">우리 도장은</w:t>
+      </w:r>
+      <w:r>
+        <w:t xml:space="preserve"> </w:t>
+      </w:r>
+      <w:r>
+        <w:rPr>
+          <w:b/>
+          <w:bCs/>
+        </w:rPr>
+        <w:t xml:space="preserve">공식 증빙이 아닌 개인 기록</w:t>
+      </w:r>
+      <w:r>
+        <w:t xml:space="preserve">임을 명시하고, 콤포스텔라 발급에는 실물 크레덴시알이 필요함을 반복 안내한다.</w:t>
+      </w:r>
+    </w:p>
+    <w:p>
+      <w:r>
+        <w:pict>
+          <v:rect style="width:0;height:1.5pt" o:hralign="center" o:hrstd="t" o:hr="t"/>
+        </w:pict>
+      </w:r>
+    </w:p>
+    <w:bookmarkEnd w:id="101"/>
+    <w:bookmarkStart w:id="108" w:name="f-10b-완주-화면-및-보상-phase-3-앱-new"/>
+    <w:p>
+      <w:pPr>
+        <w:pStyle w:val="Heading4"/>
+      </w:pPr>
+      <w:r>
+        <w:t xml:space="preserve">F-10b 완주 화면 및 보상 (Phase 3, 앱) 🆕</w:t>
+      </w:r>
+    </w:p>
+    <w:p>
+      <w:pPr>
+        <w:pStyle w:val="FirstParagraph"/>
+      </w:pPr>
+      <w:r>
+        <w:rPr>
+          <w:b/>
+          <w:bCs/>
+        </w:rPr>
+        <w:t xml:space="preserve">마지막 도장을 찍으면 열린다. 그 전까지는 잠겨 있다.</w:t>
+      </w:r>
+      <w:r>
+        <w:t xml:space="preserve"> </w:t>
+      </w:r>
+      <w:r>
+        <w:t xml:space="preserve">미리 보이면 보상의 의미가 준다.</w:t>
+      </w:r>
+    </w:p>
+    <w:bookmarkStart w:id="102" w:name="구성"/>
+    <w:p>
+      <w:pPr>
+        <w:pStyle w:val="Heading5"/>
+      </w:pPr>
+      <w:r>
+        <w:t xml:space="preserve">구성</w:t>
+      </w:r>
+    </w:p>
+    <w:p>
+      <w:pPr>
+        <w:pStyle w:val="SourceCode"/>
+      </w:pPr>
+      <w:r>
+        <w:rPr>
+          <w:rStyle w:val="VerbatimChar"/>
+        </w:rPr>
+        <w:t xml:space="preserve">완주</w:t>
+      </w:r>
+      <w:r>
+        <w:br/>
+      </w:r>
+      <w:r>
+        <w:rPr>
+          <w:rStyle w:val="VerbatimChar"/>
+        </w:rPr>
+        <w:t xml:space="preserve">├── 헤더: "축하합니다. 773.1km를 걸으셨습니다"</w:t>
+      </w:r>
+      <w:r>
+        <w:br/>
+      </w:r>
+      <w:r>
+        <w:rPr>
+          <w:rStyle w:val="VerbatimChar"/>
+        </w:rPr>
+        <w:t xml:space="preserve">├── ① 내 카미노 숫자        (원가 0, 공유 유발)</w:t>
+      </w:r>
+      <w:r>
+        <w:br/>
+      </w:r>
+      <w:r>
+        <w:rPr>
+          <w:rStyle w:val="VerbatimChar"/>
+        </w:rPr>
+        <w:t xml:space="preserve">├── ② 도장 아카이브         (원가 0)</w:t>
+      </w:r>
+      <w:r>
+        <w:br/>
+      </w:r>
+      <w:r>
+        <w:rPr>
+          <w:rStyle w:val="VerbatimChar"/>
+        </w:rPr>
+        <w:t xml:space="preserve">├── ③ 순례기 PDF            (원가 0)</w:t>
+      </w:r>
+      <w:r>
+        <w:br/>
+      </w:r>
+      <w:r>
+        <w:rPr>
+          <w:rStyle w:val="VerbatimChar"/>
+        </w:rPr>
+        <w:t xml:space="preserve">├── ④ ⭐ 이중 순례자 안내    (원가 0, 확장 전략)</w:t>
+      </w:r>
+      <w:r>
+        <w:br/>
+      </w:r>
+      <w:r>
+        <w:rPr>
+          <w:rStyle w:val="VerbatimChar"/>
+        </w:rPr>
+        <w:t xml:space="preserve">├── ⑤ 1년 후 편지 쓰기      (원가 0, 재방문)</w:t>
+      </w:r>
+      <w:r>
+        <w:br/>
+      </w:r>
+      <w:r>
+        <w:rPr>
+          <w:rStyle w:val="VerbatimChar"/>
+        </w:rPr>
+        <w:t xml:space="preserve">└── ⑥ 포토북·포스터 주문    (Phase 4, 유료)</w:t>
+      </w:r>
+    </w:p>
+    <w:p>
+      <w:pPr>
+        <w:pStyle w:val="FirstParagraph"/>
+      </w:pPr>
+      <w:r>
+        <w:rPr>
+          <w:b/>
+          <w:bCs/>
+        </w:rPr>
+        <w:t xml:space="preserve">⚠️ 90/10 원칙 — 무엇을 유료로 해도 되는지의 경계선.</w:t>
+      </w:r>
+      <w:r>
+        <w:t xml:space="preserve"> </w:t>
+      </w:r>
+      <w:r>
+        <w:t xml:space="preserve">(전체 근거는 00 문서 2.6절)</w:t>
+      </w:r>
+    </w:p>
+    <w:p>
+      <w:pPr>
+        <w:pStyle w:val="Compact"/>
+        <w:numPr>
+          <w:ilvl w:val="0"/>
+          <w:numId w:val="1017"/>
+        </w:numPr>
+      </w:pPr>
+      <w:r>
+        <w:t xml:space="preserve">"이걸 안 사면 성취가 덜해 보이나?" → YES면 무료 고정 — ①~⑤ 전부 여기 속한다</w:t>
+      </w:r>
+    </w:p>
+    <w:p>
+      <w:pPr>
+        <w:pStyle w:val="Compact"/>
+        <w:numPr>
+          <w:ilvl w:val="0"/>
+          <w:numId w:val="1017"/>
+        </w:numPr>
+      </w:pPr>
+      <w:r>
+        <w:t xml:space="preserve">"이걸 사면 실물로 더 오래 간직·과시하나?" → YES면 유료 가능 — ⑥과 그 변형(안개지도 포스터 색상 선택, 완주 기념 배지, 일회용 필름 카메라)만 여기 속한다</w:t>
+      </w:r>
+    </w:p>
+    <w:p>
+      <w:pPr>
+        <w:pStyle w:val="Compact"/>
+        <w:numPr>
+          <w:ilvl w:val="0"/>
+          <w:numId w:val="1017"/>
+        </w:numPr>
+      </w:pPr>
+      <w:r>
         <w:t xml:space="preserve">비율을 맞추려고 ①~⑤를 깎지 않는다. 유료 후보가 늘어나도 이 두 질문을 통과해야 한다</w:t>
       </w:r>
     </w:p>
-    <w:bookmarkEnd w:id="99"/>
-    <w:bookmarkStart w:id="100" w:name="Xa1f7238d8aa5a5e2b625ce2eb5bda2bb4b68b2a"/>
+    <w:bookmarkEnd w:id="102"/>
+    <w:bookmarkStart w:id="103" w:name="Xa1f7238d8aa5a5e2b625ce2eb5bda2bb4b68b2a"/>
     <w:p>
       <w:pPr>
         <w:pStyle w:val="Heading5"/>
@@ -21934,8 +22406,8 @@
         <w:t xml:space="preserve">⚠️ 걸음 수는 추정치다. "약"을 붙이고 산출 근거를 작게 표시한다.</w:t>
       </w:r>
     </w:p>
-    <w:bookmarkEnd w:id="100"/>
-    <w:bookmarkStart w:id="101" w:name="X10a9b5b19f4794302577d4c1154d2041965ddd2"/>
+    <w:bookmarkEnd w:id="103"/>
+    <w:bookmarkStart w:id="104" w:name="X10a9b5b19f4794302577d4c1154d2041965ddd2"/>
     <w:p>
       <w:pPr>
         <w:pStyle w:val="Heading5"/>
@@ -22212,8 +22684,8 @@
         <w:t xml:space="preserve">한다.</w:t>
       </w:r>
     </w:p>
-    <w:bookmarkEnd w:id="101"/>
-    <w:bookmarkStart w:id="102" w:name="X42c0ed90deae84528a1dcd9c1b5b7040d604f6d"/>
+    <w:bookmarkEnd w:id="104"/>
+    <w:bookmarkStart w:id="105" w:name="X42c0ed90deae84528a1dcd9c1b5b7040d604f6d"/>
     <w:p>
       <w:pPr>
         <w:pStyle w:val="Heading5"/>
@@ -22227,7 +22699,7 @@
         <w:pStyle w:val="Compact"/>
         <w:numPr>
           <w:ilvl w:val="0"/>
-          <w:numId w:val="1017"/>
+          <w:numId w:val="1018"/>
         </w:numPr>
       </w:pPr>
       <w:r>
@@ -22239,7 +22711,7 @@
         <w:pStyle w:val="Compact"/>
         <w:numPr>
           <w:ilvl w:val="0"/>
-          <w:numId w:val="1017"/>
+          <w:numId w:val="1018"/>
         </w:numPr>
       </w:pPr>
       <w:r>
@@ -22251,7 +22723,7 @@
         <w:pStyle w:val="Compact"/>
         <w:numPr>
           <w:ilvl w:val="0"/>
-          <w:numId w:val="1017"/>
+          <w:numId w:val="1018"/>
         </w:numPr>
       </w:pPr>
       <w:r>
@@ -22263,15 +22735,15 @@
         <w:pStyle w:val="Compact"/>
         <w:numPr>
           <w:ilvl w:val="0"/>
-          <w:numId w:val="1017"/>
+          <w:numId w:val="1018"/>
         </w:numPr>
       </w:pPr>
       <w:r>
         <w:t xml:space="preserve">⚠️ 이메일 1년 보관에 대한 동의를 별도로 받는다</w:t>
       </w:r>
     </w:p>
-    <w:bookmarkEnd w:id="102"/>
-    <w:bookmarkStart w:id="103" w:name="데이터-모델"/>
+    <w:bookmarkEnd w:id="105"/>
+    <w:bookmarkStart w:id="106" w:name="데이터-모델"/>
     <w:p>
       <w:pPr>
         <w:pStyle w:val="Heading5"/>
@@ -22786,8 +23258,8 @@
         <w:t xml:space="preserve">}</w:t>
       </w:r>
     </w:p>
-    <w:bookmarkEnd w:id="103"/>
-    <w:bookmarkStart w:id="104" w:name="지표"/>
+    <w:bookmarkEnd w:id="106"/>
+    <w:bookmarkStart w:id="107" w:name="지표"/>
     <w:p>
       <w:pPr>
         <w:pStyle w:val="Heading5"/>
@@ -22969,9 +23441,9 @@
         </w:pict>
       </w:r>
     </w:p>
-    <w:bookmarkEnd w:id="104"/>
-    <w:bookmarkEnd w:id="105"/>
-    <w:bookmarkStart w:id="108" w:name="f-11-오프라인-지도경로-phase-3-앱"/>
+    <w:bookmarkEnd w:id="107"/>
+    <w:bookmarkEnd w:id="108"/>
+    <w:bookmarkStart w:id="111" w:name="f-11-오프라인-지도경로-phase-3-앱"/>
     <w:p>
       <w:pPr>
         <w:pStyle w:val="Heading4"/>
@@ -22980,7 +23452,7 @@
         <w:t xml:space="preserve">F-11 오프라인 지도·경로 (Phase 3, 앱)</w:t>
       </w:r>
     </w:p>
-    <w:bookmarkStart w:id="106" w:name="사전-다운로드"/>
+    <w:bookmarkStart w:id="109" w:name="사전-다운로드"/>
     <w:p>
       <w:pPr>
         <w:pStyle w:val="Heading5"/>
@@ -22994,7 +23466,7 @@
         <w:pStyle w:val="Compact"/>
         <w:numPr>
           <w:ilvl w:val="0"/>
-          <w:numId w:val="1018"/>
+          <w:numId w:val="1019"/>
         </w:numPr>
       </w:pPr>
       <w:r>
@@ -23006,7 +23478,7 @@
         <w:pStyle w:val="Compact"/>
         <w:numPr>
           <w:ilvl w:val="0"/>
-          <w:numId w:val="1018"/>
+          <w:numId w:val="1019"/>
         </w:numPr>
       </w:pPr>
       <w:r>
@@ -23018,15 +23490,15 @@
         <w:pStyle w:val="Compact"/>
         <w:numPr>
           <w:ilvl w:val="0"/>
-          <w:numId w:val="1018"/>
+          <w:numId w:val="1019"/>
         </w:numPr>
       </w:pPr>
       <w:r>
         <w:t xml:space="preserve">프랑스 길 전 구간 약 320MB</w:t>
       </w:r>
     </w:p>
-    <w:bookmarkEnd w:id="106"/>
-    <w:bookmarkStart w:id="107" w:name="주행-중-전량-오프라인"/>
+    <w:bookmarkEnd w:id="109"/>
+    <w:bookmarkStart w:id="110" w:name="주행-중-전량-오프라인"/>
     <w:p>
       <w:pPr>
         <w:pStyle w:val="Heading5"/>
@@ -23231,9 +23703,9 @@
         </w:pict>
       </w:r>
     </w:p>
-    <w:bookmarkEnd w:id="107"/>
-    <w:bookmarkEnd w:id="108"/>
-    <w:bookmarkStart w:id="111" w:name="f-13-준비물장비-안내-a축-new"/>
+    <w:bookmarkEnd w:id="110"/>
+    <w:bookmarkEnd w:id="111"/>
+    <w:bookmarkStart w:id="114" w:name="f-13-준비물장비-안내-a축-new"/>
     <w:p>
       <w:pPr>
         <w:pStyle w:val="Heading4"/>
@@ -23254,7 +23726,7 @@
         <w:t xml:space="preserve">부상 예방의 실행 도구이자 R2 커머스의 접점.</w:t>
       </w:r>
     </w:p>
-    <w:bookmarkStart w:id="109" w:name="입력-없이-일정에서-자동-산출"/>
+    <w:bookmarkStart w:id="112" w:name="입력-없이-일정에서-자동-산출"/>
     <w:p>
       <w:pPr>
         <w:pStyle w:val="Heading5"/>
@@ -23445,8 +23917,8 @@
         </w:tc>
       </w:tr>
     </w:tbl>
-    <w:bookmarkEnd w:id="109"/>
-    <w:bookmarkStart w:id="110" w:name="출력-3"/>
+    <w:bookmarkEnd w:id="112"/>
+    <w:bookmarkStart w:id="113" w:name="출력-3"/>
     <w:p>
       <w:pPr>
         <w:pStyle w:val="Heading5"/>
@@ -23631,9 +24103,9 @@
         </w:pict>
       </w:r>
     </w:p>
-    <w:bookmarkEnd w:id="110"/>
-    <w:bookmarkEnd w:id="111"/>
-    <w:bookmarkStart w:id="114" w:name="f-14-보험-안내-a축-new"/>
+    <w:bookmarkEnd w:id="113"/>
+    <w:bookmarkEnd w:id="114"/>
+    <w:bookmarkStart w:id="117" w:name="f-14-보험-안내-a축-new"/>
     <w:p>
       <w:pPr>
         <w:pStyle w:val="Heading4"/>
@@ -23666,7 +24138,7 @@
         <w:t xml:space="preserve">(→ 02 문서 4부 4장)</w:t>
       </w:r>
     </w:p>
-    <w:bookmarkStart w:id="112" w:name="제공-범위-규제-확인-후-조정"/>
+    <w:bookmarkStart w:id="115" w:name="제공-범위-규제-확인-후-조정"/>
     <w:p>
       <w:pPr>
         <w:pStyle w:val="Heading5"/>
@@ -23887,8 +24359,8 @@
         </w:tc>
       </w:tr>
     </w:tbl>
-    <w:bookmarkEnd w:id="112"/>
-    <w:bookmarkStart w:id="113" w:name="순례-특화-체크리스트"/>
+    <w:bookmarkEnd w:id="115"/>
+    <w:bookmarkStart w:id="116" w:name="순례-특화-체크리스트"/>
     <w:p>
       <w:pPr>
         <w:pStyle w:val="Heading5"/>
@@ -23997,9 +24469,9 @@
         </w:pict>
       </w:r>
     </w:p>
-    <w:bookmarkEnd w:id="113"/>
-    <w:bookmarkEnd w:id="114"/>
-    <w:bookmarkStart w:id="115" w:name="f-15-짐-배송-판단-ab축-new"/>
+    <w:bookmarkEnd w:id="116"/>
+    <w:bookmarkEnd w:id="117"/>
+    <w:bookmarkStart w:id="118" w:name="f-15-짐-배송-판단-ab축-new"/>
     <w:p>
       <w:pPr>
         <w:pStyle w:val="Heading4"/>
@@ -24330,8 +24802,8 @@
         </w:pict>
       </w:r>
     </w:p>
-    <w:bookmarkEnd w:id="115"/>
-    <w:bookmarkStart w:id="116" w:name="f-16-보여주기-카드-연동-new"/>
+    <w:bookmarkEnd w:id="118"/>
+    <w:bookmarkStart w:id="119" w:name="f-16-보여주기-카드-연동-new"/>
     <w:p>
       <w:pPr>
         <w:pStyle w:val="Heading4"/>
@@ -24583,8 +25055,8 @@
         </w:pict>
       </w:r>
     </w:p>
-    <w:bookmarkEnd w:id="116"/>
-    <w:bookmarkStart w:id="120" w:name="f-17-안개-지도-플레차--phase-3-new"/>
+    <w:bookmarkEnd w:id="119"/>
+    <w:bookmarkStart w:id="123" w:name="f-17-안개-지도-플레차--phase-3-new"/>
     <w:p>
       <w:pPr>
         <w:pStyle w:val="Heading4"/>
@@ -25165,7 +25637,7 @@
         <w:t xml:space="preserve">}</w:t>
       </w:r>
     </w:p>
-    <w:bookmarkStart w:id="117" w:name="개방-판정"/>
+    <w:bookmarkStart w:id="120" w:name="개방-판정"/>
     <w:p>
       <w:pPr>
         <w:pStyle w:val="Heading5"/>
@@ -25221,8 +25693,8 @@
         <w:t xml:space="preserve">4. 경로 주변 1km 폭은 걸은 만큼 자동으로 밝아진다</w:t>
       </w:r>
     </w:p>
-    <w:bookmarkEnd w:id="117"/>
-    <w:bookmarkStart w:id="118" w:name="warning-안전-규칙"/>
+    <w:bookmarkEnd w:id="120"/>
+    <w:bookmarkStart w:id="121" w:name="warning-안전-규칙"/>
     <w:p>
       <w:pPr>
         <w:pStyle w:val="Heading5"/>
@@ -25475,8 +25947,8 @@
         <w:t xml:space="preserve">이 기능은 재미를 위한 것이고, 안전은 재미보다 위다.</w:t>
       </w:r>
     </w:p>
-    <w:bookmarkEnd w:id="118"/>
-    <w:bookmarkStart w:id="119" w:name="완주-후"/>
+    <w:bookmarkEnd w:id="121"/>
+    <w:bookmarkStart w:id="122" w:name="완주-후"/>
     <w:p>
       <w:pPr>
         <w:pStyle w:val="Heading5"/>
@@ -25513,9 +25985,9 @@
         </w:pict>
       </w:r>
     </w:p>
-    <w:bookmarkEnd w:id="119"/>
-    <w:bookmarkEnd w:id="120"/>
-    <w:bookmarkStart w:id="121" w:name="f-18-내-돌--phase-3-new"/>
+    <w:bookmarkEnd w:id="122"/>
+    <w:bookmarkEnd w:id="123"/>
+    <w:bookmarkStart w:id="124" w:name="f-18-내-돌--phase-3-new"/>
     <w:p>
       <w:pPr>
         <w:pStyle w:val="Heading4"/>
@@ -25985,8 +26457,8 @@
         </w:pict>
       </w:r>
     </w:p>
-    <w:bookmarkEnd w:id="121"/>
-    <w:bookmarkStart w:id="126" w:name="f-19-갈림길-추천-new"/>
+    <w:bookmarkEnd w:id="124"/>
+    <w:bookmarkStart w:id="129" w:name="f-19-갈림길-추천-new"/>
     <w:p>
       <w:pPr>
         <w:pStyle w:val="Heading4"/>
@@ -26013,7 +26485,7 @@
         <w:t xml:space="preserve">11곳에서 갈라진다.</w:t>
       </w:r>
     </w:p>
-    <w:bookmarkStart w:id="122" w:name="입력-1"/>
+    <w:bookmarkStart w:id="125" w:name="입력-1"/>
     <w:p>
       <w:pPr>
         <w:pStyle w:val="Heading5"/>
@@ -26182,8 +26654,8 @@
         </w:tc>
       </w:tr>
     </w:tbl>
-    <w:bookmarkEnd w:id="122"/>
-    <w:bookmarkStart w:id="123" w:name="판정-규칙"/>
+    <w:bookmarkEnd w:id="125"/>
+    <w:bookmarkStart w:id="126" w:name="판정-규칙"/>
     <w:p>
       <w:pPr>
         <w:pStyle w:val="Heading5"/>
@@ -26293,109 +26765,95 @@
         <w:t xml:space="preserve">   ascent/descent가 그날 일정 부하를 넘기면 감점</w:t>
       </w:r>
     </w:p>
-    <w:bookmarkEnd w:id="123"/>
-    <w:bookmarkStart w:id="124" w:name="출력-4"/>
-    <w:p>
-      <w:pPr>
-        <w:pStyle w:val="Heading5"/>
-      </w:pPr>
-      <w:r>
-        <w:t xml:space="preserve">출력</w:t>
-      </w:r>
-    </w:p>
-    <w:p>
-      <w:pPr>
-        <w:pStyle w:val="FirstParagraph"/>
-      </w:pPr>
-      <w:r>
-        <w:t xml:space="preserve">각 분기점마다</w:t>
-      </w:r>
-      <w:r>
-        <w:t xml:space="preserve"> </w:t>
-      </w:r>
+    <w:p>
+      <w:pPr>
+        <w:pStyle w:val="BlockText"/>
+      </w:pPr>
       <w:r>
         <w:rPr>
           <w:b/>
           <w:bCs/>
         </w:rPr>
-        <w:t xml:space="preserve">추천 + 이유 + 대안</w:t>
-      </w:r>
-      <w:r>
-        <w:t xml:space="preserve">을 함께 보여준다.</w:t>
-      </w:r>
-    </w:p>
-    <w:p>
-      <w:pPr>
-        <w:pStyle w:val="SourceCode"/>
-      </w:pPr>
-      <w:r>
-        <w:rPr>
-          <w:rStyle w:val="VerbatimChar"/>
-        </w:rPr>
-        <w:t xml:space="preserve">갈림길 11 · 트리아카스텔라</w:t>
-      </w:r>
-      <w:r>
-        <w:br/>
-      </w:r>
-      <w:r>
-        <w:br/>
-      </w:r>
-      <w:r>
-        <w:rPr>
-          <w:rStyle w:val="VerbatimChar"/>
-        </w:rPr>
-        <w:t xml:space="preserve">▸ 추천: 사모스 Samos            +6.4km</w:t>
-      </w:r>
-      <w:r>
-        <w:br/>
-      </w:r>
-      <w:r>
-        <w:rPr>
-          <w:rStyle w:val="VerbatimChar"/>
-        </w:rPr>
-        <w:t xml:space="preserve">  스페인에서 가장 오래된 수도원 중 하나가 있습니다.</w:t>
-      </w:r>
-      <w:r>
-        <w:br/>
-      </w:r>
-      <w:r>
-        <w:rPr>
-          <w:rStyle w:val="VerbatimChar"/>
-        </w:rPr>
-        <w:t xml:space="preserve">  "역사·건축"을 고르셨고, 이 날 일정에 6km 여유가 있습니다.</w:t>
-      </w:r>
-      <w:r>
-        <w:br/>
-      </w:r>
-      <w:r>
-        <w:br/>
-      </w:r>
-      <w:r>
-        <w:rPr>
-          <w:rStyle w:val="VerbatimChar"/>
-        </w:rPr>
-        <w:t xml:space="preserve">  대안: 산 실 San Xil           최단</w:t>
-      </w:r>
-      <w:r>
-        <w:br/>
-      </w:r>
-      <w:r>
-        <w:rPr>
-          <w:rStyle w:val="VerbatimChar"/>
-        </w:rPr>
-        <w:t xml:space="preserve">  거리를 줄이고 싶다면 이쪽입니다.</w:t>
-      </w:r>
-      <w:r>
-        <w:br/>
-      </w:r>
-      <w:r>
-        <w:br/>
-      </w:r>
-      <w:r>
-        <w:rPr>
-          <w:rStyle w:val="VerbatimChar"/>
-        </w:rPr>
-        <w:t xml:space="preserve">  [사모스로]  [산 실로]  [나중에 정할게요]</w:t>
+        <w:t xml:space="preserve">2026-07 데이터 상태</w:t>
+      </w:r>
+      <w:r>
+        <w:t xml:space="preserve">:</w:t>
+      </w:r>
+      <w:r>
+        <w:t xml:space="preserve"> </w:t>
+      </w:r>
+      <w:r>
+        <w:rPr>
+          <w:rStyle w:val="VerbatimChar"/>
+        </w:rPr>
+        <w:t xml:space="preserve">data/forks.ts</w:t>
+      </w:r>
+      <w:r>
+        <w:t xml:space="preserve">에 11곳 구조(변형·경유 마을·계절 폐쇄·traits)는 이미 있다(출처: 공개 가이드북·포럼,</w:t>
+      </w:r>
+      <w:r>
+        <w:t xml:space="preserve"> </w:t>
+      </w:r>
+      <w:r>
+        <w:rPr>
+          <w:rStyle w:val="VerbatimChar"/>
+        </w:rPr>
+        <w:t xml:space="preserve">source: 'GUIDEBOOK'</w:t>
+      </w:r>
+      <w:r>
+        <w:t xml:space="preserve">). 하지만</w:t>
+      </w:r>
+      <w:r>
+        <w:t xml:space="preserve"> </w:t>
+      </w:r>
+      <w:r>
+        <w:rPr>
+          <w:rStyle w:val="VerbatimChar"/>
+        </w:rPr>
+        <w:t xml:space="preserve">roadShareRatio</w:t>
+      </w:r>
+      <w:r>
+        <w:t xml:space="preserve">·</w:t>
+      </w:r>
+      <w:r>
+        <w:rPr>
+          <w:rStyle w:val="VerbatimChar"/>
+        </w:rPr>
+        <w:t xml:space="preserve">ascent</w:t>
+      </w:r>
+      <w:r>
+        <w:t xml:space="preserve">·</w:t>
+      </w:r>
+      <w:r>
+        <w:rPr>
+          <w:rStyle w:val="VerbatimChar"/>
+        </w:rPr>
+        <w:t xml:space="preserve">descent</w:t>
+      </w:r>
+      <w:r>
+        <w:t xml:space="preserve">는 전부</w:t>
+      </w:r>
+      <w:r>
+        <w:t xml:space="preserve"> </w:t>
+      </w:r>
+      <w:r>
+        <w:rPr>
+          <w:rStyle w:val="VerbatimChar"/>
+        </w:rPr>
+        <w:t xml:space="preserve">null</w:t>
+      </w:r>
+      <w:r>
+        <w:t xml:space="preserve">이다 — 위 2번(안전 우선)·4번(부하 반영)은 이 수치가 있어야 동작한다. 실측 도보로 GPX를 확보해 채우기 전까지는 1번(폐쇄 제외)·3번(관심 가중)만 실제로 판정 가능하다.</w:t>
+      </w:r>
+    </w:p>
+    <w:bookmarkEnd w:id="126"/>
+    <w:bookmarkStart w:id="127" w:name="출력-4"/>
+    <w:p>
+      <w:pPr>
+        <w:pStyle w:val="Heading5"/>
+      </w:pPr>
+      <w:r>
+        <w:t xml:space="preserve">출력</w:t>
       </w:r>
     </w:p>
     <w:p>
@@ -26403,7 +26861,7 @@
         <w:pStyle w:val="FirstParagraph"/>
       </w:pPr>
       <w:r>
-        <w:t xml:space="preserve">⚠️</w:t>
+        <w:t xml:space="preserve">각 분기점마다</w:t>
       </w:r>
       <w:r>
         <w:t xml:space="preserve"> </w:t>
@@ -26413,6 +26871,101 @@
           <w:b/>
           <w:bCs/>
         </w:rPr>
+        <w:t xml:space="preserve">추천 + 이유 + 대안</w:t>
+      </w:r>
+      <w:r>
+        <w:t xml:space="preserve">을 함께 보여준다.</w:t>
+      </w:r>
+    </w:p>
+    <w:p>
+      <w:pPr>
+        <w:pStyle w:val="SourceCode"/>
+      </w:pPr>
+      <w:r>
+        <w:rPr>
+          <w:rStyle w:val="VerbatimChar"/>
+        </w:rPr>
+        <w:t xml:space="preserve">갈림길 11 · 트리아카스텔라</w:t>
+      </w:r>
+      <w:r>
+        <w:br/>
+      </w:r>
+      <w:r>
+        <w:br/>
+      </w:r>
+      <w:r>
+        <w:rPr>
+          <w:rStyle w:val="VerbatimChar"/>
+        </w:rPr>
+        <w:t xml:space="preserve">▸ 추천: 사모스 Samos            +6.4km</w:t>
+      </w:r>
+      <w:r>
+        <w:br/>
+      </w:r>
+      <w:r>
+        <w:rPr>
+          <w:rStyle w:val="VerbatimChar"/>
+        </w:rPr>
+        <w:t xml:space="preserve">  스페인에서 가장 오래된 수도원 중 하나가 있습니다.</w:t>
+      </w:r>
+      <w:r>
+        <w:br/>
+      </w:r>
+      <w:r>
+        <w:rPr>
+          <w:rStyle w:val="VerbatimChar"/>
+        </w:rPr>
+        <w:t xml:space="preserve">  "역사·건축"을 고르셨고, 이 날 일정에 6km 여유가 있습니다.</w:t>
+      </w:r>
+      <w:r>
+        <w:br/>
+      </w:r>
+      <w:r>
+        <w:br/>
+      </w:r>
+      <w:r>
+        <w:rPr>
+          <w:rStyle w:val="VerbatimChar"/>
+        </w:rPr>
+        <w:t xml:space="preserve">  대안: 산 실 San Xil           최단</w:t>
+      </w:r>
+      <w:r>
+        <w:br/>
+      </w:r>
+      <w:r>
+        <w:rPr>
+          <w:rStyle w:val="VerbatimChar"/>
+        </w:rPr>
+        <w:t xml:space="preserve">  거리를 줄이고 싶다면 이쪽입니다.</w:t>
+      </w:r>
+      <w:r>
+        <w:br/>
+      </w:r>
+      <w:r>
+        <w:br/>
+      </w:r>
+      <w:r>
+        <w:rPr>
+          <w:rStyle w:val="VerbatimChar"/>
+        </w:rPr>
+        <w:t xml:space="preserve">  [사모스로]  [산 실로]  [나중에 정할게요]</w:t>
+      </w:r>
+    </w:p>
+    <w:p>
+      <w:pPr>
+        <w:pStyle w:val="FirstParagraph"/>
+      </w:pPr>
+      <w:r>
+        <w:t xml:space="preserve">⚠️</w:t>
+      </w:r>
+      <w:r>
+        <w:t xml:space="preserve"> </w:t>
+      </w:r>
+      <w:r>
+        <w:rPr>
+          <w:b/>
+          <w:bCs/>
+        </w:rPr>
         <w:t xml:space="preserve">"나중에 정할게요"를 항상 둔다.</w:t>
       </w:r>
       <w:r>
@@ -26422,8 +26975,8 @@
         <w:t xml:space="preserve">길 위에서 마음이 바뀌는 것이 순례다.</w:t>
       </w:r>
     </w:p>
-    <w:bookmarkEnd w:id="124"/>
-    <w:bookmarkStart w:id="125" w:name="X4b208e48d868328050a7cd7a4ca1342eb2e0ca9"/>
+    <w:bookmarkEnd w:id="127"/>
+    <w:bookmarkStart w:id="128" w:name="X4b208e48d868328050a7cd7a4ca1342eb2e0ca9"/>
     <w:p>
       <w:pPr>
         <w:pStyle w:val="Heading5"/>
@@ -26540,9 +27093,9 @@
         </w:pict>
       </w:r>
     </w:p>
-    <w:bookmarkEnd w:id="125"/>
-    <w:bookmarkEnd w:id="126"/>
-    <w:bookmarkStart w:id="131" w:name="f-20-일자별-상세-일정-new"/>
+    <w:bookmarkEnd w:id="128"/>
+    <w:bookmarkEnd w:id="129"/>
+    <w:bookmarkStart w:id="134" w:name="f-20-일자별-상세-일정-new"/>
     <w:p>
       <w:pPr>
         <w:pStyle w:val="Heading4"/>
@@ -26563,7 +27116,7 @@
         <w:t xml:space="preserve">"Day 1 → Day 35"로 펼쳐 보이고, 하루 안의 모든 거점을 표시한다.</w:t>
       </w:r>
     </w:p>
-    <w:bookmarkStart w:id="127" w:name="화면"/>
+    <w:bookmarkStart w:id="130" w:name="화면"/>
     <w:p>
       <w:pPr>
         <w:pStyle w:val="Heading5"/>
@@ -26757,8 +27310,8 @@
         <w:t xml:space="preserve">위험: 그늘 없음(10km) · 통신 두절</w:t>
       </w:r>
     </w:p>
-    <w:bookmarkEnd w:id="127"/>
-    <w:bookmarkStart w:id="128" w:name="표시-항목"/>
+    <w:bookmarkEnd w:id="130"/>
+    <w:bookmarkStart w:id="131" w:name="표시-항목"/>
     <w:p>
       <w:pPr>
         <w:pStyle w:val="Heading5"/>
@@ -27211,8 +27764,8 @@
         </w:tc>
       </w:tr>
     </w:tbl>
-    <w:bookmarkEnd w:id="128"/>
-    <w:bookmarkStart w:id="129" w:name="위험-표시"/>
+    <w:bookmarkEnd w:id="131"/>
+    <w:bookmarkStart w:id="132" w:name="위험-표시"/>
     <w:p>
       <w:pPr>
         <w:pStyle w:val="Heading5"/>
@@ -27451,8 +28004,8 @@
         <w:t xml:space="preserve">대응 행동을 반드시 함께 적는다.</w:t>
       </w:r>
     </w:p>
-    <w:bookmarkEnd w:id="129"/>
-    <w:bookmarkStart w:id="130" w:name="인쇄"/>
+    <w:bookmarkEnd w:id="132"/>
+    <w:bookmarkStart w:id="133" w:name="인쇄"/>
     <w:p>
       <w:pPr>
         <w:pStyle w:val="Heading5"/>
@@ -27489,9 +28042,9 @@
         </w:pict>
       </w:r>
     </w:p>
-    <w:bookmarkEnd w:id="130"/>
-    <w:bookmarkEnd w:id="131"/>
-    <w:bookmarkStart w:id="139" w:name="f-21-plan-b--일정-안에-넣는다-new"/>
+    <w:bookmarkEnd w:id="133"/>
+    <w:bookmarkEnd w:id="134"/>
+    <w:bookmarkStart w:id="142" w:name="f-21-plan-b--일정-안에-넣는다-new"/>
     <w:p>
       <w:pPr>
         <w:pStyle w:val="Heading4"/>
@@ -27528,7 +28081,7 @@
         <w:t xml:space="preserve">각 날짜 카드 안에 접혀 있다가 필요할 때 펼쳐진다.</w:t>
       </w:r>
     </w:p>
-    <w:bookmarkStart w:id="132" w:name="일정-카드-구조"/>
+    <w:bookmarkStart w:id="135" w:name="일정-카드-구조"/>
     <w:p>
       <w:pPr>
         <w:pStyle w:val="Heading5"/>
@@ -27724,8 +28277,8 @@
         <w:t xml:space="preserve">└────────────────────────────────────────┘</w:t>
       </w:r>
     </w:p>
-    <w:bookmarkEnd w:id="132"/>
-    <w:bookmarkStart w:id="133" w:name="상황을-고르면-그-카드-안에서-대안이-나온다"/>
+    <w:bookmarkEnd w:id="135"/>
+    <w:bookmarkStart w:id="136" w:name="상황을-고르면-그-카드-안에서-대안이-나온다"/>
     <w:p>
       <w:pPr>
         <w:pStyle w:val="Heading5"/>
@@ -27889,8 +28442,8 @@
         <w:t xml:space="preserve">│   [적용하고 이후 일정 다시 계산]          │</w:t>
       </w:r>
     </w:p>
-    <w:bookmarkEnd w:id="133"/>
-    <w:bookmarkStart w:id="134" w:name="왜-별도-화면이-아닌가"/>
+    <w:bookmarkEnd w:id="136"/>
+    <w:bookmarkStart w:id="137" w:name="왜-별도-화면이-아닌가"/>
     <w:p>
       <w:pPr>
         <w:pStyle w:val="Heading5"/>
@@ -28045,8 +28598,8 @@
         </w:tc>
       </w:tr>
     </w:tbl>
-    <w:bookmarkEnd w:id="134"/>
-    <w:bookmarkStart w:id="135" w:name="자동-감지"/>
+    <w:bookmarkEnd w:id="137"/>
+    <w:bookmarkStart w:id="138" w:name="자동-감지"/>
     <w:p>
       <w:pPr>
         <w:pStyle w:val="Heading5"/>
@@ -28210,8 +28763,8 @@
         </w:tc>
       </w:tr>
     </w:tbl>
-    <w:bookmarkEnd w:id="135"/>
-    <w:bookmarkStart w:id="136" w:name="재계산"/>
+    <w:bookmarkEnd w:id="138"/>
+    <w:bookmarkStart w:id="139" w:name="재계산"/>
     <w:p>
       <w:pPr>
         <w:pStyle w:val="Heading5"/>
@@ -28279,8 +28832,8 @@
         <w:t xml:space="preserve">전체 도착 예정: 11월 8일 → 변동 없음</w:t>
       </w:r>
     </w:p>
-    <w:bookmarkEnd w:id="136"/>
-    <w:bookmarkStart w:id="137" w:name="직접-고치기"/>
+    <w:bookmarkEnd w:id="139"/>
+    <w:bookmarkStart w:id="140" w:name="직접-고치기"/>
     <w:p>
       <w:pPr>
         <w:pStyle w:val="Heading5"/>
@@ -28294,7 +28847,7 @@
         <w:pStyle w:val="Compact"/>
         <w:numPr>
           <w:ilvl w:val="0"/>
-          <w:numId w:val="1019"/>
+          <w:numId w:val="1020"/>
         </w:numPr>
       </w:pPr>
       <w:r>
@@ -28306,7 +28859,7 @@
         <w:pStyle w:val="Compact"/>
         <w:numPr>
           <w:ilvl w:val="0"/>
-          <w:numId w:val="1019"/>
+          <w:numId w:val="1020"/>
         </w:numPr>
       </w:pPr>
       <w:r>
@@ -28318,7 +28871,7 @@
         <w:pStyle w:val="Compact"/>
         <w:numPr>
           <w:ilvl w:val="0"/>
-          <w:numId w:val="1019"/>
+          <w:numId w:val="1020"/>
         </w:numPr>
       </w:pPr>
       <w:r>
@@ -28330,15 +28883,15 @@
         <w:pStyle w:val="Compact"/>
         <w:numPr>
           <w:ilvl w:val="0"/>
-          <w:numId w:val="1019"/>
+          <w:numId w:val="1020"/>
         </w:numPr>
       </w:pPr>
       <w:r>
         <w:t xml:space="preserve">하루 건너뛰기 (쉬는 날)</w:t>
       </w:r>
     </w:p>
-    <w:bookmarkEnd w:id="137"/>
-    <w:bookmarkStart w:id="138" w:name="warning-콤포스텔라-요건-경고"/>
+    <w:bookmarkEnd w:id="140"/>
+    <w:bookmarkStart w:id="141" w:name="warning-콤포스텔라-요건-경고"/>
     <w:p>
       <w:pPr>
         <w:pStyle w:val="Heading5"/>
@@ -28478,9 +29031,9 @@
         </w:pict>
       </w:r>
     </w:p>
-    <w:bookmarkEnd w:id="138"/>
-    <w:bookmarkEnd w:id="139"/>
-    <w:bookmarkStart w:id="143" w:name="f-22-체크리스트-new"/>
+    <w:bookmarkEnd w:id="141"/>
+    <w:bookmarkEnd w:id="142"/>
+    <w:bookmarkStart w:id="146" w:name="f-22-체크리스트-new"/>
     <w:p>
       <w:pPr>
         <w:pStyle w:val="Heading4"/>
@@ -28730,7 +29283,7 @@
         </w:tc>
       </w:tr>
     </w:tbl>
-    <w:bookmarkStart w:id="140" w:name="매일-아침-6"/>
+    <w:bookmarkStart w:id="143" w:name="매일-아침-6"/>
     <w:p>
       <w:pPr>
         <w:pStyle w:val="Heading5"/>
@@ -28813,8 +29366,8 @@
         <w:t xml:space="preserve">고정 목록이 아니다.</w:t>
       </w:r>
     </w:p>
-    <w:bookmarkEnd w:id="140"/>
-    <w:bookmarkStart w:id="141" w:name="매일-저녁-7"/>
+    <w:bookmarkEnd w:id="143"/>
+    <w:bookmarkStart w:id="144" w:name="매일-저녁-7"/>
     <w:p>
       <w:pPr>
         <w:pStyle w:val="Heading5"/>
@@ -28888,8 +29441,8 @@
         <w:t xml:space="preserve">□ 가족에게 도착 알림        (가족 안심 세트)</w:t>
       </w:r>
     </w:p>
-    <w:bookmarkEnd w:id="141"/>
-    <w:bookmarkStart w:id="142" w:name="배낭-최종-점검-d-1"/>
+    <w:bookmarkEnd w:id="144"/>
+    <w:bookmarkStart w:id="145" w:name="배낭-최종-점검-d-1"/>
     <w:p>
       <w:pPr>
         <w:pStyle w:val="Heading5"/>
@@ -28956,9 +29509,9 @@
         </w:pict>
       </w:r>
     </w:p>
-    <w:bookmarkEnd w:id="142"/>
-    <w:bookmarkEnd w:id="143"/>
-    <w:bookmarkStart w:id="149" w:name="f-23-예산-관리-new"/>
+    <w:bookmarkEnd w:id="145"/>
+    <w:bookmarkEnd w:id="146"/>
+    <w:bookmarkStart w:id="152" w:name="f-23-예산-관리-new"/>
     <w:p>
       <w:pPr>
         <w:pStyle w:val="Heading4"/>
@@ -28967,7 +29520,7 @@
         <w:t xml:space="preserve">F-23 예산 관리 🆕</w:t>
       </w:r>
     </w:p>
-    <w:bookmarkStart w:id="144" w:name="왜-필요한가-2"/>
+    <w:bookmarkStart w:id="147" w:name="왜-필요한가-2"/>
     <w:p>
       <w:pPr>
         <w:pStyle w:val="Heading5"/>
@@ -28997,8 +29550,8 @@
         <w:t xml:space="preserve">이 된다.</w:t>
       </w:r>
     </w:p>
-    <w:bookmarkEnd w:id="144"/>
-    <w:bookmarkStart w:id="145" w:name="계획-예산"/>
+    <w:bookmarkEnd w:id="147"/>
+    <w:bookmarkStart w:id="148" w:name="계획-예산"/>
     <w:p>
       <w:pPr>
         <w:pStyle w:val="Heading5"/>
@@ -29035,8 +29588,8 @@
         <w:t xml:space="preserve">  항공  150 · 숙박 62 · 식비 147 · 장비 80 · 기타 11</w:t>
       </w:r>
     </w:p>
-    <w:bookmarkEnd w:id="145"/>
-    <w:bookmarkStart w:id="146" w:name="실제-기록"/>
+    <w:bookmarkEnd w:id="148"/>
+    <w:bookmarkStart w:id="149" w:name="실제-기록"/>
     <w:p>
       <w:pPr>
         <w:pStyle w:val="Heading5"/>
@@ -29137,8 +29690,8 @@
         <w:t xml:space="preserve">  남은 23일 · 하루 €33까지 쓸 수 있습니다</w:t>
       </w:r>
     </w:p>
-    <w:bookmarkEnd w:id="146"/>
-    <w:bookmarkStart w:id="147" w:name="요건"/>
+    <w:bookmarkEnd w:id="149"/>
+    <w:bookmarkStart w:id="150" w:name="요건"/>
     <w:p>
       <w:pPr>
         <w:pStyle w:val="Heading5"/>
@@ -29377,8 +29930,8 @@
         </w:tc>
       </w:tr>
     </w:tbl>
-    <w:bookmarkEnd w:id="147"/>
-    <w:bookmarkStart w:id="148" w:name="예산과-일정의-연결"/>
+    <w:bookmarkEnd w:id="150"/>
+    <w:bookmarkStart w:id="151" w:name="예산과-일정의-연결"/>
     <w:p>
       <w:pPr>
         <w:pStyle w:val="Heading5"/>
@@ -29493,9 +30046,9 @@
         </w:pict>
       </w:r>
     </w:p>
-    <w:bookmarkEnd w:id="148"/>
-    <w:bookmarkEnd w:id="149"/>
-    <w:bookmarkStart w:id="156" w:name="f-24-접근귀환-교통-new"/>
+    <w:bookmarkEnd w:id="151"/>
+    <w:bookmarkEnd w:id="152"/>
+    <w:bookmarkStart w:id="159" w:name="f-24-접근귀환-교통-new"/>
     <w:p>
       <w:pPr>
         <w:pStyle w:val="Heading4"/>
@@ -29537,7 +30090,7 @@
         <w:t xml:space="preserve">이 필요하고, 이건 순례 준비에서 가장 헷갈리는 부분 중 하나다.</w:t>
       </w:r>
     </w:p>
-    <w:bookmarkStart w:id="150" w:name="데이터-모델-1"/>
+    <w:bookmarkStart w:id="153" w:name="데이터-모델-1"/>
     <w:p>
       <w:pPr>
         <w:pStyle w:val="Heading5"/>
@@ -30436,8 +30989,8 @@
         <w:t xml:space="preserve">}</w:t>
       </w:r>
     </w:p>
-    <w:bookmarkEnd w:id="150"/>
-    <w:bookmarkStart w:id="151" w:name="주요-경로-프랑스-길--생장-출발"/>
+    <w:bookmarkEnd w:id="153"/>
+    <w:bookmarkStart w:id="154" w:name="주요-경로-프랑스-길--생장-출발"/>
     <w:p>
       <w:pPr>
         <w:pStyle w:val="Heading5"/>
@@ -30678,8 +31231,8 @@
         </w:tc>
       </w:tr>
     </w:tbl>
-    <w:bookmarkEnd w:id="151"/>
-    <w:bookmarkStart w:id="152" w:name="구간-정보-실측-전-참고값"/>
+    <w:bookmarkEnd w:id="154"/>
+    <w:bookmarkStart w:id="155" w:name="구간-정보-실측-전-참고값"/>
     <w:p>
       <w:pPr>
         <w:pStyle w:val="Heading5"/>
@@ -30989,8 +31542,8 @@
         </w:tc>
       </w:tr>
     </w:tbl>
-    <w:bookmarkEnd w:id="152"/>
-    <w:bookmarkStart w:id="153" w:name="화면-1"/>
+    <w:bookmarkEnd w:id="155"/>
+    <w:bookmarkStart w:id="156" w:name="화면-1"/>
     <w:p>
       <w:pPr>
         <w:pStyle w:val="Heading5"/>
@@ -31124,8 +31677,8 @@
         <w:t xml:space="preserve">  표지판이 헷갈리니 'Grandes Lignes'를 따라가세요.</w:t>
       </w:r>
     </w:p>
-    <w:bookmarkEnd w:id="153"/>
-    <w:bookmarkStart w:id="154" w:name="귀환"/>
+    <w:bookmarkEnd w:id="156"/>
+    <w:bookmarkStart w:id="157" w:name="귀환"/>
     <w:p>
       <w:pPr>
         <w:pStyle w:val="Heading5"/>
@@ -31180,8 +31733,8 @@
         <w:t xml:space="preserve">피니스테레·무시아 연장을 선택하면 버스 구간이 추가된다.</w:t>
       </w:r>
     </w:p>
-    <w:bookmarkEnd w:id="154"/>
-    <w:bookmarkStart w:id="155" w:name="추천-로직"/>
+    <w:bookmarkEnd w:id="157"/>
+    <w:bookmarkStart w:id="158" w:name="추천-로직"/>
     <w:p>
       <w:pPr>
         <w:pStyle w:val="Heading5"/>
@@ -31393,9 +31946,9 @@
         </w:pict>
       </w:r>
     </w:p>
-    <w:bookmarkEnd w:id="155"/>
-    <w:bookmarkEnd w:id="156"/>
-    <w:bookmarkStart w:id="161" w:name="f-25-이동-방식과-접근성-new"/>
+    <w:bookmarkEnd w:id="158"/>
+    <w:bookmarkEnd w:id="159"/>
+    <w:bookmarkStart w:id="164" w:name="f-25-이동-방식과-접근성-new"/>
     <w:p>
       <w:pPr>
         <w:pStyle w:val="Heading4"/>
@@ -31416,7 +31969,7 @@
         <w:t xml:space="preserve">모두가 걷는 것은 아니고, 걷는 사람도 계속 걷지는 않는다.</w:t>
       </w:r>
     </w:p>
-    <w:bookmarkStart w:id="157" w:name="이동-방식별-요건"/>
+    <w:bookmarkStart w:id="160" w:name="이동-방식별-요건"/>
     <w:p>
       <w:pPr>
         <w:pStyle w:val="Heading5"/>
@@ -31831,8 +32384,8 @@
         <w:t xml:space="preserve">크레덴시알에 이동 방식을 적게 되어 있고 휠체어 항목이 있으나, 최소 거리 기준이 명확히 공표되지 않았다.</w:t>
       </w:r>
     </w:p>
-    <w:bookmarkEnd w:id="157"/>
-    <w:bookmarkStart w:id="158" w:name="하루-목표-거리의-하한을-없앤다"/>
+    <w:bookmarkEnd w:id="160"/>
+    <w:bookmarkStart w:id="161" w:name="하루-목표-거리의-하한을-없앤다"/>
     <w:p>
       <w:pPr>
         <w:pStyle w:val="Heading5"/>
@@ -31939,8 +32492,8 @@
         <w:t xml:space="preserve">이때는 지원 차량이나 이동수단으로 메우는 것을 전제로 계획한다.</w:t>
       </w:r>
     </w:p>
-    <w:bookmarkEnd w:id="158"/>
-    <w:bookmarkStart w:id="159" w:name="방식별-위험이-다르다"/>
+    <w:bookmarkEnd w:id="161"/>
+    <w:bookmarkStart w:id="162" w:name="방식별-위험이-다르다"/>
     <w:p>
       <w:pPr>
         <w:pStyle w:val="Heading5"/>
@@ -32207,8 +32760,8 @@
         <w:t xml:space="preserve">로 회피 지형을 지정하고, 위험 판정을 방식별로 분기한다.</w:t>
       </w:r>
     </w:p>
-    <w:bookmarkEnd w:id="159"/>
-    <w:bookmarkStart w:id="160" w:name="접근성-데이터"/>
+    <w:bookmarkEnd w:id="162"/>
+    <w:bookmarkStart w:id="163" w:name="접근성-데이터"/>
     <w:p>
       <w:pPr>
         <w:pStyle w:val="Heading5"/>
@@ -32414,9 +32967,9 @@
         </w:pict>
       </w:r>
     </w:p>
-    <w:bookmarkEnd w:id="160"/>
-    <w:bookmarkEnd w:id="161"/>
-    <w:bookmarkStart w:id="167" w:name="f-26-계획된-이동수단-new"/>
+    <w:bookmarkEnd w:id="163"/>
+    <w:bookmarkEnd w:id="164"/>
+    <w:bookmarkStart w:id="170" w:name="f-26-계획된-이동수단-new"/>
     <w:p>
       <w:pPr>
         <w:pStyle w:val="Heading4"/>
@@ -32437,7 +32990,7 @@
         <w:t xml:space="preserve">이동수단은 실패가 아니다. 처음부터 계획에 넣을 수 있어야 한다.</w:t>
       </w:r>
     </w:p>
-    <w:bookmarkStart w:id="162" w:name="왜-필요한가-3"/>
+    <w:bookmarkStart w:id="165" w:name="왜-필요한가-3"/>
     <w:p>
       <w:pPr>
         <w:pStyle w:val="Heading5"/>
@@ -32476,8 +33029,8 @@
         <w:t xml:space="preserve">우리 제품이 이걸 "Plan B"로만 취급하면 현실과 안 맞는다.</w:t>
       </w:r>
     </w:p>
-    <w:bookmarkEnd w:id="162"/>
-    <w:bookmarkStart w:id="163" w:name="일정-수립-단계에서-넣는다"/>
+    <w:bookmarkEnd w:id="165"/>
+    <w:bookmarkStart w:id="166" w:name="일정-수립-단계에서-넣는다"/>
     <w:p>
       <w:pPr>
         <w:pStyle w:val="Heading5"/>
@@ -32618,8 +33171,8 @@
         <w:t xml:space="preserve">그것도 정상이라고 알려준다.</w:t>
       </w:r>
     </w:p>
-    <w:bookmarkEnd w:id="163"/>
-    <w:bookmarkStart w:id="164" w:name="표시"/>
+    <w:bookmarkEnd w:id="166"/>
+    <w:bookmarkStart w:id="167" w:name="표시"/>
     <w:p>
       <w:pPr>
         <w:pStyle w:val="Heading5"/>
@@ -32690,8 +33243,8 @@
         <w:t xml:space="preserve">        도착 후 레온에서 1박</w:t>
       </w:r>
     </w:p>
-    <w:bookmarkEnd w:id="164"/>
-    <w:bookmarkStart w:id="165" w:name="기록과-계산"/>
+    <w:bookmarkEnd w:id="167"/>
+    <w:bookmarkStart w:id="168" w:name="기록과-계산"/>
     <w:p>
       <w:pPr>
         <w:pStyle w:val="Heading5"/>
@@ -32862,8 +33415,8 @@
         </w:tc>
       </w:tr>
     </w:tbl>
-    <w:bookmarkEnd w:id="165"/>
-    <w:bookmarkStart w:id="166" w:name="지원-차량"/>
+    <w:bookmarkEnd w:id="168"/>
+    <w:bookmarkStart w:id="169" w:name="지원-차량"/>
     <w:p>
       <w:pPr>
         <w:pStyle w:val="Heading5"/>
@@ -33054,9 +33607,9 @@
         <w:t xml:space="preserve">}</w:t>
       </w:r>
     </w:p>
-    <w:bookmarkEnd w:id="166"/>
-    <w:bookmarkEnd w:id="167"/>
-    <w:bookmarkStart w:id="172" w:name="f-27-가족-안심-세트-e축-new"/>
+    <w:bookmarkEnd w:id="169"/>
+    <w:bookmarkEnd w:id="170"/>
+    <w:bookmarkStart w:id="175" w:name="f-27-가족-안심-세트-e축-new"/>
     <w:p>
       <w:pPr>
         <w:pStyle w:val="Heading4"/>
@@ -33083,7 +33636,7 @@
         <w:t xml:space="preserve">02 문서 1부 3.4절·5.11절 근거. 매일 도착 알림 + 3일 미도착 확인. 원가 0, 경쟁자 없음, 자녀가 부모에게 사주는 상품으로 포지셔닝한다.</w:t>
       </w:r>
     </w:p>
-    <w:bookmarkStart w:id="168" w:name="왜-규칙-8핵심-기능-무료과-충돌하지-않는가"/>
+    <w:bookmarkStart w:id="171" w:name="왜-규칙-8핵심-기능-무료과-충돌하지-않는가"/>
     <w:p>
       <w:pPr>
         <w:pStyle w:val="Heading5"/>
@@ -33113,8 +33666,8 @@
         <w:t xml:space="preserve">이고, 안 켜도 순례자 경험은 줄지 않는다.</w:t>
       </w:r>
     </w:p>
-    <w:bookmarkEnd w:id="168"/>
-    <w:bookmarkStart w:id="169" w:name="warning-규칙-10오프라인-전제과의-긴장"/>
+    <w:bookmarkEnd w:id="171"/>
+    <w:bookmarkStart w:id="172" w:name="warning-규칙-10오프라인-전제과의-긴장"/>
     <w:p>
       <w:pPr>
         <w:pStyle w:val="Heading5"/>
@@ -33160,8 +33713,8 @@
         <w:t xml:space="preserve">— 도착 여부(도착/미도착)와 다음 목적지 정도만, 순례자가 다음 마을에 도달했을 때 한 번 신호를 보내는 방식으로 최소화한다.</w:t>
       </w:r>
     </w:p>
-    <w:bookmarkEnd w:id="169"/>
-    <w:bookmarkStart w:id="170" w:name="동의와-개인정보"/>
+    <w:bookmarkEnd w:id="172"/>
+    <w:bookmarkStart w:id="173" w:name="동의와-개인정보"/>
     <w:p>
       <w:pPr>
         <w:pStyle w:val="Heading5"/>
@@ -33651,8 +34204,8 @@
         <w:t xml:space="preserve">}</w:t>
       </w:r>
     </w:p>
-    <w:bookmarkEnd w:id="170"/>
-    <w:bookmarkStart w:id="171" w:name="검증-필요"/>
+    <w:bookmarkEnd w:id="173"/>
+    <w:bookmarkStart w:id="174" w:name="검증-필요"/>
     <w:p>
       <w:pPr>
         <w:pStyle w:val="Heading5"/>
@@ -33686,9 +34239,9 @@
         </w:pict>
       </w:r>
     </w:p>
-    <w:bookmarkEnd w:id="171"/>
-    <w:bookmarkEnd w:id="172"/>
-    <w:bookmarkStart w:id="177" w:name="f-28-동행-매칭-f축-new"/>
+    <w:bookmarkEnd w:id="174"/>
+    <w:bookmarkEnd w:id="175"/>
+    <w:bookmarkStart w:id="180" w:name="f-28-동행-매칭-f축-new"/>
     <w:p>
       <w:pPr>
         <w:pStyle w:val="Heading4"/>
@@ -33715,7 +34268,7 @@
         <w:t xml:space="preserve">(2026-07). 03 문서 Won't 목록(위 W2·W3)도 완전 제외에서 범위 축소로 조정했다 — 전체공개 SNS 피드가 아니라 opt-in 매칭, 상시 위치추적이 아니라 체크인 신호.</w:t>
       </w:r>
     </w:p>
-    <w:bookmarkStart w:id="173" w:name="매칭"/>
+    <w:bookmarkStart w:id="176" w:name="매칭"/>
     <w:p>
       <w:pPr>
         <w:pStyle w:val="Heading5"/>
@@ -33877,8 +34430,8 @@
         </w:tc>
       </w:tr>
     </w:tbl>
-    <w:bookmarkEnd w:id="173"/>
-    <w:bookmarkStart w:id="174" w:name="warning-안전-설계--이-기능의-존재-이유보다-우선한다"/>
+    <w:bookmarkEnd w:id="176"/>
+    <w:bookmarkStart w:id="177" w:name="warning-안전-설계--이-기능의-존재-이유보다-우선한다"/>
     <w:p>
       <w:pPr>
         <w:pStyle w:val="Heading5"/>
@@ -34425,8 +34978,8 @@
         <w:t xml:space="preserve">}</w:t>
       </w:r>
     </w:p>
-    <w:bookmarkEnd w:id="174"/>
-    <w:bookmarkStart w:id="175" w:name="직접-매출-없음"/>
+    <w:bookmarkEnd w:id="177"/>
+    <w:bookmarkStart w:id="178" w:name="직접-매출-없음"/>
     <w:p>
       <w:pPr>
         <w:pStyle w:val="Heading5"/>
@@ -34443,8 +34996,8 @@
         <w:t xml:space="preserve">C축(길)과 같은 이유다. 매칭에 결제벽을 세우면 규칙 8(핵심 기능 무료)과 충돌하고, 안전 관련 기능을 유료화하면 신뢰가 무너진다. 기여는 **도달률(입소문)과 리텐션(사용자가 이탈하지 않고 계속 남는 정도)**으로 본다 (02 문서 5.12절).</w:t>
       </w:r>
     </w:p>
-    <w:bookmarkEnd w:id="175"/>
-    <w:bookmarkStart w:id="176" w:name="검증-필요-1"/>
+    <w:bookmarkEnd w:id="178"/>
+    <w:bookmarkStart w:id="179" w:name="검증-필요-1"/>
     <w:p>
       <w:pPr>
         <w:pStyle w:val="Heading5"/>
@@ -34458,7 +35011,7 @@
         <w:pStyle w:val="Compact"/>
         <w:numPr>
           <w:ilvl w:val="0"/>
-          <w:numId w:val="1020"/>
+          <w:numId w:val="1021"/>
         </w:numPr>
       </w:pPr>
       <w:r>
@@ -34470,7 +35023,7 @@
         <w:pStyle w:val="Compact"/>
         <w:numPr>
           <w:ilvl w:val="0"/>
-          <w:numId w:val="1020"/>
+          <w:numId w:val="1021"/>
         </w:numPr>
       </w:pPr>
       <w:r>
@@ -34484,10 +35037,10 @@
         </w:pict>
       </w:r>
     </w:p>
-    <w:bookmarkEnd w:id="176"/>
-    <w:bookmarkEnd w:id="177"/>
-    <w:bookmarkEnd w:id="178"/>
-    <w:bookmarkStart w:id="183" w:name="Xc5170e64d0040a939b694c6d0d374abd6bd9255"/>
+    <w:bookmarkEnd w:id="179"/>
+    <w:bookmarkEnd w:id="180"/>
+    <w:bookmarkEnd w:id="181"/>
+    <w:bookmarkStart w:id="186" w:name="Xc5170e64d0040a939b694c6d0d374abd6bd9255"/>
     <w:p>
       <w:pPr>
         <w:pStyle w:val="Heading3"/>
@@ -34508,7 +35061,7 @@
         <w:t xml:space="preserve">도달률 전략의 핵심이므로 별도 장으로 다룬다.</w:t>
       </w:r>
     </w:p>
-    <w:bookmarkStart w:id="179" w:name="Xe341530d27ec35386ebd13caff61b814203cfc3"/>
+    <w:bookmarkStart w:id="182" w:name="Xe341530d27ec35386ebd13caff61b814203cfc3"/>
     <w:p>
       <w:pPr>
         <w:pStyle w:val="Heading4"/>
@@ -34689,8 +35242,8 @@
         <w:t xml:space="preserve">82개 마을 데이터에서 전량 자동 생성된다.</w:t>
       </w:r>
     </w:p>
-    <w:bookmarkEnd w:id="179"/>
-    <w:bookmarkStart w:id="180" w:name="X18813de40f4be7da8cabad42e9801f567dee49e"/>
+    <w:bookmarkEnd w:id="182"/>
+    <w:bookmarkStart w:id="183" w:name="X18813de40f4be7da8cabad42e9801f567dee49e"/>
     <w:p>
       <w:pPr>
         <w:pStyle w:val="Heading4"/>
@@ -35000,167 +35553,14 @@
         <w:t xml:space="preserve">완주 보상이자 확장 전략의 진입점이면서, 검색 유입까지 만든다.</w:t>
       </w:r>
     </w:p>
-    <w:bookmarkEnd w:id="180"/>
-    <w:bookmarkStart w:id="181" w:name="X8795db81073bc45c2996c5e56bb4ce79cb5bd7e"/>
+    <w:bookmarkEnd w:id="183"/>
+    <w:bookmarkStart w:id="184" w:name="X8795db81073bc45c2996c5e56bb4ce79cb5bd7e"/>
     <w:p>
       <w:pPr>
         <w:pStyle w:val="Heading4"/>
       </w:pPr>
       <w:r>
         <w:t xml:space="preserve">4.3 필수 요건</w:t>
-      </w:r>
-    </w:p>
-    <w:p>
-      <w:pPr>
-        <w:pStyle w:val="Compact"/>
-        <w:numPr>
-          <w:ilvl w:val="0"/>
-          <w:numId w:val="1021"/>
-        </w:numPr>
-      </w:pPr>
-      <w:r>
-        <w:t xml:space="preserve">모든 페이지</w:t>
-      </w:r>
-      <w:r>
-        <w:t xml:space="preserve"> </w:t>
-      </w:r>
-      <w:r>
-        <w:rPr>
-          <w:b/>
-          <w:bCs/>
-        </w:rPr>
-        <w:t xml:space="preserve">서버 렌더</w:t>
-      </w:r>
-      <w:r>
-        <w:t xml:space="preserve">. JS 꺼도 내용이 보인다</w:t>
-      </w:r>
-    </w:p>
-    <w:p>
-      <w:pPr>
-        <w:pStyle w:val="Compact"/>
-        <w:numPr>
-          <w:ilvl w:val="0"/>
-          <w:numId w:val="1021"/>
-        </w:numPr>
-      </w:pPr>
-      <w:r>
-        <w:t xml:space="preserve">title은 페이지마다 다르고 50~60자</w:t>
-      </w:r>
-    </w:p>
-    <w:p>
-      <w:pPr>
-        <w:pStyle w:val="Compact"/>
-        <w:numPr>
-          <w:ilvl w:val="0"/>
-          <w:numId w:val="1021"/>
-        </w:numPr>
-      </w:pPr>
-      <w:r>
-        <w:rPr>
-          <w:rStyle w:val="VerbatimChar"/>
-        </w:rPr>
-        <w:t xml:space="preserve">generateMetadata</w:t>
-      </w:r>
-      <w:r>
-        <w:t xml:space="preserve">로 동적 생성</w:t>
-      </w:r>
-    </w:p>
-    <w:p>
-      <w:pPr>
-        <w:pStyle w:val="Compact"/>
-        <w:numPr>
-          <w:ilvl w:val="0"/>
-          <w:numId w:val="1021"/>
-        </w:numPr>
-      </w:pPr>
-      <w:r>
-        <w:t xml:space="preserve">루트 페이지에 schema.org</w:t>
-      </w:r>
-      <w:r>
-        <w:t xml:space="preserve"> </w:t>
-      </w:r>
-      <w:r>
-        <w:rPr>
-          <w:rStyle w:val="VerbatimChar"/>
-        </w:rPr>
-        <w:t xml:space="preserve">TouristTrip</w:t>
-      </w:r>
-      <w:r>
-        <w:t xml:space="preserve"> </w:t>
-      </w:r>
-      <w:r>
-        <w:t xml:space="preserve">JSON-LD</w:t>
-      </w:r>
-    </w:p>
-    <w:p>
-      <w:pPr>
-        <w:pStyle w:val="Compact"/>
-        <w:numPr>
-          <w:ilvl w:val="0"/>
-          <w:numId w:val="1021"/>
-        </w:numPr>
-      </w:pPr>
-      <w:r>
-        <w:t xml:space="preserve">전체</w:t>
-      </w:r>
-      <w:r>
-        <w:t xml:space="preserve"> </w:t>
-      </w:r>
-      <w:r>
-        <w:rPr>
-          <w:rStyle w:val="VerbatimChar"/>
-        </w:rPr>
-        <w:t xml:space="preserve">sitemap.xml</w:t>
-      </w:r>
-      <w:r>
-        <w:t xml:space="preserve"> </w:t>
-      </w:r>
-      <w:r>
-        <w:t xml:space="preserve">자동 생성</w:t>
-      </w:r>
-    </w:p>
-    <w:p>
-      <w:pPr>
-        <w:pStyle w:val="Compact"/>
-        <w:numPr>
-          <w:ilvl w:val="0"/>
-          <w:numId w:val="1021"/>
-        </w:numPr>
-      </w:pPr>
-      <w:r>
-        <w:rPr>
-          <w:b/>
-          <w:bCs/>
-        </w:rPr>
-        <w:t xml:space="preserve">모든 페이지 하단에 일정 계산기 CTA</w:t>
-      </w:r>
-    </w:p>
-    <w:bookmarkEnd w:id="181"/>
-    <w:bookmarkStart w:id="182" w:name="X5de541e468ae4c7a12ec2d34a63dde67fbb4bf4"/>
-    <w:p>
-      <w:pPr>
-        <w:pStyle w:val="Heading4"/>
-      </w:pPr>
-      <w:r>
-        <w:t xml:space="preserve">4.4 콘텐츠 원칙</w:t>
-      </w:r>
-    </w:p>
-    <w:p>
-      <w:pPr>
-        <w:pStyle w:val="FirstParagraph"/>
-      </w:pPr>
-      <w:r>
-        <w:rPr>
-          <w:b/>
-          <w:bCs/>
-        </w:rPr>
-        <w:t xml:space="preserve">콘텐츠 농장이 되면 안 된다.</w:t>
-      </w:r>
-      <w:r>
-        <w:t xml:space="preserve"> </w:t>
-      </w:r>
-      <w:r>
-        <w:t xml:space="preserve">각 페이지는 실제 질문에 실제로 답해야 한다.</w:t>
       </w:r>
     </w:p>
     <w:p>
@@ -35172,7 +35572,7 @@
         </w:numPr>
       </w:pPr>
       <w:r>
-        <w:t xml:space="preserve">마을 페이지에 알베르게 데이터가 없으면</w:t>
+        <w:t xml:space="preserve">모든 페이지</w:t>
       </w:r>
       <w:r>
         <w:t xml:space="preserve"> </w:t>
@@ -35182,7 +35582,10 @@
           <w:b/>
           <w:bCs/>
         </w:rPr>
-        <w:t xml:space="preserve">"정보 확인 중"으로 표시하고 지어내지 않는다</w:t>
+        <w:t xml:space="preserve">서버 렌더</w:t>
+      </w:r>
+      <w:r>
+        <w:t xml:space="preserve">. JS 꺼도 내용이 보인다</w:t>
       </w:r>
     </w:p>
     <w:p>
@@ -35194,7 +35597,7 @@
         </w:numPr>
       </w:pPr>
       <w:r>
-        <w:t xml:space="preserve">상황 대응 페이지는 조사에서 확인된 실제 문제만 다룬다</w:t>
+        <w:t xml:space="preserve">title은 페이지마다 다르고 50~60자</w:t>
       </w:r>
     </w:p>
     <w:p>
@@ -35206,6 +35609,156 @@
         </w:numPr>
       </w:pPr>
       <w:r>
+        <w:rPr>
+          <w:rStyle w:val="VerbatimChar"/>
+        </w:rPr>
+        <w:t xml:space="preserve">generateMetadata</w:t>
+      </w:r>
+      <w:r>
+        <w:t xml:space="preserve">로 동적 생성</w:t>
+      </w:r>
+    </w:p>
+    <w:p>
+      <w:pPr>
+        <w:pStyle w:val="Compact"/>
+        <w:numPr>
+          <w:ilvl w:val="0"/>
+          <w:numId w:val="1022"/>
+        </w:numPr>
+      </w:pPr>
+      <w:r>
+        <w:t xml:space="preserve">루트 페이지에 schema.org</w:t>
+      </w:r>
+      <w:r>
+        <w:t xml:space="preserve"> </w:t>
+      </w:r>
+      <w:r>
+        <w:rPr>
+          <w:rStyle w:val="VerbatimChar"/>
+        </w:rPr>
+        <w:t xml:space="preserve">TouristTrip</w:t>
+      </w:r>
+      <w:r>
+        <w:t xml:space="preserve"> </w:t>
+      </w:r>
+      <w:r>
+        <w:t xml:space="preserve">JSON-LD</w:t>
+      </w:r>
+    </w:p>
+    <w:p>
+      <w:pPr>
+        <w:pStyle w:val="Compact"/>
+        <w:numPr>
+          <w:ilvl w:val="0"/>
+          <w:numId w:val="1022"/>
+        </w:numPr>
+      </w:pPr>
+      <w:r>
+        <w:t xml:space="preserve">전체</w:t>
+      </w:r>
+      <w:r>
+        <w:t xml:space="preserve"> </w:t>
+      </w:r>
+      <w:r>
+        <w:rPr>
+          <w:rStyle w:val="VerbatimChar"/>
+        </w:rPr>
+        <w:t xml:space="preserve">sitemap.xml</w:t>
+      </w:r>
+      <w:r>
+        <w:t xml:space="preserve"> </w:t>
+      </w:r>
+      <w:r>
+        <w:t xml:space="preserve">자동 생성</w:t>
+      </w:r>
+    </w:p>
+    <w:p>
+      <w:pPr>
+        <w:pStyle w:val="Compact"/>
+        <w:numPr>
+          <w:ilvl w:val="0"/>
+          <w:numId w:val="1022"/>
+        </w:numPr>
+      </w:pPr>
+      <w:r>
+        <w:rPr>
+          <w:b/>
+          <w:bCs/>
+        </w:rPr>
+        <w:t xml:space="preserve">모든 페이지 하단에 일정 계산기 CTA</w:t>
+      </w:r>
+    </w:p>
+    <w:bookmarkEnd w:id="184"/>
+    <w:bookmarkStart w:id="185" w:name="X5de541e468ae4c7a12ec2d34a63dde67fbb4bf4"/>
+    <w:p>
+      <w:pPr>
+        <w:pStyle w:val="Heading4"/>
+      </w:pPr>
+      <w:r>
+        <w:t xml:space="preserve">4.4 콘텐츠 원칙</w:t>
+      </w:r>
+    </w:p>
+    <w:p>
+      <w:pPr>
+        <w:pStyle w:val="FirstParagraph"/>
+      </w:pPr>
+      <w:r>
+        <w:rPr>
+          <w:b/>
+          <w:bCs/>
+        </w:rPr>
+        <w:t xml:space="preserve">콘텐츠 농장이 되면 안 된다.</w:t>
+      </w:r>
+      <w:r>
+        <w:t xml:space="preserve"> </w:t>
+      </w:r>
+      <w:r>
+        <w:t xml:space="preserve">각 페이지는 실제 질문에 실제로 답해야 한다.</w:t>
+      </w:r>
+    </w:p>
+    <w:p>
+      <w:pPr>
+        <w:pStyle w:val="Compact"/>
+        <w:numPr>
+          <w:ilvl w:val="0"/>
+          <w:numId w:val="1023"/>
+        </w:numPr>
+      </w:pPr>
+      <w:r>
+        <w:t xml:space="preserve">마을 페이지에 알베르게 데이터가 없으면</w:t>
+      </w:r>
+      <w:r>
+        <w:t xml:space="preserve"> </w:t>
+      </w:r>
+      <w:r>
+        <w:rPr>
+          <w:b/>
+          <w:bCs/>
+        </w:rPr>
+        <w:t xml:space="preserve">"정보 확인 중"으로 표시하고 지어내지 않는다</w:t>
+      </w:r>
+    </w:p>
+    <w:p>
+      <w:pPr>
+        <w:pStyle w:val="Compact"/>
+        <w:numPr>
+          <w:ilvl w:val="0"/>
+          <w:numId w:val="1023"/>
+        </w:numPr>
+      </w:pPr>
+      <w:r>
+        <w:t xml:space="preserve">상황 대응 페이지는 조사에서 확인된 실제 문제만 다룬다</w:t>
+      </w:r>
+    </w:p>
+    <w:p>
+      <w:pPr>
+        <w:pStyle w:val="Compact"/>
+        <w:numPr>
+          <w:ilvl w:val="0"/>
+          <w:numId w:val="1023"/>
+        </w:numPr>
+      </w:pPr>
+      <w:r>
         <w:t xml:space="preserve">의료 관련은 전문가 검수 전까지 게시하지 않는다</w:t>
       </w:r>
     </w:p>
@@ -35216,9 +35769,9 @@
         </w:pict>
       </w:r>
     </w:p>
-    <w:bookmarkEnd w:id="182"/>
-    <w:bookmarkEnd w:id="183"/>
-    <w:bookmarkStart w:id="185" w:name="X325932d42305b6996379fc58163bc2594d9047b"/>
+    <w:bookmarkEnd w:id="185"/>
+    <w:bookmarkEnd w:id="186"/>
+    <w:bookmarkStart w:id="188" w:name="X325932d42305b6996379fc58163bc2594d9047b"/>
     <w:p>
       <w:pPr>
         <w:pStyle w:val="Heading3"/>
@@ -35511,7 +36064,7 @@
         <w:t xml:space="preserve">카미노를 걸어보지 않은 팀이 만든 앱은 순례자 커뮤니티에서 즉시 판별되며 신뢰를 얻지 못한다. 동시에 이 40일이 마케팅 콘텐츠(연재·유튜브)의 원천이 된다.</w:t>
       </w:r>
     </w:p>
-    <w:bookmarkStart w:id="184" w:name="실측-시-반드시-수집할-것"/>
+    <w:bookmarkStart w:id="187" w:name="실측-시-반드시-수집할-것"/>
     <w:p>
       <w:pPr>
         <w:pStyle w:val="Heading4"/>
@@ -35741,9 +36294,9 @@
         </w:pict>
       </w:r>
     </w:p>
-    <w:bookmarkEnd w:id="184"/>
-    <w:bookmarkEnd w:id="185"/>
-    <w:bookmarkStart w:id="186" w:name="X1352d9c4a3a922afca59e67333464ceb5a82743"/>
+    <w:bookmarkEnd w:id="187"/>
+    <w:bookmarkEnd w:id="188"/>
+    <w:bookmarkStart w:id="189" w:name="X1352d9c4a3a922afca59e67333464ceb5a82743"/>
     <w:p>
       <w:pPr>
         <w:pStyle w:val="Heading3"/>
@@ -36227,8 +36780,8 @@
         </w:pict>
       </w:r>
     </w:p>
-    <w:bookmarkEnd w:id="186"/>
-    <w:bookmarkStart w:id="187" w:name="Xb0036f3c93edcdd704a77d215f11e19bb10d99f"/>
+    <w:bookmarkEnd w:id="189"/>
+    <w:bookmarkStart w:id="190" w:name="Xb0036f3c93edcdd704a77d215f11e19bb10d99f"/>
     <w:p>
       <w:pPr>
         <w:pStyle w:val="Heading3"/>
@@ -37176,9 +37729,9 @@
         </w:pict>
       </w:r>
     </w:p>
-    <w:bookmarkEnd w:id="187"/>
-    <w:bookmarkEnd w:id="188"/>
-    <w:bookmarkStart w:id="226" w:name="X2ebd02d53ec357828ebfca66be01b63b463b6f7"/>
+    <w:bookmarkEnd w:id="190"/>
+    <w:bookmarkEnd w:id="191"/>
+    <w:bookmarkStart w:id="229" w:name="X2ebd02d53ec357828ebfca66be01b63b463b6f7"/>
     <w:p>
       <w:pPr>
         <w:pStyle w:val="Heading1"/>
@@ -37187,7 +37740,7 @@
         <w:t xml:space="preserve">3부 · 보여주기 카드</w:t>
       </w:r>
     </w:p>
-    <w:bookmarkStart w:id="189" w:name="X5eebf2d3fd2ec2127e03259d6861073c1830bd3"/>
+    <w:bookmarkStart w:id="192" w:name="X5eebf2d3fd2ec2127e03259d6861073c1830bd3"/>
     <w:p>
       <w:pPr>
         <w:pStyle w:val="Heading3"/>
@@ -37317,8 +37870,8 @@
         </w:pict>
       </w:r>
     </w:p>
-    <w:bookmarkEnd w:id="189"/>
-    <w:bookmarkStart w:id="193" w:name="X76fd14c7bcd03d2d1e680a1d866d0f4f8fabb53"/>
+    <w:bookmarkEnd w:id="192"/>
+    <w:bookmarkStart w:id="196" w:name="X76fd14c7bcd03d2d1e680a1d866d0f4f8fabb53"/>
     <w:p>
       <w:pPr>
         <w:pStyle w:val="Heading3"/>
@@ -37734,7 +38287,7 @@
         </w:tc>
       </w:tr>
     </w:tbl>
-    <w:bookmarkStart w:id="190" w:name="X5b57920028dae34fe18bdc4625fd2770ff51863"/>
+    <w:bookmarkStart w:id="193" w:name="X5b57920028dae34fe18bdc4625fd2770ff51863"/>
     <w:p>
       <w:pPr>
         <w:pStyle w:val="Heading4"/>
@@ -37781,8 +38334,8 @@
         <w:t xml:space="preserve">실측 도보 40일과 인터뷰로 알아낸 것이 이 카드에 들어간다.</w:t>
       </w:r>
     </w:p>
-    <w:bookmarkEnd w:id="190"/>
-    <w:bookmarkStart w:id="191" w:name="X972865f02ce174ac9cc2138f7efb1a5e28e5088"/>
+    <w:bookmarkEnd w:id="193"/>
+    <w:bookmarkStart w:id="194" w:name="X972865f02ce174ac9cc2138f7efb1a5e28e5088"/>
     <w:p>
       <w:pPr>
         <w:pStyle w:val="Heading4"/>
@@ -37865,8 +38418,8 @@
         <w:t xml:space="preserve">약사는 짚기만 하면 되고, 순례자는 한국어로 읽는다.</w:t>
       </w:r>
     </w:p>
-    <w:bookmarkEnd w:id="191"/>
-    <w:bookmarkStart w:id="192" w:name="X1cfa818eff4b1d7d7f2af31cecb18f4c2874b4b"/>
+    <w:bookmarkEnd w:id="194"/>
+    <w:bookmarkStart w:id="195" w:name="X1cfa818eff4b1d7d7f2af31cecb18f4c2874b4b"/>
     <w:p>
       <w:pPr>
         <w:pStyle w:val="Heading4"/>
@@ -37921,9 +38474,9 @@
         </w:pict>
       </w:r>
     </w:p>
-    <w:bookmarkEnd w:id="192"/>
-    <w:bookmarkEnd w:id="193"/>
-    <w:bookmarkStart w:id="194" w:name="X384da22534589dcd379b3f32745313fc773b5af"/>
+    <w:bookmarkEnd w:id="195"/>
+    <w:bookmarkEnd w:id="196"/>
+    <w:bookmarkStart w:id="197" w:name="X384da22534589dcd379b3f32745313fc773b5af"/>
     <w:p>
       <w:pPr>
         <w:pStyle w:val="Heading3"/>
@@ -38389,8 +38942,8 @@
         </w:pict>
       </w:r>
     </w:p>
-    <w:bookmarkEnd w:id="194"/>
-    <w:bookmarkStart w:id="195" w:name="Xb23797b2058028a43152df6d0ea00789f533691"/>
+    <w:bookmarkEnd w:id="197"/>
+    <w:bookmarkStart w:id="198" w:name="Xb23797b2058028a43152df6d0ea00789f533691"/>
     <w:p>
       <w:pPr>
         <w:pStyle w:val="Heading3"/>
@@ -38582,8 +39135,8 @@
         </w:pict>
       </w:r>
     </w:p>
-    <w:bookmarkEnd w:id="195"/>
-    <w:bookmarkStart w:id="205" w:name="Xb6e7ffebd1fb9dc362977eb551e7bc363fd38d2"/>
+    <w:bookmarkEnd w:id="198"/>
+    <w:bookmarkStart w:id="208" w:name="Xb6e7ffebd1fb9dc362977eb551e7bc363fd38d2"/>
     <w:p>
       <w:pPr>
         <w:pStyle w:val="Heading3"/>
@@ -38592,7 +39145,7 @@
         <w:t xml:space="preserve">5. 카드 목록</w:t>
       </w:r>
     </w:p>
-    <w:bookmarkStart w:id="196" w:name="X2cb12afe01ee26ac217a438ec99f0c9bec8c0d4"/>
+    <w:bookmarkStart w:id="199" w:name="X2cb12afe01ee26ac217a438ec99f0c9bec8c0d4"/>
     <w:p>
       <w:pPr>
         <w:pStyle w:val="Heading4"/>
@@ -38988,8 +39541,8 @@
         </w:tc>
       </w:tr>
     </w:tbl>
-    <w:bookmarkEnd w:id="196"/>
-    <w:bookmarkStart w:id="197" w:name="Xfa6394e1cf5b0bda496f59a5d520d8aac58136a"/>
+    <w:bookmarkEnd w:id="199"/>
+    <w:bookmarkStart w:id="200" w:name="Xfa6394e1cf5b0bda496f59a5d520d8aac58136a"/>
     <w:p>
       <w:pPr>
         <w:pStyle w:val="Heading4"/>
@@ -39368,8 +39921,8 @@
         </w:tc>
       </w:tr>
     </w:tbl>
-    <w:bookmarkEnd w:id="197"/>
-    <w:bookmarkStart w:id="198" w:name="Xee3bd01dd42be1c34d69909297d983efdc8bd28"/>
+    <w:bookmarkEnd w:id="200"/>
+    <w:bookmarkStart w:id="201" w:name="Xee3bd01dd42be1c34d69909297d983efdc8bd28"/>
     <w:p>
       <w:pPr>
         <w:pStyle w:val="Heading4"/>
@@ -39666,8 +40219,8 @@
         <w:t xml:space="preserve">찾는 데 3초가 넘으면 실패다.</w:t>
       </w:r>
     </w:p>
-    <w:bookmarkEnd w:id="198"/>
-    <w:bookmarkStart w:id="204" w:name="X337a98a230b884d875fd6fb1f8d84c198601ba8"/>
+    <w:bookmarkEnd w:id="201"/>
+    <w:bookmarkStart w:id="207" w:name="X337a98a230b884d875fd6fb1f8d84c198601ba8"/>
     <w:p>
       <w:pPr>
         <w:pStyle w:val="Heading4"/>
@@ -39718,7 +40271,7 @@
         <w:t xml:space="preserve">억지로 yes/no를 나누면 등급 E(우리 추론)짜리 로직이 되어 규칙 1(데이터를 지어내지 않는다)의 정신에 어긋난다. 지금 분기를 확정할 수 있는 건 아래 두 흐름뿐이다.</w:t>
       </w:r>
     </w:p>
-    <w:bookmarkStart w:id="199" w:name="흐름-a--b1-침대-있나요-근거--1부-베드-레이스"/>
+    <w:bookmarkStart w:id="202" w:name="흐름-a--b1-침대-있나요-근거--1부-베드-레이스"/>
     <w:p>
       <w:pPr>
         <w:pStyle w:val="Heading5"/>
@@ -39782,8 +40335,8 @@
         <w:t xml:space="preserve">B3에서는 지도에서 상대가 마을을 짚고, 거리가 자동 계산되어 표시된다. (1부 권장 전략 "플랜 A는 알베르게, 플랜 B는 펜시온"을 그대로 반영한 것 — 근처 사립 숙소로 안내한다.)</w:t>
       </w:r>
     </w:p>
-    <w:bookmarkEnd w:id="199"/>
-    <w:bookmarkStart w:id="200" w:name="흐름-b--b7-빈대가-있는-것-같습니다-근거--chinches-사례"/>
+    <w:bookmarkEnd w:id="202"/>
+    <w:bookmarkStart w:id="203" w:name="흐름-b--b7-빈대가-있는-것-같습니다-근거--chinches-사례"/>
     <w:p>
       <w:pPr>
         <w:pStyle w:val="Heading5"/>
@@ -39862,8 +40415,8 @@
         <w:t xml:space="preserve">실제 사례(사리아 → 포르토마린 → 팔라스 데 레이 → 멜리데까지 네 마을을 거치며 계속 물린 뒤 아르수아의 산업용 건조기로 해결)가 이 흐름의 근거다.</w:t>
       </w:r>
     </w:p>
-    <w:bookmarkEnd w:id="200"/>
-    <w:bookmarkStart w:id="201" w:name="예외--a1-물집은-구조만-내용은-대기"/>
+    <w:bookmarkEnd w:id="203"/>
+    <w:bookmarkStart w:id="204" w:name="예외--a1-물집은-구조만-내용은-대기"/>
     <w:p>
       <w:pPr>
         <w:pStyle w:val="Heading5"/>
@@ -39890,8 +40443,8 @@
         <w:t xml:space="preserve">다만 의료 카드는 질문 구조까지만 지금 확정하고, 각 분기의 실제 응답 선택지(제품명·처방 필요 여부)는 규칙 11에 따라 정형외과·스포츠의학 자문 전에는 채우지 않는다.</w:t>
       </w:r>
     </w:p>
-    <w:bookmarkEnd w:id="201"/>
-    <w:bookmarkStart w:id="202" w:name="나머지-카드"/>
+    <w:bookmarkEnd w:id="204"/>
+    <w:bookmarkStart w:id="205" w:name="나머지-카드"/>
     <w:p>
       <w:pPr>
         <w:pStyle w:val="Heading5"/>
@@ -39924,8 +40477,8 @@
         <w:t xml:space="preserve">05 문서의 25명 인터뷰·40일 실측 도보에서 반복되는 패턴이 확인되면 그때 흐름으로 승격한다.</w:t>
       </w:r>
     </w:p>
-    <w:bookmarkEnd w:id="202"/>
-    <w:bookmarkStart w:id="203" w:name="흐름-데이터-모델-스케치-앱-트랙-착수-전까지는-초안일-뿐"/>
+    <w:bookmarkEnd w:id="205"/>
+    <w:bookmarkStart w:id="206" w:name="흐름-데이터-모델-스케치-앱-트랙-착수-전까지는-초안일-뿐"/>
     <w:p>
       <w:pPr>
         <w:pStyle w:val="Heading5"/>
@@ -40817,10 +41370,10 @@
         </w:pict>
       </w:r>
     </w:p>
-    <w:bookmarkEnd w:id="203"/>
-    <w:bookmarkEnd w:id="204"/>
-    <w:bookmarkEnd w:id="205"/>
-    <w:bookmarkStart w:id="210" w:name="Xb37b4e1ccf6caa1bf2c4bd4aaa0a7aded85cd8d"/>
+    <w:bookmarkEnd w:id="206"/>
+    <w:bookmarkEnd w:id="207"/>
+    <w:bookmarkEnd w:id="208"/>
+    <w:bookmarkStart w:id="213" w:name="Xb37b4e1ccf6caa1bf2c4bd4aaa0a7aded85cd8d"/>
     <w:p>
       <w:pPr>
         <w:pStyle w:val="Heading3"/>
@@ -40829,7 +41382,7 @@
         <w:t xml:space="preserve">6. 핵심 카드 상세</w:t>
       </w:r>
     </w:p>
-    <w:bookmarkStart w:id="206" w:name="Xdc49c72905867a3218261819f9d5b829698f8a5"/>
+    <w:bookmarkStart w:id="209" w:name="Xdc49c72905867a3218261819f9d5b829698f8a5"/>
     <w:p>
       <w:pPr>
         <w:pStyle w:val="Heading4"/>
@@ -41273,8 +41826,8 @@
         <w:t xml:space="preserve">우리가 대신 물어서 채운다.</w:t>
       </w:r>
     </w:p>
-    <w:bookmarkEnd w:id="206"/>
-    <w:bookmarkStart w:id="207" w:name="Xa07cbcb7fd00f6923563e08caa6198313ffae76"/>
+    <w:bookmarkEnd w:id="209"/>
+    <w:bookmarkStart w:id="210" w:name="Xa07cbcb7fd00f6923563e08caa6198313ffae76"/>
     <w:p>
       <w:pPr>
         <w:pStyle w:val="Heading4"/>
@@ -41647,8 +42200,8 @@
         <w:t xml:space="preserve">사용자가 입력한 것을 그대로 보여줄 뿐이다. 가장 안전하면서 가장 값진 카드다.</w:t>
       </w:r>
     </w:p>
-    <w:bookmarkEnd w:id="207"/>
-    <w:bookmarkStart w:id="208" w:name="X4c487575206737c6e0b86530e4ea6afb56c4101"/>
+    <w:bookmarkEnd w:id="210"/>
+    <w:bookmarkStart w:id="211" w:name="X4c487575206737c6e0b86530e4ea6afb56c4101"/>
     <w:p>
       <w:pPr>
         <w:pStyle w:val="Heading4"/>
@@ -41881,8 +42434,8 @@
         <w:t xml:space="preserve">우리 데이터가 있어야 만들어지는 카드다.</w:t>
       </w:r>
     </w:p>
-    <w:bookmarkEnd w:id="208"/>
-    <w:bookmarkStart w:id="209" w:name="X16a12ad136c5cd9b202eaa121411fba5dc9b9e3"/>
+    <w:bookmarkEnd w:id="211"/>
+    <w:bookmarkStart w:id="212" w:name="X16a12ad136c5cd9b202eaa121411fba5dc9b9e3"/>
     <w:p>
       <w:pPr>
         <w:pStyle w:val="Heading4"/>
@@ -42002,9 +42555,9 @@
         </w:pict>
       </w:r>
     </w:p>
-    <w:bookmarkEnd w:id="209"/>
-    <w:bookmarkEnd w:id="210"/>
-    <w:bookmarkStart w:id="211" w:name="Xf3260b4799cd9f94538e9cad882907ffade1031"/>
+    <w:bookmarkEnd w:id="212"/>
+    <w:bookmarkEnd w:id="213"/>
+    <w:bookmarkStart w:id="214" w:name="Xf3260b4799cd9f94538e9cad882907ffade1031"/>
     <w:p>
       <w:pPr>
         <w:pStyle w:val="Heading3"/>
@@ -42382,8 +42935,8 @@
         </w:pict>
       </w:r>
     </w:p>
-    <w:bookmarkEnd w:id="211"/>
-    <w:bookmarkStart w:id="212" w:name="X4f122b94e7cd4d9c407687ef15b59841bdc8623"/>
+    <w:bookmarkEnd w:id="214"/>
+    <w:bookmarkStart w:id="215" w:name="X4f122b94e7cd4d9c407687ef15b59841bdc8623"/>
     <w:p>
       <w:pPr>
         <w:pStyle w:val="Heading3"/>
@@ -42525,8 +43078,8 @@
         </w:pict>
       </w:r>
     </w:p>
-    <w:bookmarkEnd w:id="212"/>
-    <w:bookmarkStart w:id="214" w:name="X5f5d8071397273b1a3a5638b856601a762bbd01"/>
+    <w:bookmarkEnd w:id="215"/>
+    <w:bookmarkStart w:id="217" w:name="X5f5d8071397273b1a3a5638b856601a762bbd01"/>
     <w:p>
       <w:pPr>
         <w:pStyle w:val="Heading3"/>
@@ -42752,7 +43305,7 @@
         </w:tc>
       </w:tr>
     </w:tbl>
-    <w:bookmarkStart w:id="213" w:name="Xe69eb2fede14d935d9e04d8f7ac8e2f8492b475"/>
+    <w:bookmarkStart w:id="216" w:name="Xe69eb2fede14d935d9e04d8f7ac8e2f8492b475"/>
     <w:p>
       <w:pPr>
         <w:pStyle w:val="Heading4"/>
@@ -43083,9 +43636,9 @@
         </w:pict>
       </w:r>
     </w:p>
-    <w:bookmarkEnd w:id="213"/>
-    <w:bookmarkEnd w:id="214"/>
-    <w:bookmarkStart w:id="217" w:name="Xed8ca9b7fd0a1b35e32a26964744e03932ce729"/>
+    <w:bookmarkEnd w:id="216"/>
+    <w:bookmarkEnd w:id="217"/>
+    <w:bookmarkStart w:id="220" w:name="Xed8ca9b7fd0a1b35e32a26964744e03932ce729"/>
     <w:p>
       <w:pPr>
         <w:pStyle w:val="Heading3"/>
@@ -43094,7 +43647,7 @@
         <w:t xml:space="preserve">10. 제작 방법</w:t>
       </w:r>
     </w:p>
-    <w:bookmarkStart w:id="215" w:name="X20545bbd4ea8668bb76705658bc088866562e68"/>
+    <w:bookmarkStart w:id="218" w:name="X20545bbd4ea8668bb76705658bc088866562e68"/>
     <w:p>
       <w:pPr>
         <w:pStyle w:val="Heading4"/>
@@ -43315,8 +43868,8 @@
         <w:t xml:space="preserve">"이 문장 이해되세요?"를 알베르게 주인과 약사에게 직접 묻는다.</w:t>
       </w:r>
     </w:p>
-    <w:bookmarkEnd w:id="215"/>
-    <w:bookmarkStart w:id="216" w:name="Xeb05a3963bcbc1eb288f9e7f56048b3d9c9bae9"/>
+    <w:bookmarkEnd w:id="218"/>
+    <w:bookmarkStart w:id="219" w:name="Xeb05a3963bcbc1eb288f9e7f56048b3d9c9bae9"/>
     <w:p>
       <w:pPr>
         <w:pStyle w:val="Heading4"/>
@@ -43406,9 +43959,9 @@
         </w:pict>
       </w:r>
     </w:p>
-    <w:bookmarkEnd w:id="216"/>
-    <w:bookmarkEnd w:id="217"/>
-    <w:bookmarkStart w:id="222" w:name="Xb01e50e568ce63a6b79c0fb912eaadbf50de679"/>
+    <w:bookmarkEnd w:id="219"/>
+    <w:bookmarkEnd w:id="220"/>
+    <w:bookmarkStart w:id="225" w:name="Xb01e50e568ce63a6b79c0fb912eaadbf50de679"/>
     <w:p>
       <w:pPr>
         <w:pStyle w:val="Heading3"/>
@@ -43429,7 +43982,7 @@
         <w:t xml:space="preserve">이 기능의 가장 큰 위험은 의료 영역이다.</w:t>
       </w:r>
     </w:p>
-    <w:bookmarkStart w:id="218" w:name="X792ccc8b23ab4e2bdba452219361ace167f7d1f"/>
+    <w:bookmarkStart w:id="221" w:name="X792ccc8b23ab4e2bdba452219361ace167f7d1f"/>
     <w:p>
       <w:pPr>
         <w:pStyle w:val="Heading4"/>
@@ -43588,8 +44141,8 @@
         </w:tc>
       </w:tr>
     </w:tbl>
-    <w:bookmarkEnd w:id="218"/>
-    <w:bookmarkStart w:id="219" w:name="X056fd33308bf4a0445941bc52a49db748280f8c"/>
+    <w:bookmarkEnd w:id="221"/>
+    <w:bookmarkStart w:id="222" w:name="X056fd33308bf4a0445941bc52a49db748280f8c"/>
     <w:p>
       <w:pPr>
         <w:pStyle w:val="Heading4"/>
@@ -43675,8 +44228,8 @@
         <w:t xml:space="preserve">우리는 통로다. 판단자가 아니다.</w:t>
       </w:r>
     </w:p>
-    <w:bookmarkEnd w:id="219"/>
-    <w:bookmarkStart w:id="220" w:name="X6a430f2bafe0626e8f0c4229d757be5ace2c887"/>
+    <w:bookmarkEnd w:id="222"/>
+    <w:bookmarkStart w:id="223" w:name="X6a430f2bafe0626e8f0c4229d757be5ace2c887"/>
     <w:p>
       <w:pPr>
         <w:pStyle w:val="Heading4"/>
@@ -43722,8 +44275,8 @@
         <w:t xml:space="preserve">응급 시 112</w:t>
       </w:r>
     </w:p>
-    <w:bookmarkEnd w:id="220"/>
-    <w:bookmarkStart w:id="221" w:name="Xee2aa7ea1f4e3e25ab781b5f6d1a92a8f5ccfb5"/>
+    <w:bookmarkEnd w:id="223"/>
+    <w:bookmarkStart w:id="224" w:name="Xee2aa7ea1f4e3e25ab781b5f6d1a92a8f5ccfb5"/>
     <w:p>
       <w:pPr>
         <w:pStyle w:val="Heading4"/>
@@ -43749,7 +44302,7 @@
         <w:pStyle w:val="Compact"/>
         <w:numPr>
           <w:ilvl w:val="0"/>
-          <w:numId w:val="1023"/>
+          <w:numId w:val="1024"/>
         </w:numPr>
       </w:pPr>
       <w:r>
@@ -43761,7 +44314,7 @@
         <w:pStyle w:val="Compact"/>
         <w:numPr>
           <w:ilvl w:val="0"/>
-          <w:numId w:val="1023"/>
+          <w:numId w:val="1024"/>
         </w:numPr>
       </w:pPr>
       <w:r>
@@ -43786,7 +44339,7 @@
         <w:pStyle w:val="Compact"/>
         <w:numPr>
           <w:ilvl w:val="0"/>
-          <w:numId w:val="1023"/>
+          <w:numId w:val="1024"/>
         </w:numPr>
       </w:pPr>
       <w:r>
@@ -43798,7 +44351,7 @@
         <w:pStyle w:val="Compact"/>
         <w:numPr>
           <w:ilvl w:val="0"/>
-          <w:numId w:val="1023"/>
+          <w:numId w:val="1024"/>
         </w:numPr>
       </w:pPr>
       <w:r>
@@ -43810,7 +44363,7 @@
         <w:pStyle w:val="Compact"/>
         <w:numPr>
           <w:ilvl w:val="0"/>
-          <w:numId w:val="1023"/>
+          <w:numId w:val="1024"/>
         </w:numPr>
       </w:pPr>
       <w:r>
@@ -43828,9 +44381,9 @@
         </w:pict>
       </w:r>
     </w:p>
-    <w:bookmarkEnd w:id="221"/>
-    <w:bookmarkEnd w:id="222"/>
-    <w:bookmarkStart w:id="223" w:name="Xbecea3d44999813a2ce9e419977f7645621975b"/>
+    <w:bookmarkEnd w:id="224"/>
+    <w:bookmarkEnd w:id="225"/>
+    <w:bookmarkStart w:id="226" w:name="Xbecea3d44999813a2ce9e419977f7645621975b"/>
     <w:p>
       <w:pPr>
         <w:pStyle w:val="Heading3"/>
@@ -44070,8 +44623,8 @@
         </w:pict>
       </w:r>
     </w:p>
-    <w:bookmarkEnd w:id="223"/>
-    <w:bookmarkStart w:id="224" w:name="X9de589af8e28e53daca449269358d46cb4f2515"/>
+    <w:bookmarkEnd w:id="226"/>
+    <w:bookmarkStart w:id="227" w:name="X9de589af8e28e53daca449269358d46cb4f2515"/>
     <w:p>
       <w:pPr>
         <w:pStyle w:val="Heading3"/>
@@ -44377,8 +44930,8 @@
         </w:pict>
       </w:r>
     </w:p>
-    <w:bookmarkEnd w:id="224"/>
-    <w:bookmarkStart w:id="225" w:name="X37c67625eaf26d12d6d199e61e9543bb94a0c27"/>
+    <w:bookmarkEnd w:id="227"/>
+    <w:bookmarkStart w:id="228" w:name="X37c67625eaf26d12d6d199e61e9543bb94a0c27"/>
     <w:p>
       <w:pPr>
         <w:pStyle w:val="Heading3"/>
@@ -44708,9 +45261,9 @@
         </w:pict>
       </w:r>
     </w:p>
-    <w:bookmarkEnd w:id="225"/>
-    <w:bookmarkEnd w:id="226"/>
-    <w:bookmarkStart w:id="247" w:name="부록--경로고도-데이터-확보"/>
+    <w:bookmarkEnd w:id="228"/>
+    <w:bookmarkEnd w:id="229"/>
+    <w:bookmarkStart w:id="250" w:name="부록--경로고도-데이터-확보"/>
     <w:p>
       <w:pPr>
         <w:pStyle w:val="Heading1"/>
@@ -44818,7 +45371,7 @@
         <w:t xml:space="preserve">아래 IGN 관련 서술은 "왜 IGN을 검토했나"의 근거로 남긴다. "우리가 쓸 것" 표기는 EU-DEM으로 읽는다.</w:t>
       </w:r>
     </w:p>
-    <w:bookmarkStart w:id="227" w:name="X226e97257bc30bee6279a25810a9940e05615e8"/>
+    <w:bookmarkStart w:id="230" w:name="X226e97257bc30bee6279a25810a9940e05615e8"/>
     <w:p>
       <w:pPr>
         <w:pStyle w:val="Heading3"/>
@@ -44933,7 +45486,7 @@
         <w:pStyle w:val="Compact"/>
         <w:numPr>
           <w:ilvl w:val="0"/>
-          <w:numId w:val="1024"/>
+          <w:numId w:val="1025"/>
         </w:numPr>
       </w:pPr>
       <w:r>
@@ -44955,7 +45508,7 @@
         <w:pStyle w:val="Compact"/>
         <w:numPr>
           <w:ilvl w:val="0"/>
-          <w:numId w:val="1024"/>
+          <w:numId w:val="1025"/>
         </w:numPr>
       </w:pPr>
       <w:r>
@@ -44977,7 +45530,7 @@
         <w:pStyle w:val="Compact"/>
         <w:numPr>
           <w:ilvl w:val="0"/>
-          <w:numId w:val="1024"/>
+          <w:numId w:val="1025"/>
         </w:numPr>
       </w:pPr>
       <w:r>
@@ -45001,8 +45554,8 @@
         </w:pict>
       </w:r>
     </w:p>
-    <w:bookmarkEnd w:id="227"/>
-    <w:bookmarkStart w:id="232" w:name="X19d263f0385e83d58e8716934d14778b0303d81"/>
+    <w:bookmarkEnd w:id="230"/>
+    <w:bookmarkStart w:id="235" w:name="X19d263f0385e83d58e8716934d14778b0303d81"/>
     <w:p>
       <w:pPr>
         <w:pStyle w:val="Heading3"/>
@@ -45011,7 +45564,7 @@
         <w:t xml:space="preserve">1. 경로 데이터 — OpenStreetMap</w:t>
       </w:r>
     </w:p>
-    <w:bookmarkStart w:id="228" w:name="X6cab86c7f8b8a0add27b4c7f8c0d0023737ca3a"/>
+    <w:bookmarkStart w:id="231" w:name="X6cab86c7f8b8a0add27b4c7f8c0d0023737ca3a"/>
     <w:p>
       <w:pPr>
         <w:pStyle w:val="Heading4"/>
@@ -45050,8 +45603,8 @@
         <w:t xml:space="preserve">**이며, 그 아래에 국가별·구간별 하위 릴레이션이 계층으로 들어 있다. 네트워크가 매우 커서 하나의 릴레이션에 모든 way를 넣지 않고 작은 단위로 나눈 구조다.</w:t>
       </w:r>
     </w:p>
-    <w:bookmarkEnd w:id="228"/>
-    <w:bookmarkStart w:id="229" w:name="X8571e7b5dcb524a9b40a6adbed71e526fe6d672"/>
+    <w:bookmarkEnd w:id="231"/>
+    <w:bookmarkStart w:id="232" w:name="X8571e7b5dcb524a9b40a6adbed71e526fe6d672"/>
     <w:p>
       <w:pPr>
         <w:pStyle w:val="Heading4"/>
@@ -45144,8 +45697,8 @@
         <w:t xml:space="preserve">에서 시각적으로 확인하면 빠르다.</w:t>
       </w:r>
     </w:p>
-    <w:bookmarkEnd w:id="229"/>
-    <w:bookmarkStart w:id="230" w:name="Xfb467d6b2170190839a7079fa355fe7444959b8"/>
+    <w:bookmarkEnd w:id="232"/>
+    <w:bookmarkStart w:id="233" w:name="Xfb467d6b2170190839a7079fa355fe7444959b8"/>
     <w:p>
       <w:pPr>
         <w:pStyle w:val="Heading4"/>
@@ -45290,7 +45843,7 @@
         <w:pStyle w:val="Compact"/>
         <w:numPr>
           <w:ilvl w:val="0"/>
-          <w:numId w:val="1025"/>
+          <w:numId w:val="1026"/>
         </w:numPr>
       </w:pPr>
       <w:r>
@@ -45339,7 +45892,7 @@
         <w:pStyle w:val="Compact"/>
         <w:numPr>
           <w:ilvl w:val="0"/>
-          <w:numId w:val="1025"/>
+          <w:numId w:val="1026"/>
         </w:numPr>
       </w:pPr>
       <w:r>
@@ -45437,8 +45990,8 @@
         <w:t xml:space="preserve">상업 서비스이므로 확인 없이 넘어가지 않는다.</w:t>
       </w:r>
     </w:p>
-    <w:bookmarkEnd w:id="230"/>
-    <w:bookmarkStart w:id="231" w:name="X5272a35883e9004c6214f1caf245296aa5d01ab"/>
+    <w:bookmarkEnd w:id="233"/>
+    <w:bookmarkStart w:id="234" w:name="X5272a35883e9004c6214f1caf245296aa5d01ab"/>
     <w:p>
       <w:pPr>
         <w:pStyle w:val="Heading4"/>
@@ -45826,9 +46379,9 @@
         </w:pict>
       </w:r>
     </w:p>
-    <w:bookmarkEnd w:id="231"/>
-    <w:bookmarkEnd w:id="232"/>
-    <w:bookmarkStart w:id="237" w:name="X5fd4e363c88c3c409c8039a3c986452ee63f3e3"/>
+    <w:bookmarkEnd w:id="234"/>
+    <w:bookmarkEnd w:id="235"/>
+    <w:bookmarkStart w:id="240" w:name="X5fd4e363c88c3c409c8039a3c986452ee63f3e3"/>
     <w:p>
       <w:pPr>
         <w:pStyle w:val="Heading3"/>
@@ -45837,7 +46390,7 @@
         <w:t xml:space="preserve">2. 고도 데이터 — 스페인 IGN MDT</w:t>
       </w:r>
     </w:p>
-    <w:bookmarkStart w:id="233" w:name="Xa74971f8daf38d14233713f013824ddb21efefd"/>
+    <w:bookmarkStart w:id="236" w:name="Xa74971f8daf38d14233713f013824ddb21efefd"/>
     <w:p>
       <w:pPr>
         <w:pStyle w:val="Heading4"/>
@@ -46061,8 +46614,8 @@
         <w:t xml:space="preserve">됐다. 기존 ESRI ASCII 격자보다 다루기 훨씬 편하다.</w:t>
       </w:r>
     </w:p>
-    <w:bookmarkEnd w:id="233"/>
-    <w:bookmarkStart w:id="234" w:name="Xec38c9e6bd8b1edf682e8f0335a6fd5d1a6dd9d"/>
+    <w:bookmarkEnd w:id="236"/>
+    <w:bookmarkStart w:id="237" w:name="Xec38c9e6bd8b1edf682e8f0335a6fd5d1a6dd9d"/>
     <w:p>
       <w:pPr>
         <w:pStyle w:val="Heading4"/>
@@ -46113,8 +46666,8 @@
         <w:t xml:space="preserve">동일조건변경허락 의무가 없어서 ODbL보다 다루기 쉽다.</w:t>
       </w:r>
     </w:p>
-    <w:bookmarkEnd w:id="234"/>
-    <w:bookmarkStart w:id="235" w:name="Xc72275d57ca7f0e0b78914fad2cc47ca08694ce"/>
+    <w:bookmarkEnd w:id="237"/>
+    <w:bookmarkStart w:id="238" w:name="Xc72275d57ca7f0e0b78914fad2cc47ca08694ce"/>
     <w:p>
       <w:pPr>
         <w:pStyle w:val="Heading4"/>
@@ -46128,7 +46681,7 @@
         <w:pStyle w:val="Compact"/>
         <w:numPr>
           <w:ilvl w:val="0"/>
-          <w:numId w:val="1026"/>
+          <w:numId w:val="1027"/>
         </w:numPr>
       </w:pPr>
       <w:r>
@@ -46155,7 +46708,7 @@
         <w:pStyle w:val="Compact"/>
         <w:numPr>
           <w:ilvl w:val="0"/>
-          <w:numId w:val="1026"/>
+          <w:numId w:val="1027"/>
         </w:numPr>
       </w:pPr>
       <w:r>
@@ -46180,7 +46733,7 @@
         <w:pStyle w:val="Compact"/>
         <w:numPr>
           <w:ilvl w:val="0"/>
-          <w:numId w:val="1026"/>
+          <w:numId w:val="1027"/>
         </w:numPr>
       </w:pPr>
       <w:r>
@@ -46199,15 +46752,15 @@
         <w:pStyle w:val="Compact"/>
         <w:numPr>
           <w:ilvl w:val="0"/>
-          <w:numId w:val="1026"/>
+          <w:numId w:val="1027"/>
         </w:numPr>
       </w:pPr>
       <w:r>
         <w:t xml:space="preserve">좌표계: ETRS89 UTM (본토는 30번대 확장 존)</w:t>
       </w:r>
     </w:p>
-    <w:bookmarkEnd w:id="235"/>
-    <w:bookmarkStart w:id="236" w:name="X2e32588f43f0d446a6f38ccbb65dbdf5d2a5228"/>
+    <w:bookmarkEnd w:id="238"/>
+    <w:bookmarkStart w:id="239" w:name="X2e32588f43f0d446a6f38ccbb65dbdf5d2a5228"/>
     <w:p>
       <w:pPr>
         <w:pStyle w:val="Heading4"/>
@@ -46359,9 +46912,9 @@
         </w:pict>
       </w:r>
     </w:p>
-    <w:bookmarkEnd w:id="236"/>
-    <w:bookmarkEnd w:id="237"/>
-    <w:bookmarkStart w:id="238" w:name="Xc59cb9f863d3f66627407ff4888bf8776552c9f"/>
+    <w:bookmarkEnd w:id="239"/>
+    <w:bookmarkEnd w:id="240"/>
+    <w:bookmarkStart w:id="241" w:name="Xc59cb9f863d3f66627407ff4888bf8776552c9f"/>
     <w:p>
       <w:pPr>
         <w:pStyle w:val="Heading3"/>
@@ -46483,8 +47036,8 @@
         </w:pict>
       </w:r>
     </w:p>
-    <w:bookmarkEnd w:id="238"/>
-    <w:bookmarkStart w:id="241" w:name="Xbae68e68f646ef237c7039752f5acaef1ff56b9"/>
+    <w:bookmarkEnd w:id="241"/>
+    <w:bookmarkStart w:id="244" w:name="Xbae68e68f646ef237c7039752f5acaef1ff56b9"/>
     <w:p>
       <w:pPr>
         <w:pStyle w:val="Heading3"/>
@@ -46531,7 +47084,7 @@
         <w:pStyle w:val="Compact"/>
         <w:numPr>
           <w:ilvl w:val="0"/>
-          <w:numId w:val="1027"/>
+          <w:numId w:val="1028"/>
         </w:numPr>
       </w:pPr>
       <w:r>
@@ -46543,7 +47096,7 @@
         <w:pStyle w:val="Compact"/>
         <w:numPr>
           <w:ilvl w:val="0"/>
-          <w:numId w:val="1027"/>
+          <w:numId w:val="1028"/>
         </w:numPr>
       </w:pPr>
       <w:r>
@@ -46555,7 +47108,7 @@
         <w:pStyle w:val="Compact"/>
         <w:numPr>
           <w:ilvl w:val="0"/>
-          <w:numId w:val="1027"/>
+          <w:numId w:val="1028"/>
         </w:numPr>
       </w:pPr>
       <w:r>
@@ -46586,7 +47139,7 @@
         <w:t xml:space="preserve">같은 트랙을 두고 앱마다 누적 상승이 크게 다른 이유가 이것이다.</w:t>
       </w:r>
     </w:p>
-    <w:bookmarkStart w:id="239" w:name="대응"/>
+    <w:bookmarkStart w:id="242" w:name="대응"/>
     <w:p>
       <w:pPr>
         <w:pStyle w:val="Heading4"/>
@@ -46717,8 +47270,8 @@
         </w:tc>
       </w:tr>
     </w:tbl>
-    <w:bookmarkEnd w:id="239"/>
-    <w:bookmarkStart w:id="240" w:name="검증-방법"/>
+    <w:bookmarkEnd w:id="242"/>
+    <w:bookmarkStart w:id="243" w:name="검증-방법"/>
     <w:p>
       <w:pPr>
         <w:pStyle w:val="Heading4"/>
@@ -46939,9 +47492,9 @@
         </w:pict>
       </w:r>
     </w:p>
-    <w:bookmarkEnd w:id="240"/>
-    <w:bookmarkEnd w:id="241"/>
-    <w:bookmarkStart w:id="242" w:name="X653f64191e23d7cfa43acca92dec9e3a16e5863"/>
+    <w:bookmarkEnd w:id="243"/>
+    <w:bookmarkEnd w:id="244"/>
+    <w:bookmarkStart w:id="245" w:name="X653f64191e23d7cfa43acca92dec9e3a16e5863"/>
     <w:p>
       <w:pPr>
         <w:pStyle w:val="Heading3"/>
@@ -47268,8 +47821,8 @@
         </w:pict>
       </w:r>
     </w:p>
-    <w:bookmarkEnd w:id="242"/>
-    <w:bookmarkStart w:id="243" w:name="Xb7d9d40094814091a3122bb5cd636c4c358bee0"/>
+    <w:bookmarkEnd w:id="245"/>
+    <w:bookmarkStart w:id="246" w:name="Xb7d9d40094814091a3122bb5cd636c4c358bee0"/>
     <w:p>
       <w:pPr>
         <w:pStyle w:val="Heading3"/>
@@ -47770,8 +48323,8 @@
         </w:pict>
       </w:r>
     </w:p>
-    <w:bookmarkEnd w:id="243"/>
-    <w:bookmarkStart w:id="244" w:name="X5d571245121e8a6e5c1e3343f9604d664262f49"/>
+    <w:bookmarkEnd w:id="246"/>
+    <w:bookmarkStart w:id="247" w:name="X5d571245121e8a6e5c1e3343f9604d664262f49"/>
     <w:p>
       <w:pPr>
         <w:pStyle w:val="Heading3"/>
@@ -47831,8 +48384,8 @@
         </w:pict>
       </w:r>
     </w:p>
-    <w:bookmarkEnd w:id="244"/>
-    <w:bookmarkStart w:id="245" w:name="X3ad8adc9f8398a28d5bef3eccb40830b883a875"/>
+    <w:bookmarkEnd w:id="247"/>
+    <w:bookmarkStart w:id="248" w:name="X3ad8adc9f8398a28d5bef3eccb40830b883a875"/>
     <w:p>
       <w:pPr>
         <w:pStyle w:val="Heading3"/>
@@ -48046,8 +48599,8 @@
         </w:pict>
       </w:r>
     </w:p>
-    <w:bookmarkEnd w:id="245"/>
-    <w:bookmarkStart w:id="246" w:name="X27aa7355251f17bae565b8a0c47aa390a0a1a83"/>
+    <w:bookmarkEnd w:id="248"/>
+    <w:bookmarkStart w:id="249" w:name="X27aa7355251f17bae565b8a0c47aa390a0a1a83"/>
     <w:p>
       <w:pPr>
         <w:pStyle w:val="Heading3"/>
@@ -48237,8 +48790,8 @@
         <w:t xml:space="preserve">이 문서는 01 문서 2부의 결함 1·2에 대한 해결 계획이다. 실행 완료 시 해당 결함을 종료 처리한다.</w:t>
       </w:r>
     </w:p>
-    <w:bookmarkEnd w:id="246"/>
-    <w:bookmarkEnd w:id="247"/>
+    <w:bookmarkEnd w:id="249"/>
+    <w:bookmarkEnd w:id="250"/>
     <w:sectPr>
       <w:footnotePr>
         <w:numRestart w:val="eachSect"/>
@@ -48664,6 +49217,9 @@
     <w:abstractNumId w:val="991"/>
   </w:num>
   <w:num w:numId="1024">
+    <w:abstractNumId w:val="991"/>
+  </w:num>
+  <w:num w:numId="1025">
     <w:abstractNumId w:val="99411"/>
     <w:lvlOverride w:ilvl="0">
       <w:startOverride w:val="1"/>
@@ -48693,13 +49249,13 @@
       <w:startOverride w:val="1"/>
     </w:lvlOverride>
   </w:num>
-  <w:num w:numId="1025">
-    <w:abstractNumId w:val="991"/>
-  </w:num>
   <w:num w:numId="1026">
     <w:abstractNumId w:val="991"/>
   </w:num>
   <w:num w:numId="1027">
+    <w:abstractNumId w:val="991"/>
+  </w:num>
+  <w:num w:numId="1028">
     <w:abstractNumId w:val="991"/>
   </w:num>
 </w:numbering>

--- a/docs/docx/03_제품과기능.docx
+++ b/docs/docx/03_제품과기능.docx
@@ -9021,7 +9021,31 @@
               <w:pStyle w:val="Compact"/>
             </w:pPr>
             <w:r>
-              <w:t xml:space="preserve">실측 도보 시 경로 확인 후</w:t>
+              <w:rPr>
+                <w:rStyle w:val="VerbatimChar"/>
+              </w:rPr>
+              <w:t xml:space="preserve">data/access.ts</w:t>
+            </w:r>
+            <w:r>
+              <w:t xml:space="preserve"> </w:t>
+            </w:r>
+            <w:r>
+              <w:t xml:space="preserve">4개 경로 +</w:t>
+            </w:r>
+            <w:r>
+              <w:t xml:space="preserve"> </w:t>
+            </w:r>
+            <w:r>
+              <w:rPr>
+                <w:rStyle w:val="VerbatimChar"/>
+              </w:rPr>
+              <w:t xml:space="preserve">/tools/access</w:t>
+            </w:r>
+            <w:r>
+              <w:t xml:space="preserve"> </w:t>
+            </w:r>
+            <w:r>
+              <w:t xml:space="preserve">화면 완료(2026-07, 가이드북 출처). 일정(Day 0) 통합만 남음</w:t>
             </w:r>
           </w:p>
         </w:tc>
@@ -31232,13 +31256,60 @@
       </w:tr>
     </w:tbl>
     <w:bookmarkEnd w:id="154"/>
-    <w:bookmarkStart w:id="155" w:name="구간-정보-실측-전-참고값"/>
+    <w:bookmarkStart w:id="155" w:name="Xa3c30a3be299551e7f0f3f29543617ae0971995"/>
     <w:p>
       <w:pPr>
         <w:pStyle w:val="Heading5"/>
       </w:pPr>
       <w:r>
-        <w:t xml:space="preserve">구간 정보 (실측 전 참고값)</w:t>
+        <w:t xml:space="preserve">구간 정보 —</w:t>
+      </w:r>
+      <w:r>
+        <w:t xml:space="preserve"> </w:t>
+      </w:r>
+      <w:r>
+        <w:rPr>
+          <w:rStyle w:val="VerbatimChar"/>
+        </w:rPr>
+        <w:t xml:space="preserve">data/access.ts</w:t>
+      </w:r>
+      <w:r>
+        <w:t xml:space="preserve">로 확보 완료 (2026-07, 가이드북 출처)</w:t>
+      </w:r>
+    </w:p>
+    <w:p>
+      <w:pPr>
+        <w:pStyle w:val="FirstParagraph"/>
+      </w:pPr>
+      <w:r>
+        <w:t xml:space="preserve">아래는 이 절이 처음 작성될 때의 참고값이었는데, 2026-07에</w:t>
+      </w:r>
+      <w:r>
+        <w:t xml:space="preserve"> </w:t>
+      </w:r>
+      <w:r>
+        <w:rPr>
+          <w:rStyle w:val="VerbatimChar"/>
+        </w:rPr>
+        <w:t xml:space="preserve">data/access.ts</w:t>
+      </w:r>
+      <w:r>
+        <w:t xml:space="preserve">(4개 경로: 파리·비아리츠·팜플로나 성수기·팜플로나 비수기)로 구조화해 확보했다. 상세·출처는 그 파일과 CLAUDE.md</w:t>
+      </w:r>
+      <w:r>
+        <w:t xml:space="preserve"> </w:t>
+      </w:r>
+      <w:r>
+        <w:rPr>
+          <w:rStyle w:val="VerbatimChar"/>
+        </w:rPr>
+        <w:t xml:space="preserve">data/access.ts</w:t>
+      </w:r>
+      <w:r>
+        <w:t xml:space="preserve"> </w:t>
+      </w:r>
+      <w:r>
+        <w:t xml:space="preserve">항목 참고.</w:t>
       </w:r>
     </w:p>
     <w:tbl>
@@ -31310,7 +31381,7 @@
               <w:pStyle w:val="Compact"/>
             </w:pPr>
             <w:r>
-              <w:t xml:space="preserve">파리(CDG) → 바욘</w:t>
+              <w:t xml:space="preserve">파리(몽파르나스) → 바욘</w:t>
             </w:r>
           </w:p>
         </w:tc>
@@ -31342,6 +31413,9 @@
             <w:pPr>
               <w:pStyle w:val="Compact"/>
             </w:pPr>
+            <w:r>
+              <w:t xml:space="preserve">약 40유로</w:t>
+            </w:r>
           </w:p>
         </w:tc>
       </w:tr>
@@ -31474,7 +31548,7 @@
               <w:pStyle w:val="Compact"/>
             </w:pPr>
             <w:r>
-              <w:t xml:space="preserve">Express Bourricot</w:t>
+              <w:t xml:space="preserve">Express Bourricot(door-to-door 밴, 미검증)</w:t>
             </w:r>
           </w:p>
         </w:tc>
@@ -31506,42 +31580,99 @@
               <w:pStyle w:val="Compact"/>
             </w:pPr>
             <w:r>
-              <w:t xml:space="preserve">팜플로나 → 생장</w:t>
-            </w:r>
-          </w:p>
-        </w:tc>
-        <w:tc>
-          <w:tcPr/>
-          <w:p>
-            <w:pPr>
-              <w:pStyle w:val="Compact"/>
-            </w:pPr>
-            <w:r>
-              <w:t xml:space="preserve">버스</w:t>
-            </w:r>
-          </w:p>
-        </w:tc>
-        <w:tc>
-          <w:tcPr/>
-          <w:p>
-            <w:pPr>
-              <w:pStyle w:val="Compact"/>
-            </w:pPr>
-            <w:r>
-              <w:t xml:space="preserve">1.5~2시간</w:t>
-            </w:r>
-          </w:p>
-        </w:tc>
-        <w:tc>
-          <w:tcPr/>
-          <w:p>
-            <w:pPr>
-              <w:pStyle w:val="Compact"/>
-            </w:pPr>
+              <w:t xml:space="preserve">팜플로나 → 생장 (성수기)</w:t>
+            </w:r>
+          </w:p>
+        </w:tc>
+        <w:tc>
+          <w:tcPr/>
+          <w:p>
+            <w:pPr>
+              <w:pStyle w:val="Compact"/>
+            </w:pPr>
+            <w:r>
+              <w:t xml:space="preserve">ALSA/Conda 버스</w:t>
+            </w:r>
+          </w:p>
+        </w:tc>
+        <w:tc>
+          <w:tcPr/>
+          <w:p>
+            <w:pPr>
+              <w:pStyle w:val="Compact"/>
+            </w:pPr>
+            <w:r>
+              <w:t xml:space="preserve">1시간 45분</w:t>
+            </w:r>
+          </w:p>
+        </w:tc>
+        <w:tc>
+          <w:tcPr/>
+          <w:p>
+            <w:pPr>
+              <w:pStyle w:val="Compact"/>
+            </w:pPr>
+            <w:r>
+              <w:t xml:space="preserve">22유로</w:t>
+            </w:r>
+          </w:p>
+        </w:tc>
+      </w:tr>
+      <w:tr>
+        <w:tc>
+          <w:tcPr/>
+          <w:p>
+            <w:pPr>
+              <w:pStyle w:val="Compact"/>
+            </w:pPr>
+            <w:r>
+              <w:t xml:space="preserve">팜플로나 → 론세스바예스 (비수기 대안)</w:t>
+            </w:r>
+          </w:p>
+        </w:tc>
+        <w:tc>
+          <w:tcPr/>
+          <w:p>
+            <w:pPr>
+              <w:pStyle w:val="Compact"/>
+            </w:pPr>
+            <w:r>
+              <w:t xml:space="preserve">Autocares Artieda 버스</w:t>
+            </w:r>
+          </w:p>
+        </w:tc>
+        <w:tc>
+          <w:tcPr/>
+          <w:p>
+            <w:pPr>
+              <w:pStyle w:val="Compact"/>
+            </w:pPr>
+            <w:r>
+              <w:t xml:space="preserve">1시간 10분</w:t>
+            </w:r>
+          </w:p>
+        </w:tc>
+        <w:tc>
+          <w:tcPr/>
+          <w:p>
+            <w:pPr>
+              <w:pStyle w:val="Compact"/>
+            </w:pPr>
+            <w:r>
+              <w:t xml:space="preserve">5.65유로(현금)</w:t>
+            </w:r>
           </w:p>
         </w:tc>
       </w:tr>
     </w:tbl>
+    <w:p>
+      <w:pPr>
+        <w:pStyle w:val="BodyText"/>
+      </w:pPr>
+      <w:r>
+        <w:t xml:space="preserve">⚠️ CDG 공항 자체에도 TGV역이 있어 파리 시내로 안 나가고 바로 탈 수 있지만, 환승 포함 약 6시간 반으로 몽파르나스 경유(4시간)보다 느리다.</w:t>
+      </w:r>
+    </w:p>
     <w:bookmarkEnd w:id="155"/>
     <w:bookmarkStart w:id="156" w:name="화면-1"/>
     <w:p>
@@ -31555,6 +31686,89 @@
     <w:p>
       <w:pPr>
         <w:pStyle w:val="FirstParagraph"/>
+      </w:pPr>
+      <w:r>
+        <w:rPr>
+          <w:b/>
+          <w:bCs/>
+        </w:rPr>
+        <w:t xml:space="preserve">✅ 2026-07:</w:t>
+      </w:r>
+      <w:r>
+        <w:rPr>
+          <w:b/>
+          <w:bCs/>
+        </w:rPr>
+        <w:t xml:space="preserve"> </w:t>
+      </w:r>
+      <w:r>
+        <w:rPr>
+          <w:rStyle w:val="VerbatimChar"/>
+          <w:b/>
+          <w:bCs/>
+        </w:rPr>
+        <w:t xml:space="preserve">/tools/access</w:t>
+      </w:r>
+      <w:r>
+        <w:rPr>
+          <w:b/>
+          <w:bCs/>
+        </w:rPr>
+        <w:t xml:space="preserve"> </w:t>
+      </w:r>
+      <w:r>
+        <w:rPr>
+          <w:b/>
+          <w:bCs/>
+        </w:rPr>
+        <w:t xml:space="preserve">독립 도구로 우선 완료.</w:t>
+      </w:r>
+      <w:r>
+        <w:t xml:space="preserve"> </w:t>
+      </w:r>
+      <w:r>
+        <w:t xml:space="preserve">4개 경로를 비교표로 보여준다(무료 도구 4번째,</w:t>
+      </w:r>
+      <w:r>
+        <w:t xml:space="preserve"> </w:t>
+      </w:r>
+      <w:r>
+        <w:rPr>
+          <w:rStyle w:val="VerbatimChar"/>
+        </w:rPr>
+        <w:t xml:space="preserve">ToolNav</w:t>
+      </w:r>
+      <w:r>
+        <w:t xml:space="preserve">에 연결). 아래 "일정의 Day 0" 통합은 아직 안 했다 —</w:t>
+      </w:r>
+      <w:r>
+        <w:t xml:space="preserve"> </w:t>
+      </w:r>
+      <w:r>
+        <w:rPr>
+          <w:rStyle w:val="VerbatimChar"/>
+        </w:rPr>
+        <w:t xml:space="preserve">lib/planner/split.ts</w:t>
+      </w:r>
+      <w:r>
+        <w:t xml:space="preserve">의</w:t>
+      </w:r>
+      <w:r>
+        <w:t xml:space="preserve"> </w:t>
+      </w:r>
+      <w:r>
+        <w:rPr>
+          <w:rStyle w:val="VerbatimChar"/>
+        </w:rPr>
+        <w:t xml:space="preserve">Stage[]</w:t>
+      </w:r>
+      <w:r>
+        <w:t xml:space="preserve">에 Day 0 개념이 없어서, 이건 플래너 로직을 건드리는 별도 작업이다.</w:t>
+      </w:r>
+    </w:p>
+    <w:p>
+      <w:pPr>
+        <w:pStyle w:val="BodyText"/>
       </w:pPr>
       <w:r>
         <w:t xml:space="preserve">일정의</w:t>

--- a/docs/docx/03_제품과기능.docx
+++ b/docs/docx/03_제품과기능.docx
@@ -18088,6 +18088,30 @@
         <w:rPr>
           <w:rStyle w:val="StringTok"/>
         </w:rPr>
+        <w:t xml:space="preserve">'GUIDEBOOK'</w:t>
+      </w:r>
+      <w:r>
+        <w:rPr>
+          <w:rStyle w:val="NormalTok"/>
+        </w:rPr>
+        <w:t xml:space="preserve"> </w:t>
+      </w:r>
+      <w:r>
+        <w:rPr>
+          <w:rStyle w:val="OperatorTok"/>
+        </w:rPr>
+        <w:t xml:space="preserve">|</w:t>
+      </w:r>
+      <w:r>
+        <w:rPr>
+          <w:rStyle w:val="NormalTok"/>
+        </w:rPr>
+        <w:t xml:space="preserve"> </w:t>
+      </w:r>
+      <w:r>
+        <w:rPr>
+          <w:rStyle w:val="StringTok"/>
+        </w:rPr>
         <w:t xml:space="preserve">'PLACEHOLDER'</w:t>
       </w:r>
       <w:r>
@@ -18231,6 +18255,60 @@
       </w:r>
       <w:r>
         <w:t xml:space="preserve">는 화면에도 샘플임을 명시한다.</w:t>
+      </w:r>
+      <w:r>
+        <w:t xml:space="preserve"> </w:t>
+      </w:r>
+      <w:r>
+        <w:rPr>
+          <w:rStyle w:val="VerbatimChar"/>
+        </w:rPr>
+        <w:t xml:space="preserve">GUIDEBOOK</w:t>
+      </w:r>
+      <w:r>
+        <w:t xml:space="preserve">(gronze.com 등 공개 자료 조사)은 실측(</w:t>
+      </w:r>
+      <w:r>
+        <w:rPr>
+          <w:rStyle w:val="VerbatimChar"/>
+        </w:rPr>
+        <w:t xml:space="preserve">FIELD</w:t>
+      </w:r>
+      <w:r>
+        <w:t xml:space="preserve">)보다 신뢰도가 낮지만 지어낸 값(</w:t>
+      </w:r>
+      <w:r>
+        <w:rPr>
+          <w:rStyle w:val="VerbatimChar"/>
+        </w:rPr>
+        <w:t xml:space="preserve">PLACEHOLDER</w:t>
+      </w:r>
+      <w:r>
+        <w:t xml:space="preserve">)과는 다르다 — 2026-07 기준 마을 82곳 전체가</w:t>
+      </w:r>
+      <w:r>
+        <w:t xml:space="preserve"> </w:t>
+      </w:r>
+      <w:r>
+        <w:rPr>
+          <w:rStyle w:val="VerbatimChar"/>
+        </w:rPr>
+        <w:t xml:space="preserve">GUIDEBOOK</w:t>
+      </w:r>
+      <w:r>
+        <w:t xml:space="preserve">으로 채워져 있다(275개 항목). 침대 수 등 gronze 내 출처(마을 요약 페이지 vs 개별 상세 페이지) 간 불일치가 컸던 값은</w:t>
+      </w:r>
+      <w:r>
+        <w:t xml:space="preserve"> </w:t>
+      </w:r>
+      <w:r>
+        <w:rPr>
+          <w:rStyle w:val="VerbatimChar"/>
+        </w:rPr>
+        <w:t xml:space="preserve">null</w:t>
+      </w:r>
+      <w:r>
+        <w:t xml:space="preserve">로 남겼다.</w:t>
       </w:r>
     </w:p>
     <w:p>

--- a/docs/docx/03_제품과기능.docx
+++ b/docs/docx/03_제품과기능.docx
@@ -8611,7 +8611,111 @@
               <w:pStyle w:val="Compact"/>
             </w:pPr>
             <w:r>
-              <w:t xml:space="preserve">문제 1·5</w:t>
+              <w:t xml:space="preserve">문제 1·5.</w:t>
+            </w:r>
+            <w:r>
+              <w:t xml:space="preserve"> </w:t>
+            </w:r>
+            <w:r>
+              <w:rPr>
+                <w:b/>
+                <w:bCs/>
+              </w:rPr>
+              <w:t xml:space="preserve">✅ 2026-07:</w:t>
+            </w:r>
+            <w:r>
+              <w:rPr>
+                <w:b/>
+                <w:bCs/>
+              </w:rPr>
+              <w:t xml:space="preserve"> </w:t>
+            </w:r>
+            <w:r>
+              <w:rPr>
+                <w:rStyle w:val="VerbatimChar"/>
+                <w:b/>
+                <w:bCs/>
+              </w:rPr>
+              <w:t xml:space="preserve">data/albergues.ts</w:t>
+            </w:r>
+            <w:r>
+              <w:rPr>
+                <w:b/>
+                <w:bCs/>
+              </w:rPr>
+              <w:t xml:space="preserve"> </w:t>
+            </w:r>
+            <w:r>
+              <w:rPr>
+                <w:b/>
+                <w:bCs/>
+              </w:rPr>
+              <w:t xml:space="preserve">283곳(81/82 마을) 가이드북 출처로 확보,</w:t>
+            </w:r>
+            <w:r>
+              <w:rPr>
+                <w:b/>
+                <w:bCs/>
+              </w:rPr>
+              <w:t xml:space="preserve"> </w:t>
+            </w:r>
+            <w:r>
+              <w:rPr>
+                <w:rStyle w:val="VerbatimChar"/>
+                <w:b/>
+                <w:bCs/>
+              </w:rPr>
+              <w:t xml:space="preserve">/town/[slug]</w:t>
+            </w:r>
+            <w:r>
+              <w:rPr>
+                <w:b/>
+                <w:bCs/>
+              </w:rPr>
+              <w:t xml:space="preserve"> </w:t>
+            </w:r>
+            <w:r>
+              <w:rPr>
+                <w:b/>
+                <w:bCs/>
+              </w:rPr>
+              <w:t xml:space="preserve">화면 연결 완료.</w:t>
+            </w:r>
+            <w:r>
+              <w:t xml:space="preserve"> </w:t>
+            </w:r>
+            <w:r>
+              <w:rPr>
+                <w:rStyle w:val="VerbatimChar"/>
+              </w:rPr>
+              <w:t xml:space="preserve">hasDryer</w:t>
+            </w:r>
+            <w:r>
+              <w:t xml:space="preserve">·전화번호·예약방법·개방기간은 이번 조사 범위 밖이라 아직</w:t>
+            </w:r>
+            <w:r>
+              <w:t xml:space="preserve"> </w:t>
+            </w:r>
+            <w:r>
+              <w:rPr>
+                <w:rStyle w:val="VerbatimChar"/>
+              </w:rPr>
+              <w:t xml:space="preserve">null</w:t>
+            </w:r>
+            <w:r>
+              <w:t xml:space="preserve">/</w:t>
+            </w:r>
+            <w:r>
+              <w:rPr>
+                <w:rStyle w:val="VerbatimChar"/>
+              </w:rPr>
+              <w:t xml:space="preserve">UNKNOWN</w:t>
+            </w:r>
+            <w:r>
+              <w:t xml:space="preserve"> </w:t>
+            </w:r>
+            <w:r>
+              <w:t xml:space="preserve">— 그 부분만 실측 또는 추가 조사 필요</w:t>
             </w:r>
           </w:p>
         </w:tc>
@@ -8886,7 +8990,20 @@
               <w:pStyle w:val="Compact"/>
             </w:pPr>
             <w:r>
-              <w:t xml:space="preserve">웹에서도 필요, 인쇄와 직결</w:t>
+              <w:t xml:space="preserve">웹에서도 필요, 인쇄와 직결.</w:t>
+            </w:r>
+            <w:r>
+              <w:t xml:space="preserve"> </w:t>
+            </w:r>
+            <w:r>
+              <w:rPr>
+                <w:b/>
+                <w:bCs/>
+              </w:rPr>
+              <w:t xml:space="preserve">✅ 2026-07 부분 구현</w:t>
+            </w:r>
+            <w:r>
+              <w:t xml:space="preserve">(거점·급내리막·물없음 위험만, 나머지는 데이터 없어 보류)</w:t>
             </w:r>
           </w:p>
         </w:tc>
@@ -9144,7 +9261,44 @@
               <w:pStyle w:val="Compact"/>
             </w:pPr>
             <w:r>
-              <w:t xml:space="preserve">실측 도보로 노선·요금 확인 후</w:t>
+              <w:rPr>
+                <w:b/>
+                <w:bCs/>
+              </w:rPr>
+              <w:t xml:space="preserve">✅ 2026-07 완료(부르고스~레온)</w:t>
+            </w:r>
+            <w:r>
+              <w:t xml:space="preserve"> </w:t>
+            </w:r>
+            <w:r>
+              <w:t xml:space="preserve">—</w:t>
+            </w:r>
+            <w:r>
+              <w:t xml:space="preserve"> </w:t>
+            </w:r>
+            <w:r>
+              <w:rPr>
+                <w:rStyle w:val="VerbatimChar"/>
+              </w:rPr>
+              <w:t xml:space="preserve">data/transit.ts</w:t>
+            </w:r>
+            <w:r>
+              <w:t xml:space="preserve">(공개 예매 사이트 조사, ALSA·Renfe) +</w:t>
+            </w:r>
+            <w:r>
+              <w:t xml:space="preserve"> </w:t>
+            </w:r>
+            <w:r>
+              <w:rPr>
+                <w:rStyle w:val="VerbatimChar"/>
+              </w:rPr>
+              <w:t xml:space="preserve">/plan</w:t>
+            </w:r>
+            <w:r>
+              <w:t xml:space="preserve"> </w:t>
+            </w:r>
+            <w:r>
+              <w:t xml:space="preserve">3지 선택. 다른 임의 구간은 아직 미조사</w:t>
             </w:r>
           </w:p>
         </w:tc>
@@ -19702,13 +19856,13 @@
     </w:p>
     <w:bookmarkEnd w:id="81"/>
     <w:bookmarkEnd w:id="82"/>
-    <w:bookmarkStart w:id="86" w:name="f-02-오늘-서두를-필요-있나요--혼잡-추정"/>
+    <w:bookmarkStart w:id="86" w:name="X338c1c6fe3b62939bd184cacbcc8cc8dc27613b"/>
     <w:p>
       <w:pPr>
         <w:pStyle w:val="Heading4"/>
       </w:pPr>
       <w:r>
-        <w:t xml:space="preserve">F-02 "오늘 서두를 필요 있나요?" — 혼잡 추정</w:t>
+        <w:t xml:space="preserve">F-02 "오늘 서두를 필요 있나요?" — 혼잡 추정 ✅ 2026-07 완료(단순화)</w:t>
       </w:r>
     </w:p>
     <w:p>
@@ -19721,6 +19875,284 @@
           <w:bCs/>
         </w:rPr>
         <w:t xml:space="preserve">우리만의 기능. 기존 앱은 아무도 이 질문에 답하지 않는다.</w:t>
+      </w:r>
+    </w:p>
+    <w:p>
+      <w:pPr>
+        <w:pStyle w:val="BodyText"/>
+      </w:pPr>
+      <w:r>
+        <w:rPr>
+          <w:rStyle w:val="VerbatimChar"/>
+        </w:rPr>
+        <w:t xml:space="preserve">lib/planner/congestion.ts</w:t>
+      </w:r>
+      <w:r>
+        <w:t xml:space="preserve">로 구현했다.</w:t>
+      </w:r>
+      <w:r>
+        <w:t xml:space="preserve"> </w:t>
+      </w:r>
+      <w:r>
+        <w:rPr>
+          <w:b/>
+          <w:bCs/>
+        </w:rPr>
+        <w:t xml:space="preserve">아래 원안의 정밀 수요 공식은 그대로 만들지</w:t>
+      </w:r>
+      <w:r>
+        <w:rPr>
+          <w:b/>
+          <w:bCs/>
+        </w:rPr>
+        <w:t xml:space="preserve"> </w:t>
+      </w:r>
+      <w:r>
+        <w:rPr>
+          <w:b/>
+          <w:bCs/>
+        </w:rPr>
+        <w:t xml:space="preserve">않았다</w:t>
+      </w:r>
+      <w:r>
+        <w:t xml:space="preserve"> </w:t>
+      </w:r>
+      <w:r>
+        <w:t xml:space="preserve">— "기준 순례자 수"(하루 단위 출발자 수) 같은 실측 데이터가 없어서 계수를</w:t>
+      </w:r>
+      <w:r>
+        <w:t xml:space="preserve"> </w:t>
+      </w:r>
+      <w:r>
+        <w:t xml:space="preserve">지어내야 했기 때문(규칙 1). 대신 실제로 확인 가능한 요소만 3단계(여유/서두르세요/</w:t>
+      </w:r>
+      <w:r>
+        <w:t xml:space="preserve"> </w:t>
+      </w:r>
+      <w:r>
+        <w:t xml:space="preserve">만실 가능성 높음)로 판정한다:</w:t>
+      </w:r>
+    </w:p>
+    <w:p>
+      <w:pPr>
+        <w:pStyle w:val="Compact"/>
+        <w:numPr>
+          <w:ilvl w:val="0"/>
+          <w:numId w:val="1012"/>
+        </w:numPr>
+      </w:pPr>
+      <w:r>
+        <w:rPr>
+          <w:b/>
+          <w:bCs/>
+        </w:rPr>
+        <w:t xml:space="preserve">마을 실측 침대 수</w:t>
+      </w:r>
+      <w:r>
+        <w:t xml:space="preserve"> </w:t>
+      </w:r>
+      <w:r>
+        <w:t xml:space="preserve">—</w:t>
+      </w:r>
+      <w:r>
+        <w:t xml:space="preserve"> </w:t>
+      </w:r>
+      <w:r>
+        <w:rPr>
+          <w:rStyle w:val="VerbatimChar"/>
+        </w:rPr>
+        <w:t xml:space="preserve">data/albergues.ts</w:t>
+      </w:r>
+      <w:r>
+        <w:t xml:space="preserve"> </w:t>
+      </w:r>
+      <w:r>
+        <w:t xml:space="preserve">조사 결과(280/283곳 확보, F-05 참고)를</w:t>
+      </w:r>
+      <w:r>
+        <w:t xml:space="preserve"> </w:t>
+      </w:r>
+      <w:r>
+        <w:rPr>
+          <w:rStyle w:val="VerbatimChar"/>
+        </w:rPr>
+        <w:t xml:space="preserve">data/towns.ts</w:t>
+      </w:r>
+      <w:r>
+        <w:t xml:space="preserve">의</w:t>
+      </w:r>
+      <w:r>
+        <w:t xml:space="preserve"> </w:t>
+      </w:r>
+      <w:r>
+        <w:rPr>
+          <w:rStyle w:val="VerbatimChar"/>
+        </w:rPr>
+        <w:t xml:space="preserve">beds</w:t>
+      </w:r>
+      <w:r>
+        <w:t xml:space="preserve"> </w:t>
+      </w:r>
+      <w:r>
+        <w:t xml:space="preserve">필드에 반영했다. 기존</w:t>
+      </w:r>
+      <w:r>
+        <w:t xml:space="preserve"> </w:t>
+      </w:r>
+      <w:r>
+        <w:rPr>
+          <w:rStyle w:val="VerbatimChar"/>
+        </w:rPr>
+        <w:t xml:space="preserve">beds</w:t>
+      </w:r>
+      <w:r>
+        <w:t xml:space="preserve">는 출처 불명 레거시 값이었고</w:t>
+      </w:r>
+      <w:r>
+        <w:t xml:space="preserve"> </w:t>
+      </w:r>
+      <w:r>
+        <w:t xml:space="preserve">최대 700 가까이 차이 나는 마을도 있었다 — 지어낸 값을 쓰느니 출처 있는 값으로</w:t>
+      </w:r>
+      <w:r>
+        <w:t xml:space="preserve"> </w:t>
+      </w:r>
+      <w:r>
+        <w:t xml:space="preserve">교체하는 게 규칙 1에 맞다고 판단했다.</w:t>
+      </w:r>
+    </w:p>
+    <w:p>
+      <w:pPr>
+        <w:pStyle w:val="Compact"/>
+        <w:numPr>
+          <w:ilvl w:val="0"/>
+          <w:numId w:val="1012"/>
+        </w:numPr>
+      </w:pPr>
+      <w:r>
+        <w:rPr>
+          <w:b/>
+          <w:bCs/>
+        </w:rPr>
+        <w:t xml:space="preserve">사리아 이후 구간</w:t>
+      </w:r>
+      <w:r>
+        <w:t xml:space="preserve"> </w:t>
+      </w:r>
+      <w:r>
+        <w:t xml:space="preserve">— CLAUDE.md에 이미 있는 사실("최다 출발지, 여기부터 114.2km")</w:t>
+      </w:r>
+    </w:p>
+    <w:p>
+      <w:pPr>
+        <w:pStyle w:val="Compact"/>
+        <w:numPr>
+          <w:ilvl w:val="0"/>
+          <w:numId w:val="1012"/>
+        </w:numPr>
+      </w:pPr>
+      <w:r>
+        <w:rPr>
+          <w:b/>
+          <w:bCs/>
+        </w:rPr>
+        <w:t xml:space="preserve">성수기(5~10월)</w:t>
+      </w:r>
+      <w:r>
+        <w:t xml:space="preserve"> </w:t>
+      </w:r>
+      <w:r>
+        <w:t xml:space="preserve">— 순례자의 약 83%가 이 기간에 도착한다는, 공식 순례자사무소</w:t>
+      </w:r>
+      <w:r>
+        <w:t xml:space="preserve"> </w:t>
+      </w:r>
+      <w:r>
+        <w:t xml:space="preserve">통계를 인용한 2차 자료들과 일치(WebSearch 확인). 9월은 여러 자료가 공통으로</w:t>
+      </w:r>
+      <w:r>
+        <w:t xml:space="preserve"> </w:t>
+      </w:r>
+      <w:r>
+        <w:t xml:space="preserve">최성수기로 꼽는다.</w:t>
+      </w:r>
+    </w:p>
+    <w:p>
+      <w:pPr>
+        <w:pStyle w:val="Compact"/>
+        <w:numPr>
+          <w:ilvl w:val="0"/>
+          <w:numId w:val="1012"/>
+        </w:numPr>
+      </w:pPr>
+      <w:r>
+        <w:rPr>
+          <w:b/>
+          <w:bCs/>
+        </w:rPr>
+        <w:t xml:space="preserve">특수일</w:t>
+      </w:r>
+      <w:r>
+        <w:t xml:space="preserve"> </w:t>
+      </w:r>
+      <w:r>
+        <w:t xml:space="preserve">— 부활절(성주간)은 그레고리력 계산식(결정론적, 지어낸 값 아님)으로</w:t>
+      </w:r>
+      <w:r>
+        <w:t xml:space="preserve"> </w:t>
+      </w:r>
+      <w:r>
+        <w:t xml:space="preserve">매년 정확히 산출한다. 7/25 성 야고보 축일(산티아고 인근)·10/12 스페인 국경일·</w:t>
+      </w:r>
+      <w:r>
+        <w:t xml:space="preserve"> </w:t>
+      </w:r>
+      <w:r>
+        <w:t xml:space="preserve">7/6~14 산 페르민(팜플로나 인근)·2027년 성년은 이미 CLAUDE.md·이 문서에 있는 실제</w:t>
+      </w:r>
+      <w:r>
+        <w:t xml:space="preserve"> </w:t>
+      </w:r>
+      <w:r>
+        <w:t xml:space="preserve">날짜/사실을 그대로 반영했다.</w:t>
+      </w:r>
+    </w:p>
+    <w:p>
+      <w:pPr>
+        <w:pStyle w:val="FirstParagraph"/>
+      </w:pPr>
+      <w:r>
+        <w:t xml:space="preserve">날짜(</w:t>
+      </w:r>
+      <w:r>
+        <w:rPr>
+          <w:rStyle w:val="VerbatimChar"/>
+        </w:rPr>
+        <w:t xml:space="preserve">sd</w:t>
+      </w:r>
+      <w:r>
+        <w:t xml:space="preserve"> </w:t>
+      </w:r>
+      <w:r>
+        <w:t xml:space="preserve">파라미터)가 없으면 날짜 기반 요소는 건너뛴다 — 계절을 지어내지 않는다.</w:t>
+      </w:r>
+      <w:r>
+        <w:t xml:space="preserve"> </w:t>
+      </w:r>
+      <w:r>
+        <w:rPr>
+          <w:rStyle w:val="VerbatimChar"/>
+        </w:rPr>
+        <w:t xml:space="preserve">StageCard</w:t>
+      </w:r>
+      <w:r>
+        <w:t xml:space="preserve">에 등급+반영된 근거만 표시(아무 근거도 안 걸리면 표시 안 함, 빈 카드로</w:t>
+      </w:r>
+      <w:r>
+        <w:t xml:space="preserve"> </w:t>
+      </w:r>
+      <w:r>
+        <w:t xml:space="preserve">겁주지 않기 위함). 테스트 16개(congestion.ts) + 5개(split.ts 배선) 추가.</w:t>
       </w:r>
     </w:p>
     <w:bookmarkStart w:id="83" w:name="왜-필요한가"/>
@@ -20161,7 +20593,7 @@
         <w:pStyle w:val="Compact"/>
         <w:numPr>
           <w:ilvl w:val="0"/>
-          <w:numId w:val="1012"/>
+          <w:numId w:val="1013"/>
         </w:numPr>
       </w:pPr>
       <w:r>
@@ -20176,145 +20608,6 @@
       </w:r>
       <w:r>
         <w:t xml:space="preserve">— 현지에서 보여줄 수 있게</w:t>
-      </w:r>
-    </w:p>
-    <w:p>
-      <w:pPr>
-        <w:pStyle w:val="Compact"/>
-        <w:numPr>
-          <w:ilvl w:val="0"/>
-          <w:numId w:val="1012"/>
-        </w:numPr>
-      </w:pPr>
-      <w:r>
-        <w:t xml:space="preserve">유형 배지 / 침대 수 / 요금</w:t>
-      </w:r>
-    </w:p>
-    <w:p>
-      <w:pPr>
-        <w:pStyle w:val="Compact"/>
-        <w:numPr>
-          <w:ilvl w:val="0"/>
-          <w:numId w:val="1012"/>
-        </w:numPr>
-      </w:pPr>
-      <w:r>
-        <w:rPr>
-          <w:b/>
-          <w:bCs/>
-        </w:rPr>
-        <w:t xml:space="preserve">예약 가능 여부</w:t>
-      </w:r>
-      <w:r>
-        <w:t xml:space="preserve"> </w:t>
-      </w:r>
-      <w:r>
-        <w:t xml:space="preserve">—</w:t>
-      </w:r>
-      <w:r>
-        <w:t xml:space="preserve"> </w:t>
-      </w:r>
-      <w:r>
-        <w:rPr>
-          <w:rStyle w:val="VerbatimChar"/>
-        </w:rPr>
-        <w:t xml:space="preserve">UNKNOWN</w:t>
-      </w:r>
-      <w:r>
-        <w:t xml:space="preserve">이면 "확인 필요"로 표시하고 절대 추정하지 않는다</w:t>
-      </w:r>
-    </w:p>
-    <w:p>
-      <w:pPr>
-        <w:pStyle w:val="Compact"/>
-        <w:numPr>
-          <w:ilvl w:val="0"/>
-          <w:numId w:val="1012"/>
-        </w:numPr>
-      </w:pPr>
-      <w:r>
-        <w:rPr>
-          <w:b/>
-          <w:bCs/>
-        </w:rPr>
-        <w:t xml:space="preserve">"2026년 4월 확인"</w:t>
-      </w:r>
-      <w:r>
-        <w:t xml:space="preserve"> </w:t>
-      </w:r>
-      <w:r>
-        <w:t xml:space="preserve">검증일</w:t>
-      </w:r>
-    </w:p>
-    <w:p>
-      <w:pPr>
-        <w:pStyle w:val="Compact"/>
-        <w:numPr>
-          <w:ilvl w:val="0"/>
-          <w:numId w:val="1012"/>
-        </w:numPr>
-      </w:pPr>
-      <w:r>
-        <w:t xml:space="preserve">시설 아이콘: 취사, 세탁,</w:t>
-      </w:r>
-      <w:r>
-        <w:t xml:space="preserve"> </w:t>
-      </w:r>
-      <w:r>
-        <w:rPr>
-          <w:b/>
-          <w:bCs/>
-        </w:rPr>
-        <w:t xml:space="preserve">건조기</w:t>
-      </w:r>
-      <w:r>
-        <w:t xml:space="preserve">, 난방, WiFi</w:t>
-      </w:r>
-    </w:p>
-    <w:p>
-      <w:pPr>
-        <w:pStyle w:val="Compact"/>
-        <w:numPr>
-          <w:ilvl w:val="0"/>
-          <w:numId w:val="1012"/>
-        </w:numPr>
-      </w:pPr>
-      <w:r>
-        <w:rPr>
-          <w:b/>
-          <w:bCs/>
-        </w:rPr>
-        <w:t xml:space="preserve">짐 배송 수령 가능 여부</w:t>
-      </w:r>
-    </w:p>
-    <w:p>
-      <w:pPr>
-        <w:pStyle w:val="Compact"/>
-        <w:numPr>
-          <w:ilvl w:val="0"/>
-          <w:numId w:val="1012"/>
-        </w:numPr>
-      </w:pPr>
-      <w:r>
-        <w:t xml:space="preserve">한국인 메모</w:t>
-      </w:r>
-    </w:p>
-    <w:bookmarkEnd w:id="88"/>
-    <w:bookmarkStart w:id="89" w:name="예약을-대행하지-않는다"/>
-    <w:p>
-      <w:pPr>
-        <w:pStyle w:val="Heading5"/>
-      </w:pPr>
-      <w:r>
-        <w:t xml:space="preserve">예약을 대행하지 않는다</w:t>
-      </w:r>
-    </w:p>
-    <w:p>
-      <w:pPr>
-        <w:pStyle w:val="FirstParagraph"/>
-      </w:pPr>
-      <w:r>
-        <w:t xml:space="preserve">자체 예약 시스템은 만들지 않는다(→ 03 문서 1부 W1). 대신:</w:t>
       </w:r>
     </w:p>
     <w:p>
@@ -20326,17 +20619,7 @@
         </w:numPr>
       </w:pPr>
       <w:r>
-        <w:t xml:space="preserve">전화·WhatsApp</w:t>
-      </w:r>
-      <w:r>
-        <w:t xml:space="preserve"> </w:t>
-      </w:r>
-      <w:r>
-        <w:rPr>
-          <w:b/>
-          <w:bCs/>
-        </w:rPr>
-        <w:t xml:space="preserve">원터치 연결</w:t>
+        <w:t xml:space="preserve">유형 배지 / 침대 수 / 요금</w:t>
       </w:r>
     </w:p>
     <w:p>
@@ -20352,6 +20635,155 @@
           <w:b/>
           <w:bCs/>
         </w:rPr>
+        <w:t xml:space="preserve">예약 가능 여부</w:t>
+      </w:r>
+      <w:r>
+        <w:t xml:space="preserve"> </w:t>
+      </w:r>
+      <w:r>
+        <w:t xml:space="preserve">—</w:t>
+      </w:r>
+      <w:r>
+        <w:t xml:space="preserve"> </w:t>
+      </w:r>
+      <w:r>
+        <w:rPr>
+          <w:rStyle w:val="VerbatimChar"/>
+        </w:rPr>
+        <w:t xml:space="preserve">UNKNOWN</w:t>
+      </w:r>
+      <w:r>
+        <w:t xml:space="preserve">이면 "확인 필요"로 표시하고 절대 추정하지 않는다</w:t>
+      </w:r>
+    </w:p>
+    <w:p>
+      <w:pPr>
+        <w:pStyle w:val="Compact"/>
+        <w:numPr>
+          <w:ilvl w:val="0"/>
+          <w:numId w:val="1013"/>
+        </w:numPr>
+      </w:pPr>
+      <w:r>
+        <w:rPr>
+          <w:b/>
+          <w:bCs/>
+        </w:rPr>
+        <w:t xml:space="preserve">"2026년 4월 확인"</w:t>
+      </w:r>
+      <w:r>
+        <w:t xml:space="preserve"> </w:t>
+      </w:r>
+      <w:r>
+        <w:t xml:space="preserve">검증일</w:t>
+      </w:r>
+    </w:p>
+    <w:p>
+      <w:pPr>
+        <w:pStyle w:val="Compact"/>
+        <w:numPr>
+          <w:ilvl w:val="0"/>
+          <w:numId w:val="1013"/>
+        </w:numPr>
+      </w:pPr>
+      <w:r>
+        <w:t xml:space="preserve">시설 아이콘: 취사, 세탁,</w:t>
+      </w:r>
+      <w:r>
+        <w:t xml:space="preserve"> </w:t>
+      </w:r>
+      <w:r>
+        <w:rPr>
+          <w:b/>
+          <w:bCs/>
+        </w:rPr>
+        <w:t xml:space="preserve">건조기</w:t>
+      </w:r>
+      <w:r>
+        <w:t xml:space="preserve">, 난방, WiFi</w:t>
+      </w:r>
+    </w:p>
+    <w:p>
+      <w:pPr>
+        <w:pStyle w:val="Compact"/>
+        <w:numPr>
+          <w:ilvl w:val="0"/>
+          <w:numId w:val="1013"/>
+        </w:numPr>
+      </w:pPr>
+      <w:r>
+        <w:rPr>
+          <w:b/>
+          <w:bCs/>
+        </w:rPr>
+        <w:t xml:space="preserve">짐 배송 수령 가능 여부</w:t>
+      </w:r>
+    </w:p>
+    <w:p>
+      <w:pPr>
+        <w:pStyle w:val="Compact"/>
+        <w:numPr>
+          <w:ilvl w:val="0"/>
+          <w:numId w:val="1013"/>
+        </w:numPr>
+      </w:pPr>
+      <w:r>
+        <w:t xml:space="preserve">한국인 메모</w:t>
+      </w:r>
+    </w:p>
+    <w:bookmarkEnd w:id="88"/>
+    <w:bookmarkStart w:id="89" w:name="예약을-대행하지-않는다"/>
+    <w:p>
+      <w:pPr>
+        <w:pStyle w:val="Heading5"/>
+      </w:pPr>
+      <w:r>
+        <w:t xml:space="preserve">예약을 대행하지 않는다</w:t>
+      </w:r>
+    </w:p>
+    <w:p>
+      <w:pPr>
+        <w:pStyle w:val="FirstParagraph"/>
+      </w:pPr>
+      <w:r>
+        <w:t xml:space="preserve">자체 예약 시스템은 만들지 않는다(→ 03 문서 1부 W1). 대신:</w:t>
+      </w:r>
+    </w:p>
+    <w:p>
+      <w:pPr>
+        <w:pStyle w:val="Compact"/>
+        <w:numPr>
+          <w:ilvl w:val="0"/>
+          <w:numId w:val="1014"/>
+        </w:numPr>
+      </w:pPr>
+      <w:r>
+        <w:t xml:space="preserve">전화·WhatsApp</w:t>
+      </w:r>
+      <w:r>
+        <w:t xml:space="preserve"> </w:t>
+      </w:r>
+      <w:r>
+        <w:rPr>
+          <w:b/>
+          <w:bCs/>
+        </w:rPr>
+        <w:t xml:space="preserve">원터치 연결</w:t>
+      </w:r>
+    </w:p>
+    <w:p>
+      <w:pPr>
+        <w:pStyle w:val="Compact"/>
+        <w:numPr>
+          <w:ilvl w:val="0"/>
+          <w:numId w:val="1014"/>
+        </w:numPr>
+      </w:pPr>
+      <w:r>
+        <w:rPr>
+          <w:b/>
+          <w:bCs/>
+        </w:rPr>
         <w:t xml:space="preserve">스페인어 예약 문장 자동 생성</w:t>
       </w:r>
       <w:r>
@@ -20370,13 +20802,13 @@
     </w:p>
     <w:bookmarkEnd w:id="89"/>
     <w:bookmarkEnd w:id="90"/>
-    <w:bookmarkStart w:id="93" w:name="f-04-전화-예약-스크립트-생성기"/>
+    <w:bookmarkStart w:id="93" w:name="X67abbf4b661e0b826a7adb3b7b25251f365fade"/>
     <w:p>
       <w:pPr>
         <w:pStyle w:val="Heading4"/>
       </w:pPr>
       <w:r>
-        <w:t xml:space="preserve">F-04 전화 예약 스크립트 생성기</w:t>
+        <w:t xml:space="preserve">F-04 전화 예약 스크립트 생성기 ✅ 2026-07 완료</w:t>
       </w:r>
     </w:p>
     <w:p>
@@ -20389,6 +20821,83 @@
           <w:bCs/>
         </w:rPr>
         <w:t xml:space="preserve">구현 비용 대비 효용이 가장 높은 기능.</w:t>
+      </w:r>
+    </w:p>
+    <w:p>
+      <w:pPr>
+        <w:pStyle w:val="BodyText"/>
+      </w:pPr>
+      <w:r>
+        <w:rPr>
+          <w:rStyle w:val="VerbatimChar"/>
+        </w:rPr>
+        <w:t xml:space="preserve">lib/phrasebook.ts</w:t>
+      </w:r>
+      <w:r>
+        <w:t xml:space="preserve">(순수 함수, 테스트 18개) +</w:t>
+      </w:r>
+      <w:r>
+        <w:t xml:space="preserve"> </w:t>
+      </w:r>
+      <w:r>
+        <w:rPr>
+          <w:rStyle w:val="VerbatimChar"/>
+        </w:rPr>
+        <w:t xml:space="preserve">/tools/phrases</w:t>
+      </w:r>
+      <w:r>
+        <w:t xml:space="preserve"> </w:t>
+      </w:r>
+      <w:r>
+        <w:t xml:space="preserve">화면으로 구현 완료. 아래 상황 목록</w:t>
+      </w:r>
+      <w:r>
+        <w:t xml:space="preserve"> </w:t>
+      </w:r>
+      <w:r>
+        <w:t xml:space="preserve">6개 전부 구현했다.</w:t>
+      </w:r>
+      <w:r>
+        <w:t xml:space="preserve"> </w:t>
+      </w:r>
+      <w:r>
+        <w:rPr>
+          <w:b/>
+          <w:bCs/>
+        </w:rPr>
+        <w:t xml:space="preserve">약국·빈대·응급 문장은 규칙 11(의료 정보 금지)에 따라 "도움·추천을</w:t>
+      </w:r>
+      <w:r>
+        <w:rPr>
+          <w:b/>
+          <w:bCs/>
+        </w:rPr>
+        <w:t xml:space="preserve"> </w:t>
+      </w:r>
+      <w:r>
+        <w:rPr>
+          <w:b/>
+          <w:bCs/>
+        </w:rPr>
+        <w:t xml:space="preserve">요청"하는 데서 멈춘다</w:t>
+      </w:r>
+      <w:r>
+        <w:t xml:space="preserve"> </w:t>
+      </w:r>
+      <w:r>
+        <w:t xml:space="preserve">— 약품명·처치법은 절대 넣지 않으며, 테스트에서 금칙어(이부프로펜·</w:t>
+      </w:r>
+      <w:r>
+        <w:t xml:space="preserve"> </w:t>
+      </w:r>
+      <w:r>
+        <w:t xml:space="preserve">소염제·연고·붕대 등)를 자동으로 감시한다. 화면에도 "처치·복용은 현지 약사·의료진의 안내를</w:t>
+      </w:r>
+      <w:r>
+        <w:t xml:space="preserve"> </w:t>
+      </w:r>
+      <w:r>
+        <w:t xml:space="preserve">따르세요"라는 문구를 명시한다.</w:t>
       </w:r>
     </w:p>
     <w:p>
@@ -20768,13 +21277,119 @@
     </w:p>
     <w:bookmarkEnd w:id="92"/>
     <w:bookmarkEnd w:id="93"/>
-    <w:bookmarkStart w:id="96" w:name="f-05-짐배송-비용리스크-비교"/>
+    <w:bookmarkStart w:id="96" w:name="X629de859279e7d85878adb6b6d392cb8d28877e"/>
     <w:p>
       <w:pPr>
         <w:pStyle w:val="Heading4"/>
       </w:pPr>
       <w:r>
-        <w:t xml:space="preserve">F-05 짐배송 비용·리스크 비교</w:t>
+        <w:t xml:space="preserve">F-05 짐배송 비용·리스크 비교 ✅ 2026-07 완료(비용만)</w:t>
+      </w:r>
+    </w:p>
+    <w:p>
+      <w:pPr>
+        <w:pStyle w:val="FirstParagraph"/>
+      </w:pPr>
+      <w:r>
+        <w:rPr>
+          <w:rStyle w:val="VerbatimChar"/>
+        </w:rPr>
+        <w:t xml:space="preserve">/tools/luggage</w:t>
+      </w:r>
+      <w:r>
+        <w:t xml:space="preserve"> </w:t>
+      </w:r>
+      <w:r>
+        <w:t xml:space="preserve">화면으로 비용 비교는 완료했다.</w:t>
+      </w:r>
+      <w:r>
+        <w:t xml:space="preserve"> </w:t>
+      </w:r>
+      <w:r>
+        <w:rPr>
+          <w:b/>
+          <w:bCs/>
+        </w:rPr>
+        <w:t xml:space="preserve">리스크(부상 위험 점수) 쪽은 구현하지</w:t>
+      </w:r>
+      <w:r>
+        <w:rPr>
+          <w:b/>
+          <w:bCs/>
+        </w:rPr>
+        <w:t xml:space="preserve"> </w:t>
+      </w:r>
+      <w:r>
+        <w:rPr>
+          <w:b/>
+          <w:bCs/>
+        </w:rPr>
+        <w:t xml:space="preserve">않았다</w:t>
+      </w:r>
+      <w:r>
+        <w:t xml:space="preserve"> </w:t>
+      </w:r>
+      <w:r>
+        <w:t xml:space="preserve">— 아래 원안 표의 "부상 위험 점수 62 → 41 → 28"은 배낭 무게가 위험 점수에 얼마나</w:t>
+      </w:r>
+      <w:r>
+        <w:t xml:space="preserve"> </w:t>
+      </w:r>
+      <w:r>
+        <w:t xml:space="preserve">영향을 주는지 계산하는 근거가 없다. 지금 위험 점수 엔진(</w:t>
+      </w:r>
+      <w:r>
+        <w:rPr>
+          <w:rStyle w:val="VerbatimChar"/>
+        </w:rPr>
+        <w:t xml:space="preserve">lib/planner/risk.ts</w:t>
+      </w:r>
+      <w:r>
+        <w:t xml:space="preserve">)은 이미</w:t>
+      </w:r>
+      <w:r>
+        <w:t xml:space="preserve"> </w:t>
+      </w:r>
+      <w:r>
+        <w:t xml:space="preserve">"의학 근거 없는 임시 가중치"라고 명시해뒀는데, 여기에 또 검증 안 된 가중치를 얹는 건</w:t>
+      </w:r>
+      <w:r>
+        <w:t xml:space="preserve"> </w:t>
+      </w:r>
+      <w:r>
+        <w:t xml:space="preserve">규칙 11의 정신에 어긋난다고 판단해 뺐다. 대신 "짐 없이 걸으면 무릎·발 부담이 줄어든다"는</w:t>
+      </w:r>
+      <w:r>
+        <w:t xml:space="preserve"> </w:t>
+      </w:r>
+      <w:r>
+        <w:t xml:space="preserve">정성적 문장만 안내한다(배낭 계산기 F-07과 같은 표현).</w:t>
+      </w:r>
+    </w:p>
+    <w:p>
+      <w:pPr>
+        <w:pStyle w:val="BodyText"/>
+      </w:pPr>
+      <w:r>
+        <w:t xml:space="preserve">배송비 €5~7/구간은 Correos·Jacotrans 등 실제 서비스의 공개 요금 조사치, 숙박비 공립</w:t>
+      </w:r>
+      <w:r>
+        <w:t xml:space="preserve"> </w:t>
+      </w:r>
+      <w:r>
+        <w:t xml:space="preserve">€8~10·사립 €12~25는</w:t>
+      </w:r>
+      <w:r>
+        <w:t xml:space="preserve"> </w:t>
+      </w:r>
+      <w:r>
+        <w:rPr>
+          <w:rStyle w:val="VerbatimChar"/>
+        </w:rPr>
+        <w:t xml:space="preserve">/tools/cost</w:t>
+      </w:r>
+      <w:r>
+        <w:t xml:space="preserve">와 같은 조사치를 재사용했다.</w:t>
       </w:r>
     </w:p>
     <w:bookmarkStart w:id="94" w:name="왜-필요한가-1"/>
@@ -21444,7 +22059,7 @@
         <w:pStyle w:val="Compact"/>
         <w:numPr>
           <w:ilvl w:val="0"/>
-          <w:numId w:val="1014"/>
+          <w:numId w:val="1015"/>
         </w:numPr>
       </w:pPr>
       <w:r>
@@ -21472,7 +22087,7 @@
         <w:pStyle w:val="Compact"/>
         <w:numPr>
           <w:ilvl w:val="0"/>
-          <w:numId w:val="1014"/>
+          <w:numId w:val="1015"/>
         </w:numPr>
       </w:pPr>
       <w:r>
@@ -21484,7 +22099,7 @@
         <w:pStyle w:val="Compact"/>
         <w:numPr>
           <w:ilvl w:val="0"/>
-          <w:numId w:val="1014"/>
+          <w:numId w:val="1015"/>
         </w:numPr>
       </w:pPr>
       <w:r>
@@ -21496,7 +22111,7 @@
         <w:pStyle w:val="Compact"/>
         <w:numPr>
           <w:ilvl w:val="0"/>
-          <w:numId w:val="1014"/>
+          <w:numId w:val="1015"/>
         </w:numPr>
       </w:pPr>
       <w:r>
@@ -21791,73 +22406,11 @@
         <w:pStyle w:val="Compact"/>
         <w:numPr>
           <w:ilvl w:val="0"/>
-          <w:numId w:val="1015"/>
+          <w:numId w:val="1016"/>
         </w:numPr>
       </w:pPr>
       <w:r>
         <w:t xml:space="preserve">A4 1장에 전 일정</w:t>
-      </w:r>
-    </w:p>
-    <w:p>
-      <w:pPr>
-        <w:pStyle w:val="Compact"/>
-        <w:numPr>
-          <w:ilvl w:val="0"/>
-          <w:numId w:val="1015"/>
-        </w:numPr>
-      </w:pPr>
-      <w:r>
-        <w:t xml:space="preserve">일자, 날짜, 출발지→도착지 (한글+원어), 거리, 오르막, 침대 수</w:t>
-      </w:r>
-    </w:p>
-    <w:p>
-      <w:pPr>
-        <w:pStyle w:val="Compact"/>
-        <w:numPr>
-          <w:ilvl w:val="0"/>
-          <w:numId w:val="1015"/>
-        </w:numPr>
-      </w:pPr>
-      <w:r>
-        <w:t xml:space="preserve">하단에 응급 연락처, 기본 스페인어 문장 5개</w:t>
-      </w:r>
-    </w:p>
-    <w:p>
-      <w:pPr>
-        <w:pStyle w:val="Compact"/>
-        <w:numPr>
-          <w:ilvl w:val="0"/>
-          <w:numId w:val="1015"/>
-        </w:numPr>
-      </w:pPr>
-      <w:r>
-        <w:rPr>
-          <w:rStyle w:val="VerbatimChar"/>
-        </w:rPr>
-        <w:t xml:space="preserve">@media print</w:t>
-      </w:r>
-      <w:r>
-        <w:t xml:space="preserve"> </w:t>
-      </w:r>
-      <w:r>
-        <w:t xml:space="preserve">CSS 필수. 배경·네비게이션 제거</w:t>
-      </w:r>
-    </w:p>
-    <w:p>
-      <w:r>
-        <w:pict>
-          <v:rect style="width:0;height:1.5pt" o:hralign="center" o:hrstd="t" o:hr="t"/>
-        </w:pict>
-      </w:r>
-    </w:p>
-    <w:bookmarkEnd w:id="100"/>
-    <w:bookmarkStart w:id="101" w:name="f-10-순례-일지도장-phase-3-앱"/>
-    <w:p>
-      <w:pPr>
-        <w:pStyle w:val="Heading4"/>
-      </w:pPr>
-      <w:r>
-        <w:t xml:space="preserve">F-10 순례 일지·도장 (Phase 3, 앱)</w:t>
       </w:r>
     </w:p>
     <w:p>
@@ -21869,7 +22422,7 @@
         </w:numPr>
       </w:pPr>
       <w:r>
-        <w:t xml:space="preserve">도착 표시 → 거리·소요시간 자동 기록, 도장 생성</w:t>
+        <w:t xml:space="preserve">일자, 날짜, 출발지→도착지 (한글+원어), 거리, 오르막, 침대 수</w:t>
       </w:r>
     </w:p>
     <w:p>
@@ -21881,7 +22434,7 @@
         </w:numPr>
       </w:pPr>
       <w:r>
-        <w:t xml:space="preserve">도장은 마을명 기반 SVG 자동 생성 + 실물 도장 사진 첨부 가능</w:t>
+        <w:t xml:space="preserve">하단에 응급 연락처, 기본 스페인어 문장 5개</w:t>
       </w:r>
     </w:p>
     <w:p>
@@ -21893,68 +22446,16 @@
         </w:numPr>
       </w:pPr>
       <w:r>
-        <w:t xml:space="preserve">도장 2개 규칙 해당 시 "오늘 도장 2개" 리마인더</w:t>
-      </w:r>
-    </w:p>
-    <w:p>
-      <w:pPr>
-        <w:pStyle w:val="Compact"/>
-        <w:numPr>
-          <w:ilvl w:val="0"/>
-          <w:numId w:val="1016"/>
-        </w:numPr>
-      </w:pPr>
-      <w:r>
-        <w:t xml:space="preserve">오프라인 작성 → 온라인 복귀 시 동기화</w:t>
-      </w:r>
-    </w:p>
-    <w:p>
-      <w:pPr>
-        <w:pStyle w:val="Compact"/>
-        <w:numPr>
-          <w:ilvl w:val="0"/>
-          <w:numId w:val="1016"/>
-        </w:numPr>
-      </w:pPr>
-      <w:r>
-        <w:t xml:space="preserve">여정 종료 시 PDF 순례기 내보내기</w:t>
-      </w:r>
-    </w:p>
-    <w:p>
-      <w:pPr>
-        <w:pStyle w:val="FirstParagraph"/>
-      </w:pPr>
-      <w:r>
-        <w:t xml:space="preserve">⚠️</w:t>
-      </w:r>
-      <w:r>
-        <w:t xml:space="preserve"> </w:t>
-      </w:r>
-      <w:r>
-        <w:rPr>
-          <w:b/>
-          <w:bCs/>
-        </w:rPr>
-        <w:t xml:space="preserve">산티아고 대성당이 QR 기반 공식 디지털 크레덴시알을 운영 중이다.</w:t>
-      </w:r>
-      <w:r>
-        <w:t xml:space="preserve"> </w:t>
-      </w:r>
-      <w:r>
-        <w:t xml:space="preserve">우리 도장은</w:t>
-      </w:r>
-      <w:r>
-        <w:t xml:space="preserve"> </w:t>
-      </w:r>
-      <w:r>
-        <w:rPr>
-          <w:b/>
-          <w:bCs/>
-        </w:rPr>
-        <w:t xml:space="preserve">공식 증빙이 아닌 개인 기록</w:t>
-      </w:r>
-      <w:r>
-        <w:t xml:space="preserve">임을 명시하고, 콤포스텔라 발급에는 실물 크레덴시알이 필요함을 반복 안내한다.</w:t>
+        <w:rPr>
+          <w:rStyle w:val="VerbatimChar"/>
+        </w:rPr>
+        <w:t xml:space="preserve">@media print</w:t>
+      </w:r>
+      <w:r>
+        <w:t xml:space="preserve"> </w:t>
+      </w:r>
+      <w:r>
+        <w:t xml:space="preserve">CSS 필수. 배경·네비게이션 제거</w:t>
       </w:r>
     </w:p>
     <w:p>
@@ -21964,133 +22465,14 @@
         </w:pict>
       </w:r>
     </w:p>
-    <w:bookmarkEnd w:id="101"/>
-    <w:bookmarkStart w:id="108" w:name="f-10b-완주-화면-및-보상-phase-3-앱-new"/>
+    <w:bookmarkEnd w:id="100"/>
+    <w:bookmarkStart w:id="101" w:name="f-10-순례-일지도장-phase-3-앱"/>
     <w:p>
       <w:pPr>
         <w:pStyle w:val="Heading4"/>
       </w:pPr>
       <w:r>
-        <w:t xml:space="preserve">F-10b 완주 화면 및 보상 (Phase 3, 앱) 🆕</w:t>
-      </w:r>
-    </w:p>
-    <w:p>
-      <w:pPr>
-        <w:pStyle w:val="FirstParagraph"/>
-      </w:pPr>
-      <w:r>
-        <w:rPr>
-          <w:b/>
-          <w:bCs/>
-        </w:rPr>
-        <w:t xml:space="preserve">마지막 도장을 찍으면 열린다. 그 전까지는 잠겨 있다.</w:t>
-      </w:r>
-      <w:r>
-        <w:t xml:space="preserve"> </w:t>
-      </w:r>
-      <w:r>
-        <w:t xml:space="preserve">미리 보이면 보상의 의미가 준다.</w:t>
-      </w:r>
-    </w:p>
-    <w:bookmarkStart w:id="102" w:name="구성"/>
-    <w:p>
-      <w:pPr>
-        <w:pStyle w:val="Heading5"/>
-      </w:pPr>
-      <w:r>
-        <w:t xml:space="preserve">구성</w:t>
-      </w:r>
-    </w:p>
-    <w:p>
-      <w:pPr>
-        <w:pStyle w:val="SourceCode"/>
-      </w:pPr>
-      <w:r>
-        <w:rPr>
-          <w:rStyle w:val="VerbatimChar"/>
-        </w:rPr>
-        <w:t xml:space="preserve">완주</w:t>
-      </w:r>
-      <w:r>
-        <w:br/>
-      </w:r>
-      <w:r>
-        <w:rPr>
-          <w:rStyle w:val="VerbatimChar"/>
-        </w:rPr>
-        <w:t xml:space="preserve">├── 헤더: "축하합니다. 773.1km를 걸으셨습니다"</w:t>
-      </w:r>
-      <w:r>
-        <w:br/>
-      </w:r>
-      <w:r>
-        <w:rPr>
-          <w:rStyle w:val="VerbatimChar"/>
-        </w:rPr>
-        <w:t xml:space="preserve">├── ① 내 카미노 숫자        (원가 0, 공유 유발)</w:t>
-      </w:r>
-      <w:r>
-        <w:br/>
-      </w:r>
-      <w:r>
-        <w:rPr>
-          <w:rStyle w:val="VerbatimChar"/>
-        </w:rPr>
-        <w:t xml:space="preserve">├── ② 도장 아카이브         (원가 0)</w:t>
-      </w:r>
-      <w:r>
-        <w:br/>
-      </w:r>
-      <w:r>
-        <w:rPr>
-          <w:rStyle w:val="VerbatimChar"/>
-        </w:rPr>
-        <w:t xml:space="preserve">├── ③ 순례기 PDF            (원가 0)</w:t>
-      </w:r>
-      <w:r>
-        <w:br/>
-      </w:r>
-      <w:r>
-        <w:rPr>
-          <w:rStyle w:val="VerbatimChar"/>
-        </w:rPr>
-        <w:t xml:space="preserve">├── ④ ⭐ 이중 순례자 안내    (원가 0, 확장 전략)</w:t>
-      </w:r>
-      <w:r>
-        <w:br/>
-      </w:r>
-      <w:r>
-        <w:rPr>
-          <w:rStyle w:val="VerbatimChar"/>
-        </w:rPr>
-        <w:t xml:space="preserve">├── ⑤ 1년 후 편지 쓰기      (원가 0, 재방문)</w:t>
-      </w:r>
-      <w:r>
-        <w:br/>
-      </w:r>
-      <w:r>
-        <w:rPr>
-          <w:rStyle w:val="VerbatimChar"/>
-        </w:rPr>
-        <w:t xml:space="preserve">└── ⑥ 포토북·포스터 주문    (Phase 4, 유료)</w:t>
-      </w:r>
-    </w:p>
-    <w:p>
-      <w:pPr>
-        <w:pStyle w:val="FirstParagraph"/>
-      </w:pPr>
-      <w:r>
-        <w:rPr>
-          <w:b/>
-          <w:bCs/>
-        </w:rPr>
-        <w:t xml:space="preserve">⚠️ 90/10 원칙 — 무엇을 유료로 해도 되는지의 경계선.</w:t>
-      </w:r>
-      <w:r>
-        <w:t xml:space="preserve"> </w:t>
-      </w:r>
-      <w:r>
-        <w:t xml:space="preserve">(전체 근거는 00 문서 2.6절)</w:t>
+        <w:t xml:space="preserve">F-10 순례 일지·도장 (Phase 3, 앱)</w:t>
       </w:r>
     </w:p>
     <w:p>
@@ -22102,7 +22484,7 @@
         </w:numPr>
       </w:pPr>
       <w:r>
-        <w:t xml:space="preserve">"이걸 안 사면 성취가 덜해 보이나?" → YES면 무료 고정 — ①~⑤ 전부 여기 속한다</w:t>
+        <w:t xml:space="preserve">도착 표시 → 거리·소요시간 자동 기록, 도장 생성</w:t>
       </w:r>
     </w:p>
     <w:p>
@@ -22114,7 +22496,7 @@
         </w:numPr>
       </w:pPr>
       <w:r>
-        <w:t xml:space="preserve">"이걸 사면 실물로 더 오래 간직·과시하나?" → YES면 유료 가능 — ⑥과 그 변형(안개지도 포스터 색상 선택, 완주 기념 배지, 일회용 필름 카메라)만 여기 속한다</w:t>
+        <w:t xml:space="preserve">도장은 마을명 기반 SVG 자동 생성 + 실물 도장 사진 첨부 가능</w:t>
       </w:r>
     </w:p>
     <w:p>
@@ -22123,6 +22505,239 @@
         <w:numPr>
           <w:ilvl w:val="0"/>
           <w:numId w:val="1017"/>
+        </w:numPr>
+      </w:pPr>
+      <w:r>
+        <w:t xml:space="preserve">도장 2개 규칙 해당 시 "오늘 도장 2개" 리마인더</w:t>
+      </w:r>
+    </w:p>
+    <w:p>
+      <w:pPr>
+        <w:pStyle w:val="Compact"/>
+        <w:numPr>
+          <w:ilvl w:val="0"/>
+          <w:numId w:val="1017"/>
+        </w:numPr>
+      </w:pPr>
+      <w:r>
+        <w:t xml:space="preserve">오프라인 작성 → 온라인 복귀 시 동기화</w:t>
+      </w:r>
+    </w:p>
+    <w:p>
+      <w:pPr>
+        <w:pStyle w:val="Compact"/>
+        <w:numPr>
+          <w:ilvl w:val="0"/>
+          <w:numId w:val="1017"/>
+        </w:numPr>
+      </w:pPr>
+      <w:r>
+        <w:t xml:space="preserve">여정 종료 시 PDF 순례기 내보내기</w:t>
+      </w:r>
+    </w:p>
+    <w:p>
+      <w:pPr>
+        <w:pStyle w:val="FirstParagraph"/>
+      </w:pPr>
+      <w:r>
+        <w:t xml:space="preserve">⚠️</w:t>
+      </w:r>
+      <w:r>
+        <w:t xml:space="preserve"> </w:t>
+      </w:r>
+      <w:r>
+        <w:rPr>
+          <w:b/>
+          <w:bCs/>
+        </w:rPr>
+        <w:t xml:space="preserve">산티아고 대성당이 QR 기반 공식 디지털 크레덴시알을 운영 중이다.</w:t>
+      </w:r>
+      <w:r>
+        <w:t xml:space="preserve"> </w:t>
+      </w:r>
+      <w:r>
+        <w:t xml:space="preserve">우리 도장은</w:t>
+      </w:r>
+      <w:r>
+        <w:t xml:space="preserve"> </w:t>
+      </w:r>
+      <w:r>
+        <w:rPr>
+          <w:b/>
+          <w:bCs/>
+        </w:rPr>
+        <w:t xml:space="preserve">공식 증빙이 아닌 개인 기록</w:t>
+      </w:r>
+      <w:r>
+        <w:t xml:space="preserve">임을 명시하고, 콤포스텔라 발급에는 실물 크레덴시알이 필요함을 반복 안내한다.</w:t>
+      </w:r>
+    </w:p>
+    <w:p>
+      <w:r>
+        <w:pict>
+          <v:rect style="width:0;height:1.5pt" o:hralign="center" o:hrstd="t" o:hr="t"/>
+        </w:pict>
+      </w:r>
+    </w:p>
+    <w:bookmarkEnd w:id="101"/>
+    <w:bookmarkStart w:id="108" w:name="f-10b-완주-화면-및-보상-phase-3-앱-new"/>
+    <w:p>
+      <w:pPr>
+        <w:pStyle w:val="Heading4"/>
+      </w:pPr>
+      <w:r>
+        <w:t xml:space="preserve">F-10b 완주 화면 및 보상 (Phase 3, 앱) 🆕</w:t>
+      </w:r>
+    </w:p>
+    <w:p>
+      <w:pPr>
+        <w:pStyle w:val="FirstParagraph"/>
+      </w:pPr>
+      <w:r>
+        <w:rPr>
+          <w:b/>
+          <w:bCs/>
+        </w:rPr>
+        <w:t xml:space="preserve">마지막 도장을 찍으면 열린다. 그 전까지는 잠겨 있다.</w:t>
+      </w:r>
+      <w:r>
+        <w:t xml:space="preserve"> </w:t>
+      </w:r>
+      <w:r>
+        <w:t xml:space="preserve">미리 보이면 보상의 의미가 준다.</w:t>
+      </w:r>
+    </w:p>
+    <w:bookmarkStart w:id="102" w:name="구성"/>
+    <w:p>
+      <w:pPr>
+        <w:pStyle w:val="Heading5"/>
+      </w:pPr>
+      <w:r>
+        <w:t xml:space="preserve">구성</w:t>
+      </w:r>
+    </w:p>
+    <w:p>
+      <w:pPr>
+        <w:pStyle w:val="SourceCode"/>
+      </w:pPr>
+      <w:r>
+        <w:rPr>
+          <w:rStyle w:val="VerbatimChar"/>
+        </w:rPr>
+        <w:t xml:space="preserve">완주</w:t>
+      </w:r>
+      <w:r>
+        <w:br/>
+      </w:r>
+      <w:r>
+        <w:rPr>
+          <w:rStyle w:val="VerbatimChar"/>
+        </w:rPr>
+        <w:t xml:space="preserve">├── 헤더: "축하합니다. 773.1km를 걸으셨습니다"</w:t>
+      </w:r>
+      <w:r>
+        <w:br/>
+      </w:r>
+      <w:r>
+        <w:rPr>
+          <w:rStyle w:val="VerbatimChar"/>
+        </w:rPr>
+        <w:t xml:space="preserve">├── ① 내 카미노 숫자        (원가 0, 공유 유발)</w:t>
+      </w:r>
+      <w:r>
+        <w:br/>
+      </w:r>
+      <w:r>
+        <w:rPr>
+          <w:rStyle w:val="VerbatimChar"/>
+        </w:rPr>
+        <w:t xml:space="preserve">├── ② 도장 아카이브         (원가 0)</w:t>
+      </w:r>
+      <w:r>
+        <w:br/>
+      </w:r>
+      <w:r>
+        <w:rPr>
+          <w:rStyle w:val="VerbatimChar"/>
+        </w:rPr>
+        <w:t xml:space="preserve">├── ③ 순례기 PDF            (원가 0)</w:t>
+      </w:r>
+      <w:r>
+        <w:br/>
+      </w:r>
+      <w:r>
+        <w:rPr>
+          <w:rStyle w:val="VerbatimChar"/>
+        </w:rPr>
+        <w:t xml:space="preserve">├── ④ ⭐ 이중 순례자 안내    (원가 0, 확장 전략)</w:t>
+      </w:r>
+      <w:r>
+        <w:br/>
+      </w:r>
+      <w:r>
+        <w:rPr>
+          <w:rStyle w:val="VerbatimChar"/>
+        </w:rPr>
+        <w:t xml:space="preserve">├── ⑤ 1년 후 편지 쓰기      (원가 0, 재방문)</w:t>
+      </w:r>
+      <w:r>
+        <w:br/>
+      </w:r>
+      <w:r>
+        <w:rPr>
+          <w:rStyle w:val="VerbatimChar"/>
+        </w:rPr>
+        <w:t xml:space="preserve">└── ⑥ 포토북·포스터 주문    (Phase 4, 유료)</w:t>
+      </w:r>
+    </w:p>
+    <w:p>
+      <w:pPr>
+        <w:pStyle w:val="FirstParagraph"/>
+      </w:pPr>
+      <w:r>
+        <w:rPr>
+          <w:b/>
+          <w:bCs/>
+        </w:rPr>
+        <w:t xml:space="preserve">⚠️ 90/10 원칙 — 무엇을 유료로 해도 되는지의 경계선.</w:t>
+      </w:r>
+      <w:r>
+        <w:t xml:space="preserve"> </w:t>
+      </w:r>
+      <w:r>
+        <w:t xml:space="preserve">(전체 근거는 00 문서 2.6절)</w:t>
+      </w:r>
+    </w:p>
+    <w:p>
+      <w:pPr>
+        <w:pStyle w:val="Compact"/>
+        <w:numPr>
+          <w:ilvl w:val="0"/>
+          <w:numId w:val="1018"/>
+        </w:numPr>
+      </w:pPr>
+      <w:r>
+        <w:t xml:space="preserve">"이걸 안 사면 성취가 덜해 보이나?" → YES면 무료 고정 — ①~⑤ 전부 여기 속한다</w:t>
+      </w:r>
+    </w:p>
+    <w:p>
+      <w:pPr>
+        <w:pStyle w:val="Compact"/>
+        <w:numPr>
+          <w:ilvl w:val="0"/>
+          <w:numId w:val="1018"/>
+        </w:numPr>
+      </w:pPr>
+      <w:r>
+        <w:t xml:space="preserve">"이걸 사면 실물로 더 오래 간직·과시하나?" → YES면 유료 가능 — ⑥과 그 변형(안개지도 포스터 색상 선택, 완주 기념 배지, 일회용 필름 카메라)만 여기 속한다</w:t>
+      </w:r>
+    </w:p>
+    <w:p>
+      <w:pPr>
+        <w:pStyle w:val="Compact"/>
+        <w:numPr>
+          <w:ilvl w:val="0"/>
+          <w:numId w:val="1018"/>
         </w:numPr>
       </w:pPr>
       <w:r>
@@ -22723,7 +23338,7 @@
         <w:pStyle w:val="Compact"/>
         <w:numPr>
           <w:ilvl w:val="0"/>
-          <w:numId w:val="1018"/>
+          <w:numId w:val="1019"/>
         </w:numPr>
       </w:pPr>
       <w:r>
@@ -22735,7 +23350,7 @@
         <w:pStyle w:val="Compact"/>
         <w:numPr>
           <w:ilvl w:val="0"/>
-          <w:numId w:val="1018"/>
+          <w:numId w:val="1019"/>
         </w:numPr>
       </w:pPr>
       <w:r>
@@ -22747,7 +23362,7 @@
         <w:pStyle w:val="Compact"/>
         <w:numPr>
           <w:ilvl w:val="0"/>
-          <w:numId w:val="1018"/>
+          <w:numId w:val="1019"/>
         </w:numPr>
       </w:pPr>
       <w:r>
@@ -22759,7 +23374,7 @@
         <w:pStyle w:val="Compact"/>
         <w:numPr>
           <w:ilvl w:val="0"/>
-          <w:numId w:val="1018"/>
+          <w:numId w:val="1019"/>
         </w:numPr>
       </w:pPr>
       <w:r>
@@ -23490,7 +24105,7 @@
         <w:pStyle w:val="Compact"/>
         <w:numPr>
           <w:ilvl w:val="0"/>
-          <w:numId w:val="1019"/>
+          <w:numId w:val="1020"/>
         </w:numPr>
       </w:pPr>
       <w:r>
@@ -23502,7 +24117,7 @@
         <w:pStyle w:val="Compact"/>
         <w:numPr>
           <w:ilvl w:val="0"/>
-          <w:numId w:val="1019"/>
+          <w:numId w:val="1020"/>
         </w:numPr>
       </w:pPr>
       <w:r>
@@ -23514,7 +24129,7 @@
         <w:pStyle w:val="Compact"/>
         <w:numPr>
           <w:ilvl w:val="0"/>
-          <w:numId w:val="1019"/>
+          <w:numId w:val="1020"/>
         </w:numPr>
       </w:pPr>
       <w:r>
@@ -27130,6 +27745,118 @@
     </w:p>
     <w:p>
       <w:pPr>
+        <w:pStyle w:val="BlockText"/>
+      </w:pPr>
+      <w:r>
+        <w:rPr>
+          <w:b/>
+          <w:bCs/>
+        </w:rPr>
+        <w:t xml:space="preserve">✅ 2026-07 부분 구현</w:t>
+      </w:r>
+      <w:r>
+        <w:t xml:space="preserve">:</w:t>
+      </w:r>
+      <w:r>
+        <w:t xml:space="preserve"> </w:t>
+      </w:r>
+      <w:r>
+        <w:rPr>
+          <w:rStyle w:val="VerbatimChar"/>
+        </w:rPr>
+        <w:t xml:space="preserve">lib/planner/split.ts</w:t>
+      </w:r>
+      <w:r>
+        <w:t xml:space="preserve">가 각 도보 구간의</w:t>
+      </w:r>
+      <w:r>
+        <w:t xml:space="preserve"> </w:t>
+      </w:r>
+      <w:r>
+        <w:rPr>
+          <w:rStyle w:val="VerbatimChar"/>
+        </w:rPr>
+        <w:t xml:space="preserve">waypoints</w:t>
+      </w:r>
+      <w:r>
+        <w:t xml:space="preserve">(START·ARRIVE·WATER·PHARMACY·ATM·BAG_DROP — town.services에서 직접 대응되는 것만)와</w:t>
+      </w:r>
+      <w:r>
+        <w:t xml:space="preserve"> </w:t>
+      </w:r>
+      <w:r>
+        <w:rPr>
+          <w:rStyle w:val="VerbatimChar"/>
+        </w:rPr>
+        <w:t xml:space="preserve">hazards</w:t>
+      </w:r>
+      <w:r>
+        <w:t xml:space="preserve">(STEEP_DESCENT·NO_WATER — profiles.ts 고도와 서비스 간격에서 실제로 계산)를 채운다.</w:t>
+      </w:r>
+      <w:r>
+        <w:t xml:space="preserve"> </w:t>
+      </w:r>
+      <w:r>
+        <w:rPr>
+          <w:rStyle w:val="VerbatimChar"/>
+        </w:rPr>
+        <w:t xml:space="preserve">/plan</w:t>
+      </w:r>
+      <w:r>
+        <w:t xml:space="preserve">의</w:t>
+      </w:r>
+      <w:r>
+        <w:t xml:space="preserve"> </w:t>
+      </w:r>
+      <w:r>
+        <w:rPr>
+          <w:rStyle w:val="VerbatimChar"/>
+        </w:rPr>
+        <w:t xml:space="preserve">StageCard</w:t>
+      </w:r>
+      <w:r>
+        <w:t xml:space="preserve">에</w:t>
+      </w:r>
+      <w:r>
+        <w:t xml:space="preserve"> </w:t>
+      </w:r>
+      <w:r>
+        <w:rPr>
+          <w:rStyle w:val="VerbatimChar"/>
+        </w:rPr>
+        <w:t xml:space="preserve">&lt;details&gt;</w:t>
+      </w:r>
+      <w:r>
+        <w:t xml:space="preserve"> </w:t>
+      </w:r>
+      <w:r>
+        <w:t xml:space="preserve">펼침으로 표시(JS 없이도 동작, 규칙 7).</w:t>
+      </w:r>
+      <w:r>
+        <w:t xml:space="preserve"> </w:t>
+      </w:r>
+      <w:r>
+        <w:t xml:space="preserve">아래 화면 목업의 나머지(첫 바 개점 시각, 세요 위치, 랜드마크, 숙박 예약 상태, 그늘/차도/통신/겨울 위험)는</w:t>
+      </w:r>
+      <w:r>
+        <w:t xml:space="preserve"> </w:t>
+      </w:r>
+      <w:r>
+        <w:rPr>
+          <w:b/>
+          <w:bCs/>
+        </w:rPr>
+        <w:t xml:space="preserve">아직 없다</w:t>
+      </w:r>
+      <w:r>
+        <w:t xml:space="preserve"> </w:t>
+      </w:r>
+      <w:r>
+        <w:t xml:space="preserve">— town.services에 없는 정보이거나(개점 시각), albergues.ts에 아직 없는 필드(예약 상태)이거나, 애초에 우리가 가진 데이터로는 계산할 수 없는 것(그늘·차도 비율·통신 상태)이라 지어내지 않고 비워뒀다.</w:t>
+      </w:r>
+    </w:p>
+    <w:p>
+      <w:pPr>
         <w:pStyle w:val="FirstParagraph"/>
       </w:pPr>
       <w:r>
@@ -28871,7 +29598,7 @@
         <w:pStyle w:val="Compact"/>
         <w:numPr>
           <w:ilvl w:val="0"/>
-          <w:numId w:val="1020"/>
+          <w:numId w:val="1021"/>
         </w:numPr>
       </w:pPr>
       <w:r>
@@ -28883,7 +29610,7 @@
         <w:pStyle w:val="Compact"/>
         <w:numPr>
           <w:ilvl w:val="0"/>
-          <w:numId w:val="1020"/>
+          <w:numId w:val="1021"/>
         </w:numPr>
       </w:pPr>
       <w:r>
@@ -28895,7 +29622,7 @@
         <w:pStyle w:val="Compact"/>
         <w:numPr>
           <w:ilvl w:val="0"/>
-          <w:numId w:val="1020"/>
+          <w:numId w:val="1021"/>
         </w:numPr>
       </w:pPr>
       <w:r>
@@ -28907,7 +29634,7 @@
         <w:pStyle w:val="Compact"/>
         <w:numPr>
           <w:ilvl w:val="0"/>
-          <w:numId w:val="1020"/>
+          <w:numId w:val="1021"/>
         </w:numPr>
       </w:pPr>
       <w:r>
@@ -33183,13 +33910,13 @@
     </w:p>
     <w:bookmarkEnd w:id="163"/>
     <w:bookmarkEnd w:id="164"/>
-    <w:bookmarkStart w:id="170" w:name="f-26-계획된-이동수단-new"/>
+    <w:bookmarkStart w:id="170" w:name="X78927c5eec5f0752ea6dc40639ee9ec20125832"/>
     <w:p>
       <w:pPr>
         <w:pStyle w:val="Heading4"/>
       </w:pPr>
       <w:r>
-        <w:t xml:space="preserve">F-26 계획된 이동수단 🆕</w:t>
+        <w:t xml:space="preserve">F-26 계획된 이동수단 ✅ 2026-07 완료(부르고스~레온 구간)</w:t>
       </w:r>
     </w:p>
     <w:p>
@@ -33202,6 +33929,90 @@
           <w:bCs/>
         </w:rPr>
         <w:t xml:space="preserve">이동수단은 실패가 아니다. 처음부터 계획에 넣을 수 있어야 한다.</w:t>
+      </w:r>
+    </w:p>
+    <w:p>
+      <w:pPr>
+        <w:pStyle w:val="BodyText"/>
+      </w:pPr>
+      <w:r>
+        <w:rPr>
+          <w:rStyle w:val="VerbatimChar"/>
+        </w:rPr>
+        <w:t xml:space="preserve">data/transit.ts</w:t>
+      </w:r>
+      <w:r>
+        <w:t xml:space="preserve">(ALSA 버스·Renfe Alvia 기차, 부르고스~레온 전체 + 사아군~레온 부분구간)로</w:t>
+      </w:r>
+      <w:r>
+        <w:t xml:space="preserve"> </w:t>
+      </w:r>
+      <w:r>
+        <w:t xml:space="preserve">실제 소요시간·요금을 조사해</w:t>
+      </w:r>
+      <w:r>
+        <w:t xml:space="preserve"> </w:t>
+      </w:r>
+      <w:r>
+        <w:rPr>
+          <w:rStyle w:val="VerbatimChar"/>
+        </w:rPr>
+        <w:t xml:space="preserve">/plan</w:t>
+      </w:r>
+      <w:r>
+        <w:t xml:space="preserve">의 3지 선택(전부 걷기/사아군~레온만/부르고스~레온 전체)에</w:t>
+      </w:r>
+      <w:r>
+        <w:t xml:space="preserve"> </w:t>
+      </w:r>
+      <w:r>
+        <w:t xml:space="preserve">반영했다. 아래 목업의 "버스 약 3시간"은 실제 조사 전 추정치였다 — 실측은 약 1시간 40분이라</w:t>
+      </w:r>
+      <w:r>
+        <w:t xml:space="preserve"> </w:t>
+      </w:r>
+      <w:r>
+        <w:t xml:space="preserve">고쳤다.</w:t>
+      </w:r>
+      <w:r>
+        <w:t xml:space="preserve"> </w:t>
+      </w:r>
+      <w:r>
+        <w:rPr>
+          <w:b/>
+          <w:bCs/>
+        </w:rPr>
+        <w:t xml:space="preserve">다른 임의의 두 마을 조합은 아직 조사하지 않았다</w:t>
+      </w:r>
+      <w:r>
+        <w:t xml:space="preserve"> </w:t>
+      </w:r>
+      <w:r>
+        <w:t xml:space="preserve">— 사용자가 URL로 직접 다른</w:t>
+      </w:r>
+      <w:r>
+        <w:t xml:space="preserve"> </w:t>
+      </w:r>
+      <w:r>
+        <w:t xml:space="preserve">구간을 건너뛰면(</w:t>
+      </w:r>
+      <w:r>
+        <w:rPr>
+          <w:rStyle w:val="VerbatimChar"/>
+        </w:rPr>
+        <w:t xml:space="preserve">skip=</w:t>
+      </w:r>
+      <w:r>
+        <w:t xml:space="preserve"> </w:t>
+      </w:r>
+      <w:r>
+        <w:t xml:space="preserve">파라미터) 정직하게 일반 문구("이동수단으로 건너뜀")와 비용 없음으로</w:t>
+      </w:r>
+      <w:r>
+        <w:t xml:space="preserve"> </w:t>
+      </w:r>
+      <w:r>
+        <w:t xml:space="preserve">폴백한다(지어내지 않음).</w:t>
       </w:r>
     </w:p>
     <w:bookmarkStart w:id="165" w:name="왜-필요한가-3"/>
@@ -35225,7 +36036,7 @@
         <w:pStyle w:val="Compact"/>
         <w:numPr>
           <w:ilvl w:val="0"/>
-          <w:numId w:val="1021"/>
+          <w:numId w:val="1022"/>
         </w:numPr>
       </w:pPr>
       <w:r>
@@ -35237,7 +36048,7 @@
         <w:pStyle w:val="Compact"/>
         <w:numPr>
           <w:ilvl w:val="0"/>
-          <w:numId w:val="1021"/>
+          <w:numId w:val="1022"/>
         </w:numPr>
       </w:pPr>
       <w:r>
@@ -35782,7 +36593,7 @@
         <w:pStyle w:val="Compact"/>
         <w:numPr>
           <w:ilvl w:val="0"/>
-          <w:numId w:val="1022"/>
+          <w:numId w:val="1023"/>
         </w:numPr>
       </w:pPr>
       <w:r>
@@ -35800,134 +36611,6 @@
       </w:r>
       <w:r>
         <w:t xml:space="preserve">. JS 꺼도 내용이 보인다</w:t>
-      </w:r>
-    </w:p>
-    <w:p>
-      <w:pPr>
-        <w:pStyle w:val="Compact"/>
-        <w:numPr>
-          <w:ilvl w:val="0"/>
-          <w:numId w:val="1022"/>
-        </w:numPr>
-      </w:pPr>
-      <w:r>
-        <w:t xml:space="preserve">title은 페이지마다 다르고 50~60자</w:t>
-      </w:r>
-    </w:p>
-    <w:p>
-      <w:pPr>
-        <w:pStyle w:val="Compact"/>
-        <w:numPr>
-          <w:ilvl w:val="0"/>
-          <w:numId w:val="1022"/>
-        </w:numPr>
-      </w:pPr>
-      <w:r>
-        <w:rPr>
-          <w:rStyle w:val="VerbatimChar"/>
-        </w:rPr>
-        <w:t xml:space="preserve">generateMetadata</w:t>
-      </w:r>
-      <w:r>
-        <w:t xml:space="preserve">로 동적 생성</w:t>
-      </w:r>
-    </w:p>
-    <w:p>
-      <w:pPr>
-        <w:pStyle w:val="Compact"/>
-        <w:numPr>
-          <w:ilvl w:val="0"/>
-          <w:numId w:val="1022"/>
-        </w:numPr>
-      </w:pPr>
-      <w:r>
-        <w:t xml:space="preserve">루트 페이지에 schema.org</w:t>
-      </w:r>
-      <w:r>
-        <w:t xml:space="preserve"> </w:t>
-      </w:r>
-      <w:r>
-        <w:rPr>
-          <w:rStyle w:val="VerbatimChar"/>
-        </w:rPr>
-        <w:t xml:space="preserve">TouristTrip</w:t>
-      </w:r>
-      <w:r>
-        <w:t xml:space="preserve"> </w:t>
-      </w:r>
-      <w:r>
-        <w:t xml:space="preserve">JSON-LD</w:t>
-      </w:r>
-    </w:p>
-    <w:p>
-      <w:pPr>
-        <w:pStyle w:val="Compact"/>
-        <w:numPr>
-          <w:ilvl w:val="0"/>
-          <w:numId w:val="1022"/>
-        </w:numPr>
-      </w:pPr>
-      <w:r>
-        <w:t xml:space="preserve">전체</w:t>
-      </w:r>
-      <w:r>
-        <w:t xml:space="preserve"> </w:t>
-      </w:r>
-      <w:r>
-        <w:rPr>
-          <w:rStyle w:val="VerbatimChar"/>
-        </w:rPr>
-        <w:t xml:space="preserve">sitemap.xml</w:t>
-      </w:r>
-      <w:r>
-        <w:t xml:space="preserve"> </w:t>
-      </w:r>
-      <w:r>
-        <w:t xml:space="preserve">자동 생성</w:t>
-      </w:r>
-    </w:p>
-    <w:p>
-      <w:pPr>
-        <w:pStyle w:val="Compact"/>
-        <w:numPr>
-          <w:ilvl w:val="0"/>
-          <w:numId w:val="1022"/>
-        </w:numPr>
-      </w:pPr>
-      <w:r>
-        <w:rPr>
-          <w:b/>
-          <w:bCs/>
-        </w:rPr>
-        <w:t xml:space="preserve">모든 페이지 하단에 일정 계산기 CTA</w:t>
-      </w:r>
-    </w:p>
-    <w:bookmarkEnd w:id="184"/>
-    <w:bookmarkStart w:id="185" w:name="X5de541e468ae4c7a12ec2d34a63dde67fbb4bf4"/>
-    <w:p>
-      <w:pPr>
-        <w:pStyle w:val="Heading4"/>
-      </w:pPr>
-      <w:r>
-        <w:t xml:space="preserve">4.4 콘텐츠 원칙</w:t>
-      </w:r>
-    </w:p>
-    <w:p>
-      <w:pPr>
-        <w:pStyle w:val="FirstParagraph"/>
-      </w:pPr>
-      <w:r>
-        <w:rPr>
-          <w:b/>
-          <w:bCs/>
-        </w:rPr>
-        <w:t xml:space="preserve">콘텐츠 농장이 되면 안 된다.</w:t>
-      </w:r>
-      <w:r>
-        <w:t xml:space="preserve"> </w:t>
-      </w:r>
-      <w:r>
-        <w:t xml:space="preserve">각 페이지는 실제 질문에 실제로 답해야 한다.</w:t>
       </w:r>
     </w:p>
     <w:p>
@@ -35939,17 +36622,7 @@
         </w:numPr>
       </w:pPr>
       <w:r>
-        <w:t xml:space="preserve">마을 페이지에 알베르게 데이터가 없으면</w:t>
-      </w:r>
-      <w:r>
-        <w:t xml:space="preserve"> </w:t>
-      </w:r>
-      <w:r>
-        <w:rPr>
-          <w:b/>
-          <w:bCs/>
-        </w:rPr>
-        <w:t xml:space="preserve">"정보 확인 중"으로 표시하고 지어내지 않는다</w:t>
+        <w:t xml:space="preserve">title은 페이지마다 다르고 50~60자</w:t>
       </w:r>
     </w:p>
     <w:p>
@@ -35961,7 +36634,13 @@
         </w:numPr>
       </w:pPr>
       <w:r>
-        <w:t xml:space="preserve">상황 대응 페이지는 조사에서 확인된 실제 문제만 다룬다</w:t>
+        <w:rPr>
+          <w:rStyle w:val="VerbatimChar"/>
+        </w:rPr>
+        <w:t xml:space="preserve">generateMetadata</w:t>
+      </w:r>
+      <w:r>
+        <w:t xml:space="preserve">로 동적 생성</w:t>
       </w:r>
     </w:p>
     <w:p>
@@ -35970,6 +36649,138 @@
         <w:numPr>
           <w:ilvl w:val="0"/>
           <w:numId w:val="1023"/>
+        </w:numPr>
+      </w:pPr>
+      <w:r>
+        <w:t xml:space="preserve">루트 페이지에 schema.org</w:t>
+      </w:r>
+      <w:r>
+        <w:t xml:space="preserve"> </w:t>
+      </w:r>
+      <w:r>
+        <w:rPr>
+          <w:rStyle w:val="VerbatimChar"/>
+        </w:rPr>
+        <w:t xml:space="preserve">TouristTrip</w:t>
+      </w:r>
+      <w:r>
+        <w:t xml:space="preserve"> </w:t>
+      </w:r>
+      <w:r>
+        <w:t xml:space="preserve">JSON-LD</w:t>
+      </w:r>
+    </w:p>
+    <w:p>
+      <w:pPr>
+        <w:pStyle w:val="Compact"/>
+        <w:numPr>
+          <w:ilvl w:val="0"/>
+          <w:numId w:val="1023"/>
+        </w:numPr>
+      </w:pPr>
+      <w:r>
+        <w:t xml:space="preserve">전체</w:t>
+      </w:r>
+      <w:r>
+        <w:t xml:space="preserve"> </w:t>
+      </w:r>
+      <w:r>
+        <w:rPr>
+          <w:rStyle w:val="VerbatimChar"/>
+        </w:rPr>
+        <w:t xml:space="preserve">sitemap.xml</w:t>
+      </w:r>
+      <w:r>
+        <w:t xml:space="preserve"> </w:t>
+      </w:r>
+      <w:r>
+        <w:t xml:space="preserve">자동 생성</w:t>
+      </w:r>
+    </w:p>
+    <w:p>
+      <w:pPr>
+        <w:pStyle w:val="Compact"/>
+        <w:numPr>
+          <w:ilvl w:val="0"/>
+          <w:numId w:val="1023"/>
+        </w:numPr>
+      </w:pPr>
+      <w:r>
+        <w:rPr>
+          <w:b/>
+          <w:bCs/>
+        </w:rPr>
+        <w:t xml:space="preserve">모든 페이지 하단에 일정 계산기 CTA</w:t>
+      </w:r>
+    </w:p>
+    <w:bookmarkEnd w:id="184"/>
+    <w:bookmarkStart w:id="185" w:name="X5de541e468ae4c7a12ec2d34a63dde67fbb4bf4"/>
+    <w:p>
+      <w:pPr>
+        <w:pStyle w:val="Heading4"/>
+      </w:pPr>
+      <w:r>
+        <w:t xml:space="preserve">4.4 콘텐츠 원칙</w:t>
+      </w:r>
+    </w:p>
+    <w:p>
+      <w:pPr>
+        <w:pStyle w:val="FirstParagraph"/>
+      </w:pPr>
+      <w:r>
+        <w:rPr>
+          <w:b/>
+          <w:bCs/>
+        </w:rPr>
+        <w:t xml:space="preserve">콘텐츠 농장이 되면 안 된다.</w:t>
+      </w:r>
+      <w:r>
+        <w:t xml:space="preserve"> </w:t>
+      </w:r>
+      <w:r>
+        <w:t xml:space="preserve">각 페이지는 실제 질문에 실제로 답해야 한다.</w:t>
+      </w:r>
+    </w:p>
+    <w:p>
+      <w:pPr>
+        <w:pStyle w:val="Compact"/>
+        <w:numPr>
+          <w:ilvl w:val="0"/>
+          <w:numId w:val="1024"/>
+        </w:numPr>
+      </w:pPr>
+      <w:r>
+        <w:t xml:space="preserve">마을 페이지에 알베르게 데이터가 없으면</w:t>
+      </w:r>
+      <w:r>
+        <w:t xml:space="preserve"> </w:t>
+      </w:r>
+      <w:r>
+        <w:rPr>
+          <w:b/>
+          <w:bCs/>
+        </w:rPr>
+        <w:t xml:space="preserve">"정보 확인 중"으로 표시하고 지어내지 않는다</w:t>
+      </w:r>
+    </w:p>
+    <w:p>
+      <w:pPr>
+        <w:pStyle w:val="Compact"/>
+        <w:numPr>
+          <w:ilvl w:val="0"/>
+          <w:numId w:val="1024"/>
+        </w:numPr>
+      </w:pPr>
+      <w:r>
+        <w:t xml:space="preserve">상황 대응 페이지는 조사에서 확인된 실제 문제만 다룬다</w:t>
+      </w:r>
+    </w:p>
+    <w:p>
+      <w:pPr>
+        <w:pStyle w:val="Compact"/>
+        <w:numPr>
+          <w:ilvl w:val="0"/>
+          <w:numId w:val="1024"/>
         </w:numPr>
       </w:pPr>
       <w:r>
@@ -44516,7 +45327,7 @@
         <w:pStyle w:val="Compact"/>
         <w:numPr>
           <w:ilvl w:val="0"/>
-          <w:numId w:val="1024"/>
+          <w:numId w:val="1025"/>
         </w:numPr>
       </w:pPr>
       <w:r>
@@ -44528,7 +45339,7 @@
         <w:pStyle w:val="Compact"/>
         <w:numPr>
           <w:ilvl w:val="0"/>
-          <w:numId w:val="1024"/>
+          <w:numId w:val="1025"/>
         </w:numPr>
       </w:pPr>
       <w:r>
@@ -44553,7 +45364,7 @@
         <w:pStyle w:val="Compact"/>
         <w:numPr>
           <w:ilvl w:val="0"/>
-          <w:numId w:val="1024"/>
+          <w:numId w:val="1025"/>
         </w:numPr>
       </w:pPr>
       <w:r>
@@ -44565,7 +45376,7 @@
         <w:pStyle w:val="Compact"/>
         <w:numPr>
           <w:ilvl w:val="0"/>
-          <w:numId w:val="1024"/>
+          <w:numId w:val="1025"/>
         </w:numPr>
       </w:pPr>
       <w:r>
@@ -44577,7 +45388,7 @@
         <w:pStyle w:val="Compact"/>
         <w:numPr>
           <w:ilvl w:val="0"/>
-          <w:numId w:val="1024"/>
+          <w:numId w:val="1025"/>
         </w:numPr>
       </w:pPr>
       <w:r>
@@ -45700,7 +46511,7 @@
         <w:pStyle w:val="Compact"/>
         <w:numPr>
           <w:ilvl w:val="0"/>
-          <w:numId w:val="1025"/>
+          <w:numId w:val="1026"/>
         </w:numPr>
       </w:pPr>
       <w:r>
@@ -45722,7 +46533,7 @@
         <w:pStyle w:val="Compact"/>
         <w:numPr>
           <w:ilvl w:val="0"/>
-          <w:numId w:val="1025"/>
+          <w:numId w:val="1026"/>
         </w:numPr>
       </w:pPr>
       <w:r>
@@ -45744,7 +46555,7 @@
         <w:pStyle w:val="Compact"/>
         <w:numPr>
           <w:ilvl w:val="0"/>
-          <w:numId w:val="1025"/>
+          <w:numId w:val="1026"/>
         </w:numPr>
       </w:pPr>
       <w:r>
@@ -46057,7 +46868,7 @@
         <w:pStyle w:val="Compact"/>
         <w:numPr>
           <w:ilvl w:val="0"/>
-          <w:numId w:val="1026"/>
+          <w:numId w:val="1027"/>
         </w:numPr>
       </w:pPr>
       <w:r>
@@ -46106,7 +46917,7 @@
         <w:pStyle w:val="Compact"/>
         <w:numPr>
           <w:ilvl w:val="0"/>
-          <w:numId w:val="1026"/>
+          <w:numId w:val="1027"/>
         </w:numPr>
       </w:pPr>
       <w:r>
@@ -46895,7 +47706,7 @@
         <w:pStyle w:val="Compact"/>
         <w:numPr>
           <w:ilvl w:val="0"/>
-          <w:numId w:val="1027"/>
+          <w:numId w:val="1028"/>
         </w:numPr>
       </w:pPr>
       <w:r>
@@ -46922,7 +47733,7 @@
         <w:pStyle w:val="Compact"/>
         <w:numPr>
           <w:ilvl w:val="0"/>
-          <w:numId w:val="1027"/>
+          <w:numId w:val="1028"/>
         </w:numPr>
       </w:pPr>
       <w:r>
@@ -46947,7 +47758,7 @@
         <w:pStyle w:val="Compact"/>
         <w:numPr>
           <w:ilvl w:val="0"/>
-          <w:numId w:val="1027"/>
+          <w:numId w:val="1028"/>
         </w:numPr>
       </w:pPr>
       <w:r>
@@ -46966,7 +47777,7 @@
         <w:pStyle w:val="Compact"/>
         <w:numPr>
           <w:ilvl w:val="0"/>
-          <w:numId w:val="1027"/>
+          <w:numId w:val="1028"/>
         </w:numPr>
       </w:pPr>
       <w:r>
@@ -47298,7 +48109,7 @@
         <w:pStyle w:val="Compact"/>
         <w:numPr>
           <w:ilvl w:val="0"/>
-          <w:numId w:val="1028"/>
+          <w:numId w:val="1029"/>
         </w:numPr>
       </w:pPr>
       <w:r>
@@ -47310,7 +48121,7 @@
         <w:pStyle w:val="Compact"/>
         <w:numPr>
           <w:ilvl w:val="0"/>
-          <w:numId w:val="1028"/>
+          <w:numId w:val="1029"/>
         </w:numPr>
       </w:pPr>
       <w:r>
@@ -47322,7 +48133,7 @@
         <w:pStyle w:val="Compact"/>
         <w:numPr>
           <w:ilvl w:val="0"/>
-          <w:numId w:val="1028"/>
+          <w:numId w:val="1029"/>
         </w:numPr>
       </w:pPr>
       <w:r>
@@ -49434,6 +50245,9 @@
     <w:abstractNumId w:val="991"/>
   </w:num>
   <w:num w:numId="1025">
+    <w:abstractNumId w:val="991"/>
+  </w:num>
+  <w:num w:numId="1026">
     <w:abstractNumId w:val="99411"/>
     <w:lvlOverride w:ilvl="0">
       <w:startOverride w:val="1"/>
@@ -49463,13 +50277,13 @@
       <w:startOverride w:val="1"/>
     </w:lvlOverride>
   </w:num>
-  <w:num w:numId="1026">
-    <w:abstractNumId w:val="991"/>
-  </w:num>
   <w:num w:numId="1027">
     <w:abstractNumId w:val="991"/>
   </w:num>
   <w:num w:numId="1028">
+    <w:abstractNumId w:val="991"/>
+  </w:num>
+  <w:num w:numId="1029">
     <w:abstractNumId w:val="991"/>
   </w:num>
 </w:numbering>

--- a/docs/docx/03_제품과기능.docx
+++ b/docs/docx/03_제품과기능.docx
@@ -18242,6 +18242,30 @@
         <w:rPr>
           <w:rStyle w:val="StringTok"/>
         </w:rPr>
+        <w:t xml:space="preserve">'GUIDEBOOK'</w:t>
+      </w:r>
+      <w:r>
+        <w:rPr>
+          <w:rStyle w:val="NormalTok"/>
+        </w:rPr>
+        <w:t xml:space="preserve"> </w:t>
+      </w:r>
+      <w:r>
+        <w:rPr>
+          <w:rStyle w:val="OperatorTok"/>
+        </w:rPr>
+        <w:t xml:space="preserve">|</w:t>
+      </w:r>
+      <w:r>
+        <w:rPr>
+          <w:rStyle w:val="NormalTok"/>
+        </w:rPr>
+        <w:t xml:space="preserve"> </w:t>
+      </w:r>
+      <w:r>
+        <w:rPr>
+          <w:rStyle w:val="StringTok"/>
+        </w:rPr>
         <w:t xml:space="preserve">'PLACEHOLDER'</w:t>
       </w:r>
       <w:r>
@@ -18385,6 +18409,60 @@
       </w:r>
       <w:r>
         <w:t xml:space="preserve">는 화면에도 샘플임을 명시한다.</w:t>
+      </w:r>
+      <w:r>
+        <w:t xml:space="preserve"> </w:t>
+      </w:r>
+      <w:r>
+        <w:rPr>
+          <w:rStyle w:val="VerbatimChar"/>
+        </w:rPr>
+        <w:t xml:space="preserve">GUIDEBOOK</w:t>
+      </w:r>
+      <w:r>
+        <w:t xml:space="preserve">(gronze.com 등 공개 자료 조사)은 실측(</w:t>
+      </w:r>
+      <w:r>
+        <w:rPr>
+          <w:rStyle w:val="VerbatimChar"/>
+        </w:rPr>
+        <w:t xml:space="preserve">FIELD</w:t>
+      </w:r>
+      <w:r>
+        <w:t xml:space="preserve">)보다 신뢰도가 낮지만 지어낸 값(</w:t>
+      </w:r>
+      <w:r>
+        <w:rPr>
+          <w:rStyle w:val="VerbatimChar"/>
+        </w:rPr>
+        <w:t xml:space="preserve">PLACEHOLDER</w:t>
+      </w:r>
+      <w:r>
+        <w:t xml:space="preserve">)과는 다르다 — 2026-07 기준 마을 82곳 전체가</w:t>
+      </w:r>
+      <w:r>
+        <w:t xml:space="preserve"> </w:t>
+      </w:r>
+      <w:r>
+        <w:rPr>
+          <w:rStyle w:val="VerbatimChar"/>
+        </w:rPr>
+        <w:t xml:space="preserve">GUIDEBOOK</w:t>
+      </w:r>
+      <w:r>
+        <w:t xml:space="preserve">으로 채워져 있다(275개 항목). 침대 수 등 gronze 내 출처(마을 요약 페이지 vs 개별 상세 페이지) 간 불일치가 컸던 값은</w:t>
+      </w:r>
+      <w:r>
+        <w:t xml:space="preserve"> </w:t>
+      </w:r>
+      <w:r>
+        <w:rPr>
+          <w:rStyle w:val="VerbatimChar"/>
+        </w:rPr>
+        <w:t xml:space="preserve">null</w:t>
+      </w:r>
+      <w:r>
+        <w:t xml:space="preserve">로 남겼다.</w:t>
       </w:r>
     </w:p>
     <w:p>

--- a/docs/docx/03_제품과기능.docx
+++ b/docs/docx/03_제품과기능.docx
@@ -9981,13 +9981,7 @@
                 <w:b/>
                 <w:bCs/>
               </w:rPr>
-              <w:t xml:space="preserve">SNS 피드형 커뮤니티</w:t>
-            </w:r>
-            <w:r>
-              <w:t xml:space="preserve"> </w:t>
-            </w:r>
-            <w:r>
-              <w:t xml:space="preserve">(사진·좋아요·전체공개 게시판)</w:t>
+              <w:t xml:space="preserve">알고리즘 추천·사진·좋아요가 있는 SNS 피드형 커뮤니티</w:t>
             </w:r>
           </w:p>
         </w:tc>
@@ -10008,7 +10002,22 @@
                 <w:b/>
                 <w:bCs/>
               </w:rPr>
-              <w:t xml:space="preserve">F-28(동행 매칭)은 이거랑 다르다. opt-in 1:1 매칭이지 피드가 아니다</w:t>
+              <w:t xml:space="preserve">2026-08-03 부분 반전</w:t>
+            </w:r>
+            <w:r>
+              <w:t xml:space="preserve">: "사진·좋아요·추천 없는 텍스트 전용 게시판"은 F-28 첫걸음으로</w:t>
+            </w:r>
+            <w:r>
+              <w:t xml:space="preserve"> </w:t>
+            </w:r>
+            <w:r>
+              <w:rPr>
+                <w:rStyle w:val="VerbatimChar"/>
+              </w:rPr>
+              <w:t xml:space="preserve">/community</w:t>
+            </w:r>
+            <w:r>
+              <w:t xml:space="preserve">에 추가했다(사용자 승인). 그 이상(사진·알고리즘 피드)은 여전히 제외 — 네이버 카페와 정면 승부하지 않는다는 원래 취지는 유지</w:t>
             </w:r>
           </w:p>
         </w:tc>
@@ -35344,13 +35353,13 @@
     </w:p>
     <w:bookmarkEnd w:id="174"/>
     <w:bookmarkEnd w:id="175"/>
-    <w:bookmarkStart w:id="180" w:name="f-28-동행-매칭-f축-new"/>
+    <w:bookmarkStart w:id="180" w:name="f-28-동행-매칭-f축"/>
     <w:p>
       <w:pPr>
         <w:pStyle w:val="Heading4"/>
       </w:pPr>
       <w:r>
-        <w:t xml:space="preserve">F-28 동행 매칭 (F축) 🆕</w:t>
+        <w:t xml:space="preserve">F-28 동행 매칭 (F축)</w:t>
       </w:r>
     </w:p>
     <w:p>
@@ -35369,6 +35378,127 @@
       </w:r>
       <w:r>
         <w:t xml:space="preserve">(2026-07). 03 문서 Won't 목록(위 W2·W3)도 완전 제외에서 범위 축소로 조정했다 — 전체공개 SNS 피드가 아니라 opt-in 매칭, 상시 위치추적이 아니라 체크인 신호.</w:t>
+      </w:r>
+    </w:p>
+    <w:p>
+      <w:pPr>
+        <w:pStyle w:val="BodyText"/>
+      </w:pPr>
+      <w:r>
+        <w:rPr>
+          <w:b/>
+          <w:bCs/>
+        </w:rPr>
+        <w:t xml:space="preserve">✅ 2026-08-03 첫걸음 완료</w:t>
+      </w:r>
+      <w:r>
+        <w:t xml:space="preserve"> </w:t>
+      </w:r>
+      <w:r>
+        <w:t xml:space="preserve">— 프로필·체크인·게시판·신고·차단(</w:t>
+      </w:r>
+      <w:r>
+        <w:rPr>
+          <w:rStyle w:val="VerbatimChar"/>
+        </w:rPr>
+        <w:t xml:space="preserve">/community</w:t>
+      </w:r>
+      <w:r>
+        <w:t xml:space="preserve">, Supabase).</w:t>
+      </w:r>
+      <w:r>
+        <w:t xml:space="preserve"> </w:t>
+      </w:r>
+      <w:r>
+        <w:rPr>
+          <w:b/>
+          <w:bCs/>
+        </w:rPr>
+        <w:t xml:space="preserve">실제 매칭 로직(아래</w:t>
+      </w:r>
+      <w:r>
+        <w:rPr>
+          <w:b/>
+          <w:bCs/>
+        </w:rPr>
+        <w:t xml:space="preserve"> </w:t>
+      </w:r>
+      <w:r>
+        <w:rPr>
+          <w:rStyle w:val="VerbatimChar"/>
+          <w:b/>
+          <w:bCs/>
+        </w:rPr>
+        <w:t xml:space="preserve">CompanionMatch</w:t>
+      </w:r>
+      <w:r>
+        <w:rPr>
+          <w:b/>
+          <w:bCs/>
+        </w:rPr>
+        <w:t xml:space="preserve"> </w:t>
+      </w:r>
+      <w:r>
+        <w:rPr>
+          <w:b/>
+          <w:bCs/>
+        </w:rPr>
+        <w:t xml:space="preserve">활성화·앱 내 메시지)은 여전히 없다</w:t>
+      </w:r>
+      <w:r>
+        <w:t xml:space="preserve"> </w:t>
+      </w:r>
+      <w:r>
+        <w:t xml:space="preserve">— 사용자가 "추후"로 명시적으로 미룸. 대신</w:t>
+      </w:r>
+      <w:r>
+        <w:t xml:space="preserve"> </w:t>
+      </w:r>
+      <w:r>
+        <w:rPr>
+          <w:b/>
+          <w:bCs/>
+        </w:rPr>
+        <w:t xml:space="preserve">W2를 한 번 더 부분 반전</w:t>
+      </w:r>
+      <w:r>
+        <w:t xml:space="preserve">해 텍스트 전용 게시판(사진·좋아요·알고리즘 추천 없음)을 이번에 추가했다 — 매칭 준비 단계로서의 "체크인 디렉토리"와, 순례자끼리 정보를 나누는 최소한의 "게시판" 둘 다 있어야 첫 사용자가 모일 유인이 생긴다는 판단. 상세 구현은</w:t>
+      </w:r>
+      <w:r>
+        <w:t xml:space="preserve"> </w:t>
+      </w:r>
+      <w:r>
+        <w:rPr>
+          <w:rStyle w:val="VerbatimChar"/>
+        </w:rPr>
+        <w:t xml:space="preserve">CLAUDE.md</w:t>
+      </w:r>
+      <w:r>
+        <w:t xml:space="preserve">·</w:t>
+      </w:r>
+      <w:r>
+        <w:rPr>
+          <w:rStyle w:val="VerbatimChar"/>
+        </w:rPr>
+        <w:t xml:space="preserve">DEVLOG.md</w:t>
+      </w:r>
+      <w:r>
+        <w:t xml:space="preserve"> </w:t>
+      </w:r>
+      <w:r>
+        <w:t xml:space="preserve">2026-08-03 항목, 스키마는</w:t>
+      </w:r>
+      <w:r>
+        <w:t xml:space="preserve"> </w:t>
+      </w:r>
+      <w:r>
+        <w:rPr>
+          <w:rStyle w:val="VerbatimChar"/>
+        </w:rPr>
+        <w:t xml:space="preserve">supabase/migrations/0001_community.sql</w:t>
+      </w:r>
+      <w:r>
+        <w:t xml:space="preserve">이 정본.</w:t>
       </w:r>
     </w:p>
     <w:bookmarkStart w:id="176" w:name="매칭"/>
